--- a/EE - SERIES/Power_and_Energy_Book6.docx
+++ b/EE - SERIES/Power_and_Energy_Book6.docx
@@ -17226,6 +17226,433 @@
           <w:i w:val="0"/>
         </w:rPr>
         <w:t>Open Compute Project Open Rack specifications for 48 V racks and battery backup units; Uptime Institute tier standard; Vendor application notes and data sheets for TL431, LT3045, smart power stages, and isolated gate drivers (TI UCC21750, Infineon 1ED34).</w:t>
+      </w:r>
+    </w:p>
+    <w:p>
+      <w:pPr>
+        <w:pStyle w:val="Heading1"/>
+      </w:pPr>
+      <w:r>
+        <w:rPr>
+          <w:i w:val="0"/>
+        </w:rPr>
+        <w:t xml:space="preserve">Also by Lothar J. Musiol</w:t>
+      </w:r>
+    </w:p>
+    <w:p>
+      <w:pPr>
+        <w:keepNext/>
+        <w:spacing w:before="160" w:after="40"/>
+        <w:ind w:left="0" w:firstLine="0" w:right="0"/>
+        <w:jc w:val="left"/>
+      </w:pPr>
+      <w:r>
+        <w:rPr>
+          <w:b/>
+        </w:rPr>
+        <w:t xml:space="preserve">Physics, Actually</w:t>
+      </w:r>
+    </w:p>
+    <w:p>
+      <w:pPr>
+        <w:spacing w:before="0" w:after="20"/>
+        <w:ind w:left="360" w:firstLine="0" w:right="0"/>
+        <w:jc w:val="left"/>
+      </w:pPr>
+      <w:r>
+        <w:t xml:space="preserve">Physics, Actually, Volume 1: Motion, Forces, Time, and Relativity</w:t>
+      </w:r>
+    </w:p>
+    <w:p>
+      <w:pPr>
+        <w:spacing w:before="0" w:after="20"/>
+        <w:ind w:left="360" w:firstLine="0" w:right="0"/>
+        <w:jc w:val="left"/>
+      </w:pPr>
+      <w:r>
+        <w:t xml:space="preserve">Physics, Actually, Volume 2: Gravity, Cosmology, and the Limits of Spacetime</w:t>
+      </w:r>
+    </w:p>
+    <w:p>
+      <w:pPr>
+        <w:spacing w:before="0" w:after="20"/>
+        <w:ind w:left="360" w:firstLine="0" w:right="0"/>
+        <w:jc w:val="left"/>
+      </w:pPr>
+      <w:r>
+        <w:t xml:space="preserve">Physics, Actually, Volume 3: The Standard Model, Chaos, and the Edge of Knowledge</w:t>
+      </w:r>
+    </w:p>
+    <w:p>
+      <w:pPr>
+        <w:spacing w:before="0" w:after="20"/>
+        <w:ind w:left="360" w:firstLine="0" w:right="0"/>
+        <w:jc w:val="left"/>
+      </w:pPr>
+      <w:r>
+        <w:t xml:space="preserve">Life, Actually: From the First Cell to the Edited Genome and the Search for Life Elsewhere</w:t>
+      </w:r>
+    </w:p>
+    <w:p>
+      <w:pPr>
+        <w:keepNext/>
+        <w:spacing w:before="160" w:after="40"/>
+        <w:ind w:left="0" w:firstLine="0" w:right="0"/>
+        <w:jc w:val="left"/>
+      </w:pPr>
+      <w:r>
+        <w:rPr>
+          <w:b/>
+        </w:rPr>
+        <w:t xml:space="preserve">Math, Actually</w:t>
+      </w:r>
+    </w:p>
+    <w:p>
+      <w:pPr>
+        <w:spacing w:before="0" w:after="20"/>
+        <w:ind w:left="360" w:firstLine="0" w:right="0"/>
+        <w:jc w:val="left"/>
+      </w:pPr>
+      <w:r>
+        <w:t xml:space="preserve">Math, Actually, Volume 1: From Arithmetic to Calculus</w:t>
+      </w:r>
+    </w:p>
+    <w:p>
+      <w:pPr>
+        <w:spacing w:before="0" w:after="20"/>
+        <w:ind w:left="360" w:firstLine="0" w:right="0"/>
+        <w:jc w:val="left"/>
+      </w:pPr>
+      <w:r>
+        <w:t xml:space="preserve">Math, Actually, Volume 2: From Multivariable Calculus to Set Theory &amp; Logic</w:t>
+      </w:r>
+    </w:p>
+    <w:p>
+      <w:pPr>
+        <w:spacing w:before="0" w:after="20"/>
+        <w:ind w:left="360" w:firstLine="0" w:right="0"/>
+        <w:jc w:val="left"/>
+      </w:pPr>
+      <w:r>
+        <w:t xml:space="preserve">Math, Actually, Volume 3: From Differential Equations to Abstract Algebra</w:t>
+      </w:r>
+    </w:p>
+    <w:p>
+      <w:pPr>
+        <w:spacing w:before="0" w:after="20"/>
+        <w:ind w:left="360" w:firstLine="0" w:right="0"/>
+        <w:jc w:val="left"/>
+      </w:pPr>
+      <w:r>
+        <w:t xml:space="preserve">Math, Actually, Volume 4: From Category Theory to the Frontier</w:t>
+      </w:r>
+    </w:p>
+    <w:p>
+      <w:pPr>
+        <w:keepNext/>
+        <w:spacing w:before="160" w:after="40"/>
+        <w:ind w:left="0" w:firstLine="0" w:right="0"/>
+        <w:jc w:val="left"/>
+      </w:pPr>
+      <w:r>
+        <w:rPr>
+          <w:b/>
+        </w:rPr>
+        <w:t xml:space="preserve">Quanta, Actually</w:t>
+      </w:r>
+    </w:p>
+    <w:p>
+      <w:pPr>
+        <w:spacing w:before="0" w:after="20"/>
+        <w:ind w:left="360" w:firstLine="0" w:right="0"/>
+        <w:jc w:val="left"/>
+      </w:pPr>
+      <w:r>
+        <w:t xml:space="preserve">Quanta, Actually, Volume 1: The Quantum World</w:t>
+      </w:r>
+    </w:p>
+    <w:p>
+      <w:pPr>
+        <w:spacing w:before="0" w:after="20"/>
+        <w:ind w:left="360" w:firstLine="0" w:right="0"/>
+        <w:jc w:val="left"/>
+      </w:pPr>
+      <w:r>
+        <w:t xml:space="preserve">Quanta, Actually, Volume 2: The Quantum Conversation</w:t>
+      </w:r>
+    </w:p>
+    <w:p>
+      <w:pPr>
+        <w:spacing w:before="0" w:after="20"/>
+        <w:ind w:left="360" w:firstLine="0" w:right="0"/>
+        <w:jc w:val="left"/>
+      </w:pPr>
+      <w:r>
+        <w:t xml:space="preserve">Quanta, Actually, Volume 3: Complete Quantum Electrodynamics Course</w:t>
+      </w:r>
+    </w:p>
+    <w:p>
+      <w:pPr>
+        <w:keepNext/>
+        <w:spacing w:before="160" w:after="40"/>
+        <w:ind w:left="0" w:firstLine="0" w:right="0"/>
+        <w:jc w:val="left"/>
+      </w:pPr>
+      <w:r>
+        <w:rPr>
+          <w:b/>
+        </w:rPr>
+        <w:t xml:space="preserve">Science Sparks</w:t>
+      </w:r>
+    </w:p>
+    <w:p>
+      <w:pPr>
+        <w:spacing w:before="0" w:after="20"/>
+        <w:ind w:left="360" w:firstLine="0" w:right="0"/>
+        <w:jc w:val="left"/>
+      </w:pPr>
+      <w:r>
+        <w:t xml:space="preserve">Science Sparks: Physics, Life, and Mathematics — The Same Few Rules, Told in Highlights</w:t>
+      </w:r>
+    </w:p>
+    <w:p>
+      <w:pPr>
+        <w:keepNext/>
+        <w:spacing w:before="160" w:after="40"/>
+        <w:ind w:left="0" w:firstLine="0" w:right="0"/>
+        <w:jc w:val="left"/>
+      </w:pPr>
+      <w:r>
+        <w:rPr>
+          <w:b/>
+        </w:rPr>
+        <w:t xml:space="preserve">Look First</w:t>
+      </w:r>
+    </w:p>
+    <w:p>
+      <w:pPr>
+        <w:spacing w:before="0" w:after="20"/>
+        <w:ind w:left="360" w:firstLine="0" w:right="0"/>
+        <w:jc w:val="left"/>
+      </w:pPr>
+      <w:r>
+        <w:t xml:space="preserve">Look First, Volume 1: The Universe Has No Now</w:t>
+      </w:r>
+    </w:p>
+    <w:p>
+      <w:pPr>
+        <w:spacing w:before="0" w:after="20"/>
+        <w:ind w:left="360" w:firstLine="0" w:right="0"/>
+        <w:jc w:val="left"/>
+      </w:pPr>
+      <w:r>
+        <w:t xml:space="preserve">Look First, Volume 2: A Trip Is Not a New Life</w:t>
+      </w:r>
+    </w:p>
+    <w:p>
+      <w:pPr>
+        <w:keepNext/>
+        <w:spacing w:before="160" w:after="40"/>
+        <w:ind w:left="0" w:firstLine="0" w:right="0"/>
+        <w:jc w:val="left"/>
+      </w:pPr>
+      <w:r>
+        <w:rPr>
+          <w:b/>
+        </w:rPr>
+        <w:t xml:space="preserve">Electrical Engineering Series</w:t>
+      </w:r>
+    </w:p>
+    <w:p>
+      <w:pPr>
+        <w:spacing w:before="0" w:after="20"/>
+        <w:ind w:left="360" w:firstLine="0" w:right="0"/>
+        <w:jc w:val="left"/>
+      </w:pPr>
+      <w:r>
+        <w:t xml:space="preserve">Foundations of Electronics (Book 1)</w:t>
+      </w:r>
+    </w:p>
+    <w:p>
+      <w:pPr>
+        <w:spacing w:before="0" w:after="20"/>
+        <w:ind w:left="360" w:firstLine="0" w:right="0"/>
+        <w:jc w:val="left"/>
+      </w:pPr>
+      <w:r>
+        <w:t xml:space="preserve">Circuits, Components, and Control (Book 2)</w:t>
+      </w:r>
+    </w:p>
+    <w:p>
+      <w:pPr>
+        <w:spacing w:before="0" w:after="20"/>
+        <w:ind w:left="360" w:firstLine="0" w:right="0"/>
+        <w:jc w:val="left"/>
+      </w:pPr>
+      <w:r>
+        <w:t xml:space="preserve">Semiconductor Physics and Devices (Book 3)</w:t>
+      </w:r>
+    </w:p>
+    <w:p>
+      <w:pPr>
+        <w:spacing w:before="0" w:after="20"/>
+        <w:ind w:left="360" w:firstLine="0" w:right="0"/>
+        <w:jc w:val="left"/>
+      </w:pPr>
+      <w:r>
+        <w:t xml:space="preserve">RF, Microwave, and Transceivers (Book 4)</w:t>
+      </w:r>
+    </w:p>
+    <w:p>
+      <w:pPr>
+        <w:spacing w:before="0" w:after="20"/>
+        <w:ind w:left="360" w:firstLine="0" w:right="0"/>
+        <w:jc w:val="left"/>
+      </w:pPr>
+      <w:r>
+        <w:t xml:space="preserve">Communications, Wireless, and SDR (Book 5)</w:t>
+      </w:r>
+    </w:p>
+    <w:p>
+      <w:pPr>
+        <w:spacing w:before="0" w:after="20"/>
+        <w:ind w:left="360" w:firstLine="0" w:right="0"/>
+        <w:jc w:val="left"/>
+      </w:pPr>
+      <w:r>
+        <w:t xml:space="preserve">Power and Energy (Book 6)</w:t>
+      </w:r>
+    </w:p>
+    <w:p>
+      <w:pPr>
+        <w:spacing w:before="0" w:after="20"/>
+        <w:ind w:left="360" w:firstLine="0" w:right="0"/>
+        <w:jc w:val="left"/>
+      </w:pPr>
+      <w:r>
+        <w:t xml:space="preserve">Packaging, Layout, EMC, and Test (Book 7)</w:t>
+      </w:r>
+    </w:p>
+    <w:p>
+      <w:pPr>
+        <w:keepNext/>
+        <w:spacing w:before="160" w:after="40"/>
+        <w:ind w:left="0" w:firstLine="0" w:right="0"/>
+        <w:jc w:val="left"/>
+      </w:pPr>
+      <w:r>
+        <w:rPr>
+          <w:b/>
+        </w:rPr>
+        <w:t xml:space="preserve">History</w:t>
+      </w:r>
+    </w:p>
+    <w:p>
+      <w:pPr>
+        <w:spacing w:before="0" w:after="20"/>
+        <w:ind w:left="360" w:firstLine="0" w:right="0"/>
+        <w:jc w:val="left"/>
+      </w:pPr>
+      <w:r>
+        <w:t xml:space="preserve">The Dolphins' View of History</w:t>
+      </w:r>
+    </w:p>
+    <w:p>
+      <w:pPr>
+        <w:keepNext/>
+        <w:spacing w:before="160" w:after="40"/>
+        <w:ind w:left="0" w:firstLine="0" w:right="0"/>
+        <w:jc w:val="left"/>
+      </w:pPr>
+      <w:r>
+        <w:rPr>
+          <w:b/>
+        </w:rPr>
+        <w:t xml:space="preserve">Fiction</w:t>
+      </w:r>
+    </w:p>
+    <w:p>
+      <w:pPr>
+        <w:spacing w:before="0" w:after="20"/>
+        <w:ind w:left="360" w:firstLine="0" w:right="0"/>
+        <w:jc w:val="left"/>
+      </w:pPr>
+      <w:r>
+        <w:t xml:space="preserve">The Murder That Hadn't Happened Yet (The Relativistic Investigation Bureau, Book 1)</w:t>
+      </w:r>
+    </w:p>
+    <w:p>
+      <w:pPr>
+        <w:spacing w:before="0" w:after="20"/>
+        <w:ind w:left="360" w:firstLine="0" w:right="0"/>
+        <w:jc w:val="left"/>
+      </w:pPr>
+      <w:r>
+        <w:t xml:space="preserve">The Warning That Was Sent Too Late (The Relativistic Investigation Bureau, Book 2)</w:t>
+      </w:r>
+    </w:p>
+    <w:p>
+      <w:pPr>
+        <w:spacing w:before="0" w:after="20"/>
+        <w:ind w:left="360" w:firstLine="0" w:right="0"/>
+        <w:jc w:val="left"/>
+      </w:pPr>
+      <w:r>
+        <w:t xml:space="preserve">Schrödinger’s Paperwork (Lolly Wren’s Curious Science Adventures, Book 1)</w:t>
+      </w:r>
+    </w:p>
+    <w:p>
+      <w:pPr>
+        <w:spacing w:before="0" w:after="20"/>
+        <w:ind w:left="360" w:firstLine="0" w:right="0"/>
+        <w:jc w:val="left"/>
+      </w:pPr>
+      <w:r>
+        <w:t xml:space="preserve">The Permitted Options (Lolly Wren’s Curious Science Adventures, Book 2)</w:t>
+      </w:r>
+    </w:p>
+    <w:p>
+      <w:pPr>
+        <w:spacing w:before="0" w:after="20"/>
+        <w:ind w:left="360" w:firstLine="0" w:right="0"/>
+        <w:jc w:val="left"/>
+      </w:pPr>
+      <w:r>
+        <w:t xml:space="preserve">Protocol Flamingo (The Invasion Storybooks, Book 1), as George Herbert Fontaine</w:t>
+      </w:r>
+    </w:p>
+    <w:p>
+      <w:pPr>
+        <w:keepNext/>
+        <w:spacing w:before="160" w:after="40"/>
+        <w:ind w:left="0" w:firstLine="0" w:right="0"/>
+        <w:jc w:val="left"/>
+      </w:pPr>
+      <w:r>
+        <w:rPr>
+          <w:b/>
+        </w:rPr>
+        <w:t xml:space="preserve">How-To</w:t>
+      </w:r>
+    </w:p>
+    <w:p>
+      <w:pPr>
+        <w:spacing w:before="0" w:after="20"/>
+        <w:ind w:left="360" w:firstLine="0" w:right="0"/>
+        <w:jc w:val="left"/>
+      </w:pPr>
+      <w:r>
+        <w:t xml:space="preserve">Your First Book That Sells</w:t>
+      </w:r>
+    </w:p>
+    <w:p>
+      <w:pPr>
+        <w:spacing w:before="0" w:after="20"/>
+        <w:ind w:left="360" w:firstLine="0" w:right="0"/>
+        <w:jc w:val="left"/>
+      </w:pPr>
+      <w:r>
+        <w:t xml:space="preserve">Your First YouTube Channel That Rocks</w:t>
       </w:r>
     </w:p>
     <w:sectPr>

--- a/EE - SERIES/Power_and_Energy_Book6.docx
+++ b/EE - SERIES/Power_and_Energy_Book6.docx
@@ -17358,7 +17358,7 @@
         <w:rPr>
           <w:b/>
         </w:rPr>
-        <w:t xml:space="preserve">Quanta, Actually</w:t>
+        <w:t xml:space="preserve">Quantum, Actually</w:t>
       </w:r>
     </w:p>
     <w:p>
@@ -17368,7 +17368,7 @@
         <w:jc w:val="left"/>
       </w:pPr>
       <w:r>
-        <w:t xml:space="preserve">Quanta, Actually, Volume 1: The Quantum World</w:t>
+        <w:t xml:space="preserve">Quantum, Actually, Volume 1: Questions and Answers from the Double Slit to the Superconducting Wire</w:t>
       </w:r>
     </w:p>
     <w:p>
@@ -17378,17 +17378,7 @@
         <w:jc w:val="left"/>
       </w:pPr>
       <w:r>
-        <w:t xml:space="preserve">Quanta, Actually, Volume 2: The Quantum Conversation</w:t>
-      </w:r>
-    </w:p>
-    <w:p>
-      <w:pPr>
-        <w:spacing w:before="0" w:after="20"/>
-        <w:ind w:left="360" w:firstLine="0" w:right="0"/>
-        <w:jc w:val="left"/>
-      </w:pPr>
-      <w:r>
-        <w:t xml:space="preserve">Quanta, Actually, Volume 3: Complete Quantum Electrodynamics Course</w:t>
+        <w:t xml:space="preserve">Quantum, Actually, Volume 2: A QED Course</w:t>
       </w:r>
     </w:p>
     <w:p>

--- a/EE - SERIES/Power_and_Energy_Book6.docx
+++ b/EE - SERIES/Power_and_Energy_Book6.docx
@@ -17358,7 +17358,7 @@
         <w:rPr>
           <w:b/>
         </w:rPr>
-        <w:t xml:space="preserve">Quantum, Actually</w:t>
+        <w:t xml:space="preserve">Quanta, Actually</w:t>
       </w:r>
     </w:p>
     <w:p>
@@ -17368,7 +17368,7 @@
         <w:jc w:val="left"/>
       </w:pPr>
       <w:r>
-        <w:t xml:space="preserve">Quantum, Actually, Volume 1: Questions and Answers from the Double Slit to the Superconducting Wire</w:t>
+        <w:t xml:space="preserve">Quanta, Actually, Volume 1: The Quantum World</w:t>
       </w:r>
     </w:p>
     <w:p>
@@ -17378,7 +17378,17 @@
         <w:jc w:val="left"/>
       </w:pPr>
       <w:r>
-        <w:t xml:space="preserve">Quantum, Actually, Volume 2: A QED Course</w:t>
+        <w:t xml:space="preserve">Quanta, Actually, Volume 2: The Quantum Conversation</w:t>
+      </w:r>
+    </w:p>
+    <w:p>
+      <w:pPr>
+        <w:spacing w:before="0" w:after="20"/>
+        <w:ind w:left="360" w:firstLine="0" w:right="0"/>
+        <w:jc w:val="left"/>
+      </w:pPr>
+      <w:r>
+        <w:t xml:space="preserve">Quanta, Actually, Volume 3: Complete Quantum Electrodynamics Course</w:t>
       </w:r>
     </w:p>
     <w:p>

--- a/EE - SERIES/Power_and_Energy_Book6.docx
+++ b/EE - SERIES/Power_and_Energy_Book6.docx
@@ -17304,7 +17304,7 @@
         <w:rPr>
           <w:b/>
         </w:rPr>
-        <w:t xml:space="preserve">Math, Actually</w:t>
+        <w:t xml:space="preserve">More Actually Books</w:t>
       </w:r>
     </w:p>
     <w:p>
@@ -17314,7 +17314,7 @@
         <w:jc w:val="left"/>
       </w:pPr>
       <w:r>
-        <w:t xml:space="preserve">Math, Actually, Volume 1: From Arithmetic to Calculus</w:t>
+        <w:t xml:space="preserve">Gravitation, Actually: A Short Book on Gravity</w:t>
       </w:r>
     </w:p>
     <w:p>
@@ -17324,27 +17324,7 @@
         <w:jc w:val="left"/>
       </w:pPr>
       <w:r>
-        <w:t xml:space="preserve">Math, Actually, Volume 2: From Multivariable Calculus to Set Theory &amp; Logic</w:t>
-      </w:r>
-    </w:p>
-    <w:p>
-      <w:pPr>
-        <w:spacing w:before="0" w:after="20"/>
-        <w:ind w:left="360" w:firstLine="0" w:right="0"/>
-        <w:jc w:val="left"/>
-      </w:pPr>
-      <w:r>
-        <w:t xml:space="preserve">Math, Actually, Volume 3: From Differential Equations to Abstract Algebra</w:t>
-      </w:r>
-    </w:p>
-    <w:p>
-      <w:pPr>
-        <w:spacing w:before="0" w:after="20"/>
-        <w:ind w:left="360" w:firstLine="0" w:right="0"/>
-        <w:jc w:val="left"/>
-      </w:pPr>
-      <w:r>
-        <w:t xml:space="preserve">Math, Actually, Volume 4: From Category Theory to the Frontier</w:t>
+        <w:t xml:space="preserve">The Universe, Actually: What Humanity Currently Understands About Reality</w:t>
       </w:r>
     </w:p>
     <w:p>
@@ -17358,7 +17338,7 @@
         <w:rPr>
           <w:b/>
         </w:rPr>
-        <w:t xml:space="preserve">Quantum, Actually</w:t>
+        <w:t xml:space="preserve">Math, Actually</w:t>
       </w:r>
     </w:p>
     <w:p>
@@ -17368,7 +17348,7 @@
         <w:jc w:val="left"/>
       </w:pPr>
       <w:r>
-        <w:t xml:space="preserve">Quantum, Actually, Volume 1: Questions and Answers from the Double Slit to the Superconducting Wire</w:t>
+        <w:t xml:space="preserve">Math, Actually, Volume 1: From Arithmetic to Calculus</w:t>
       </w:r>
     </w:p>
     <w:p>
@@ -17378,7 +17358,27 @@
         <w:jc w:val="left"/>
       </w:pPr>
       <w:r>
-        <w:t xml:space="preserve">Quantum, Actually, Volume 2: A QED Course</w:t>
+        <w:t xml:space="preserve">Math, Actually, Volume 2: From Multivariable Calculus to Set Theory &amp; Logic</w:t>
+      </w:r>
+    </w:p>
+    <w:p>
+      <w:pPr>
+        <w:spacing w:before="0" w:after="20"/>
+        <w:ind w:left="360" w:firstLine="0" w:right="0"/>
+        <w:jc w:val="left"/>
+      </w:pPr>
+      <w:r>
+        <w:t xml:space="preserve">Math, Actually, Volume 3: From Differential Equations to Abstract Algebra</w:t>
+      </w:r>
+    </w:p>
+    <w:p>
+      <w:pPr>
+        <w:spacing w:before="0" w:after="20"/>
+        <w:ind w:left="360" w:firstLine="0" w:right="0"/>
+        <w:jc w:val="left"/>
+      </w:pPr>
+      <w:r>
+        <w:t xml:space="preserve">Math, Actually, Volume 4: From Category Theory to the Frontier</w:t>
       </w:r>
     </w:p>
     <w:p>
@@ -17392,7 +17392,7 @@
         <w:rPr>
           <w:b/>
         </w:rPr>
-        <w:t xml:space="preserve">Science Sparks</w:t>
+        <w:t xml:space="preserve">Quantum, Actually</w:t>
       </w:r>
     </w:p>
     <w:p>
@@ -17402,7 +17402,17 @@
         <w:jc w:val="left"/>
       </w:pPr>
       <w:r>
-        <w:t xml:space="preserve">Science Sparks: Physics, Life, and Mathematics — The Same Few Rules, Told in Highlights</w:t>
+        <w:t xml:space="preserve">Quantum, Actually, Volume 1: Questions and Answers from the Double Slit to the Superconducting Wire</w:t>
+      </w:r>
+    </w:p>
+    <w:p>
+      <w:pPr>
+        <w:spacing w:before="0" w:after="20"/>
+        <w:ind w:left="360" w:firstLine="0" w:right="0"/>
+        <w:jc w:val="left"/>
+      </w:pPr>
+      <w:r>
+        <w:t xml:space="preserve">Quantum, Actually, Volume 2: A QED Course</w:t>
       </w:r>
     </w:p>
     <w:p>
@@ -17416,7 +17426,7 @@
         <w:rPr>
           <w:b/>
         </w:rPr>
-        <w:t xml:space="preserve">Look First</w:t>
+        <w:t xml:space="preserve">Science Sparks</w:t>
       </w:r>
     </w:p>
     <w:p>
@@ -17426,17 +17436,7 @@
         <w:jc w:val="left"/>
       </w:pPr>
       <w:r>
-        <w:t xml:space="preserve">Look First, Volume 1: The Universe Has No Now</w:t>
-      </w:r>
-    </w:p>
-    <w:p>
-      <w:pPr>
-        <w:spacing w:before="0" w:after="20"/>
-        <w:ind w:left="360" w:firstLine="0" w:right="0"/>
-        <w:jc w:val="left"/>
-      </w:pPr>
-      <w:r>
-        <w:t xml:space="preserve">Look First, Volume 2: A Trip Is Not a New Life</w:t>
+        <w:t xml:space="preserve">Science Sparks: Physics, Life, and Mathematics — The Same Few Rules, Told in Highlights</w:t>
       </w:r>
     </w:p>
     <w:p>
@@ -17450,7 +17450,7 @@
         <w:rPr>
           <w:b/>
         </w:rPr>
-        <w:t xml:space="preserve">Electrical Engineering Series</w:t>
+        <w:t xml:space="preserve">Look First</w:t>
       </w:r>
     </w:p>
     <w:p>
@@ -17460,7 +17460,7 @@
         <w:jc w:val="left"/>
       </w:pPr>
       <w:r>
-        <w:t xml:space="preserve">Foundations of Electronics (Book 1)</w:t>
+        <w:t xml:space="preserve">Look First, Volume 1: The Universe Has No Now</w:t>
       </w:r>
     </w:p>
     <w:p>
@@ -17470,57 +17470,7 @@
         <w:jc w:val="left"/>
       </w:pPr>
       <w:r>
-        <w:t xml:space="preserve">Circuits, Components, and Control (Book 2)</w:t>
-      </w:r>
-    </w:p>
-    <w:p>
-      <w:pPr>
-        <w:spacing w:before="0" w:after="20"/>
-        <w:ind w:left="360" w:firstLine="0" w:right="0"/>
-        <w:jc w:val="left"/>
-      </w:pPr>
-      <w:r>
-        <w:t xml:space="preserve">Semiconductor Physics and Devices (Book 3)</w:t>
-      </w:r>
-    </w:p>
-    <w:p>
-      <w:pPr>
-        <w:spacing w:before="0" w:after="20"/>
-        <w:ind w:left="360" w:firstLine="0" w:right="0"/>
-        <w:jc w:val="left"/>
-      </w:pPr>
-      <w:r>
-        <w:t xml:space="preserve">RF, Microwave, and Transceivers (Book 4)</w:t>
-      </w:r>
-    </w:p>
-    <w:p>
-      <w:pPr>
-        <w:spacing w:before="0" w:after="20"/>
-        <w:ind w:left="360" w:firstLine="0" w:right="0"/>
-        <w:jc w:val="left"/>
-      </w:pPr>
-      <w:r>
-        <w:t xml:space="preserve">Communications, Wireless, and SDR (Book 5)</w:t>
-      </w:r>
-    </w:p>
-    <w:p>
-      <w:pPr>
-        <w:spacing w:before="0" w:after="20"/>
-        <w:ind w:left="360" w:firstLine="0" w:right="0"/>
-        <w:jc w:val="left"/>
-      </w:pPr>
-      <w:r>
-        <w:t xml:space="preserve">Power and Energy (Book 6)</w:t>
-      </w:r>
-    </w:p>
-    <w:p>
-      <w:pPr>
-        <w:spacing w:before="0" w:after="20"/>
-        <w:ind w:left="360" w:firstLine="0" w:right="0"/>
-        <w:jc w:val="left"/>
-      </w:pPr>
-      <w:r>
-        <w:t xml:space="preserve">Packaging, Layout, EMC, and Test (Book 7)</w:t>
+        <w:t xml:space="preserve">Look First, Volume 2: A Trip Is Not a New Life</w:t>
       </w:r>
     </w:p>
     <w:p>
@@ -17534,7 +17484,7 @@
         <w:rPr>
           <w:b/>
         </w:rPr>
-        <w:t xml:space="preserve">History</w:t>
+        <w:t xml:space="preserve">Electrical Engineering Series</w:t>
       </w:r>
     </w:p>
     <w:p>
@@ -17544,7 +17494,57 @@
         <w:jc w:val="left"/>
       </w:pPr>
       <w:r>
-        <w:t xml:space="preserve">The Dolphins' View of History</w:t>
+        <w:t xml:space="preserve">Foundations of Electronics (Book 1)</w:t>
+      </w:r>
+    </w:p>
+    <w:p>
+      <w:pPr>
+        <w:spacing w:before="0" w:after="20"/>
+        <w:ind w:left="360" w:firstLine="0" w:right="0"/>
+        <w:jc w:val="left"/>
+      </w:pPr>
+      <w:r>
+        <w:t xml:space="preserve">Circuits, Components, and Control (Book 2)</w:t>
+      </w:r>
+    </w:p>
+    <w:p>
+      <w:pPr>
+        <w:spacing w:before="0" w:after="20"/>
+        <w:ind w:left="360" w:firstLine="0" w:right="0"/>
+        <w:jc w:val="left"/>
+      </w:pPr>
+      <w:r>
+        <w:t xml:space="preserve">Semiconductor Physics and Devices (Book 3)</w:t>
+      </w:r>
+    </w:p>
+    <w:p>
+      <w:pPr>
+        <w:spacing w:before="0" w:after="20"/>
+        <w:ind w:left="360" w:firstLine="0" w:right="0"/>
+        <w:jc w:val="left"/>
+      </w:pPr>
+      <w:r>
+        <w:t xml:space="preserve">RF, Microwave, and Transceivers (Book 4)</w:t>
+      </w:r>
+    </w:p>
+    <w:p>
+      <w:pPr>
+        <w:spacing w:before="0" w:after="20"/>
+        <w:ind w:left="360" w:firstLine="0" w:right="0"/>
+        <w:jc w:val="left"/>
+      </w:pPr>
+      <w:r>
+        <w:t xml:space="preserve">Communications, Wireless, and SDR (Book 5)</w:t>
+      </w:r>
+    </w:p>
+    <w:p>
+      <w:pPr>
+        <w:spacing w:before="0" w:after="20"/>
+        <w:ind w:left="360" w:firstLine="0" w:right="0"/>
+        <w:jc w:val="left"/>
+      </w:pPr>
+      <w:r>
+        <w:t xml:space="preserve">Packaging, Layout, EMC, and Test (Book 7)</w:t>
       </w:r>
     </w:p>
     <w:p>
@@ -17558,7 +17558,7 @@
         <w:rPr>
           <w:b/>
         </w:rPr>
-        <w:t xml:space="preserve">Fiction</w:t>
+        <w:t xml:space="preserve">History</w:t>
       </w:r>
     </w:p>
     <w:p>
@@ -17568,47 +17568,7 @@
         <w:jc w:val="left"/>
       </w:pPr>
       <w:r>
-        <w:t xml:space="preserve">The Murder That Hadn't Happened Yet (The Relativistic Investigation Bureau, Book 1)</w:t>
-      </w:r>
-    </w:p>
-    <w:p>
-      <w:pPr>
-        <w:spacing w:before="0" w:after="20"/>
-        <w:ind w:left="360" w:firstLine="0" w:right="0"/>
-        <w:jc w:val="left"/>
-      </w:pPr>
-      <w:r>
-        <w:t xml:space="preserve">The Warning That Was Sent Too Late (The Relativistic Investigation Bureau, Book 2)</w:t>
-      </w:r>
-    </w:p>
-    <w:p>
-      <w:pPr>
-        <w:spacing w:before="0" w:after="20"/>
-        <w:ind w:left="360" w:firstLine="0" w:right="0"/>
-        <w:jc w:val="left"/>
-      </w:pPr>
-      <w:r>
-        <w:t xml:space="preserve">Schrödinger’s Paperwork (Lolly Wren’s Curious Science Adventures, Book 1)</w:t>
-      </w:r>
-    </w:p>
-    <w:p>
-      <w:pPr>
-        <w:spacing w:before="0" w:after="20"/>
-        <w:ind w:left="360" w:firstLine="0" w:right="0"/>
-        <w:jc w:val="left"/>
-      </w:pPr>
-      <w:r>
-        <w:t xml:space="preserve">The Permitted Options (Lolly Wren’s Curious Science Adventures, Book 2)</w:t>
-      </w:r>
-    </w:p>
-    <w:p>
-      <w:pPr>
-        <w:spacing w:before="0" w:after="20"/>
-        <w:ind w:left="360" w:firstLine="0" w:right="0"/>
-        <w:jc w:val="left"/>
-      </w:pPr>
-      <w:r>
-        <w:t xml:space="preserve">Protocol Flamingo (The Invasion Storybooks, Book 1), as George Herbert Fontaine</w:t>
+        <w:t xml:space="preserve">The Dolphins’ View of History</w:t>
       </w:r>
     </w:p>
     <w:p>
@@ -17622,7 +17582,7 @@
         <w:rPr>
           <w:b/>
         </w:rPr>
-        <w:t xml:space="preserve">How-To</w:t>
+        <w:t xml:space="preserve">Fiction</w:t>
       </w:r>
     </w:p>
     <w:p>
@@ -17632,7 +17592,7 @@
         <w:jc w:val="left"/>
       </w:pPr>
       <w:r>
-        <w:t xml:space="preserve">Your First Book That Sells</w:t>
+        <w:t xml:space="preserve">The Murder That Hadn’t Happened Yet (The Relativistic Investigation Bureau, Book 1), Lothar J. Musiol writing as Spezala Genara Relavi (S.G.R.)</w:t>
       </w:r>
     </w:p>
     <w:p>
@@ -17642,7 +17602,71 @@
         <w:jc w:val="left"/>
       </w:pPr>
       <w:r>
-        <w:t xml:space="preserve">Your First YouTube Channel That Rocks</w:t>
+        <w:t xml:space="preserve">The Warning That Was Sent Too Late (The Relativistic Investigation Bureau, Book 2), Lothar J. Musiol writing as Spezala Genara Relavi (S.G.R.)</w:t>
+      </w:r>
+    </w:p>
+    <w:p>
+      <w:pPr>
+        <w:spacing w:before="0" w:after="20"/>
+        <w:ind w:left="360" w:firstLine="0" w:right="0"/>
+        <w:jc w:val="left"/>
+      </w:pPr>
+      <w:r>
+        <w:t xml:space="preserve">Schrödinger’s Paperwork (Lolly Wren’s Curious Science Adventures, Book 1), Lothar J. Musiol writing as Quentin Edmund Darling (Q.E.D.)</w:t>
+      </w:r>
+    </w:p>
+    <w:p>
+      <w:pPr>
+        <w:spacing w:before="0" w:after="20"/>
+        <w:ind w:left="360" w:firstLine="0" w:right="0"/>
+        <w:jc w:val="left"/>
+      </w:pPr>
+      <w:r>
+        <w:t xml:space="preserve">The Permitted Options (Lolly Wren’s Curious Science Adventures, Book 2), Lothar J. Musiol writing as Quentin Edmund Darling (Q.E.D.)</w:t>
+      </w:r>
+    </w:p>
+    <w:p>
+      <w:pPr>
+        <w:spacing w:before="0" w:after="20"/>
+        <w:ind w:left="360" w:firstLine="0" w:right="0"/>
+        <w:jc w:val="left"/>
+      </w:pPr>
+      <w:r>
+        <w:t xml:space="preserve">Protocol Flamingo (The Invasion Storybooks, Book 1), Lothar J. Musiol writing as George Herbert Fontaine</w:t>
+      </w:r>
+    </w:p>
+    <w:p>
+      <w:pPr>
+        <w:spacing w:before="0" w:after="20"/>
+        <w:ind w:left="360" w:firstLine="0" w:right="0"/>
+        <w:jc w:val="left"/>
+      </w:pPr>
+      <w:r>
+        <w:t xml:space="preserve">In Love with Murder, Actually: A Comic Mystery, Lothar J. Musiol writing as Romuald Livingston</w:t>
+      </w:r>
+    </w:p>
+    <w:p>
+      <w:pPr>
+        <w:keepNext/>
+        <w:spacing w:before="160" w:after="40"/>
+        <w:ind w:left="0" w:firstLine="0" w:right="0"/>
+        <w:jc w:val="left"/>
+      </w:pPr>
+      <w:r>
+        <w:rPr>
+          <w:b/>
+        </w:rPr>
+        <w:t xml:space="preserve">In German</w:t>
+      </w:r>
+    </w:p>
+    <w:p>
+      <w:pPr>
+        <w:spacing w:before="0" w:after="20"/>
+        <w:ind w:left="360" w:firstLine="0" w:right="0"/>
+        <w:jc w:val="left"/>
+      </w:pPr>
+      <w:r>
+        <w:t xml:space="preserve">Auswandern – Ab in die USA, Kanada, Australien oder Neuseeland?</w:t>
       </w:r>
     </w:p>
     <w:sectPr>

--- a/EE - SERIES/Power_and_Energy_Book6.docx
+++ b/EE - SERIES/Power_and_Energy_Book6.docx
@@ -17304,7 +17304,7 @@
         <w:rPr>
           <w:b/>
         </w:rPr>
-        <w:t xml:space="preserve">Math, Actually</w:t>
+        <w:t xml:space="preserve">More Actually Books</w:t>
       </w:r>
     </w:p>
     <w:p>
@@ -17314,7 +17314,7 @@
         <w:jc w:val="left"/>
       </w:pPr>
       <w:r>
-        <w:t xml:space="preserve">Math, Actually, Volume 1: From Arithmetic to Calculus</w:t>
+        <w:t xml:space="preserve">Gravitation, Actually: A Short Book on Gravity</w:t>
       </w:r>
     </w:p>
     <w:p>
@@ -17324,27 +17324,7 @@
         <w:jc w:val="left"/>
       </w:pPr>
       <w:r>
-        <w:t xml:space="preserve">Math, Actually, Volume 2: From Multivariable Calculus to Set Theory &amp; Logic</w:t>
-      </w:r>
-    </w:p>
-    <w:p>
-      <w:pPr>
-        <w:spacing w:before="0" w:after="20"/>
-        <w:ind w:left="360" w:firstLine="0" w:right="0"/>
-        <w:jc w:val="left"/>
-      </w:pPr>
-      <w:r>
-        <w:t xml:space="preserve">Math, Actually, Volume 3: From Differential Equations to Abstract Algebra</w:t>
-      </w:r>
-    </w:p>
-    <w:p>
-      <w:pPr>
-        <w:spacing w:before="0" w:after="20"/>
-        <w:ind w:left="360" w:firstLine="0" w:right="0"/>
-        <w:jc w:val="left"/>
-      </w:pPr>
-      <w:r>
-        <w:t xml:space="preserve">Math, Actually, Volume 4: From Category Theory to the Frontier</w:t>
+        <w:t xml:space="preserve">The Universe, Actually: What Humanity Currently Understands About Reality</w:t>
       </w:r>
     </w:p>
     <w:p>
@@ -17358,7 +17338,7 @@
         <w:rPr>
           <w:b/>
         </w:rPr>
-        <w:t xml:space="preserve">Quanta, Actually</w:t>
+        <w:t xml:space="preserve">Math, Actually</w:t>
       </w:r>
     </w:p>
     <w:p>
@@ -17368,7 +17348,7 @@
         <w:jc w:val="left"/>
       </w:pPr>
       <w:r>
-        <w:t xml:space="preserve">Quanta, Actually, Volume 1: The Quantum World</w:t>
+        <w:t xml:space="preserve">Math, Actually, Volume 1: From Arithmetic to Calculus</w:t>
       </w:r>
     </w:p>
     <w:p>
@@ -17378,7 +17358,7 @@
         <w:jc w:val="left"/>
       </w:pPr>
       <w:r>
-        <w:t xml:space="preserve">Quanta, Actually, Volume 2: The Quantum Conversation</w:t>
+        <w:t xml:space="preserve">Math, Actually, Volume 2: From Multivariable Calculus to Set Theory &amp; Logic</w:t>
       </w:r>
     </w:p>
     <w:p>
@@ -17388,7 +17368,17 @@
         <w:jc w:val="left"/>
       </w:pPr>
       <w:r>
-        <w:t xml:space="preserve">Quanta, Actually, Volume 3: Complete Quantum Electrodynamics Course</w:t>
+        <w:t xml:space="preserve">Math, Actually, Volume 3: From Differential Equations to Abstract Algebra</w:t>
+      </w:r>
+    </w:p>
+    <w:p>
+      <w:pPr>
+        <w:spacing w:before="0" w:after="20"/>
+        <w:ind w:left="360" w:firstLine="0" w:right="0"/>
+        <w:jc w:val="left"/>
+      </w:pPr>
+      <w:r>
+        <w:t xml:space="preserve">Math, Actually, Volume 4: From Category Theory to the Frontier</w:t>
       </w:r>
     </w:p>
     <w:p>
@@ -17402,7 +17392,7 @@
         <w:rPr>
           <w:b/>
         </w:rPr>
-        <w:t xml:space="preserve">Science Sparks</w:t>
+        <w:t xml:space="preserve">Quantum, Actually</w:t>
       </w:r>
     </w:p>
     <w:p>
@@ -17412,7 +17402,17 @@
         <w:jc w:val="left"/>
       </w:pPr>
       <w:r>
-        <w:t xml:space="preserve">Science Sparks: Physics, Life, and Mathematics — The Same Few Rules, Told in Highlights</w:t>
+        <w:t xml:space="preserve">Quantum, Actually, Volume 1: Questions and Answers from the Double Slit to the Superconducting Wire</w:t>
+      </w:r>
+    </w:p>
+    <w:p>
+      <w:pPr>
+        <w:spacing w:before="0" w:after="20"/>
+        <w:ind w:left="360" w:firstLine="0" w:right="0"/>
+        <w:jc w:val="left"/>
+      </w:pPr>
+      <w:r>
+        <w:t xml:space="preserve">Quantum, Actually, Volume 2: A QED Course</w:t>
       </w:r>
     </w:p>
     <w:p>
@@ -17426,7 +17426,7 @@
         <w:rPr>
           <w:b/>
         </w:rPr>
-        <w:t xml:space="preserve">Look First</w:t>
+        <w:t xml:space="preserve">Science Sparks</w:t>
       </w:r>
     </w:p>
     <w:p>
@@ -17436,17 +17436,7 @@
         <w:jc w:val="left"/>
       </w:pPr>
       <w:r>
-        <w:t xml:space="preserve">Look First, Volume 1: The Universe Has No Now</w:t>
-      </w:r>
-    </w:p>
-    <w:p>
-      <w:pPr>
-        <w:spacing w:before="0" w:after="20"/>
-        <w:ind w:left="360" w:firstLine="0" w:right="0"/>
-        <w:jc w:val="left"/>
-      </w:pPr>
-      <w:r>
-        <w:t xml:space="preserve">Look First, Volume 2: A Trip Is Not a New Life</w:t>
+        <w:t xml:space="preserve">Science Sparks: Physics, Life, and Mathematics — The Same Few Rules, Told in Highlights</w:t>
       </w:r>
     </w:p>
     <w:p>
@@ -17460,7 +17450,7 @@
         <w:rPr>
           <w:b/>
         </w:rPr>
-        <w:t xml:space="preserve">Electrical Engineering Series</w:t>
+        <w:t xml:space="preserve">Look First</w:t>
       </w:r>
     </w:p>
     <w:p>
@@ -17470,7 +17460,7 @@
         <w:jc w:val="left"/>
       </w:pPr>
       <w:r>
-        <w:t xml:space="preserve">Foundations of Electronics (Book 1)</w:t>
+        <w:t xml:space="preserve">Look First, Volume 1: The Universe Has No Now</w:t>
       </w:r>
     </w:p>
     <w:p>
@@ -17480,57 +17470,7 @@
         <w:jc w:val="left"/>
       </w:pPr>
       <w:r>
-        <w:t xml:space="preserve">Circuits, Components, and Control (Book 2)</w:t>
-      </w:r>
-    </w:p>
-    <w:p>
-      <w:pPr>
-        <w:spacing w:before="0" w:after="20"/>
-        <w:ind w:left="360" w:firstLine="0" w:right="0"/>
-        <w:jc w:val="left"/>
-      </w:pPr>
-      <w:r>
-        <w:t xml:space="preserve">Semiconductor Physics and Devices (Book 3)</w:t>
-      </w:r>
-    </w:p>
-    <w:p>
-      <w:pPr>
-        <w:spacing w:before="0" w:after="20"/>
-        <w:ind w:left="360" w:firstLine="0" w:right="0"/>
-        <w:jc w:val="left"/>
-      </w:pPr>
-      <w:r>
-        <w:t xml:space="preserve">RF, Microwave, and Transceivers (Book 4)</w:t>
-      </w:r>
-    </w:p>
-    <w:p>
-      <w:pPr>
-        <w:spacing w:before="0" w:after="20"/>
-        <w:ind w:left="360" w:firstLine="0" w:right="0"/>
-        <w:jc w:val="left"/>
-      </w:pPr>
-      <w:r>
-        <w:t xml:space="preserve">Communications, Wireless, and SDR (Book 5)</w:t>
-      </w:r>
-    </w:p>
-    <w:p>
-      <w:pPr>
-        <w:spacing w:before="0" w:after="20"/>
-        <w:ind w:left="360" w:firstLine="0" w:right="0"/>
-        <w:jc w:val="left"/>
-      </w:pPr>
-      <w:r>
-        <w:t xml:space="preserve">Power and Energy (Book 6)</w:t>
-      </w:r>
-    </w:p>
-    <w:p>
-      <w:pPr>
-        <w:spacing w:before="0" w:after="20"/>
-        <w:ind w:left="360" w:firstLine="0" w:right="0"/>
-        <w:jc w:val="left"/>
-      </w:pPr>
-      <w:r>
-        <w:t xml:space="preserve">Packaging, Layout, EMC, and Test (Book 7)</w:t>
+        <w:t xml:space="preserve">Look First, Volume 2: A Trip Is Not a New Life</w:t>
       </w:r>
     </w:p>
     <w:p>
@@ -17544,7 +17484,7 @@
         <w:rPr>
           <w:b/>
         </w:rPr>
-        <w:t xml:space="preserve">History</w:t>
+        <w:t xml:space="preserve">Electrical Engineering Series</w:t>
       </w:r>
     </w:p>
     <w:p>
@@ -17554,7 +17494,57 @@
         <w:jc w:val="left"/>
       </w:pPr>
       <w:r>
-        <w:t xml:space="preserve">The Dolphins' View of History</w:t>
+        <w:t xml:space="preserve">Foundations of Electronics (Book 1)</w:t>
+      </w:r>
+    </w:p>
+    <w:p>
+      <w:pPr>
+        <w:spacing w:before="0" w:after="20"/>
+        <w:ind w:left="360" w:firstLine="0" w:right="0"/>
+        <w:jc w:val="left"/>
+      </w:pPr>
+      <w:r>
+        <w:t xml:space="preserve">Circuits, Components, and Control (Book 2)</w:t>
+      </w:r>
+    </w:p>
+    <w:p>
+      <w:pPr>
+        <w:spacing w:before="0" w:after="20"/>
+        <w:ind w:left="360" w:firstLine="0" w:right="0"/>
+        <w:jc w:val="left"/>
+      </w:pPr>
+      <w:r>
+        <w:t xml:space="preserve">Semiconductor Physics and Devices (Book 3)</w:t>
+      </w:r>
+    </w:p>
+    <w:p>
+      <w:pPr>
+        <w:spacing w:before="0" w:after="20"/>
+        <w:ind w:left="360" w:firstLine="0" w:right="0"/>
+        <w:jc w:val="left"/>
+      </w:pPr>
+      <w:r>
+        <w:t xml:space="preserve">RF, Microwave, and Transceivers (Book 4)</w:t>
+      </w:r>
+    </w:p>
+    <w:p>
+      <w:pPr>
+        <w:spacing w:before="0" w:after="20"/>
+        <w:ind w:left="360" w:firstLine="0" w:right="0"/>
+        <w:jc w:val="left"/>
+      </w:pPr>
+      <w:r>
+        <w:t xml:space="preserve">Communications, Wireless, and SDR (Book 5)</w:t>
+      </w:r>
+    </w:p>
+    <w:p>
+      <w:pPr>
+        <w:spacing w:before="0" w:after="20"/>
+        <w:ind w:left="360" w:firstLine="0" w:right="0"/>
+        <w:jc w:val="left"/>
+      </w:pPr>
+      <w:r>
+        <w:t xml:space="preserve">Packaging, Layout, EMC, and Test (Book 7)</w:t>
       </w:r>
     </w:p>
     <w:p>
@@ -17568,7 +17558,7 @@
         <w:rPr>
           <w:b/>
         </w:rPr>
-        <w:t xml:space="preserve">Fiction</w:t>
+        <w:t xml:space="preserve">History</w:t>
       </w:r>
     </w:p>
     <w:p>
@@ -17578,47 +17568,7 @@
         <w:jc w:val="left"/>
       </w:pPr>
       <w:r>
-        <w:t xml:space="preserve">The Murder That Hadn't Happened Yet (The Relativistic Investigation Bureau, Book 1)</w:t>
-      </w:r>
-    </w:p>
-    <w:p>
-      <w:pPr>
-        <w:spacing w:before="0" w:after="20"/>
-        <w:ind w:left="360" w:firstLine="0" w:right="0"/>
-        <w:jc w:val="left"/>
-      </w:pPr>
-      <w:r>
-        <w:t xml:space="preserve">The Warning That Was Sent Too Late (The Relativistic Investigation Bureau, Book 2)</w:t>
-      </w:r>
-    </w:p>
-    <w:p>
-      <w:pPr>
-        <w:spacing w:before="0" w:after="20"/>
-        <w:ind w:left="360" w:firstLine="0" w:right="0"/>
-        <w:jc w:val="left"/>
-      </w:pPr>
-      <w:r>
-        <w:t xml:space="preserve">Schrödinger’s Paperwork (Lolly Wren’s Curious Science Adventures, Book 1)</w:t>
-      </w:r>
-    </w:p>
-    <w:p>
-      <w:pPr>
-        <w:spacing w:before="0" w:after="20"/>
-        <w:ind w:left="360" w:firstLine="0" w:right="0"/>
-        <w:jc w:val="left"/>
-      </w:pPr>
-      <w:r>
-        <w:t xml:space="preserve">The Permitted Options (Lolly Wren’s Curious Science Adventures, Book 2)</w:t>
-      </w:r>
-    </w:p>
-    <w:p>
-      <w:pPr>
-        <w:spacing w:before="0" w:after="20"/>
-        <w:ind w:left="360" w:firstLine="0" w:right="0"/>
-        <w:jc w:val="left"/>
-      </w:pPr>
-      <w:r>
-        <w:t xml:space="preserve">Protocol Flamingo (The Invasion Storybooks, Book 1), as George Herbert Fontaine</w:t>
+        <w:t xml:space="preserve">The Dolphins’ View of History</w:t>
       </w:r>
     </w:p>
     <w:p>
@@ -17632,7 +17582,7 @@
         <w:rPr>
           <w:b/>
         </w:rPr>
-        <w:t xml:space="preserve">How-To</w:t>
+        <w:t xml:space="preserve">Fiction</w:t>
       </w:r>
     </w:p>
     <w:p>
@@ -17642,7 +17592,7 @@
         <w:jc w:val="left"/>
       </w:pPr>
       <w:r>
-        <w:t xml:space="preserve">Your First Book That Sells</w:t>
+        <w:t xml:space="preserve">The Murder That Hadn’t Happened Yet (The Relativistic Investigation Bureau, Book 1), Lothar J. Musiol writing as Spezala Genara Relavi (S.G.R.)</w:t>
       </w:r>
     </w:p>
     <w:p>
@@ -17652,7 +17602,71 @@
         <w:jc w:val="left"/>
       </w:pPr>
       <w:r>
-        <w:t xml:space="preserve">Your First YouTube Channel That Rocks</w:t>
+        <w:t xml:space="preserve">The Warning That Was Sent Too Late (The Relativistic Investigation Bureau, Book 2), Lothar J. Musiol writing as Spezala Genara Relavi (S.G.R.)</w:t>
+      </w:r>
+    </w:p>
+    <w:p>
+      <w:pPr>
+        <w:spacing w:before="0" w:after="20"/>
+        <w:ind w:left="360" w:firstLine="0" w:right="0"/>
+        <w:jc w:val="left"/>
+      </w:pPr>
+      <w:r>
+        <w:t xml:space="preserve">Schrödinger’s Paperwork (Lolly Wren’s Curious Science Adventures, Book 1), Lothar J. Musiol writing as Quentin Edmund Darling (Q.E.D.)</w:t>
+      </w:r>
+    </w:p>
+    <w:p>
+      <w:pPr>
+        <w:spacing w:before="0" w:after="20"/>
+        <w:ind w:left="360" w:firstLine="0" w:right="0"/>
+        <w:jc w:val="left"/>
+      </w:pPr>
+      <w:r>
+        <w:t xml:space="preserve">The Permitted Options (Lolly Wren’s Curious Science Adventures, Book 2), Lothar J. Musiol writing as Quentin Edmund Darling (Q.E.D.)</w:t>
+      </w:r>
+    </w:p>
+    <w:p>
+      <w:pPr>
+        <w:spacing w:before="0" w:after="20"/>
+        <w:ind w:left="360" w:firstLine="0" w:right="0"/>
+        <w:jc w:val="left"/>
+      </w:pPr>
+      <w:r>
+        <w:t xml:space="preserve">Protocol Flamingo (The Invasion Storybooks, Book 1), Lothar J. Musiol writing as George Herbert Fontaine</w:t>
+      </w:r>
+    </w:p>
+    <w:p>
+      <w:pPr>
+        <w:spacing w:before="0" w:after="20"/>
+        <w:ind w:left="360" w:firstLine="0" w:right="0"/>
+        <w:jc w:val="left"/>
+      </w:pPr>
+      <w:r>
+        <w:t xml:space="preserve">In Love with Murder, Actually: A Comic Mystery, Lothar J. Musiol writing as Romuald Livingston</w:t>
+      </w:r>
+    </w:p>
+    <w:p>
+      <w:pPr>
+        <w:keepNext/>
+        <w:spacing w:before="160" w:after="40"/>
+        <w:ind w:left="0" w:firstLine="0" w:right="0"/>
+        <w:jc w:val="left"/>
+      </w:pPr>
+      <w:r>
+        <w:rPr>
+          <w:b/>
+        </w:rPr>
+        <w:t xml:space="preserve">In German</w:t>
+      </w:r>
+    </w:p>
+    <w:p>
+      <w:pPr>
+        <w:spacing w:before="0" w:after="20"/>
+        <w:ind w:left="360" w:firstLine="0" w:right="0"/>
+        <w:jc w:val="left"/>
+      </w:pPr>
+      <w:r>
+        <w:t xml:space="preserve">Auswandern – Ab in die USA, Kanada, Australien oder Neuseeland?</w:t>
       </w:r>
     </w:p>
     <w:sectPr>

--- a/EE - SERIES/Power_and_Energy_Book6.docx
+++ b/EE - SERIES/Power_and_Energy_Book6.docx
@@ -17226,6 +17226,31 @@
           <w:i w:val="0"/>
         </w:rPr>
         <w:t>Open Compute Project Open Rack specifications for 48 V racks and battery backup units; Uptime Institute tier standard; Vendor application notes and data sheets for TL431, LT3045, smart power stages, and isolated gate drivers (TI UCC21750, Infineon 1ED34).</w:t>
+      </w:r>
+    </w:p>
+    <w:p>
+      <w:pPr>
+        <w:pStyle w:val="Heading1"/>
+      </w:pPr>
+      <w:r>
+        <w:rPr>
+          <w:i w:val="0"/>
+        </w:rPr>
+        <w:t xml:space="preserve">About the Author</w:t>
+      </w:r>
+    </w:p>
+    <w:p>
+      <w:pPr/>
+      <w:r>
+        <w:rPr/>
+        <w:t xml:space="preserve">Lothar J. Musiol is a graduate of Munich University of Applied Sciences who spent more than forty years in the semiconductor industry, first at Germany's largest company in the field, then at a string of American start-ups. He studied physics alongside all of it, seriously enough to know exactly how much he is simplifying. Dual citizenship, put to its most sensible use, lets him split his time between San Clemente, California, and Passau, Bavaria, where Austria begins at the garden fence. The household includes one married daughter, one grumpy Teacup Pomeranian named Gucci, and eleven chickens, listed in order of seniority rather than volume.</w:t>
+      </w:r>
+    </w:p>
+    <w:p>
+      <w:pPr/>
+      <w:r>
+        <w:rPr/>
+        <w:t xml:space="preserve">He writes to make complex ideas clearer and more engaging than most treatments manage, without ever pretending they are simpler than they actually are.</w:t>
       </w:r>
     </w:p>
     <w:p>

--- a/EE - SERIES/Power_and_Energy_Book6.docx
+++ b/EE - SERIES/Power_and_Energy_Book6.docx
@@ -17821,7 +17821,7 @@
         <w:jc w:val="left"/>
       </w:pPr>
       <w:r>
-        <w:t xml:space="preserve">In Love with Murder, Actually: A Comic Mystery, Lothar J. Musiol writing as Romuald Livingston</w:t>
+        <w:t xml:space="preserve">In Love with Murder, Actually: A Derailed Mystery in Provence, Lothar J. Musiol writing as Romuald Livingston</w:t>
       </w:r>
     </w:p>
     <w:p>

--- a/EE - SERIES/Power_and_Energy_Book6.docx
+++ b/EE - SERIES/Power_and_Energy_Book6.docx
@@ -17493,7 +17493,7 @@
         <w:jc w:val="left"/>
       </w:pPr>
       <w:r>
-        <w:t xml:space="preserve">Gravitation, Actually: A Short Book on Gravity</w:t>
+        <w:t xml:space="preserve">Gravity, Actually: Einstein’s Relativity in Plain Words: Falling, Time, Black Holes, and the Waves We Finally Heard</w:t>
       </w:r>
     </w:p>
     <w:p>

--- a/EE - SERIES/Power_and_Energy_Book6.docx
+++ b/EE - SERIES/Power_and_Energy_Book6.docx
@@ -507,6 +507,29 @@
       </w:r>
     </w:p>
     <w:p>
+      <w:pPr>
+        <w:spacing w:after="160"/>
+      </w:pPr>
+      <w:r>
+        <w:t xml:space="preserve">Two percentage points sound like a rounding error. On an 80 kW AI rack, moving the power stage from 96 % to 98 % efficiency removes 1.70 kW of heat, and across a thousand racks it removes 1.70 MW, the output of a small power plant, every hour of every day. The efficiency figure barely moved; the heat was cut in half.</w:t>
+      </w:r>
+    </w:p>
+    <w:p>
+      <w:pPr>
+        <w:spacing w:after="200"/>
+      </w:pPr>
+      <w:r>
+        <w:rPr>
+          <w:b/>
+          <w:bCs/>
+        </w:rPr>
+        <w:t xml:space="preserve">Where you meet this: </w:t>
+      </w:r>
+      <w:r>
+        <w:t xml:space="preserve">Every power-supply data sheet's efficiency curve, every 80 PLUS label on a PC or server supply, every data-center PUE report, and every argument about whether a better converter is worth its price.</w:t>
+      </w:r>
+    </w:p>
+    <w:p>
       <w:pPr/>
       <w:r>
         <w:rPr>
@@ -548,6 +571,62 @@
     </w:p>
     <w:p>
       <w:pPr>
+        <w:spacing w:after="60" w:before="200"/>
+        <w:jc w:val="center"/>
+      </w:pPr>
+      <w:r>
+        <w:drawing>
+          <wp:inline xmlns:a="http://schemas.openxmlformats.org/drawingml/2006/main" xmlns:pic="http://schemas.openxmlformats.org/drawingml/2006/picture">
+            <wp:extent cx="5120640" cy="2752344"/>
+            <wp:docPr id="1" name="Picture 1" descr="Line plot of heat in kilowatts against efficiency from 90 to 99.5 percent. A solid curve for an 80 kilowatt rack falls from about 9 kilowatts to under 1; a dashed curve for a 45 kilowatt rack lies below it. Points mark 3.33 kilowatts at 96 percent and 1.63 kilowatts at 98 percent, with an arrow labeled 1.70 kilowatts per rack and 1.70 megawatts per 1000 racks." title="Figure 1.?"/>
+            <wp:cNvGraphicFramePr>
+              <a:graphicFrameLocks noChangeAspect="1"/>
+            </wp:cNvGraphicFramePr>
+            <a:graphic>
+              <a:graphicData uri="http://schemas.openxmlformats.org/drawingml/2006/picture">
+                <pic:pic>
+                  <pic:nvPicPr>
+                    <pic:cNvPr id="0" name="b6_waste.png"/>
+                    <pic:cNvPicPr/>
+                  </pic:nvPicPr>
+                  <pic:blipFill>
+                    <a:blip r:embed="rId9"/>
+                    <a:stretch>
+                      <a:fillRect/>
+                    </a:stretch>
+                  </pic:blipFill>
+                  <pic:spPr>
+                    <a:xfrm>
+                      <a:off x="0" y="0"/>
+                      <a:ext cx="5120640" cy="2752344"/>
+                    </a:xfrm>
+                    <a:prstGeom prst="rect"/>
+                  </pic:spPr>
+                </pic:pic>
+              </a:graphicData>
+            </a:graphic>
+          </wp:inline>
+        </w:drawing>
+      </w:r>
+    </w:p>
+    <w:p>
+      <w:pPr>
+        <w:spacing w:after="200"/>
+        <w:jc w:val="center"/>
+      </w:pPr>
+      <w:r>
+        <w:rPr>
+          <w:i/>
+          <w:iCs/>
+          <w:color w:val="555555"/>
+          <w:sz w:val="19"/>
+          <w:szCs w:val="19"/>
+        </w:rPr>
+        <w:t xml:space="preserve">Figure 1.1 — Heat to remove against efficiency for an 80 kW and a 45 kW rack (Worked Example 1.1). Going from 96 % to 98 % cuts the 80 kW rack's heat from 3.33 kW to 1.63 kW, a difference of 1.70 kW per rack and 1.70 MW per 1000 racks; at 45 kW the difference is 0.96 kW.</w:t>
+      </w:r>
+    </w:p>
+    <w:p>
+      <w:pPr>
         <w:pStyle w:val="Heading2"/>
       </w:pPr>
       <w:r>
@@ -660,7 +739,7 @@
         <w:rPr>
           <w:i w:val="0"/>
         </w:rPr>
-        <w:t>The overall efficiency is 0.975 × 0.97 × 0.90 = 0.851. Delivering 80 kW needs 80/0.851 = 94.0 kW at the input, and 14.0 kW is waste. Of that, the final stage alone loses 80 × (1/0.90 − 1) = 8.9 kW. Improving the regulators from 90% to 92% would save more than eliminating the bus converter's loss entirely, which is why so much engineering in 2026 goes into vertical power delivery and higher-voltage distribution to the board.</w:t>
+        <w:t xml:space="preserve">The overall efficiency is 0.975 × 0.97 × 0.90 = 0.851. Delivering 80 kW needs 80/0.851 = 94.0 kW at the input, and 14.0 kW is waste. Of that, the final stage alone loses 80 × (1/0.90 − 1) = 8.9 kW. Improving the regulators from 90% to 93% would save more than eliminating the bus converter's loss entirely, which is why so much engineering in 2026 goes into vertical power delivery and higher-voltage distribution to the board.</w:t>
       </w:r>
     </w:p>
     <w:p>
@@ -705,6 +784,62 @@
     </w:p>
     <w:p>
       <w:pPr>
+        <w:spacing w:after="60" w:before="200"/>
+        <w:jc w:val="center"/>
+      </w:pPr>
+      <w:r>
+        <w:drawing>
+          <wp:inline xmlns:a="http://schemas.openxmlformats.org/drawingml/2006/main" xmlns:pic="http://schemas.openxmlformats.org/drawingml/2006/picture">
+            <wp:extent cx="5120640" cy="2752344"/>
+            <wp:docPr id="2" name="Picture 2" descr="Line plot of efficiency from 80 to 100 percent against load from 0 to 100 percent. The curve rises steeply from about 83 percent at 2 percent load, peaks at 97.7 percent at 34 percent load, and sags to about 96.5 percent at full load. Red squares at 90, 94, 96 and 91 percent mark the Titanium minimums, all below the curve." title="Figure 1.?"/>
+            <wp:cNvGraphicFramePr>
+              <a:graphicFrameLocks noChangeAspect="1"/>
+            </wp:cNvGraphicFramePr>
+            <a:graphic>
+              <a:graphicData uri="http://schemas.openxmlformats.org/drawingml/2006/picture">
+                <pic:pic>
+                  <pic:nvPicPr>
+                    <pic:cNvPr id="0" name="b6_effcurve.png"/>
+                    <pic:cNvPicPr/>
+                  </pic:nvPicPr>
+                  <pic:blipFill>
+                    <a:blip r:embed="rId10"/>
+                    <a:stretch>
+                      <a:fillRect/>
+                    </a:stretch>
+                  </pic:blipFill>
+                  <pic:spPr>
+                    <a:xfrm>
+                      <a:off x="0" y="0"/>
+                      <a:ext cx="5120640" cy="2752344"/>
+                    </a:xfrm>
+                    <a:prstGeom prst="rect"/>
+                  </pic:spPr>
+                </pic:pic>
+              </a:graphicData>
+            </a:graphic>
+          </wp:inline>
+        </w:drawing>
+      </w:r>
+    </w:p>
+    <w:p>
+      <w:pPr>
+        <w:spacing w:after="200"/>
+        <w:jc w:val="center"/>
+      </w:pPr>
+      <w:r>
+        <w:rPr>
+          <w:i/>
+          <w:iCs/>
+          <w:color w:val="555555"/>
+          <w:sz w:val="19"/>
+          <w:szCs w:val="19"/>
+        </w:rPr>
+        <w:t xml:space="preserve">Figure 1.2 — Efficiency against load for an example 3 kW supply with 12 W of fixed loss and 105 W of conduction loss at full load, with the 80 PLUS Titanium minimums for 230 V (90, 94, 96, and 91 % at 10, 20, 50, and 100 % load). The peak, 97.7 %, falls at 34 % load, where fixed loss equals I²R loss.</w:t>
+      </w:r>
+    </w:p>
+    <w:p>
+      <w:pPr>
         <w:pStyle w:val="Heading2"/>
       </w:pPr>
       <w:r>
@@ -772,7 +907,7 @@
         <w:rPr>
           <w:i w:val="0"/>
         </w:rPr>
-        <w:t>The product is 0.985 × 0.975 × 0.96 × 0.90 = 0.830. The input is 1000/0.830 = 1205 W, and the waste, by the book's formula, is 1000 × (1/0.830 − 1) = 205 W. Improving the last stage from 90 % to 93 % alone raises the chain to 0.857 and cuts the waste to 167 W, a saving of 38 W, twice the 18 W that a perfect, lossless transformer would bring.</w:t>
+        <w:t xml:space="preserve">The product is 0.985 × 0.975 × 0.96 × 0.90 = 0.830. The input is 1000/0.830 = 1205 W, and the waste, by the book's formula, is 1000 × (1/0.830 − 1) = 205 W. Improving the last stage from 90 % to 93 % alone raises the chain to 0.857 and cuts the waste to 166 W, a saving of 39 W, twice the 18 W that a perfect, lossless transformer would bring.</w:t>
       </w:r>
     </w:p>
     <w:p>
@@ -885,6 +1020,47 @@
         <w:rPr>
           <w:i w:val="0"/>
         </w:rPr>
+        <w:t xml:space="preserve">Worked Example 1.6</w:t>
+      </w:r>
+    </w:p>
+    <w:p>
+      <w:pPr/>
+      <w:r>
+        <w:rPr>
+          <w:b/>
+        </w:rPr>
+        <w:t xml:space="preserve">Problem. </w:t>
+      </w:r>
+      <w:r>
+        <w:rPr>
+          <w:i w:val="0"/>
+        </w:rPr>
+        <w:t xml:space="preserve">The home assistant that runs through this series, a Raspberry Pi 5 with an AI accelerator, camera, microphones, and an NVMe drive, is budgeted at 7.0 W for the Pi under load, 2.5 W for a Hailo-8 accelerator (its typical figure), 2.0 W for the drive, and 1.0 W for camera and audio. It runs from a 12 V adapter through a 5.1 V buck of 92 % efficiency. Find the current at 5.1 V, the power drawn from the adapter and the buck's waste, and the energy and cost of a year of continuous running at $0.20 per kWh. Would the official 27 W supply, 5.1 V at 5 A, carry the load directly?</w:t>
+      </w:r>
+    </w:p>
+    <w:p>
+      <w:pPr/>
+      <w:r>
+        <w:rPr>
+          <w:b/>
+        </w:rPr>
+        <w:t xml:space="preserve">Solution. </w:t>
+      </w:r>
+      <w:r>
+        <w:rPr>
+          <w:i w:val="0"/>
+        </w:rPr>
+        <w:t xml:space="preserve">The load is 7.0 + 2.5 + 2.0 + 1.0 = 12.5 W, or 12.5/5.1 = 2.45 A. The adapter supplies 12.5/0.92 = 13.6 W, so the buck wastes 1.09 W. A year is 13.6 W × 8760 h = 119 kWh, about $24. The 27 W supply would carry it with half its 5 A to spare; with that supply the Pi 5 also raises its USB port limit from 600 mA to 1.6 A, which a USB camera or drive may need. The adapter's own loss comes on top, which is why Chapter 11 looks at what a supply wastes when the load is light.</w:t>
+      </w:r>
+    </w:p>
+    <w:p>
+      <w:pPr>
+        <w:pStyle w:val="Heading2"/>
+      </w:pPr>
+      <w:r>
+        <w:rPr>
+          <w:i w:val="0"/>
+        </w:rPr>
         <w:t>1.7 What the rest of the book does</w:t>
       </w:r>
     </w:p>
@@ -908,6 +1084,28 @@
     </w:p>
     <w:p>
       <w:pPr>
+        <w:shd w:fill="E8F1E4" w:val="clear"/>
+        <w:spacing w:after="80" w:before="120"/>
+      </w:pPr>
+      <w:r>
+        <w:rPr>
+          <w:b/>
+          <w:bCs/>
+        </w:rPr>
+        <w:t xml:space="preserve">From the Bench</w:t>
+      </w:r>
+    </w:p>
+    <w:p>
+      <w:pPr>
+        <w:shd w:fill="E8F1E4" w:val="clear"/>
+        <w:spacing w:after="120"/>
+      </w:pPr>
+      <w:r>
+        <w:t xml:space="preserve">Turn every efficiency figure into watts of heat before you compare two designs: P(1/η − 1) is the number the heatsink, the fan, and the electricity bill see. Measure efficiency at the load the product actually runs at, not only at the data sheet's best point. In a chain of converters, start with the stage that has the lowest efficiency; it usually wastes the most.</w:t>
+      </w:r>
+    </w:p>
+    <w:p>
+      <w:pPr>
         <w:pStyle w:val="Heading2"/>
       </w:pPr>
       <w:r>
@@ -1050,6 +1248,104 @@
           <w:i w:val="0"/>
         </w:rPr>
         <w:t>What is the yearly cost of 10 W wasted continuously at $0.20 per kWh with no cooling overhead?</w:t>
+      </w:r>
+    </w:p>
+    <w:p>
+      <w:pPr>
+        <w:pStyle w:val="Heading3"/>
+        <w:spacing w:after="120" w:before="280"/>
+      </w:pPr>
+      <w:r>
+        <w:t xml:space="preserve">What You’ll Actually Use</w:t>
+      </w:r>
+    </w:p>
+    <w:p>
+      <w:pPr>
+        <w:spacing w:after="60"/>
+      </w:pPr>
+      <w:r>
+        <w:rPr>
+          <w:b/>
+          <w:bCs/>
+        </w:rPr>
+        <w:t xml:space="preserve">Everyday working tools</w:t>
+      </w:r>
+    </w:p>
+    <w:p>
+      <w:pPr>
+        <w:pStyle w:val="ListParagraph"/>
+        <w:numPr>
+          <w:ilvl w:val="0"/>
+          <w:numId w:val="1"/>
+        </w:numPr>
+        <w:spacing w:after="60"/>
+      </w:pPr>
+      <w:r>
+        <w:t xml:space="preserve">Pwaste = P(1/η − 1) for every efficiency figure.</w:t>
+      </w:r>
+    </w:p>
+    <w:p>
+      <w:pPr>
+        <w:pStyle w:val="ListParagraph"/>
+        <w:numPr>
+          <w:ilvl w:val="0"/>
+          <w:numId w:val="1"/>
+        </w:numPr>
+        <w:spacing w:after="60"/>
+      </w:pPr>
+      <w:r>
+        <w:t xml:space="preserve">Multiplying stage efficiencies along a chain.</w:t>
+      </w:r>
+    </w:p>
+    <w:p>
+      <w:pPr>
+        <w:pStyle w:val="ListParagraph"/>
+        <w:numPr>
+          <w:ilvl w:val="0"/>
+          <w:numId w:val="1"/>
+        </w:numPr>
+        <w:spacing w:after="60"/>
+      </w:pPr>
+      <w:r>
+        <w:t xml:space="preserve">Reading an efficiency curve at the real operating load.</w:t>
+      </w:r>
+    </w:p>
+    <w:p>
+      <w:pPr>
+        <w:spacing w:after="60" w:before="120"/>
+      </w:pPr>
+      <w:r>
+        <w:rPr>
+          <w:b/>
+          <w:bCs/>
+        </w:rPr>
+        <w:t xml:space="preserve">Mostly for exams and deeper study</w:t>
+      </w:r>
+    </w:p>
+    <w:p>
+      <w:pPr>
+        <w:pStyle w:val="ListParagraph"/>
+        <w:numPr>
+          <w:ilvl w:val="0"/>
+          <w:numId w:val="1"/>
+        </w:numPr>
+        <w:spacing w:after="60"/>
+      </w:pPr>
+      <w:r>
+        <w:t xml:space="preserve">Detailed loss models of each stage, which Chapters 3 and 9 build.</w:t>
+      </w:r>
+    </w:p>
+    <w:p>
+      <w:pPr>
+        <w:pStyle w:val="ListParagraph"/>
+        <w:numPr>
+          <w:ilvl w:val="0"/>
+          <w:numId w:val="1"/>
+        </w:numPr>
+        <w:spacing w:after="60"/>
+      </w:pPr>
+      <w:r>
+        <w:t xml:space="preserve">Life-cycle cost models beyond the price of electricity.</w:t>
       </w:r>
     </w:p>
     <w:p>
@@ -1066,6 +1362,29 @@
       </w:r>
     </w:p>
     <w:p>
+      <w:pPr>
+        <w:spacing w:after="160"/>
+      </w:pPr>
+      <w:r>
+        <w:t xml:space="preserve">A 3.3 V regulator on a crowded board takes its input from a 5 V rail, supplies 500 mA, and does exactly what its data sheet promises. It also runs at 106 °C inside a 55 °C enclosure, because it turns 0.85 W into heat in a package the size of a fingernail. Fed from a 3.8 V switcher instead, the same part runs at 70 °C.</w:t>
+      </w:r>
+    </w:p>
+    <w:p>
+      <w:pPr>
+        <w:spacing w:after="200"/>
+      </w:pPr>
+      <w:r>
+        <w:rPr>
+          <w:b/>
+          <w:bCs/>
+        </w:rPr>
+        <w:t xml:space="preserve">Where you meet this: </w:t>
+      </w:r>
+      <w:r>
+        <w:t xml:space="preserve">Every LDO on a schematic, the quiet supply of an ECG or pulse-oximeter front end, the radio rail of a Bluetooth or Wi-Fi module, the 3.3 V rail of a robot's microcontroller, and every TL431 in the feedback path of an isolated supply.</w:t>
+      </w:r>
+    </w:p>
+    <w:p>
       <w:pPr/>
       <w:r>
         <w:rPr>
@@ -1347,6 +1666,62 @@
     </w:p>
     <w:p>
       <w:pPr>
+        <w:spacing w:after="60" w:before="200"/>
+        <w:jc w:val="center"/>
+      </w:pPr>
+      <w:r>
+        <w:drawing>
+          <wp:inline xmlns:a="http://schemas.openxmlformats.org/drawingml/2006/main" xmlns:pic="http://schemas.openxmlformats.org/drawingml/2006/picture">
+            <wp:extent cx="5120640" cy="2688336"/>
+            <wp:docPr id="3" name="Picture 3" descr="Straight line of junction temperature rising from about 61 degrees at 3.5 volts input to about 136 degrees at 6 volts. Horizontal lines mark 125 degrees, the absolute maximum, and 105 degrees, the long-life guideline. Points mark 70 degrees at 3.8 volts and 106 degrees at 5 volts." title="Figure 2.?"/>
+            <wp:cNvGraphicFramePr>
+              <a:graphicFrameLocks noChangeAspect="1"/>
+            </wp:cNvGraphicFramePr>
+            <a:graphic>
+              <a:graphicData uri="http://schemas.openxmlformats.org/drawingml/2006/picture">
+                <pic:pic>
+                  <pic:nvPicPr>
+                    <pic:cNvPr id="0" name="b6_ldo.png"/>
+                    <pic:cNvPicPr/>
+                  </pic:nvPicPr>
+                  <pic:blipFill>
+                    <a:blip r:embed="rId11"/>
+                    <a:stretch>
+                      <a:fillRect/>
+                    </a:stretch>
+                  </pic:blipFill>
+                  <pic:spPr>
+                    <a:xfrm>
+                      <a:off x="0" y="0"/>
+                      <a:ext cx="5120640" cy="2688336"/>
+                    </a:xfrm>
+                    <a:prstGeom prst="rect"/>
+                  </pic:spPr>
+                </pic:pic>
+              </a:graphicData>
+            </a:graphic>
+          </wp:inline>
+        </w:drawing>
+      </w:r>
+    </w:p>
+    <w:p>
+      <w:pPr>
+        <w:spacing w:after="200"/>
+        <w:jc w:val="center"/>
+      </w:pPr>
+      <w:r>
+        <w:rPr>
+          <w:i/>
+          <w:iCs/>
+          <w:color w:val="555555"/>
+          <w:sz w:val="19"/>
+          <w:szCs w:val="19"/>
+        </w:rPr>
+        <w:t xml:space="preserve">Figure 2.1 — Junction temperature of a 3.3 V, 0.5 A LDO against its input voltage, with θJA = 60 °C/W and 55 °C ambient (Worked Example 2.4). From 5 V it reaches 106 °C, past the 105 °C long-life guideline; from a 3.8 V pre-regulator, 70 °C.</w:t>
+      </w:r>
+    </w:p>
+    <w:p>
+      <w:pPr>
         <w:pStyle w:val="Heading2"/>
       </w:pPr>
       <w:r>
@@ -1530,6 +1905,28 @@
     </w:p>
     <w:p>
       <w:pPr>
+        <w:shd w:fill="E8F1E4" w:val="clear"/>
+        <w:spacing w:after="80" w:before="120"/>
+      </w:pPr>
+      <w:r>
+        <w:rPr>
+          <w:b/>
+          <w:bCs/>
+        </w:rPr>
+        <w:t xml:space="preserve">From the Bench</w:t>
+      </w:r>
+    </w:p>
+    <w:p>
+      <w:pPr>
+        <w:shd w:fill="E8F1E4" w:val="clear"/>
+        <w:spacing w:after="120"/>
+      </w:pPr>
+      <w:r>
+        <w:t xml:space="preserve">Before you choose an LDO, compute (Vin − Vout) × Iout and multiply it by the θJA of your own board, not the data sheet's test board. Check the output capacitor against the stable range in the data sheet, and remember that a small ceramic capacitor can lose half its capacitance at its rated DC voltage. For an analog front end, such as an ECG amplifier, read the PSRR at the switcher's frequency, not at 120 Hz.</w:t>
+      </w:r>
+    </w:p>
+    <w:p>
+      <w:pPr>
         <w:pStyle w:val="Heading2"/>
       </w:pPr>
       <w:r>
@@ -1672,6 +2069,147 @@
           <w:i w:val="0"/>
         </w:rPr>
         <w:t>Find the output of a TL431 regulator with R1 = 15 kΩ and R2 = 10 kΩ.</w:t>
+      </w:r>
+    </w:p>
+    <w:p>
+      <w:pPr/>
+      <w:r>
+        <w:rPr>
+          <w:b/>
+        </w:rPr>
+        <w:t xml:space="preserve">10. </w:t>
+      </w:r>
+      <w:r>
+        <w:rPr>
+          <w:i w:val="0"/>
+        </w:rPr>
+        <w:t xml:space="preserve">An analog bench supply uses an LM317 with R1 = 240 Ω and a 5 kΩ potentiometer as R2. With Vout = 1.25 V × (1 + R2/R1), ignoring the adjust-pin current, find the output range, and the regulator's dissipation at 5 V and 1 A from a 15 V input.</w:t>
+      </w:r>
+    </w:p>
+    <w:p>
+      <w:pPr/>
+      <w:r>
+        <w:rPr>
+          <w:b/>
+        </w:rPr>
+        <w:t xml:space="preserve">11. </w:t>
+      </w:r>
+      <w:r>
+        <w:rPr>
+          <w:i w:val="0"/>
+        </w:rPr>
+        <w:t xml:space="preserve">With no controller at all, a TL431 driving a P-channel MOSFET can disconnect a load from the reader lab's 18650 cell when the cell falls below 3.0 V. With R2 = 100 kΩ from the reference pin to ground, find R1 from the cell to the reference pin, and the divider's current.</w:t>
+      </w:r>
+    </w:p>
+    <w:p>
+      <w:pPr>
+        <w:pStyle w:val="Heading3"/>
+        <w:spacing w:after="120" w:before="280"/>
+      </w:pPr>
+      <w:r>
+        <w:t xml:space="preserve">What You’ll Actually Use</w:t>
+      </w:r>
+    </w:p>
+    <w:p>
+      <w:pPr>
+        <w:spacing w:after="60"/>
+      </w:pPr>
+      <w:r>
+        <w:rPr>
+          <w:b/>
+          <w:bCs/>
+        </w:rPr>
+        <w:t xml:space="preserve">Everyday working tools</w:t>
+      </w:r>
+    </w:p>
+    <w:p>
+      <w:pPr>
+        <w:pStyle w:val="ListParagraph"/>
+        <w:numPr>
+          <w:ilvl w:val="0"/>
+          <w:numId w:val="1"/>
+        </w:numPr>
+        <w:spacing w:after="60"/>
+      </w:pPr>
+      <w:r>
+        <w:t xml:space="preserve">Pdiss = (Vin − Vout) Iout and TJ = TA + Pdiss θJA.</w:t>
+      </w:r>
+    </w:p>
+    <w:p>
+      <w:pPr>
+        <w:pStyle w:val="ListParagraph"/>
+        <w:numPr>
+          <w:ilvl w:val="0"/>
+          <w:numId w:val="1"/>
+        </w:numPr>
+        <w:spacing w:after="60"/>
+      </w:pPr>
+      <w:r>
+        <w:t xml:space="preserve">Dropout and headroom at the lowest input.</w:t>
+      </w:r>
+    </w:p>
+    <w:p>
+      <w:pPr>
+        <w:pStyle w:val="ListParagraph"/>
+        <w:numPr>
+          <w:ilvl w:val="0"/>
+          <w:numId w:val="1"/>
+        </w:numPr>
+        <w:spacing w:after="60"/>
+      </w:pPr>
+      <w:r>
+        <w:t xml:space="preserve">PSRR at the switching frequency when post-regulating.</w:t>
+      </w:r>
+    </w:p>
+    <w:p>
+      <w:pPr>
+        <w:pStyle w:val="ListParagraph"/>
+        <w:numPr>
+          <w:ilvl w:val="0"/>
+          <w:numId w:val="1"/>
+        </w:numPr>
+        <w:spacing w:after="60"/>
+      </w:pPr>
+      <w:r>
+        <w:t xml:space="preserve">Choosing an integrated LDO by dropout, PSRR, noise, and package. The discrete shunt regulator is for learning: learn it here, buy the IC at work.</w:t>
+      </w:r>
+    </w:p>
+    <w:p>
+      <w:pPr>
+        <w:spacing w:after="60" w:before="120"/>
+      </w:pPr>
+      <w:r>
+        <w:rPr>
+          <w:b/>
+          <w:bCs/>
+        </w:rPr>
+        <w:t xml:space="preserve">Mostly for exams and deeper study</w:t>
+      </w:r>
+    </w:p>
+    <w:p>
+      <w:pPr>
+        <w:pStyle w:val="ListParagraph"/>
+        <w:numPr>
+          <w:ilvl w:val="0"/>
+          <w:numId w:val="1"/>
+        </w:numPr>
+        <w:spacing w:after="60"/>
+      </w:pPr>
+      <w:r>
+        <w:t xml:space="preserve">Internal compensation of the LDO's loop.</w:t>
+      </w:r>
+    </w:p>
+    <w:p>
+      <w:pPr>
+        <w:pStyle w:val="ListParagraph"/>
+        <w:numPr>
+          <w:ilvl w:val="0"/>
+          <w:numId w:val="1"/>
+        </w:numPr>
+        <w:spacing w:after="60"/>
+      </w:pPr>
+      <w:r>
+        <w:t xml:space="preserve">Noise modeling of the reference.</w:t>
       </w:r>
     </w:p>
     <w:p>
@@ -1688,6 +2226,29 @@
       </w:r>
     </w:p>
     <w:p>
+      <w:pPr>
+        <w:spacing w:after="160"/>
+      </w:pPr>
+      <w:r>
+        <w:t xml:space="preserve">A buck converter that turns 12 V into 1 V switches at 500 kHz, so each cycle lasts 2 µs. Its high-side switch is on for only 167 ns of that, a twelfth of the time, yet the converter delivers 20 A at 89 % efficiency. How a switch that is mostly off, an inductor, and a capacitor manage this is the subject of this chapter.</w:t>
+      </w:r>
+    </w:p>
+    <w:p>
+      <w:pPr>
+        <w:spacing w:after="200"/>
+      </w:pPr>
+      <w:r>
+        <w:rPr>
+          <w:b/>
+          <w:bCs/>
+        </w:rPr>
+        <w:t xml:space="preserve">Where you meet this: </w:t>
+      </w:r>
+      <w:r>
+        <w:t xml:space="preserve">Every point-of-load converter on a motherboard, every phone's power-management chip, the battery eliminator circuit (BEC) that powers a radio-control receiver and servos, and every 'buck' in a regulator data sheet's typical application.</w:t>
+      </w:r>
+    </w:p>
+    <w:p>
       <w:pPr/>
       <w:r>
         <w:rPr>
@@ -1729,6 +2290,62 @@
     </w:p>
     <w:p>
       <w:pPr>
+        <w:spacing w:after="60" w:before="200"/>
+        <w:jc w:val="center"/>
+      </w:pPr>
+      <w:r>
+        <w:drawing>
+          <wp:inline xmlns:a="http://schemas.openxmlformats.org/drawingml/2006/main" xmlns:pic="http://schemas.openxmlformats.org/drawingml/2006/picture">
+            <wp:extent cx="5120640" cy="3584448"/>
+            <wp:docPr id="4" name="Picture 4" descr="Three stacked plots against time from 0 to 6 microseconds. Top: narrow 12 volt pulses at the start of each 2 microsecond cycle. Middle: a sawtooth inductor current rising quickly from 18 to 22 amperes and falling slowly back. Bottom: a dashed smooth capacitive ripple of about plus and minus 2.4 millivolts and a solid total ripple with sharp dips, 6.6 millivolts peak to peak." title="Figure 3.?"/>
+            <wp:cNvGraphicFramePr>
+              <a:graphicFrameLocks noChangeAspect="1"/>
+            </wp:cNvGraphicFramePr>
+            <a:graphic>
+              <a:graphicData uri="http://schemas.openxmlformats.org/drawingml/2006/picture">
+                <pic:pic>
+                  <pic:nvPicPr>
+                    <pic:cNvPr id="0" name="b6_buck.png"/>
+                    <pic:cNvPicPr/>
+                  </pic:nvPicPr>
+                  <pic:blipFill>
+                    <a:blip r:embed="rId12"/>
+                    <a:stretch>
+                      <a:fillRect/>
+                    </a:stretch>
+                  </pic:blipFill>
+                  <pic:spPr>
+                    <a:xfrm>
+                      <a:off x="0" y="0"/>
+                      <a:ext cx="5120640" cy="3584448"/>
+                    </a:xfrm>
+                    <a:prstGeom prst="rect"/>
+                  </pic:spPr>
+                </pic:pic>
+              </a:graphicData>
+            </a:graphic>
+          </wp:inline>
+        </w:drawing>
+      </w:r>
+    </w:p>
+    <w:p>
+      <w:pPr>
+        <w:spacing w:after="200"/>
+        <w:jc w:val="center"/>
+      </w:pPr>
+      <w:r>
+        <w:rPr>
+          <w:i/>
+          <w:iCs/>
+          <w:color w:val="555555"/>
+          <w:sz w:val="19"/>
+          <w:szCs w:val="19"/>
+        </w:rPr>
+        <w:t xml:space="preserve">Figure 3.1 — Waveforms of the 12 V to 1 V, 20 A buck of Worked Example 3.1 over three cycles: the switch node, high for 167 ns of every 2 µs; the inductor current, a 3.90 A triangle around 20 A; and the output ripple. The capacitive part alone is 4.9 mV peak to peak, the 1 mΩ ESR adds 3.9 mV, and because the two peak at different instants the total is 6.6 mV, not 8.8 mV.</w:t>
+      </w:r>
+    </w:p>
+    <w:p>
+      <w:pPr>
         <w:pStyle w:val="Heading2"/>
       </w:pPr>
       <w:r>
@@ -1765,7 +2382,7 @@
         <w:rPr>
           <w:i w:val="0"/>
         </w:rPr>
-        <w:t>D = 1.0/12 = 0.0833, an on-time of only 167 ns. ΔI = (12 − 1.0) × 0.0833/(500 × 10³ × 0.47 × 10⁻⁶) = 3.90 A, 19.5% of the load current, within the usual 20 to 40% guideline. The capacitive ripple is 3.90/(8 × 500 × 10³ × 200 × 10⁻⁶) = 4.9 mV and the ESR term is 3.9 mV; the two are out of phase, so the total is somewhat less than their sum, roughly 6 mV peak to peak, well under 1% of the output.</w:t>
+        <w:t xml:space="preserve">D = 1.0/12 = 0.0833, an on-time of only 167 ns. ΔI = (12 − 1.0) × 0.0833/(500 × 10³ × 0.47 × 10⁻⁶) = 3.90 A, 19.5% of the load current, within the usual 20 to 40% guideline. The capacitive ripple is 3.90/(8 × 500 × 10³ × 200 × 10⁻⁶) = 4.9 mV and the ESR term is 3.9 mV; the two peak at different instants, so the total is less than their 8.8 mV sum, about 6.6 mV peak to peak, well under 1% of the output.</w:t>
       </w:r>
     </w:p>
     <w:p>
@@ -2089,6 +2706,50 @@
     </w:p>
     <w:p>
       <w:pPr>
+        <w:shd w:fill="E8F1E4" w:val="clear"/>
+        <w:spacing w:after="80" w:before="120"/>
+      </w:pPr>
+      <w:r>
+        <w:rPr>
+          <w:b/>
+          <w:bCs/>
+        </w:rPr>
+        <w:t xml:space="preserve">From the Bench</w:t>
+      </w:r>
+    </w:p>
+    <w:p>
+      <w:pPr>
+        <w:shd w:fill="E8F1E4" w:val="clear"/>
+        <w:spacing w:after="120"/>
+      </w:pPr>
+      <w:r>
+        <w:t xml:space="preserve">Probe the switch node with a short ground spring on the probe tip, not the long ground lead, or the ringing you see is your probe. Measure output ripple with the tip and the ground barrel pressed directly across the output capacitor, with the scope's bandwidth limit set to 20 MHz. If the pulse widths jitter or the inductor whines, check whether the on-time is close to the controller's minimum.</w:t>
+      </w:r>
+    </w:p>
+    <w:p>
+      <w:pPr>
+        <w:shd w:fill="E3ECF7" w:val="clear"/>
+        <w:spacing w:after="80" w:before="120"/>
+      </w:pPr>
+      <w:r>
+        <w:rPr>
+          <w:b/>
+          <w:bCs/>
+        </w:rPr>
+        <w:t xml:space="preserve">On the Job</w:t>
+      </w:r>
+    </w:p>
+    <w:p>
+      <w:pPr>
+        <w:shd w:fill="E3ECF7" w:val="clear"/>
+        <w:spacing w:after="120"/>
+      </w:pPr>
+      <w:r>
+        <w:t xml:space="preserve">Almost every product with a circuit board has bucks on it, and most engineers who place them never design one from discrete parts: they choose an integrated converter from TI, Analog Devices, Infineon, Renesas, or MPS and prove that it works. The tools are the vendor's design calculator, LTspice, KiCad or Altium, an electronic load, and a scope with a spring-ground probe. A typical task: pick a buck for an STM32 board's 3.3 V rail from a 12 V input at 1 A, copy the vendor's layout around the hot loop, and verify ripple, load-step response, and switch-node ringing on the scope before the board goes to EMC testing. This chapter is what lets you read that data sheet critically.</w:t>
+      </w:r>
+    </w:p>
+    <w:p>
+      <w:pPr>
         <w:pStyle w:val="Heading2"/>
       </w:pPr>
       <w:r>
@@ -2231,6 +2892,130 @@
           <w:i w:val="0"/>
         </w:rPr>
         <w:t>Find the highest switching frequency at which a 60 ns minimum on-time still allows 12 V to 1 V conversion.</w:t>
+      </w:r>
+    </w:p>
+    <w:p>
+      <w:pPr>
+        <w:pStyle w:val="Heading3"/>
+        <w:spacing w:after="120" w:before="280"/>
+      </w:pPr>
+      <w:r>
+        <w:t xml:space="preserve">What You’ll Actually Use</w:t>
+      </w:r>
+    </w:p>
+    <w:p>
+      <w:pPr>
+        <w:spacing w:after="60"/>
+      </w:pPr>
+      <w:r>
+        <w:rPr>
+          <w:b/>
+          <w:bCs/>
+        </w:rPr>
+        <w:t xml:space="preserve">Everyday working tools</w:t>
+      </w:r>
+    </w:p>
+    <w:p>
+      <w:pPr>
+        <w:pStyle w:val="ListParagraph"/>
+        <w:numPr>
+          <w:ilvl w:val="0"/>
+          <w:numId w:val="1"/>
+        </w:numPr>
+        <w:spacing w:after="60"/>
+      </w:pPr>
+      <w:r>
+        <w:t xml:space="preserve">Vout = D Vin and volt-second balance.</w:t>
+      </w:r>
+    </w:p>
+    <w:p>
+      <w:pPr>
+        <w:pStyle w:val="ListParagraph"/>
+        <w:numPr>
+          <w:ilvl w:val="0"/>
+          <w:numId w:val="1"/>
+        </w:numPr>
+        <w:spacing w:after="60"/>
+      </w:pPr>
+      <w:r>
+        <w:t xml:space="preserve">ΔI = (Vin − Vout) D / (fsw L) for choosing the inductor.</w:t>
+      </w:r>
+    </w:p>
+    <w:p>
+      <w:pPr>
+        <w:pStyle w:val="ListParagraph"/>
+        <w:numPr>
+          <w:ilvl w:val="0"/>
+          <w:numId w:val="1"/>
+        </w:numPr>
+        <w:spacing w:after="60"/>
+      </w:pPr>
+      <w:r>
+        <w:t xml:space="preserve">Output ripple from capacitance and ESR.</w:t>
+      </w:r>
+    </w:p>
+    <w:p>
+      <w:pPr>
+        <w:pStyle w:val="ListParagraph"/>
+        <w:numPr>
+          <w:ilvl w:val="0"/>
+          <w:numId w:val="1"/>
+        </w:numPr>
+        <w:spacing w:after="60"/>
+      </w:pPr>
+      <w:r>
+        <w:t xml:space="preserve">Keeping the hot loop small.</w:t>
+      </w:r>
+    </w:p>
+    <w:p>
+      <w:pPr>
+        <w:pStyle w:val="ListParagraph"/>
+        <w:numPr>
+          <w:ilvl w:val="0"/>
+          <w:numId w:val="1"/>
+        </w:numPr>
+        <w:spacing w:after="60"/>
+      </w:pPr>
+      <w:r>
+        <w:t xml:space="preserve">Choosing an integrated buck from a vendor and verifying it on the scope.</w:t>
+      </w:r>
+    </w:p>
+    <w:p>
+      <w:pPr>
+        <w:spacing w:after="60" w:before="120"/>
+      </w:pPr>
+      <w:r>
+        <w:rPr>
+          <w:b/>
+          <w:bCs/>
+        </w:rPr>
+        <w:t xml:space="preserve">Mostly for exams and deeper study</w:t>
+      </w:r>
+    </w:p>
+    <w:p>
+      <w:pPr>
+        <w:pStyle w:val="ListParagraph"/>
+        <w:numPr>
+          <w:ilvl w:val="0"/>
+          <w:numId w:val="1"/>
+        </w:numPr>
+        <w:spacing w:after="60"/>
+      </w:pPr>
+      <w:r>
+        <w:t xml:space="preserve">Ripple waveforms including ESL.</w:t>
+      </w:r>
+    </w:p>
+    <w:p>
+      <w:pPr>
+        <w:pStyle w:val="ListParagraph"/>
+        <w:numPr>
+          <w:ilvl w:val="0"/>
+          <w:numId w:val="1"/>
+        </w:numPr>
+        <w:spacing w:after="60"/>
+      </w:pPr>
+      <w:r>
+        <w:t xml:space="preserve">State-space averaging derivations.</w:t>
       </w:r>
     </w:p>
     <w:p>
@@ -2247,6 +3032,29 @@
       </w:r>
     </w:p>
     <w:p>
+      <w:pPr>
+        <w:spacing w:after="160"/>
+      </w:pPr>
+      <w:r>
+        <w:t xml:space="preserve">A common belief holds that a boost converter can produce any voltage you like if the duty cycle is pushed close enough to one. The ideal formula, 1/(1 − D), agrees. A real inductor with 50 mΩ of resistance does not: with a 24 Ω load the gain tops out near 11, at 50 % efficiency, and pushing D further makes the output fall again.</w:t>
+      </w:r>
+    </w:p>
+    <w:p>
+      <w:pPr>
+        <w:spacing w:after="200"/>
+      </w:pPr>
+      <w:r>
+        <w:rPr>
+          <w:b/>
+          <w:bCs/>
+        </w:rPr>
+        <w:t xml:space="preserve">Where you meet this: </w:t>
+      </w:r>
+      <w:r>
+        <w:t xml:space="preserve">Every LED driver, every power bank that raises one lithium cell to 5 V, every robot or wearable that runs its electronics above its battery voltage, every SEPIC in an automotive supply, and every application note that warns about the right-half-plane zero.</w:t>
+      </w:r>
+    </w:p>
+    <w:p>
       <w:pPr/>
       <w:r>
         <w:rPr>
@@ -2559,6 +3367,62 @@
     </w:p>
     <w:p>
       <w:pPr>
+        <w:spacing w:after="60" w:before="200"/>
+        <w:jc w:val="center"/>
+      </w:pPr>
+      <w:r>
+        <w:drawing>
+          <wp:inline xmlns:a="http://schemas.openxmlformats.org/drawingml/2006/main" xmlns:pic="http://schemas.openxmlformats.org/drawingml/2006/picture">
+            <wp:extent cx="5120640" cy="2752344"/>
+            <wp:docPr id="5" name="Picture 5" descr="Line plot of gain against duty cycle from 0 to 1. A dashed ideal curve rises without limit toward D equal to one. A solid real curve follows it until about 0.8, peaks at about 11 near D equal to 0.95, and then falls steeply. Points mark gain 4.58 at D equal to 0.792 and the peak of about 11." title="Figure 4.?"/>
+            <wp:cNvGraphicFramePr>
+              <a:graphicFrameLocks noChangeAspect="1"/>
+            </wp:cNvGraphicFramePr>
+            <a:graphic>
+              <a:graphicData uri="http://schemas.openxmlformats.org/drawingml/2006/picture">
+                <pic:pic>
+                  <pic:nvPicPr>
+                    <pic:cNvPr id="0" name="b6_boost.png"/>
+                    <pic:cNvPicPr/>
+                  </pic:nvPicPr>
+                  <pic:blipFill>
+                    <a:blip r:embed="rId13"/>
+                    <a:stretch>
+                      <a:fillRect/>
+                    </a:stretch>
+                  </pic:blipFill>
+                  <pic:spPr>
+                    <a:xfrm>
+                      <a:off x="0" y="0"/>
+                      <a:ext cx="5120640" cy="2752344"/>
+                    </a:xfrm>
+                    <a:prstGeom prst="rect"/>
+                  </pic:spPr>
+                </pic:pic>
+              </a:graphicData>
+            </a:graphic>
+          </wp:inline>
+        </w:drawing>
+      </w:r>
+    </w:p>
+    <w:p>
+      <w:pPr>
+        <w:spacing w:after="200"/>
+        <w:jc w:val="center"/>
+      </w:pPr>
+      <w:r>
+        <w:rPr>
+          <w:i/>
+          <w:iCs/>
+          <w:color w:val="555555"/>
+          <w:sz w:val="19"/>
+          <w:szCs w:val="19"/>
+        </w:rPr>
+        <w:t xml:space="preserve">Figure 4.1 — Gain of a boost converter against duty cycle, ideal and with RL = 50 mΩ driving 24 Ω (Worked Example 4.4). At D = 0.792 the real gain is 4.58, so 5 V becomes 22.9 V instead of 24 V; the gain peaks near 11 and falls as D approaches one.</w:t>
+      </w:r>
+    </w:p>
+    <w:p>
+      <w:pPr>
         <w:pStyle w:val="Heading2"/>
       </w:pPr>
       <w:r>
@@ -2753,6 +3617,28 @@
     </w:p>
     <w:p>
       <w:pPr>
+        <w:shd w:fill="E8F1E4" w:val="clear"/>
+        <w:spacing w:after="80" w:before="120"/>
+      </w:pPr>
+      <w:r>
+        <w:rPr>
+          <w:b/>
+          <w:bCs/>
+        </w:rPr>
+        <w:t xml:space="preserve">From the Bench</w:t>
+      </w:r>
+    </w:p>
+    <w:p>
+      <w:pPr>
+        <w:shd w:fill="E8F1E4" w:val="clear"/>
+        <w:spacing w:after="120"/>
+      </w:pPr>
+      <w:r>
+        <w:t xml:space="preserve">Before trusting a high step-up design, compute its gain with the inductor's DC resistance and the switch resistance included. Keep the loop crossover at a fifth of the right-half-plane zero at its lowest, which occurs at the heaviest load and the lowest input voltage. Remember that a boost cannot limit a short circuit on its output: the inductor and diode connect input to output even when the switch is off.</w:t>
+      </w:r>
+    </w:p>
+    <w:p>
+      <w:pPr>
         <w:pStyle w:val="Heading2"/>
       </w:pPr>
       <w:r>
@@ -2895,6 +3781,132 @@
           <w:i w:val="0"/>
         </w:rPr>
         <w:t>Find the SEPIC duty cycle for 5 V out from 3 V in.</w:t>
+      </w:r>
+    </w:p>
+    <w:p>
+      <w:pPr/>
+      <w:r>
+        <w:rPr>
+          <w:b/>
+        </w:rPr>
+        <w:t xml:space="preserve">10. </w:t>
+      </w:r>
+      <w:r>
+        <w:rPr>
+          <w:i w:val="0"/>
+        </w:rPr>
+        <w:t xml:space="preserve">A Nixie-tube clock needs 170 V at 15 mA from a 12 V adapter through a boost converter. Find the ideal duty cycle, and check with RL = 0.1 Ω whether winding resistance limits the gain. (170 V DC can give a dangerous shock; discharge the output capacitor before touching the board.)</w:t>
+      </w:r>
+    </w:p>
+    <w:p>
+      <w:pPr>
+        <w:pStyle w:val="Heading3"/>
+        <w:spacing w:after="120" w:before="280"/>
+      </w:pPr>
+      <w:r>
+        <w:t xml:space="preserve">What You’ll Actually Use</w:t>
+      </w:r>
+    </w:p>
+    <w:p>
+      <w:pPr>
+        <w:spacing w:after="60"/>
+      </w:pPr>
+      <w:r>
+        <w:rPr>
+          <w:b/>
+          <w:bCs/>
+        </w:rPr>
+        <w:t xml:space="preserve">Everyday working tools</w:t>
+      </w:r>
+    </w:p>
+    <w:p>
+      <w:pPr>
+        <w:pStyle w:val="ListParagraph"/>
+        <w:numPr>
+          <w:ilvl w:val="0"/>
+          <w:numId w:val="1"/>
+        </w:numPr>
+        <w:spacing w:after="60"/>
+      </w:pPr>
+      <w:r>
+        <w:t xml:space="preserve">M = 1/(1 − D) and its correction for winding resistance.</w:t>
+      </w:r>
+    </w:p>
+    <w:p>
+      <w:pPr>
+        <w:pStyle w:val="ListParagraph"/>
+        <w:numPr>
+          <w:ilvl w:val="0"/>
+          <w:numId w:val="1"/>
+        </w:numPr>
+        <w:spacing w:after="60"/>
+      </w:pPr>
+      <w:r>
+        <w:t xml:space="preserve">The RHP zero at (1 − D)² R/(2πL).</w:t>
+      </w:r>
+    </w:p>
+    <w:p>
+      <w:pPr>
+        <w:pStyle w:val="ListParagraph"/>
+        <w:numPr>
+          <w:ilvl w:val="0"/>
+          <w:numId w:val="1"/>
+        </w:numPr>
+        <w:spacing w:after="60"/>
+      </w:pPr>
+      <w:r>
+        <w:t xml:space="preserve">Slope compensation above 50 % duty cycle.</w:t>
+      </w:r>
+    </w:p>
+    <w:p>
+      <w:pPr>
+        <w:pStyle w:val="ListParagraph"/>
+        <w:numPr>
+          <w:ilvl w:val="0"/>
+          <w:numId w:val="1"/>
+        </w:numPr>
+        <w:spacing w:after="60"/>
+      </w:pPr>
+      <w:r>
+        <w:t xml:space="preserve">The SEPIC for inputs that straddle the output.</w:t>
+      </w:r>
+    </w:p>
+    <w:p>
+      <w:pPr>
+        <w:spacing w:after="60" w:before="120"/>
+      </w:pPr>
+      <w:r>
+        <w:rPr>
+          <w:b/>
+          <w:bCs/>
+        </w:rPr>
+        <w:t xml:space="preserve">Mostly for exams and deeper study</w:t>
+      </w:r>
+    </w:p>
+    <w:p>
+      <w:pPr>
+        <w:pStyle w:val="ListParagraph"/>
+        <w:numPr>
+          <w:ilvl w:val="0"/>
+          <w:numId w:val="1"/>
+        </w:numPr>
+        <w:spacing w:after="60"/>
+      </w:pPr>
+      <w:r>
+        <w:t xml:space="preserve">Full small-signal models of every topology.</w:t>
+      </w:r>
+    </w:p>
+    <w:p>
+      <w:pPr>
+        <w:pStyle w:val="ListParagraph"/>
+        <w:numPr>
+          <w:ilvl w:val="0"/>
+          <w:numId w:val="1"/>
+        </w:numPr>
+        <w:spacing w:after="60"/>
+      </w:pPr>
+      <w:r>
+        <w:t xml:space="preserve">Coupled-inductor SEPIC analysis.</w:t>
       </w:r>
     </w:p>
     <w:p>
@@ -2911,6 +3923,29 @@
       </w:r>
     </w:p>
     <w:p>
+      <w:pPr>
+        <w:spacing w:after="160"/>
+      </w:pPr>
+      <w:r>
+        <w:t xml:space="preserve">Why does a 65 W laptop charger of 2026 fit in a pocket when its 2015 ancestor was a brick? Not because of one part but three: a GaN switch whose small charge lets it run at 100 to 300 kHz, an active clamp that recycles the transformer's leakage energy instead of burning it, and a synchronous rectifier in place of the output diode. Together they shrink the charger to about a third of the volume.</w:t>
+      </w:r>
+    </w:p>
+    <w:p>
+      <w:pPr>
+        <w:spacing w:after="200"/>
+      </w:pPr>
+      <w:r>
+        <w:rPr>
+          <w:b/>
+          <w:bCs/>
+        </w:rPr>
+        <w:t xml:space="preserve">Where you meet this: </w:t>
+      </w:r>
+      <w:r>
+        <w:t xml:space="preserve">Every USB-C charger, every server supply's isolated DC-DC stage, every 'flyback' or 'LLC' in a power-supply data sheet, and every isolated supply that keeps a user or a patient away from the mains.</w:t>
+      </w:r>
+    </w:p>
+    <w:p>
       <w:pPr/>
       <w:r>
         <w:rPr>
@@ -3259,7 +4294,7 @@
         <w:rPr>
           <w:i w:val="0"/>
         </w:rPr>
-        <w:t>Np/Ns = 100/20.5 = 4.88. At the boundary of conduction, volt-second balance gives D = VR/(VR + Vin) = 100/200 = 0.50. At 264 VAC the bulk capacitor reaches 373 V, so the switch sees 373 + 100 = 473 V before the leakage spike; with 80 to 100 V of spike, a 650 V GaN switch keeps about 15 % margin.</w:t>
+        <w:t xml:space="preserve">Np/Ns = 100/20.5 = 4.88. At the boundary of conduction, volt-second balance gives D = VR/(VR + Vin) = 100/200 = 0.50. At 264 VAC the bulk capacitor reaches 373 V, so the switch sees 373 + 100 = 473 V before the leakage spike; with 80 to 100 V of spike, a 650 V GaN switch keeps 12 to 15 % margin.</w:t>
       </w:r>
     </w:p>
     <w:p>
@@ -3285,7 +4320,7 @@
         <w:rPr>
           <w:i w:val="0"/>
         </w:rPr>
-        <w:t>For the same converter at 92 % efficiency and 100 kHz, find the primary peak current at the 100 V valley, and the leakage energy lost per second if Llk = 3 µH and the clamp simply dissipates it.</w:t>
+        <w:t xml:space="preserve">For the same converter at 92 % efficiency and 100 kHz, find the primary peak current at the 100 V valley, and the leakage energy lost per second if Llk = 3 µH and the clamp dissipates it.</w:t>
       </w:r>
     </w:p>
     <w:p>
@@ -3336,6 +4371,62 @@
     </w:p>
     <w:p>
       <w:pPr>
+        <w:spacing w:after="60" w:before="200"/>
+        <w:jc w:val="center"/>
+      </w:pPr>
+      <w:r>
+        <w:drawing>
+          <wp:inline xmlns:a="http://schemas.openxmlformats.org/drawingml/2006/main" xmlns:pic="http://schemas.openxmlformats.org/drawingml/2006/picture">
+            <wp:extent cx="5120640" cy="2816352"/>
+            <wp:docPr id="6" name="Picture 6" descr="Four curves of tank gain against switching frequency from about 33 to 210 kilohertz, all passing through gain 1 at 94.8 kilohertz. The Q 0.2 curve rises to a sharp peak of about 2.5 near 40 kilohertz; higher Q curves have lower and broader peaks; above 94.8 kilohertz all fall below one, the high Q curves fastest." title="Figure 5.?"/>
+            <wp:cNvGraphicFramePr>
+              <a:graphicFrameLocks noChangeAspect="1"/>
+            </wp:cNvGraphicFramePr>
+            <a:graphic>
+              <a:graphicData uri="http://schemas.openxmlformats.org/drawingml/2006/picture">
+                <pic:pic>
+                  <pic:nvPicPr>
+                    <pic:cNvPr id="0" name="b6_llc.png"/>
+                    <pic:cNvPicPr/>
+                  </pic:nvPicPr>
+                  <pic:blipFill>
+                    <a:blip r:embed="rId14"/>
+                    <a:stretch>
+                      <a:fillRect/>
+                    </a:stretch>
+                  </pic:blipFill>
+                  <pic:spPr>
+                    <a:xfrm>
+                      <a:off x="0" y="0"/>
+                      <a:ext cx="5120640" cy="2816352"/>
+                    </a:xfrm>
+                    <a:prstGeom prst="rect"/>
+                  </pic:spPr>
+                </pic:pic>
+              </a:graphicData>
+            </a:graphic>
+          </wp:inline>
+        </w:drawing>
+      </w:r>
+    </w:p>
+    <w:p>
+      <w:pPr>
+        <w:spacing w:after="200"/>
+        <w:jc w:val="center"/>
+      </w:pPr>
+      <w:r>
+        <w:rPr>
+          <w:i/>
+          <w:iCs/>
+          <w:color w:val="555555"/>
+          <w:sz w:val="19"/>
+          <w:szCs w:val="19"/>
+        </w:rPr>
+        <w:t xml:space="preserve">Figure 5.1 — First-harmonic gain of the LLC tank of Worked Example 5.6 (Lr = 60 µH, Cr = 47 nF, Lm = 300 µH, so fr = 94.8 kHz and Ln = 5) against switching frequency, for four values of quality factor Q. At fr the gain is one at every load; below it light loads gain the most, above it the gain falls below one.</w:t>
+      </w:r>
+    </w:p>
+    <w:p>
+      <w:pPr>
         <w:pStyle w:val="Heading2"/>
       </w:pPr>
       <w:r>
@@ -3386,6 +4477,28 @@
     </w:p>
     <w:p>
       <w:pPr>
+        <w:shd w:fill="E8F1E4" w:val="clear"/>
+        <w:spacing w:after="80" w:before="120"/>
+      </w:pPr>
+      <w:r>
+        <w:rPr>
+          <w:b/>
+          <w:bCs/>
+        </w:rPr>
+        <w:t xml:space="preserve">From the Bench</w:t>
+      </w:r>
+    </w:p>
+    <w:p>
+      <w:pPr>
+        <w:shd w:fill="E8F1E4" w:val="clear"/>
+        <w:spacing w:after="120"/>
+      </w:pPr>
+      <w:r>
+        <w:t xml:space="preserve">On a flyback, capture the drain voltage at full load and the highest line voltage: the input, the reflected voltage, and the leakage spike together must leave margin below the switch's rating. Measure leakage inductance by shorting the secondary and reading the primary on an LCR meter; it sets the clamp loss. On an LLC, confirm that the switch-node voltage swings fully before each switch turns on, the sign of zero-voltage switching, at the lowest frequency the controller allows.</w:t>
+      </w:r>
+    </w:p>
+    <w:p>
+      <w:pPr>
         <w:pStyle w:val="Heading2"/>
       </w:pPr>
       <w:r>
@@ -3528,6 +4641,104 @@
           <w:i w:val="0"/>
         </w:rPr>
         <w:t>What resonant capacitor gives fr = 200 kHz with Lr = 20 µH?</w:t>
+      </w:r>
+    </w:p>
+    <w:p>
+      <w:pPr>
+        <w:pStyle w:val="Heading3"/>
+        <w:spacing w:after="120" w:before="280"/>
+      </w:pPr>
+      <w:r>
+        <w:t xml:space="preserve">What You’ll Actually Use</w:t>
+      </w:r>
+    </w:p>
+    <w:p>
+      <w:pPr>
+        <w:spacing w:after="60"/>
+      </w:pPr>
+      <w:r>
+        <w:rPr>
+          <w:b/>
+          <w:bCs/>
+        </w:rPr>
+        <w:t xml:space="preserve">Everyday working tools</w:t>
+      </w:r>
+    </w:p>
+    <w:p>
+      <w:pPr>
+        <w:pStyle w:val="ListParagraph"/>
+        <w:numPr>
+          <w:ilvl w:val="0"/>
+          <w:numId w:val="1"/>
+        </w:numPr>
+        <w:spacing w:after="60"/>
+      </w:pPr>
+      <w:r>
+        <w:t xml:space="preserve">Flyback turns ratio, reflected voltage, and drain stress.</w:t>
+      </w:r>
+    </w:p>
+    <w:p>
+      <w:pPr>
+        <w:pStyle w:val="ListParagraph"/>
+        <w:numPr>
+          <w:ilvl w:val="0"/>
+          <w:numId w:val="1"/>
+        </w:numPr>
+        <w:spacing w:after="60"/>
+      </w:pPr>
+      <w:r>
+        <w:t xml:space="preserve">Clamp loss ½ Llk I² fsw.</w:t>
+      </w:r>
+    </w:p>
+    <w:p>
+      <w:pPr>
+        <w:pStyle w:val="ListParagraph"/>
+        <w:numPr>
+          <w:ilvl w:val="0"/>
+          <w:numId w:val="1"/>
+        </w:numPr>
+        <w:spacing w:after="60"/>
+      </w:pPr>
+      <w:r>
+        <w:t xml:space="preserve">LLC resonant frequency and Ln.</w:t>
+      </w:r>
+    </w:p>
+    <w:p>
+      <w:pPr>
+        <w:spacing w:after="60" w:before="120"/>
+      </w:pPr>
+      <w:r>
+        <w:rPr>
+          <w:b/>
+          <w:bCs/>
+        </w:rPr>
+        <w:t xml:space="preserve">Mostly for exams and deeper study</w:t>
+      </w:r>
+    </w:p>
+    <w:p>
+      <w:pPr>
+        <w:pStyle w:val="ListParagraph"/>
+        <w:numPr>
+          <w:ilvl w:val="0"/>
+          <w:numId w:val="1"/>
+        </w:numPr>
+        <w:spacing w:after="60"/>
+      </w:pPr>
+      <w:r>
+        <w:t xml:space="preserve">LLC time-domain analysis beyond the first-harmonic approximation.</w:t>
+      </w:r>
+    </w:p>
+    <w:p>
+      <w:pPr>
+        <w:pStyle w:val="ListParagraph"/>
+        <w:numPr>
+          <w:ilvl w:val="0"/>
+          <w:numId w:val="1"/>
+        </w:numPr>
+        <w:spacing w:after="60"/>
+      </w:pPr>
+      <w:r>
+        <w:t xml:space="preserve">Transformer interleaving and winding design in depth.</w:t>
       </w:r>
     </w:p>
     <w:p>
@@ -3544,6 +4755,29 @@
       </w:r>
     </w:p>
     <w:p>
+      <w:pPr>
+        <w:spacing w:after="160"/>
+      </w:pPr>
+      <w:r>
+        <w:t xml:space="preserve">At 60 Hz, current spreads through 8.5 mm of copper, so a mains transformer can be wound with thick wire or bars. At 100 kHz it crowds into the outer 0.21 mm, and at 1 MHz into 66 µm, thinner than a sheet of office paper. At those frequencies the middle of a thick wire is copper that you paid for, that carries almost no current, and that still sits in the winding window.</w:t>
+      </w:r>
+    </w:p>
+    <w:p>
+      <w:pPr>
+        <w:spacing w:after="200"/>
+      </w:pPr>
+      <w:r>
+        <w:rPr>
+          <w:b/>
+          <w:bCs/>
+        </w:rPr>
+        <w:t xml:space="preserve">Where you meet this: </w:t>
+      </w:r>
+      <w:r>
+        <w:t xml:space="preserve">Every inductor and transformer data sheet, every Litz-wire specification, every ferrite manufacturer's core-loss chart, every planar transformer in a circuit board, and the coils of every wireless charger.</w:t>
+      </w:r>
+    </w:p>
+    <w:p>
       <w:pPr/>
       <w:r>
         <w:rPr>
@@ -3585,6 +4819,62 @@
     </w:p>
     <w:p>
       <w:pPr>
+        <w:spacing w:after="60" w:before="200"/>
+        <w:jc w:val="center"/>
+      </w:pPr>
+      <w:r>
+        <w:drawing>
+          <wp:inline xmlns:a="http://schemas.openxmlformats.org/drawingml/2006/main" xmlns:pic="http://schemas.openxmlformats.org/drawingml/2006/picture">
+            <wp:extent cx="5120640" cy="2752344"/>
+            <wp:docPr id="7" name="Picture 7" descr="Log-log straight line falling from about 20 millimeters at 10 hertz to about 0.02 millimeters at 10 megahertz. Points mark 8.5 millimeters at 60 hertz, 0.21 millimeters at 100 kilohertz and 66 micrometers at 1 megahertz. A horizontal dashed line at 0.1 millimeters is labeled AWG 38 Litz strand." title="Figure 6.?"/>
+            <wp:cNvGraphicFramePr>
+              <a:graphicFrameLocks noChangeAspect="1"/>
+            </wp:cNvGraphicFramePr>
+            <a:graphic>
+              <a:graphicData uri="http://schemas.openxmlformats.org/drawingml/2006/picture">
+                <pic:pic>
+                  <pic:nvPicPr>
+                    <pic:cNvPr id="0" name="b6_skin.png"/>
+                    <pic:cNvPicPr/>
+                  </pic:nvPicPr>
+                  <pic:blipFill>
+                    <a:blip r:embed="rId15"/>
+                    <a:stretch>
+                      <a:fillRect/>
+                    </a:stretch>
+                  </pic:blipFill>
+                  <pic:spPr>
+                    <a:xfrm>
+                      <a:off x="0" y="0"/>
+                      <a:ext cx="5120640" cy="2752344"/>
+                    </a:xfrm>
+                    <a:prstGeom prst="rect"/>
+                  </pic:spPr>
+                </pic:pic>
+              </a:graphicData>
+            </a:graphic>
+          </wp:inline>
+        </w:drawing>
+      </w:r>
+    </w:p>
+    <w:p>
+      <w:pPr>
+        <w:spacing w:after="200"/>
+        <w:jc w:val="center"/>
+      </w:pPr>
+      <w:r>
+        <w:rPr>
+          <w:i/>
+          <w:iCs/>
+          <w:color w:val="555555"/>
+          <w:sz w:val="19"/>
+          <w:szCs w:val="19"/>
+        </w:rPr>
+        <w:t xml:space="preserve">Figure 6.1 — Skin depth in copper, δ ≈ 66/√f mm, from 10 Hz to 10 MHz (Worked Example 6.1): 8.5 mm at 60 Hz, 0.21 mm at 100 kHz, and 66 µm at 1 MHz. The dashed line is a 0.1 mm Litz strand, about AWG 38, well under a skin depth at 100 kHz.</w:t>
+      </w:r>
+    </w:p>
+    <w:p>
+      <w:pPr>
         <w:pStyle w:val="Heading2"/>
       </w:pPr>
       <w:r>
@@ -3621,7 +4911,7 @@
         <w:rPr>
           <w:i w:val="0"/>
         </w:rPr>
-        <w:t>66/√60 = 8.5 mm, 66/√10⁵ = 0.21 mm, and 66/√10⁶ = 0.066 mm, or 66 µm. A Litz strand should be no thicker than about one or two skin depths, so 0.1 to 0.2 mm at 100 kHz; strands of 0.1 mm, about AWG 38, are a common choice there.</w:t>
+        <w:t xml:space="preserve">66/√60 = 8.5 mm, 66/√10⁵ = 0.21 mm, and 66/√10⁶ = 0.066 mm, or 66 µm. A Litz strand should be well under a skin depth, commonly a third to a half of it, so about 0.07 to 0.1 mm at 100 kHz; strands of 0.1 mm, about AWG 38, are a common choice there.</w:t>
       </w:r>
     </w:p>
     <w:p>
@@ -3990,7 +5280,7 @@
         <w:rPr>
           <w:i w:val="0"/>
         </w:rPr>
-        <w:t>A transformer runs at 100 kHz. Find the skin depth in copper, and choose a Litz strand size.</w:t>
+        <w:t xml:space="preserve">A transformer designed for 100 kHz is to be redesigned for 500 kHz. Find the skin depth in copper at each frequency, and choose a Litz strand size for each.</w:t>
       </w:r>
     </w:p>
     <w:p>
@@ -4019,6 +5309,28 @@
     </w:p>
     <w:p>
       <w:pPr>
+        <w:shd w:fill="E8F1E4" w:val="clear"/>
+        <w:spacing w:after="80" w:before="120"/>
+      </w:pPr>
+      <w:r>
+        <w:rPr>
+          <w:b/>
+          <w:bCs/>
+        </w:rPr>
+        <w:t xml:space="preserve">From the Bench</w:t>
+      </w:r>
+    </w:p>
+    <w:p>
+      <w:pPr>
+        <w:shd w:fill="E8F1E4" w:val="clear"/>
+        <w:spacing w:after="120"/>
+      </w:pPr>
+      <w:r>
+        <w:t xml:space="preserve">When an inductor runs hotter than its DC resistance predicts, suspect AC winding loss or core loss before blaming the current measurement. Read the core manufacturer's loss curves at your own flux swing and frequency, not at the catalog test point. To check for saturation, watch the inductor current at the highest input and full load: a slope that steepens near the peak means the core is running out.</w:t>
+      </w:r>
+    </w:p>
+    <w:p>
+      <w:pPr>
         <w:pStyle w:val="Heading2"/>
       </w:pPr>
       <w:r>
@@ -4161,6 +5473,117 @@
           <w:i w:val="0"/>
         </w:rPr>
         <w:t>Find the skin depth in copper at 1 MHz.</w:t>
+      </w:r>
+    </w:p>
+    <w:p>
+      <w:pPr>
+        <w:pStyle w:val="Heading3"/>
+        <w:spacing w:after="120" w:before="280"/>
+      </w:pPr>
+      <w:r>
+        <w:t xml:space="preserve">What You’ll Actually Use</w:t>
+      </w:r>
+    </w:p>
+    <w:p>
+      <w:pPr>
+        <w:spacing w:after="60"/>
+      </w:pPr>
+      <w:r>
+        <w:rPr>
+          <w:b/>
+          <w:bCs/>
+        </w:rPr>
+        <w:t xml:space="preserve">Everyday working tools</w:t>
+      </w:r>
+    </w:p>
+    <w:p>
+      <w:pPr>
+        <w:pStyle w:val="ListParagraph"/>
+        <w:numPr>
+          <w:ilvl w:val="0"/>
+          <w:numId w:val="1"/>
+        </w:numPr>
+        <w:spacing w:after="60"/>
+      </w:pPr>
+      <w:r>
+        <w:t xml:space="preserve">δ ≈ 66/√f mm for copper.</w:t>
+      </w:r>
+    </w:p>
+    <w:p>
+      <w:pPr>
+        <w:pStyle w:val="ListParagraph"/>
+        <w:numPr>
+          <w:ilvl w:val="0"/>
+          <w:numId w:val="1"/>
+        </w:numPr>
+        <w:spacing w:after="60"/>
+      </w:pPr>
+      <w:r>
+        <w:t xml:space="preserve">Steinmetz core loss k f^α B^β.</w:t>
+      </w:r>
+    </w:p>
+    <w:p>
+      <w:pPr>
+        <w:pStyle w:val="ListParagraph"/>
+        <w:numPr>
+          <w:ilvl w:val="0"/>
+          <w:numId w:val="1"/>
+        </w:numPr>
+        <w:spacing w:after="60"/>
+      </w:pPr>
+      <w:r>
+        <w:t xml:space="preserve">The area product for a first core size.</w:t>
+      </w:r>
+    </w:p>
+    <w:p>
+      <w:pPr>
+        <w:pStyle w:val="ListParagraph"/>
+        <w:numPr>
+          <w:ilvl w:val="0"/>
+          <w:numId w:val="1"/>
+        </w:numPr>
+        <w:spacing w:after="60"/>
+      </w:pPr>
+      <w:r>
+        <w:t xml:space="preserve">The four shelves of magnetic materials.</w:t>
+      </w:r>
+    </w:p>
+    <w:p>
+      <w:pPr>
+        <w:spacing w:after="60" w:before="120"/>
+      </w:pPr>
+      <w:r>
+        <w:rPr>
+          <w:b/>
+          <w:bCs/>
+        </w:rPr>
+        <w:t xml:space="preserve">Mostly for exams and deeper study</w:t>
+      </w:r>
+    </w:p>
+    <w:p>
+      <w:pPr>
+        <w:pStyle w:val="ListParagraph"/>
+        <w:numPr>
+          <w:ilvl w:val="0"/>
+          <w:numId w:val="1"/>
+        </w:numPr>
+        <w:spacing w:after="60"/>
+      </w:pPr>
+      <w:r>
+        <w:t xml:space="preserve">Dowell's method for layered winding loss.</w:t>
+      </w:r>
+    </w:p>
+    <w:p>
+      <w:pPr>
+        <w:pStyle w:val="ListParagraph"/>
+        <w:numPr>
+          <w:ilvl w:val="0"/>
+          <w:numId w:val="1"/>
+        </w:numPr>
+        <w:spacing w:after="60"/>
+      </w:pPr>
+      <w:r>
+        <w:t xml:space="preserve">Finite-element field modeling.</w:t>
       </w:r>
     </w:p>
     <w:p>
@@ -4177,6 +5600,29 @@
       </w:r>
     </w:p>
     <w:p>
+      <w:pPr>
+        <w:spacing w:after="160"/>
+      </w:pPr>
+      <w:r>
+        <w:t xml:space="preserve">A building full of desktop computers can overheat a neutral conductor that carries no fundamental current at all. Each computer's rectifier draws short pulses at the peaks of the mains, rich in third harmonic, and in a three-phase system the third harmonics of the three phases add in the neutral instead of canceling.</w:t>
+      </w:r>
+    </w:p>
+    <w:p>
+      <w:pPr>
+        <w:spacing w:after="200"/>
+      </w:pPr>
+      <w:r>
+        <w:rPr>
+          <w:b/>
+          <w:bCs/>
+        </w:rPr>
+        <w:t xml:space="preserve">Where you meet this: </w:t>
+      </w:r>
+      <w:r>
+        <w:t xml:space="preserve">Every power supply with a power-factor rating, every 'PFC' block in a server or LED-lighting supply, every harmonic limit in IEC 61000-3-2, and every grid-code requirement for an inverter.</w:t>
+      </w:r>
+    </w:p>
+    <w:p>
       <w:pPr/>
       <w:r>
         <w:rPr>
@@ -4202,7 +5648,7 @@
         <w:rPr>
           <w:i w:val="0"/>
         </w:rPr>
-        <w:t>The simplest front end is a diode bridge followed by a large capacitor. The capacitor charges only near the peaks of the mains waveform, so the current flows in short, tall pulses rather than a sine wave. Those pulses are rich in odd harmonics, the third, fifth, seventh, and higher, which carry no average power but heat wiring and transformers, distort the voltage for other users, and in three-phase systems add up in the neutral conductor rather than cancelling. The power factor is the ratio of real power to the product of rms voltage and rms current. For a sinusoidal voltage, it is the product of a displacement factor, the cosine of the phase angle of the fundamental current, and a distortion factor set by the total harmonic distortion of the current.</w:t>
+        <w:t xml:space="preserve">The simplest front end is a diode bridge followed by a large capacitor. The capacitor charges only near the peaks of the mains waveform, so the current flows in short, tall pulses rather than a sine wave. Those pulses are rich in odd harmonics, the third, fifth, seventh, and higher, which carry no average power but heat wiring and transformers, distort the voltage for other users, and in three-phase systems add up in the neutral conductor rather than canceling. The power factor is the ratio of real power to the product of rms voltage and rms current. For a sinusoidal voltage, it is the product of a displacement factor, the cosine of the phase angle of the fundamental current, and a distortion factor set by the total harmonic distortion of the current.</w:t>
       </w:r>
     </w:p>
     <w:p>
@@ -4218,6 +5664,62 @@
     </w:p>
     <w:p>
       <w:pPr>
+        <w:spacing w:after="60" w:before="200"/>
+        <w:jc w:val="center"/>
+      </w:pPr>
+      <w:r>
+        <w:drawing>
+          <wp:inline xmlns:a="http://schemas.openxmlformats.org/drawingml/2006/main" xmlns:pic="http://schemas.openxmlformats.org/drawingml/2006/picture">
+            <wp:extent cx="5120640" cy="2816352"/>
+            <wp:docPr id="8" name="Picture 8" descr="Plot of line current against time over 40 milliseconds. A dotted scaled sine shows the line voltage. A solid red trace is zero most of the time with narrow pulses of about 6.6 amperes at each voltage peak, positive and negative. A blue sine of 1.84 amperes peak follows the voltage." title="Figure 7.?"/>
+            <wp:cNvGraphicFramePr>
+              <a:graphicFrameLocks noChangeAspect="1"/>
+            </wp:cNvGraphicFramePr>
+            <a:graphic>
+              <a:graphicData uri="http://schemas.openxmlformats.org/drawingml/2006/picture">
+                <pic:pic>
+                  <pic:nvPicPr>
+                    <pic:cNvPr id="0" name="b6_rectifier.png"/>
+                    <pic:cNvPicPr/>
+                  </pic:nvPicPr>
+                  <pic:blipFill>
+                    <a:blip r:embed="rId16"/>
+                    <a:stretch>
+                      <a:fillRect/>
+                    </a:stretch>
+                  </pic:blipFill>
+                  <pic:spPr>
+                    <a:xfrm>
+                      <a:off x="0" y="0"/>
+                      <a:ext cx="5120640" cy="2816352"/>
+                    </a:xfrm>
+                    <a:prstGeom prst="rect"/>
+                  </pic:spPr>
+                </pic:pic>
+              </a:graphicData>
+            </a:graphic>
+          </wp:inline>
+        </w:drawing>
+      </w:r>
+    </w:p>
+    <w:p>
+      <w:pPr>
+        <w:spacing w:after="200"/>
+        <w:jc w:val="center"/>
+      </w:pPr>
+      <w:r>
+        <w:rPr>
+          <w:i/>
+          <w:iCs/>
+          <w:color w:val="555555"/>
+          <w:sz w:val="19"/>
+          <w:szCs w:val="19"/>
+        </w:rPr>
+        <w:t xml:space="preserve">Figure 7.1 — Line current of a 300 W load on 230 V, 50 Hz, simulated over two cycles. A diode bridge with a 220 µF capacitor and 2 Ω of source resistance draws narrow pulses near the voltage peaks, with a power factor of 0.56 and a current THD of 143 %; a PFC front end draws a 1.84 A peak sine in phase with the voltage.</w:t>
+      </w:r>
+    </w:p>
+    <w:p>
+      <w:pPr>
         <w:pStyle w:val="Heading2"/>
       </w:pPr>
       <w:r>
@@ -4381,7 +5883,7 @@
         <w:rPr>
           <w:i w:val="0"/>
         </w:rPr>
-        <w:t>The grid frequency is 60 Hz in the Americas, Korea, and Taiwan; 50 Hz in Europe, China, India, Africa, and Australia; and split in Japan, with eastern Japan at 50 Hz and western Japan at 60 Hz, joined by frequency converters. Equipment that will be sold worldwide must work at both. Inverters that feed the grid must also meet grid codes, which differ by country and do not travel with a converter design: IEEE 1547-2018 in the United States, the EN 50549 series in Europe, and national rules such as VDE-AR-N 4105 in Germany. The codes require inverters to stay connected and support the grid through short voltage and frequency disturbances, called ride-through, to supply or absorb reactive power to help regulate voltage, to reduce real power when frequency rises, and to disconnect cleanly when the grid is lost, preventing an unintentional island that could endanger line workers.</w:t>
+        <w:t xml:space="preserve">The grid frequency is 60 Hz in North America, Brazil, Korea, and Taiwan; 50 Hz in Europe, China, India, most of Africa, Australia, and much of South America; and split in Japan, with eastern Japan at 50 Hz and western Japan at 60 Hz, joined by frequency converters. Equipment that will be sold worldwide must work at both. Inverters that feed the grid must also meet grid codes, which differ by country and do not travel with a converter design: IEEE 1547-2018 in the United States, the EN 50549 series in Europe, and national rules such as VDE-AR-N 4105 in Germany. The codes require inverters to stay connected and support the grid through short voltage and frequency disturbances, called ride-through, to supply or absorb reactive power to help regulate voltage, to reduce real power when frequency rises, and to disconnect cleanly when the grid is lost, preventing an unintentional island that could endanger line workers.</w:t>
       </w:r>
     </w:p>
     <w:p>
@@ -4630,6 +6132,28 @@
     </w:p>
     <w:p>
       <w:pPr>
+        <w:shd w:fill="E8F1E4" w:val="clear"/>
+        <w:spacing w:after="80" w:before="120"/>
+      </w:pPr>
+      <w:r>
+        <w:rPr>
+          <w:b/>
+          <w:bCs/>
+        </w:rPr>
+        <w:t xml:space="preserve">From the Bench</w:t>
+      </w:r>
+    </w:p>
+    <w:p>
+      <w:pPr>
+        <w:shd w:fill="E8F1E4" w:val="clear"/>
+        <w:spacing w:after="120"/>
+      </w:pPr>
+      <w:r>
+        <w:t xml:space="preserve">Measure power factor and harmonics with a power analyzer, not by multiplying rms readings from separate meters, and use a true-rms clamp meter: an averaging meter misreads the pulse current of a rectifier. When a PFC stage's current shows a notch or a flat top near the zero crossings, check the current loop's bandwidth and whether the boost inductor saturates at the line peak.</w:t>
+      </w:r>
+    </w:p>
+    <w:p>
+      <w:pPr>
         <w:pStyle w:val="Heading2"/>
       </w:pPr>
       <w:r>
@@ -4772,6 +6296,132 @@
           <w:i w:val="0"/>
         </w:rPr>
         <w:t>What is the Class D fifth-harmonic limit for a 200 W device?</w:t>
+      </w:r>
+    </w:p>
+    <w:p>
+      <w:pPr/>
+      <w:r>
+        <w:rPr>
+          <w:b/>
+        </w:rPr>
+        <w:t xml:space="preserve">10. </w:t>
+      </w:r>
+      <w:r>
+        <w:rPr>
+          <w:i w:val="0"/>
+        </w:rPr>
+        <w:t xml:space="preserve">A home energy dashboard measures one circuit with an SCT-013-000 current transformer (100 A to 50 mA) feeding an ESP32-S3 ADC input biased at 1.65 V. Find the largest burden resistor that keeps 100 A rms within ±1.65 V, and the real power the dashboard should report for a 230 V load drawing 6.15 A at a power factor of 0.707.</w:t>
+      </w:r>
+    </w:p>
+    <w:p>
+      <w:pPr>
+        <w:pStyle w:val="Heading3"/>
+        <w:spacing w:after="120" w:before="280"/>
+      </w:pPr>
+      <w:r>
+        <w:t xml:space="preserve">What You’ll Actually Use</w:t>
+      </w:r>
+    </w:p>
+    <w:p>
+      <w:pPr>
+        <w:spacing w:after="60"/>
+      </w:pPr>
+      <w:r>
+        <w:rPr>
+          <w:b/>
+          <w:bCs/>
+        </w:rPr>
+        <w:t xml:space="preserve">Everyday working tools</w:t>
+      </w:r>
+    </w:p>
+    <w:p>
+      <w:pPr>
+        <w:pStyle w:val="ListParagraph"/>
+        <w:numPr>
+          <w:ilvl w:val="0"/>
+          <w:numId w:val="1"/>
+        </w:numPr>
+        <w:spacing w:after="60"/>
+      </w:pPr>
+      <w:r>
+        <w:t xml:space="preserve">PF = cos φ / √(1 + THD²).</w:t>
+      </w:r>
+    </w:p>
+    <w:p>
+      <w:pPr>
+        <w:pStyle w:val="ListParagraph"/>
+        <w:numPr>
+          <w:ilvl w:val="0"/>
+          <w:numId w:val="1"/>
+        </w:numPr>
+        <w:spacing w:after="60"/>
+      </w:pPr>
+      <w:r>
+        <w:t xml:space="preserve">The boost PFC stage and its bulk capacitor.</w:t>
+      </w:r>
+    </w:p>
+    <w:p>
+      <w:pPr>
+        <w:pStyle w:val="ListParagraph"/>
+        <w:numPr>
+          <w:ilvl w:val="0"/>
+          <w:numId w:val="1"/>
+        </w:numPr>
+        <w:spacing w:after="60"/>
+      </w:pPr>
+      <w:r>
+        <w:t xml:space="preserve">Line voltage and frequency by region.</w:t>
+      </w:r>
+    </w:p>
+    <w:p>
+      <w:pPr>
+        <w:pStyle w:val="ListParagraph"/>
+        <w:numPr>
+          <w:ilvl w:val="0"/>
+          <w:numId w:val="1"/>
+        </w:numPr>
+        <w:spacing w:after="60"/>
+      </w:pPr>
+      <w:r>
+        <w:t xml:space="preserve">The IEC 61000-3-2 limit classes.</w:t>
+      </w:r>
+    </w:p>
+    <w:p>
+      <w:pPr>
+        <w:spacing w:after="60" w:before="120"/>
+      </w:pPr>
+      <w:r>
+        <w:rPr>
+          <w:b/>
+          <w:bCs/>
+        </w:rPr>
+        <w:t xml:space="preserve">Mostly for exams and deeper study</w:t>
+      </w:r>
+    </w:p>
+    <w:p>
+      <w:pPr>
+        <w:pStyle w:val="ListParagraph"/>
+        <w:numPr>
+          <w:ilvl w:val="0"/>
+          <w:numId w:val="1"/>
+        </w:numPr>
+        <w:spacing w:after="60"/>
+      </w:pPr>
+      <w:r>
+        <w:t xml:space="preserve">Control of three-phase active rectifiers in depth.</w:t>
+      </w:r>
+    </w:p>
+    <w:p>
+      <w:pPr>
+        <w:pStyle w:val="ListParagraph"/>
+        <w:numPr>
+          <w:ilvl w:val="0"/>
+          <w:numId w:val="1"/>
+        </w:numPr>
+        <w:spacing w:after="60"/>
+      </w:pPr>
+      <w:r>
+        <w:t xml:space="preserve">Utility harmonic studies.</w:t>
       </w:r>
     </w:p>
     <w:p>
@@ -4788,6 +6438,29 @@
       </w:r>
     </w:p>
     <w:p>
+      <w:pPr>
+        <w:spacing w:after="160"/>
+      </w:pPr>
+      <w:r>
+        <w:t xml:space="preserve">In the radars of the Second World War, each transmitted pulse came from a ladder of inductors and capacitors charged to many kilovolts and discharged through a spark gap or a hydrogen thyratron into a magnetron. That pulse-forming network, a lumped imitation of a transmission line, still shapes rectangular high-voltage pulses today.</w:t>
+      </w:r>
+    </w:p>
+    <w:p>
+      <w:pPr>
+        <w:spacing w:after="200"/>
+      </w:pPr>
+      <w:r>
+        <w:rPr>
+          <w:b/>
+          <w:bCs/>
+        </w:rPr>
+        <w:t xml:space="preserve">Where you meet this: </w:t>
+      </w:r>
+      <w:r>
+        <w:t xml:space="preserve">Every radar transmitter's modulator, every X-ray and electron-beam supply, every defibrillator's energy-storage capacitor, every creepage and clearance table in a safety standard, and every warning label on a high-voltage cabinet.</w:t>
+      </w:r>
+    </w:p>
+    <w:p>
       <w:pPr/>
       <w:r>
         <w:rPr>
@@ -4818,6 +6491,62 @@
     </w:p>
     <w:p>
       <w:pPr>
+        <w:spacing w:after="60" w:before="200"/>
+        <w:jc w:val="center"/>
+      </w:pPr>
+      <w:r>
+        <w:drawing>
+          <wp:inline xmlns:a="http://schemas.openxmlformats.org/drawingml/2006/main" xmlns:pic="http://schemas.openxmlformats.org/drawingml/2006/picture">
+            <wp:extent cx="5120640" cy="2752344"/>
+            <wp:docPr id="9" name="Picture 9" descr="Log-log plot of breakdown voltage against pressure times gap from 0.3 to 30 torr centimeters. A U-shaped curve falls steeply from above 3000 volts to a minimum of about 330 volts near 0.9 torr centimeters, then rises gradually to about 2500 volts. A shaded band below 330 volts is labeled no air gap breaks down." title="Figure 8.?"/>
+            <wp:cNvGraphicFramePr>
+              <a:graphicFrameLocks noChangeAspect="1"/>
+            </wp:cNvGraphicFramePr>
+            <a:graphic>
+              <a:graphicData uri="http://schemas.openxmlformats.org/drawingml/2006/picture">
+                <pic:pic>
+                  <pic:nvPicPr>
+                    <pic:cNvPr id="0" name="b6_paschen.png"/>
+                    <pic:cNvPicPr/>
+                  </pic:nvPicPr>
+                  <pic:blipFill>
+                    <a:blip r:embed="rId17"/>
+                    <a:stretch>
+                      <a:fillRect/>
+                    </a:stretch>
+                  </pic:blipFill>
+                  <pic:spPr>
+                    <a:xfrm>
+                      <a:off x="0" y="0"/>
+                      <a:ext cx="5120640" cy="2752344"/>
+                    </a:xfrm>
+                    <a:prstGeom prst="rect"/>
+                  </pic:spPr>
+                </pic:pic>
+              </a:graphicData>
+            </a:graphic>
+          </wp:inline>
+        </w:drawing>
+      </w:r>
+    </w:p>
+    <w:p>
+      <w:pPr>
+        <w:spacing w:after="200"/>
+        <w:jc w:val="center"/>
+      </w:pPr>
+      <w:r>
+        <w:rPr>
+          <w:i/>
+          <w:iCs/>
+          <w:color w:val="555555"/>
+          <w:sz w:val="19"/>
+          <w:szCs w:val="19"/>
+        </w:rPr>
+        <w:t xml:space="preserve">Figure 8.1 — Paschen curve for air in the Townsend form with A = 15 /(Torr·cm), B = 365 V/(Torr·cm), and γ = 0.007. The minimum, about 330 V, falls near 0.9 Torr·cm, a gap of about 12 µm at sea level; at smaller and larger pressure-gap products the breakdown voltage rises.</w:t>
+      </w:r>
+    </w:p>
+    <w:p>
+      <w:pPr>
         <w:pStyle w:val="Heading2"/>
       </w:pPr>
       <w:r>
@@ -5018,6 +6747,62 @@
     </w:p>
     <w:p>
       <w:pPr>
+        <w:spacing w:after="60" w:before="200"/>
+        <w:jc w:val="center"/>
+      </w:pPr>
+      <w:r>
+        <w:drawing>
+          <wp:inline xmlns:a="http://schemas.openxmlformats.org/drawingml/2006/main" xmlns:pic="http://schemas.openxmlformats.org/drawingml/2006/picture">
+            <wp:extent cx="5120640" cy="2688336"/>
+            <wp:docPr id="10" name="Picture 10" descr="Plot of load voltage in kilovolts against time from 0 to 2.5 microseconds. A solid trace jumps to about 5.6 kilovolts, ripples around 5 kilovolts until about 0.9 microseconds, falls through zero by 1.3 microseconds and then rings slightly. A dashed rectangle shows the ideal 5 kilovolt, 1 microsecond pulse." title="Figure 8.?"/>
+            <wp:cNvGraphicFramePr>
+              <a:graphicFrameLocks noChangeAspect="1"/>
+            </wp:cNvGraphicFramePr>
+            <a:graphic>
+              <a:graphicData uri="http://schemas.openxmlformats.org/drawingml/2006/picture">
+                <pic:pic>
+                  <pic:nvPicPr>
+                    <pic:cNvPr id="0" name="b6_pfn.png"/>
+                    <pic:cNvPicPr/>
+                  </pic:nvPicPr>
+                  <pic:blipFill>
+                    <a:blip r:embed="rId18"/>
+                    <a:stretch>
+                      <a:fillRect/>
+                    </a:stretch>
+                  </pic:blipFill>
+                  <pic:spPr>
+                    <a:xfrm>
+                      <a:off x="0" y="0"/>
+                      <a:ext cx="5120640" cy="2688336"/>
+                    </a:xfrm>
+                    <a:prstGeom prst="rect"/>
+                  </pic:spPr>
+                </pic:pic>
+              </a:graphicData>
+            </a:graphic>
+          </wp:inline>
+        </w:drawing>
+      </w:r>
+    </w:p>
+    <w:p>
+      <w:pPr>
+        <w:spacing w:after="200"/>
+        <w:jc w:val="center"/>
+      </w:pPr>
+      <w:r>
+        <w:rPr>
+          <w:i/>
+          <w:iCs/>
+          <w:color w:val="555555"/>
+          <w:sz w:val="19"/>
+          <w:szCs w:val="19"/>
+        </w:rPr>
+        <w:t xml:space="preserve">Figure 8.2 — Load voltage of the pulse-forming network of Worked Example 8.3, built as five sections of 10 nF and 1 µH (50 nF and 5 µH in total, Z0 = 10 Ω), charged to 10 kV and discharged into 10 Ω, simulated. The pulse sits near 5 kV for about 1 µs and delivers 2.5 J; the overshoot and ripple come from the finite number of sections.</w:t>
+      </w:r>
+    </w:p>
+    <w:p>
+      <w:pPr>
         <w:pStyle w:val="Heading2"/>
       </w:pPr>
       <w:r>
@@ -5293,6 +7078,28 @@
     </w:p>
     <w:p>
       <w:pPr>
+        <w:shd w:fill="E8F1E4" w:val="clear"/>
+        <w:spacing w:after="80" w:before="120"/>
+      </w:pPr>
+      <w:r>
+        <w:rPr>
+          <w:b/>
+          <w:bCs/>
+        </w:rPr>
+        <w:t xml:space="preserve">From the Bench</w:t>
+      </w:r>
+    </w:p>
+    <w:p>
+      <w:pPr>
+        <w:shd w:fill="E8F1E4" w:val="clear"/>
+        <w:spacing w:after="120"/>
+      </w:pPr>
+      <w:r>
+        <w:t xml:space="preserve">Before touching a high-voltage circuit, discharge it with a grounding stick and then measure it; a bleeder resistor can fail open. Leave a shorting lead across capacitors and long cables while you work, because dielectric absorption lets a discharged capacitor recover part of its voltage. Look at a high-voltage assembly in a dark room: a faint glow or a hiss marks corona at an edge that needs rounding.</w:t>
+      </w:r>
+    </w:p>
+    <w:p>
+      <w:pPr>
         <w:pStyle w:val="Heading2"/>
       </w:pPr>
       <w:r>
@@ -5435,6 +7242,117 @@
           <w:i w:val="0"/>
         </w:rPr>
         <w:t>Find the energy stored in a 2 nF capacitance at 30 kV.</w:t>
+      </w:r>
+    </w:p>
+    <w:p>
+      <w:pPr>
+        <w:pStyle w:val="Heading3"/>
+        <w:spacing w:after="120" w:before="280"/>
+      </w:pPr>
+      <w:r>
+        <w:t xml:space="preserve">What You’ll Actually Use</w:t>
+      </w:r>
+    </w:p>
+    <w:p>
+      <w:pPr>
+        <w:spacing w:after="60"/>
+      </w:pPr>
+      <w:r>
+        <w:rPr>
+          <w:b/>
+          <w:bCs/>
+        </w:rPr>
+        <w:t xml:space="preserve">Everyday working tools</w:t>
+      </w:r>
+    </w:p>
+    <w:p>
+      <w:pPr>
+        <w:pStyle w:val="ListParagraph"/>
+        <w:numPr>
+          <w:ilvl w:val="0"/>
+          <w:numId w:val="1"/>
+        </w:numPr>
+        <w:spacing w:after="60"/>
+      </w:pPr>
+      <w:r>
+        <w:t xml:space="preserve">Breakdown at about 3 kV/mm and the Paschen minimum.</w:t>
+      </w:r>
+    </w:p>
+    <w:p>
+      <w:pPr>
+        <w:pStyle w:val="ListParagraph"/>
+        <w:numPr>
+          <w:ilvl w:val="0"/>
+          <w:numId w:val="1"/>
+        </w:numPr>
+        <w:spacing w:after="60"/>
+      </w:pPr>
+      <w:r>
+        <w:t xml:space="preserve">PFN design: Z0, C_total, and L_total.</w:t>
+      </w:r>
+    </w:p>
+    <w:p>
+      <w:pPr>
+        <w:pStyle w:val="ListParagraph"/>
+        <w:numPr>
+          <w:ilvl w:val="0"/>
+          <w:numId w:val="1"/>
+        </w:numPr>
+        <w:spacing w:after="60"/>
+      </w:pPr>
+      <w:r>
+        <w:t xml:space="preserve">Clearance and creepage from IEC 60664-1.</w:t>
+      </w:r>
+    </w:p>
+    <w:p>
+      <w:pPr>
+        <w:pStyle w:val="ListParagraph"/>
+        <w:numPr>
+          <w:ilvl w:val="0"/>
+          <w:numId w:val="1"/>
+        </w:numPr>
+        <w:spacing w:after="60"/>
+      </w:pPr>
+      <w:r>
+        <w:t xml:space="preserve">The energy stored in cables and capacitors.</w:t>
+      </w:r>
+    </w:p>
+    <w:p>
+      <w:pPr>
+        <w:spacing w:after="60" w:before="120"/>
+      </w:pPr>
+      <w:r>
+        <w:rPr>
+          <w:b/>
+          <w:bCs/>
+        </w:rPr>
+        <w:t xml:space="preserve">Mostly for exams and deeper study</w:t>
+      </w:r>
+    </w:p>
+    <w:p>
+      <w:pPr>
+        <w:pStyle w:val="ListParagraph"/>
+        <w:numPr>
+          <w:ilvl w:val="0"/>
+          <w:numId w:val="1"/>
+        </w:numPr>
+        <w:spacing w:after="60"/>
+      </w:pPr>
+      <w:r>
+        <w:t xml:space="preserve">Field simulation for electrode grading.</w:t>
+      </w:r>
+    </w:p>
+    <w:p>
+      <w:pPr>
+        <w:pStyle w:val="ListParagraph"/>
+        <w:numPr>
+          <w:ilvl w:val="0"/>
+          <w:numId w:val="1"/>
+        </w:numPr>
+        <w:spacing w:after="60"/>
+      </w:pPr>
+      <w:r>
+        <w:t xml:space="preserve">Partial-discharge measurement.</w:t>
       </w:r>
     </w:p>
     <w:p>
@@ -5473,6 +7391,29 @@
       </w:r>
     </w:p>
     <w:p>
+      <w:pPr>
+        <w:spacing w:after="160"/>
+      </w:pPr>
+      <w:r>
+        <w:t xml:space="preserve">A thermal camera pointed at a 12 V to 1 V converter shows something the schematic does not: the high-side switch, on for only a twelfth of each cycle, runs hotter than the low-side switch that carries the current for the other eleven twelfths. What the camera shows is switching loss, which at 500 kHz is the largest single loss in this converter.</w:t>
+      </w:r>
+    </w:p>
+    <w:p>
+      <w:pPr>
+        <w:spacing w:after="200"/>
+      </w:pPr>
+      <w:r>
+        <w:rPr>
+          <w:b/>
+          <w:bCs/>
+        </w:rPr>
+        <w:t xml:space="preserve">Where you meet this: </w:t>
+      </w:r>
+      <w:r>
+        <w:t xml:space="preserve">Every efficiency curve, every MOSFET and GaN data sheet's Qg, Coss, and Qrr tables, every capacitor's ripple-current rating, every heatsink choice, and the warm ESC of every radio-control model.</w:t>
+      </w:r>
+    </w:p>
+    <w:p>
       <w:pPr/>
       <w:r>
         <w:rPr>
@@ -5626,6 +7567,62 @@
       </w:r>
     </w:p>
     <w:p>
+      <w:pPr>
+        <w:spacing w:after="60" w:before="200"/>
+        <w:jc w:val="center"/>
+      </w:pPr>
+      <w:r>
+        <w:drawing>
+          <wp:inline xmlns:a="http://schemas.openxmlformats.org/drawingml/2006/main" xmlns:pic="http://schemas.openxmlformats.org/drawingml/2006/picture">
+            <wp:extent cx="5120640" cy="2752344"/>
+            <wp:docPr id="11" name="Picture 11" descr="Stacked bar chart with three bars. Silicon at 500 kilohertz totals 2.52 watts, mostly switching overlap above 0.9 watts of conduction. Silicon at 1 megahertz totals 4.13 watts, with switching overlap doubled to 2.4 watts. GaN at 1 megahertz totals 1.90 watts, with much smaller switching and gate segments." title="Figure 9.?"/>
+            <wp:cNvGraphicFramePr>
+              <a:graphicFrameLocks noChangeAspect="1"/>
+            </wp:cNvGraphicFramePr>
+            <a:graphic>
+              <a:graphicData uri="http://schemas.openxmlformats.org/drawingml/2006/picture">
+                <pic:pic>
+                  <pic:nvPicPr>
+                    <pic:cNvPr id="0" name="b6_losses.png"/>
+                    <pic:cNvPicPr/>
+                  </pic:nvPicPr>
+                  <pic:blipFill>
+                    <a:blip r:embed="rId19"/>
+                    <a:stretch>
+                      <a:fillRect/>
+                    </a:stretch>
+                  </pic:blipFill>
+                  <pic:spPr>
+                    <a:xfrm>
+                      <a:off x="0" y="0"/>
+                      <a:ext cx="5120640" cy="2752344"/>
+                    </a:xfrm>
+                    <a:prstGeom prst="rect"/>
+                  </pic:spPr>
+                </pic:pic>
+              </a:graphicData>
+            </a:graphic>
+          </wp:inline>
+        </w:drawing>
+      </w:r>
+    </w:p>
+    <w:p>
+      <w:pPr>
+        <w:spacing w:after="200"/>
+        <w:jc w:val="center"/>
+      </w:pPr>
+      <w:r>
+        <w:rPr>
+          <w:i/>
+          <w:iCs/>
+          <w:color w:val="555555"/>
+          <w:sz w:val="19"/>
+          <w:szCs w:val="19"/>
+        </w:rPr>
+        <w:t xml:space="preserve">Figure 9.1 — Loss breakdown of the 12 V to 1 V, 20 A buck (Worked Examples 9.1 and 9.2): 2.52 W and 88.8 % with silicon at 500 kHz, 4.13 W and 82.9 % with silicon at 1 MHz, and 1.90 W and 91.3 % with GaN at 1 MHz. Conduction loss, 0.90 W, is the same in all three.</w:t>
+      </w:r>
+    </w:p>
+    <w:p>
       <w:pPr/>
       <w:r>
         <w:rPr>
@@ -5769,7 +7766,7 @@
         <w:rPr>
           <w:i w:val="0"/>
         </w:rPr>
-        <w:t>The core runs at 65 °C, 40 °C below the rating, so L = 5000 × 2^(40/10) = 80 000 h, about nine years of continuous operation. Moving it next to a heatsink at 85 °C would cut the life to 5000 × 2^1 = 10 000 h, just over a year: placement decides the product's warranty.</w:t>
+        <w:t xml:space="preserve">The core runs at 65 °C, 40 °C below the rating, so L = 5000 × 2^(40/10) = 80 000 h, about nine years of continuous operation. Moving it next to a heatsink at 85 °C would cut the life to 5000 × 2^1 = 10 000 h, a little over a year: placement decides the product's warranty.</w:t>
       </w:r>
     </w:p>
     <w:p>
@@ -5896,6 +7893,50 @@
     </w:p>
     <w:p>
       <w:pPr>
+        <w:shd w:fill="E8F1E4" w:val="clear"/>
+        <w:spacing w:after="80" w:before="120"/>
+      </w:pPr>
+      <w:r>
+        <w:rPr>
+          <w:b/>
+          <w:bCs/>
+        </w:rPr>
+        <w:t xml:space="preserve">From the Bench</w:t>
+      </w:r>
+    </w:p>
+    <w:p>
+      <w:pPr>
+        <w:shd w:fill="E8F1E4" w:val="clear"/>
+        <w:spacing w:after="120"/>
+      </w:pPr>
+      <w:r>
+        <w:t xml:space="preserve">Measure efficiency with separate meters for input and output voltage, connected at the converter's terminals, and with calibrated shunts for current: a 1 % error on either side hides much of the loss of a 90 % converter. Let the board reach thermal equilibrium before reading, since resistance rises with temperature. A thermal camera, with a dot of matte tape on shiny parts, shows where the loss actually is.</w:t>
+      </w:r>
+    </w:p>
+    <w:p>
+      <w:pPr>
+        <w:shd w:fill="E3ECF7" w:val="clear"/>
+        <w:spacing w:after="80" w:before="120"/>
+      </w:pPr>
+      <w:r>
+        <w:rPr>
+          <w:b/>
+          <w:bCs/>
+        </w:rPr>
+        <w:t xml:space="preserve">On the Job</w:t>
+      </w:r>
+    </w:p>
+    <w:p>
+      <w:pPr>
+        <w:shd w:fill="E3ECF7" w:val="clear"/>
+        <w:spacing w:after="120"/>
+      </w:pPr>
+      <w:r>
+        <w:t xml:space="preserve">Power-supply design and validation engineers at server, telecom, and automotive suppliers spend much of their time on the measurements of this chapter. Their tools are a power analyzer such as a Yokogawa WT or Keysight unit, electronic loads, current probes, and a thermal camera. A typical task: build the efficiency curve of a new supply across line voltage and load, find why it misses a Titanium point by a fraction of a percent, and locate the missing watts with a loss breakdown and the camera before the design review.</w:t>
+      </w:r>
+    </w:p>
+    <w:p>
+      <w:pPr>
         <w:pStyle w:val="Heading2"/>
       </w:pPr>
       <w:r>
@@ -6038,6 +8079,104 @@
           <w:i w:val="0"/>
         </w:rPr>
         <w:t>A device dissipates 10 W with θJC = 1.0 °C/W and θCS = 0.5 °C/W. What θSA keeps the junction below 110 °C at 40 °C ambient?</w:t>
+      </w:r>
+    </w:p>
+    <w:p>
+      <w:pPr>
+        <w:pStyle w:val="Heading3"/>
+        <w:spacing w:after="120" w:before="280"/>
+      </w:pPr>
+      <w:r>
+        <w:t xml:space="preserve">What You’ll Actually Use</w:t>
+      </w:r>
+    </w:p>
+    <w:p>
+      <w:pPr>
+        <w:spacing w:after="60"/>
+      </w:pPr>
+      <w:r>
+        <w:rPr>
+          <w:b/>
+          <w:bCs/>
+        </w:rPr>
+        <w:t xml:space="preserve">Everyday working tools</w:t>
+      </w:r>
+    </w:p>
+    <w:p>
+      <w:pPr>
+        <w:pStyle w:val="ListParagraph"/>
+        <w:numPr>
+          <w:ilvl w:val="0"/>
+          <w:numId w:val="1"/>
+        </w:numPr>
+        <w:spacing w:after="60"/>
+      </w:pPr>
+      <w:r>
+        <w:t xml:space="preserve">Conduction, switching, Coss, gate, and dead-time loss.</w:t>
+      </w:r>
+    </w:p>
+    <w:p>
+      <w:pPr>
+        <w:pStyle w:val="ListParagraph"/>
+        <w:numPr>
+          <w:ilvl w:val="0"/>
+          <w:numId w:val="1"/>
+        </w:numPr>
+        <w:spacing w:after="60"/>
+      </w:pPr>
+      <w:r>
+        <w:t xml:space="preserve">TJ from loss and thermal resistance.</w:t>
+      </w:r>
+    </w:p>
+    <w:p>
+      <w:pPr>
+        <w:pStyle w:val="ListParagraph"/>
+        <w:numPr>
+          <w:ilvl w:val="0"/>
+          <w:numId w:val="1"/>
+        </w:numPr>
+        <w:spacing w:after="60"/>
+      </w:pPr>
+      <w:r>
+        <w:t xml:space="preserve">Capacitor life doubling for every 10 °C cooler.</w:t>
+      </w:r>
+    </w:p>
+    <w:p>
+      <w:pPr>
+        <w:spacing w:after="60" w:before="120"/>
+      </w:pPr>
+      <w:r>
+        <w:rPr>
+          <w:b/>
+          <w:bCs/>
+        </w:rPr>
+        <w:t xml:space="preserve">Mostly for exams and deeper study</w:t>
+      </w:r>
+    </w:p>
+    <w:p>
+      <w:pPr>
+        <w:pStyle w:val="ListParagraph"/>
+        <w:numPr>
+          <w:ilvl w:val="0"/>
+          <w:numId w:val="1"/>
+        </w:numPr>
+        <w:spacing w:after="60"/>
+      </w:pPr>
+      <w:r>
+        <w:t xml:space="preserve">Switching-transition models with parasitic inductance.</w:t>
+      </w:r>
+    </w:p>
+    <w:p>
+      <w:pPr>
+        <w:pStyle w:val="ListParagraph"/>
+        <w:numPr>
+          <w:ilvl w:val="0"/>
+          <w:numId w:val="1"/>
+        </w:numPr>
+        <w:spacing w:after="60"/>
+      </w:pPr>
+      <w:r>
+        <w:t xml:space="preserve">Transient thermal impedance.</w:t>
       </w:r>
     </w:p>
     <w:p>
@@ -6054,6 +8193,29 @@
       </w:r>
     </w:p>
     <w:p>
+      <w:pPr>
+        <w:spacing w:after="160"/>
+      </w:pPr>
+      <w:r>
+        <w:t xml:space="preserve">How fast should a power supply's control loop be? Too slow, and a 10 A load step pulls the output down by tens of millivolts; too fast, and the loop amplifies switching noise and runs out of phase margin. The 1 V, 20 A buck of Chapter 9, closed at 50 kHz with 78.7° of margin, dips about 32 mV for that step, and this chapter shows where each of those numbers comes from.</w:t>
+      </w:r>
+    </w:p>
+    <w:p>
+      <w:pPr>
+        <w:spacing w:after="200"/>
+      </w:pPr>
+      <w:r>
+        <w:rPr>
+          <w:b/>
+          <w:bCs/>
+        </w:rPr>
+        <w:t xml:space="preserve">Where you meet this: </w:t>
+      </w:r>
+      <w:r>
+        <w:t xml:space="preserve">Every COMP pin on a controller, every Type II and Type III network in an application note, every Bode-plot measurement with an injection transformer, and every digital power controller's loop settings.</w:t>
+      </w:r>
+    </w:p>
+    <w:p>
       <w:pPr/>
       <w:r>
         <w:rPr>
@@ -6167,7 +8329,7 @@
         <w:rPr>
           <w:i w:val="0"/>
         </w:rPr>
-        <w:t>The 1 V, 20 A buck of Chapter 9 uses peak current mode with a current-sense gain of 0.01 V/A, 1 mF of output capacitance, and a divider ratio of 0.6 to a 0.6 V reference. Its load is 0.05 Ω. Design a Type II compensator for a 50 kHz crossover, with its zero cancelling the plant pole and its high-frequency pole at 250 kHz. Find the plant pole, the compensator gain needed at crossover, the phase margin, and the output dip for a 10 A load step.</w:t>
+        <w:t xml:space="preserve">The 1 V, 20 A buck of Chapter 9 uses peak current mode with a current-sense gain of 0.01 V/A, 1 mF of output capacitance, and a divider ratio of 0.6 to a 0.6 V reference. Its load is 0.05 Ω. Design a Type II compensator for a 50 kHz crossover, with its zero canceling the plant pole and its high-frequency pole at 250 kHz. Find the plant pole, the compensator gain needed at crossover, the phase margin, and the output dip for a 10 A load step.</w:t>
       </w:r>
     </w:p>
     <w:p>
@@ -6182,7 +8344,63 @@
         <w:rPr>
           <w:i w:val="0"/>
         </w:rPr>
-        <w:t>The plant pole is at 1/(2π × 0.05 × 10⁻³) = 3.18 kHz. The DC gain R/Ri is 5, so at 50 kHz the plant gives 5/√(1 + (50/3.18)²) = 0.318, or −10.0 dB. With the 0.6 divider, the compensator must supply 1/(0.318 × 0.6) = 5.25, or 14.4 dB, at 50 kHz. With the zero cancelling the plant pole, the loop is an integrator times the 250 kHz pole, so the phase margin is 90° − arctan(50/250) = 78.7°. The load-step dip, with the formula of Chapter 4, is about 10/(2π × 50 kHz × 1 mF) = 31.8 mV.</w:t>
+        <w:t xml:space="preserve">The plant pole is at 1/(2π × 0.05 × 10⁻³) = 3.18 kHz. The DC gain R/Ri is 5, so at 50 kHz the plant gives 5/√(1 + (50/3.18)²) = 0.318, or −10.0 dB. With the 0.6 divider, the compensator must supply 1/(0.318 × 0.6) = 5.25, or 14.4 dB, at 50 kHz. With the zero canceling the plant pole, the loop is an integrator times the 250 kHz pole, so the phase margin is 90° − arctan(50/250) = 78.7°. The load-step dip, with the formula of Chapter 4, is about 10/(2π × 50 kHz × 1 mF) = 31.8 mV.</w:t>
+      </w:r>
+    </w:p>
+    <w:p>
+      <w:pPr>
+        <w:spacing w:after="60" w:before="200"/>
+        <w:jc w:val="center"/>
+      </w:pPr>
+      <w:r>
+        <w:drawing>
+          <wp:inline xmlns:a="http://schemas.openxmlformats.org/drawingml/2006/main" xmlns:pic="http://schemas.openxmlformats.org/drawingml/2006/picture">
+            <wp:extent cx="5120640" cy="3456432"/>
+            <wp:docPr id="12" name="Picture 12" descr="Two stacked plots against frequency from 100 hertz to 2 megahertz. Top: loop gain in decibels falling as a straight line through 0 decibels at 50 kilohertz, steepening above 250 kilohertz, and a dashed plant curve flat at 14 decibels then falling above 3.18 kilohertz. Bottom: loop phase near minus 90 degrees, falling toward minus 180 degrees at high frequency, with an arrow at 50 kilohertz labeled phase margin 78.7 degrees." title="Figure 10.?"/>
+            <wp:cNvGraphicFramePr>
+              <a:graphicFrameLocks noChangeAspect="1"/>
+            </wp:cNvGraphicFramePr>
+            <a:graphic>
+              <a:graphicData uri="http://schemas.openxmlformats.org/drawingml/2006/picture">
+                <pic:pic>
+                  <pic:nvPicPr>
+                    <pic:cNvPr id="0" name="b6_bode.png"/>
+                    <pic:cNvPicPr/>
+                  </pic:nvPicPr>
+                  <pic:blipFill>
+                    <a:blip r:embed="rId20"/>
+                    <a:stretch>
+                      <a:fillRect/>
+                    </a:stretch>
+                  </pic:blipFill>
+                  <pic:spPr>
+                    <a:xfrm>
+                      <a:off x="0" y="0"/>
+                      <a:ext cx="5120640" cy="3456432"/>
+                    </a:xfrm>
+                    <a:prstGeom prst="rect"/>
+                  </pic:spPr>
+                </pic:pic>
+              </a:graphicData>
+            </a:graphic>
+          </wp:inline>
+        </w:drawing>
+      </w:r>
+    </w:p>
+    <w:p>
+      <w:pPr>
+        <w:spacing w:after="200"/>
+        <w:jc w:val="center"/>
+      </w:pPr>
+      <w:r>
+        <w:rPr>
+          <w:i/>
+          <w:iCs/>
+          <w:color w:val="555555"/>
+          <w:sz w:val="19"/>
+          <w:szCs w:val="19"/>
+        </w:rPr>
+        <w:t xml:space="preserve">Figure 10.1 — Bode plot of the compensated loop of Worked Example 10.1. The plant pole at 3.18 kHz is canceled by the Type II zero, so the loop gain falls at 20 dB per decade and crosses 0 dB at 50 kHz; the 250 kHz pole leaves a phase margin of 78.7°.</w:t>
       </w:r>
     </w:p>
     <w:p>
@@ -6477,6 +8695,28 @@
     </w:p>
     <w:p>
       <w:pPr>
+        <w:shd w:fill="E8F1E4" w:val="clear"/>
+        <w:spacing w:after="80" w:before="120"/>
+      </w:pPr>
+      <w:r>
+        <w:rPr>
+          <w:b/>
+          <w:bCs/>
+        </w:rPr>
+        <w:t xml:space="preserve">From the Bench</w:t>
+      </w:r>
+    </w:p>
+    <w:p>
+      <w:pPr>
+        <w:shd w:fill="E8F1E4" w:val="clear"/>
+        <w:spacing w:after="120"/>
+      </w:pPr>
+      <w:r>
+        <w:t xml:space="preserve">Measure the loop: inject a small signal across a 10 to 50 Ω resistor in the feedback path and read gain and phase with a frequency-response analyzer, keeping the injection small enough that the output stays linear. A load-step test shows the same margin in the time domain: one clean undershoot means plenty of margin, several rings mean little.</w:t>
+      </w:r>
+    </w:p>
+    <w:p>
+      <w:pPr>
         <w:pStyle w:val="Heading2"/>
       </w:pPr>
       <w:r>
@@ -6603,7 +8843,7 @@
         <w:rPr>
           <w:i w:val="0"/>
         </w:rPr>
-        <w:t>Why does current-mode control usually need only a Type II compensator?</w:t>
+        <w:t xml:space="preserve">A voltage-mode buck has L = 2.2 µH and C = 220 µF. Find its LC double pole, and say which compensator type a 40 kHz crossover needs.</w:t>
       </w:r>
     </w:p>
     <w:p>
@@ -6619,6 +8859,130 @@
           <w:i w:val="0"/>
         </w:rPr>
         <w:t>What crossover frequency gives 1 mΩ of output impedance with 2 mF of capacitance?</w:t>
+      </w:r>
+    </w:p>
+    <w:p>
+      <w:pPr>
+        <w:pStyle w:val="Heading3"/>
+        <w:spacing w:after="120" w:before="280"/>
+      </w:pPr>
+      <w:r>
+        <w:t xml:space="preserve">What You’ll Actually Use</w:t>
+      </w:r>
+    </w:p>
+    <w:p>
+      <w:pPr>
+        <w:spacing w:after="60"/>
+      </w:pPr>
+      <w:r>
+        <w:rPr>
+          <w:b/>
+          <w:bCs/>
+        </w:rPr>
+        <w:t xml:space="preserve">Everyday working tools</w:t>
+      </w:r>
+    </w:p>
+    <w:p>
+      <w:pPr>
+        <w:pStyle w:val="ListParagraph"/>
+        <w:numPr>
+          <w:ilvl w:val="0"/>
+          <w:numId w:val="1"/>
+        </w:numPr>
+        <w:spacing w:after="60"/>
+      </w:pPr>
+      <w:r>
+        <w:t xml:space="preserve">Plant poles and the LC double pole.</w:t>
+      </w:r>
+    </w:p>
+    <w:p>
+      <w:pPr>
+        <w:pStyle w:val="ListParagraph"/>
+        <w:numPr>
+          <w:ilvl w:val="0"/>
+          <w:numId w:val="1"/>
+        </w:numPr>
+        <w:spacing w:after="60"/>
+      </w:pPr>
+      <w:r>
+        <w:t xml:space="preserve">Choosing crossover and phase margin.</w:t>
+      </w:r>
+    </w:p>
+    <w:p>
+      <w:pPr>
+        <w:pStyle w:val="ListParagraph"/>
+        <w:numPr>
+          <w:ilvl w:val="0"/>
+          <w:numId w:val="1"/>
+        </w:numPr>
+        <w:spacing w:after="60"/>
+      </w:pPr>
+      <w:r>
+        <w:t xml:space="preserve">Placing Type II and Type III poles and zeros.</w:t>
+      </w:r>
+    </w:p>
+    <w:p>
+      <w:pPr>
+        <w:pStyle w:val="ListParagraph"/>
+        <w:numPr>
+          <w:ilvl w:val="0"/>
+          <w:numId w:val="1"/>
+        </w:numPr>
+        <w:spacing w:after="60"/>
+      </w:pPr>
+      <w:r>
+        <w:t xml:space="preserve">ΔV ≈ ΔI/(2π fc C) for a load step.</w:t>
+      </w:r>
+    </w:p>
+    <w:p>
+      <w:pPr>
+        <w:pStyle w:val="ListParagraph"/>
+        <w:numPr>
+          <w:ilvl w:val="0"/>
+          <w:numId w:val="1"/>
+        </w:numPr>
+        <w:spacing w:after="60"/>
+      </w:pPr>
+      <w:r>
+        <w:t xml:space="preserve">Checking a vendor's compensation with a load step or a loop measurement; many integrated converters are compensated internally.</w:t>
+      </w:r>
+    </w:p>
+    <w:p>
+      <w:pPr>
+        <w:spacing w:after="60" w:before="120"/>
+      </w:pPr>
+      <w:r>
+        <w:rPr>
+          <w:b/>
+          <w:bCs/>
+        </w:rPr>
+        <w:t xml:space="preserve">Mostly for exams and deeper study</w:t>
+      </w:r>
+    </w:p>
+    <w:p>
+      <w:pPr>
+        <w:pStyle w:val="ListParagraph"/>
+        <w:numPr>
+          <w:ilvl w:val="0"/>
+          <w:numId w:val="1"/>
+        </w:numPr>
+        <w:spacing w:after="60"/>
+      </w:pPr>
+      <w:r>
+        <w:t xml:space="preserve">Sampled-data models of current mode.</w:t>
+      </w:r>
+    </w:p>
+    <w:p>
+      <w:pPr>
+        <w:pStyle w:val="ListParagraph"/>
+        <w:numPr>
+          <w:ilvl w:val="0"/>
+          <w:numId w:val="1"/>
+        </w:numPr>
+        <w:spacing w:after="60"/>
+      </w:pPr>
+      <w:r>
+        <w:t xml:space="preserve">Discretization theory for digital control.</w:t>
       </w:r>
     </w:p>
     <w:p>
@@ -6635,6 +8999,29 @@
       </w:r>
     </w:p>
     <w:p>
+      <w:pPr>
+        <w:spacing w:after="160"/>
+      </w:pPr>
+      <w:r>
+        <w:t xml:space="preserve">At full load the 1 V, 20 A buck of Chapter 9 wastes 2.5 W and runs at 89 %. At 0.2 A, a hundredth of that, it still wastes 0.16 W, and its efficiency falls to about 56 %, because gate charge and capacitor loss are paid every cycle whether or not much current flows. Switching only a tenth as often brings it back to 89 %.</w:t>
+      </w:r>
+    </w:p>
+    <w:p>
+      <w:pPr>
+        <w:spacing w:after="200"/>
+      </w:pPr>
+      <w:r>
+        <w:rPr>
+          <w:b/>
+          <w:bCs/>
+        </w:rPr>
+        <w:t xml:space="preserve">Where you meet this: </w:t>
+      </w:r>
+      <w:r>
+        <w:t xml:space="preserve">Every standby-power rating, every 'burst mode' or 'pulse skipping' option in a data sheet, every charger that stays plugged in overnight, and every Bluetooth Low Energy or Wi-Fi sensor that sleeps between packets on a coin cell.</w:t>
+      </w:r>
+    </w:p>
+    <w:p>
       <w:pPr/>
       <w:r>
         <w:rPr>
@@ -6824,6 +9211,62 @@
     </w:p>
     <w:p>
       <w:pPr>
+        <w:spacing w:after="60" w:before="200"/>
+        <w:jc w:val="center"/>
+      </w:pPr>
+      <w:r>
+        <w:drawing>
+          <wp:inline xmlns:a="http://schemas.openxmlformats.org/drawingml/2006/main" xmlns:pic="http://schemas.openxmlformats.org/drawingml/2006/picture">
+            <wp:extent cx="5120640" cy="2752344"/>
+            <wp:docPr id="13" name="Picture 13" descr="Semi-log plot of efficiency against load current from 0.02 to 20 amperes. The forced PWM curve rises from about 12 percent at 0.02 amperes through 55 percent at 0.2 amperes to about 90 percent above 5 amperes. The burst mode curve, drawn up to 3 amperes, lies far above it at light load, 89 percent at 0.2 amperes." title="Figure 11.?"/>
+            <wp:cNvGraphicFramePr>
+              <a:graphicFrameLocks noChangeAspect="1"/>
+            </wp:cNvGraphicFramePr>
+            <a:graphic>
+              <a:graphicData uri="http://schemas.openxmlformats.org/drawingml/2006/picture">
+                <pic:pic>
+                  <pic:nvPicPr>
+                    <pic:cNvPr id="0" name="b6_lightload.png"/>
+                    <pic:cNvPicPr/>
+                  </pic:nvPicPr>
+                  <pic:blipFill>
+                    <a:blip r:embed="rId21"/>
+                    <a:stretch>
+                      <a:fillRect/>
+                    </a:stretch>
+                  </pic:blipFill>
+                  <pic:spPr>
+                    <a:xfrm>
+                      <a:off x="0" y="0"/>
+                      <a:ext cx="5120640" cy="2752344"/>
+                    </a:xfrm>
+                    <a:prstGeom prst="rect"/>
+                  </pic:spPr>
+                </pic:pic>
+              </a:graphicData>
+            </a:graphic>
+          </wp:inline>
+        </w:drawing>
+      </w:r>
+    </w:p>
+    <w:p>
+      <w:pPr>
+        <w:spacing w:after="200"/>
+        <w:jc w:val="center"/>
+      </w:pPr>
+      <w:r>
+        <w:rPr>
+          <w:i/>
+          <w:iCs/>
+          <w:color w:val="555555"/>
+          <w:sz w:val="19"/>
+          <w:szCs w:val="19"/>
+        </w:rPr>
+        <w:t xml:space="preserve">Figure 11.1 — Efficiency of the 1 V buck of Chapter 9 against load, with forced PWM at 500 kHz and in burst mode averaging 50 kHz, using the loss terms of Worked Examples 9.1 and 11.3. At 0.2 A burst mode lifts the efficiency from about 55 % to about 89 %.</w:t>
+      </w:r>
+    </w:p>
+    <w:p>
+      <w:pPr>
         <w:pStyle w:val="Heading2"/>
       </w:pPr>
       <w:r>
@@ -6860,7 +9303,7 @@
         <w:rPr>
           <w:i w:val="0"/>
         </w:rPr>
-        <w:t>Output power is 0.2 W. At 500 kHz the losses are 0.10 + 0.036 + 0.012 + 0.010 = 0.158 W, plus negligible conduction loss, so η = 0.2/0.358 = 55.9%. In burst mode the frequency-dependent losses fall tenfold to 0.0148 W, the total is 0.0249 W, and η = 0.2/0.2249 = 88.9%.</w:t>
+        <w:t xml:space="preserve">Output power is 0.2 W. At 500 kHz the losses are 0.10 + 0.036 + 0.012 + 0.010 = 0.158 W, plus negligible conduction loss, so η = 0.2/0.358 = 55.9%. In burst mode the frequency-dependent losses fall tenfold to 0.0148 W, the total is 0.0248 W, and η = 0.2/0.2248 = 89.0%.</w:t>
       </w:r>
     </w:p>
     <w:p>
@@ -7067,6 +9510,47 @@
       </w:r>
     </w:p>
     <w:p>
+      <w:pPr>
+        <w:pStyle w:val="Heading2"/>
+      </w:pPr>
+      <w:r>
+        <w:rPr>
+          <w:i w:val="0"/>
+        </w:rPr>
+        <w:t xml:space="preserve">Worked Example 11.7</w:t>
+      </w:r>
+    </w:p>
+    <w:p>
+      <w:pPr/>
+      <w:r>
+        <w:rPr>
+          <w:b/>
+        </w:rPr>
+        <w:t xml:space="preserve">Problem. </w:t>
+      </w:r>
+      <w:r>
+        <w:rPr>
+          <w:i w:val="0"/>
+        </w:rPr>
+        <w:t xml:space="preserve">A node of the series' reference kit, an ESP32-S3 with an SX1262 LoRa radio, logs the air every 10 minutes. Between readings the ESP32-S3 sits in deep sleep at 7 µA, its data-sheet figure. Each wake-up lasts 2 s at an average of 40 mA, and includes a 0.2 s LoRa transmission at +22 dBm, which adds the radio's 118 mA. Find the average current and the life on the 3000 mAh 18650 cell of the reader lab's battery module, first with a regulator of 1 µA quiescent current, then with an AMS1117-type LDO of about 5 mA.</w:t>
+      </w:r>
+    </w:p>
+    <w:p>
+      <w:pPr/>
+      <w:r>
+        <w:rPr>
+          <w:b/>
+        </w:rPr>
+        <w:t xml:space="preserve">Solution. </w:t>
+      </w:r>
+      <w:r>
+        <w:rPr>
+          <w:i w:val="0"/>
+        </w:rPr>
+        <w:t xml:space="preserve">Each 600 s cycle uses 2 s × 40 mA + 0.2 s × 118 mA = 103.6 mA·s awake and 598 s × 7 µA = 4.2 mA·s asleep, an average of 107.8/600 = 0.180 mA. With the 1 µA regulator the total is 0.181 mA, and 3000 mAh lasts 16,600 h, nearly two years. With 5 mA of regulator quiescent current the total is 5.18 mA and the cell lasts 579 h, 24 days: the regulator, not the radio, sets the life. Many development boards also carry a USB-to-serial chip and a power LED that draw more than the sleeping ESP32-S3; a battery node needs a board designed for it, or a measurement that proves otherwise.</w:t>
+      </w:r>
+    </w:p>
+    <w:p>
       <w:pPr/>
       <w:r>
         <w:rPr>
@@ -7077,6 +9561,50 @@
     </w:p>
     <w:p>
       <w:pPr>
+        <w:shd w:fill="E8F1E4" w:val="clear"/>
+        <w:spacing w:after="80" w:before="120"/>
+      </w:pPr>
+      <w:r>
+        <w:rPr>
+          <w:b/>
+          <w:bCs/>
+        </w:rPr>
+        <w:t xml:space="preserve">From the Bench</w:t>
+      </w:r>
+    </w:p>
+    <w:p>
+      <w:pPr>
+        <w:shd w:fill="E8F1E4" w:val="clear"/>
+        <w:spacing w:after="120"/>
+      </w:pPr>
+      <w:r>
+        <w:t xml:space="preserve">For a battery device that sleeps most of the time, such as a BLE sensor, choose the regulator by its quiescent current first: parts such as TI's TPS62840 are specified at 60 nA. Measure no-load power with a power analyzer set to long averaging, because burst-mode current comes in packets that a fast meter misses. An audible whine at light load means the bursts have fallen into the acoustic band.</w:t>
+      </w:r>
+    </w:p>
+    <w:p>
+      <w:pPr>
+        <w:shd w:fill="E3ECF7" w:val="clear"/>
+        <w:spacing w:after="80" w:before="120"/>
+      </w:pPr>
+      <w:r>
+        <w:rPr>
+          <w:b/>
+          <w:bCs/>
+        </w:rPr>
+        <w:t xml:space="preserve">On the Job</w:t>
+      </w:r>
+    </w:p>
+    <w:p>
+      <w:pPr>
+        <w:shd w:fill="E3ECF7" w:val="clear"/>
+        <w:spacing w:after="120"/>
+      </w:pPr>
+      <w:r>
+        <w:t xml:space="preserve">The series' professional reference product, a smart thermostat, is a sensor, a microcontroller such as an ESP32 or STM32, a Wi-Fi or Bluetooth radio, a display, battery management, and an app, and its power layer lives in this chapter. In North American homes it usually takes power from the furnace's 24 VAC control transformer through a common (C) wire; without one, it draws a small current through the heating or cooling call circuit, low enough not to switch the HVAC relay, and keeps a rechargeable battery for the radio bursts. A typical task for the hardware engineer: budget the sleep current, the display, and every Wi-Fi burst so that the average stays within what that trickle can deliver, then confirm it with a current-profiling instrument over a full day.</w:t>
+      </w:r>
+    </w:p>
+    <w:p>
+      <w:pPr>
         <w:pStyle w:val="Heading2"/>
       </w:pPr>
       <w:r>
@@ -7218,7 +9746,133 @@
         <w:rPr>
           <w:i w:val="0"/>
         </w:rPr>
-        <w:t>At what load does the converter of Worked Example 11.5 pulse at exactly 20 kHz?</w:t>
+        <w:t xml:space="preserve">At what load does the converter of Worked Example 11.6 pulse at exactly 20 kHz?</w:t>
+      </w:r>
+    </w:p>
+    <w:p>
+      <w:pPr/>
+      <w:r>
+        <w:rPr>
+          <w:b/>
+        </w:rPr>
+        <w:t xml:space="preserve">10. </w:t>
+      </w:r>
+      <w:r>
+        <w:rPr>
+          <w:i w:val="0"/>
+        </w:rPr>
+        <w:t xml:space="preserve">A BLE weather-station node on an nRF52840 sleeps at 2 µA and wakes once a second to advertise, drawing 8 mA for 3 ms. Find its average current and its life on a 225 mAh CR2032 coin cell, ignoring self-discharge.</w:t>
+      </w:r>
+    </w:p>
+    <w:p>
+      <w:pPr>
+        <w:pStyle w:val="Heading3"/>
+        <w:spacing w:after="120" w:before="280"/>
+      </w:pPr>
+      <w:r>
+        <w:t xml:space="preserve">What You’ll Actually Use</w:t>
+      </w:r>
+    </w:p>
+    <w:p>
+      <w:pPr>
+        <w:spacing w:after="60"/>
+      </w:pPr>
+      <w:r>
+        <w:rPr>
+          <w:b/>
+          <w:bCs/>
+        </w:rPr>
+        <w:t xml:space="preserve">Everyday working tools</w:t>
+      </w:r>
+    </w:p>
+    <w:p>
+      <w:pPr>
+        <w:pStyle w:val="ListParagraph"/>
+        <w:numPr>
+          <w:ilvl w:val="0"/>
+          <w:numId w:val="1"/>
+        </w:numPr>
+        <w:spacing w:after="60"/>
+      </w:pPr>
+      <w:r>
+        <w:t xml:space="preserve">The CCM/DCM boundary and DCM gain.</w:t>
+      </w:r>
+    </w:p>
+    <w:p>
+      <w:pPr>
+        <w:pStyle w:val="ListParagraph"/>
+        <w:numPr>
+          <w:ilvl w:val="0"/>
+          <w:numId w:val="1"/>
+        </w:numPr>
+        <w:spacing w:after="60"/>
+      </w:pPr>
+      <w:r>
+        <w:t xml:space="preserve">Fixed per-cycle losses and how to cut them.</w:t>
+      </w:r>
+    </w:p>
+    <w:p>
+      <w:pPr>
+        <w:pStyle w:val="ListParagraph"/>
+        <w:numPr>
+          <w:ilvl w:val="0"/>
+          <w:numId w:val="1"/>
+        </w:numPr>
+        <w:spacing w:after="60"/>
+      </w:pPr>
+      <w:r>
+        <w:t xml:space="preserve">Burst mode and PFM.</w:t>
+      </w:r>
+    </w:p>
+    <w:p>
+      <w:pPr>
+        <w:pStyle w:val="ListParagraph"/>
+        <w:numPr>
+          <w:ilvl w:val="0"/>
+          <w:numId w:val="1"/>
+        </w:numPr>
+        <w:spacing w:after="60"/>
+      </w:pPr>
+      <w:r>
+        <w:t xml:space="preserve">Valley switching in a quasi-resonant flyback.</w:t>
+      </w:r>
+    </w:p>
+    <w:p>
+      <w:pPr>
+        <w:spacing w:after="60" w:before="120"/>
+      </w:pPr>
+      <w:r>
+        <w:rPr>
+          <w:b/>
+          <w:bCs/>
+        </w:rPr>
+        <w:t xml:space="preserve">Mostly for exams and deeper study</w:t>
+      </w:r>
+    </w:p>
+    <w:p>
+      <w:pPr>
+        <w:pStyle w:val="ListParagraph"/>
+        <w:numPr>
+          <w:ilvl w:val="0"/>
+          <w:numId w:val="1"/>
+        </w:numPr>
+        <w:spacing w:after="60"/>
+      </w:pPr>
+      <w:r>
+        <w:t xml:space="preserve">Full DCM small-signal models.</w:t>
+      </w:r>
+    </w:p>
+    <w:p>
+      <w:pPr>
+        <w:pStyle w:val="ListParagraph"/>
+        <w:numPr>
+          <w:ilvl w:val="0"/>
+          <w:numId w:val="1"/>
+        </w:numPr>
+        <w:spacing w:after="60"/>
+      </w:pPr>
+      <w:r>
+        <w:t xml:space="preserve">Regulatory standby test procedures in detail.</w:t>
       </w:r>
     </w:p>
     <w:p>
@@ -7235,6 +9889,29 @@
       </w:r>
     </w:p>
     <w:p>
+      <w:pPr>
+        <w:spacing w:after="160"/>
+      </w:pPr>
+      <w:r>
+        <w:t xml:space="preserve">It is widely believed that a lithium-ion battery charges at a steady pace, so the last 20 % should take a quarter as long as the first 80 %. It does not. At 0.5C, constant current puts in 80 % in about 1.6 h, but the constant-voltage phase that follows tapers the current away and can take most of another hour for the rest.</w:t>
+      </w:r>
+    </w:p>
+    <w:p>
+      <w:pPr>
+        <w:spacing w:after="200"/>
+      </w:pPr>
+      <w:r>
+        <w:rPr>
+          <w:b/>
+          <w:bCs/>
+        </w:rPr>
+        <w:t xml:space="preserve">Where you meet this: </w:t>
+      </w:r>
+      <w:r>
+        <w:t xml:space="preserve">Every laptop, phone, and power tool, every LiPo pack in a drone or radio-control car and its balance charger, every robot's battery, every battery-management IC, and every airline's 100 Wh rule.</w:t>
+      </w:r>
+    </w:p>
+    <w:p>
       <w:pPr/>
       <w:r>
         <w:rPr>
@@ -7357,6 +10034,62 @@
     </w:p>
     <w:p>
       <w:pPr>
+        <w:spacing w:after="60" w:before="200"/>
+        <w:jc w:val="center"/>
+      </w:pPr>
+      <w:r>
+        <w:drawing>
+          <wp:inline xmlns:a="http://schemas.openxmlformats.org/drawingml/2006/main" xmlns:pic="http://schemas.openxmlformats.org/drawingml/2006/picture">
+            <wp:extent cx="5120640" cy="2752344"/>
+            <wp:docPr id="14" name="Picture 14" descr="Plot with two vertical axes against time in hours. The blue charge current is flat at 3.5 amperes until 1.6 hours, then decays smoothly to 0.35 amperes at about 2.5 hours. The red pack voltage rises from about 9.3 volts to 12.6 volts at 1.6 hours and stays flat after that." title="Figure 12.?"/>
+            <wp:cNvGraphicFramePr>
+              <a:graphicFrameLocks noChangeAspect="1"/>
+            </wp:cNvGraphicFramePr>
+            <a:graphic>
+              <a:graphicData uri="http://schemas.openxmlformats.org/drawingml/2006/picture">
+                <pic:pic>
+                  <pic:nvPicPr>
+                    <pic:cNvPr id="0" name="b6_cccv.png"/>
+                    <pic:cNvPicPr/>
+                  </pic:nvPicPr>
+                  <pic:blipFill>
+                    <a:blip r:embed="rId22"/>
+                    <a:stretch>
+                      <a:fillRect/>
+                    </a:stretch>
+                  </pic:blipFill>
+                  <pic:spPr>
+                    <a:xfrm>
+                      <a:off x="0" y="0"/>
+                      <a:ext cx="5120640" cy="2752344"/>
+                    </a:xfrm>
+                    <a:prstGeom prst="rect"/>
+                  </pic:spPr>
+                </pic:pic>
+              </a:graphicData>
+            </a:graphic>
+          </wp:inline>
+        </w:drawing>
+      </w:r>
+    </w:p>
+    <w:p>
+      <w:pPr>
+        <w:spacing w:after="200"/>
+        <w:jc w:val="center"/>
+      </w:pPr>
+      <w:r>
+        <w:rPr>
+          <w:i/>
+          <w:iCs/>
+          <w:color w:val="555555"/>
+          <w:sz w:val="19"/>
+          <w:szCs w:val="19"/>
+        </w:rPr>
+        <w:t xml:space="preserve">Figure 12.1 — Constant-current, constant-voltage charge of the 3S2P, 7 Ah pack of Worked Examples 12.1 and 12.2, from a simple cell model of open-circuit voltage plus 50 mΩ per cell. At 3.5 A (0.5C) the pack reaches 12.6 V after 1.6 h with 80 % of its charge; the current then tapers and reaches C/20 = 0.35 A at about 2.5 h.</w:t>
+      </w:r>
+    </w:p>
+    <w:p>
+      <w:pPr>
         <w:pStyle w:val="Heading2"/>
       </w:pPr>
       <w:r>
@@ -7656,6 +10389,47 @@
       </w:r>
     </w:p>
     <w:p>
+      <w:pPr>
+        <w:pStyle w:val="Heading2"/>
+      </w:pPr>
+      <w:r>
+        <w:rPr>
+          <w:i w:val="0"/>
+        </w:rPr>
+        <w:t xml:space="preserve">Worked Example 12.7</w:t>
+      </w:r>
+    </w:p>
+    <w:p>
+      <w:pPr/>
+      <w:r>
+        <w:rPr>
+          <w:b/>
+        </w:rPr>
+        <w:t xml:space="preserve">Problem. </w:t>
+      </w:r>
+      <w:r>
+        <w:rPr>
+          <w:i w:val="0"/>
+        </w:rPr>
+        <w:t xml:space="preserve">An e-bike's 10S4P pack uses 3.5 Ah cells at 3.6 V nominal. Its motor is rated 250 W, the European limit for assisted bicycles, and the motor and controller together are 80 % efficient. The bike computer logs an average of 9 Wh/km from the pack on a hilly commute. Find the pack's voltage, capacity, and energy, the range on 80 % of that energy, and the pack current, cell current, and range at a steady 250 W of motor output at 25 km/h.</w:t>
+      </w:r>
+    </w:p>
+    <w:p>
+      <w:pPr/>
+      <w:r>
+        <w:rPr>
+          <w:b/>
+        </w:rPr>
+        <w:t xml:space="preserve">Solution. </w:t>
+      </w:r>
+      <w:r>
+        <w:rPr>
+          <w:i w:val="0"/>
+        </w:rPr>
+        <w:t xml:space="preserve">The pack is 10 × 3.6 = 36 V and 4 × 3.5 = 14 Ah, so 504 Wh. On 80 % of it, 403 Wh, the commute gives 403/9 = 44.8 km. At 250 W out the pack supplies 250/0.8 = 312.5 W, or 8.68 A, 2.17 A per cell, 0.62C. At 25 km/h that is 12.5 Wh/km, and the range falls to 403/12.5 = 32.3 km. The rider's own effort is what stretches it: every 100 W the rider adds at the same speed saves 4 Wh per kilometer.</w:t>
+      </w:r>
+    </w:p>
+    <w:p>
       <w:pPr/>
       <w:r>
         <w:rPr>
@@ -7666,6 +10440,28 @@
     </w:p>
     <w:p>
       <w:pPr>
+        <w:shd w:fill="E8F1E4" w:val="clear"/>
+        <w:spacing w:after="80" w:before="120"/>
+      </w:pPr>
+      <w:r>
+        <w:rPr>
+          <w:b/>
+          <w:bCs/>
+        </w:rPr>
+        <w:t xml:space="preserve">From the Bench</w:t>
+      </w:r>
+    </w:p>
+    <w:p>
+      <w:pPr>
+        <w:shd w:fill="E8F1E4" w:val="clear"/>
+        <w:spacing w:after="120"/>
+      </w:pPr>
+      <w:r>
+        <w:t xml:space="preserve">On the bench, put a fuse in series with any pack and a thermocouple on its cells. Watch each series cell's voltage, not only the pack's: the cell that is out of balance is the one that gets overcharged, which is why hobby LiPo chargers use the separate balance lead. A cell whose voltage sags more than its neighbors under the same load has higher resistance and is aging faster.</w:t>
+      </w:r>
+    </w:p>
+    <w:p>
+      <w:pPr>
         <w:pStyle w:val="Heading2"/>
       </w:pPr>
       <w:r>
@@ -7808,6 +10604,177 @@
           <w:i w:val="0"/>
         </w:rPr>
         <w:t>What C-rate does a 5000 mAh phone battery see from a 25 W charger at 3.85 V, ignoring losses?</w:t>
+      </w:r>
+    </w:p>
+    <w:p>
+      <w:pPr/>
+      <w:r>
+        <w:rPr>
+          <w:b/>
+        </w:rPr>
+        <w:t xml:space="preserve">10. </w:t>
+      </w:r>
+      <w:r>
+        <w:rPr>
+          <w:i w:val="0"/>
+        </w:rPr>
+        <w:t xml:space="preserve">A 5-inch FPV quadcopter carries a 4S, 1500 mAh LiPo and hovers at 12 A. How long can it hover if it must land with 20 % of its charge left, and what C-rate does the pack see?</w:t>
+      </w:r>
+    </w:p>
+    <w:p>
+      <w:pPr/>
+      <w:r>
+        <w:rPr>
+          <w:b/>
+        </w:rPr>
+        <w:t xml:space="preserve">11. </w:t>
+      </w:r>
+      <w:r>
+        <w:rPr>
+          <w:i w:val="0"/>
+        </w:rPr>
+        <w:t xml:space="preserve">A rocket flight computer draws 85 mA from a 1S, 400 mAh LiPo while it waits on the pad with its GPS and telemetry radio on. How long can it wait if 30 minutes of flight and recovery must remain, with 20 % of the charge kept in reserve?</w:t>
+      </w:r>
+    </w:p>
+    <w:p>
+      <w:pPr/>
+      <w:r>
+        <w:rPr>
+          <w:b/>
+        </w:rPr>
+        <w:t xml:space="preserve">12. </w:t>
+      </w:r>
+      <w:r>
+        <w:rPr>
+          <w:i w:val="0"/>
+        </w:rPr>
+        <w:t xml:space="preserve">A robotic rover runs from a 3S, 5000 mAh LiPo at 11.1 V nominal. Its two drive motors draw 1.5 A each on average, and a 92 % buck supplies 7 W to a Raspberry Pi 5. Find the average pack current and the runtime down to 20 % charge.</w:t>
+      </w:r>
+    </w:p>
+    <w:p>
+      <w:pPr/>
+      <w:r>
+        <w:rPr>
+          <w:b/>
+        </w:rPr>
+        <w:t xml:space="preserve">13. </w:t>
+      </w:r>
+      <w:r>
+        <w:rPr>
+          <w:i w:val="0"/>
+        </w:rPr>
+        <w:t xml:space="preserve">The protection board on the reader lab's 18650 module uses a DW01A-type IC, which cuts the discharge when the voltage across its two series MOSFETs exceeds 150 mV. If each MOSFET has 25 mΩ, at what current does it trip, and why must a robot's motor and servo peaks be counted, not only the average current?</w:t>
+      </w:r>
+    </w:p>
+    <w:p>
+      <w:pPr>
+        <w:pStyle w:val="Heading3"/>
+        <w:spacing w:after="120" w:before="280"/>
+      </w:pPr>
+      <w:r>
+        <w:t xml:space="preserve">What You’ll Actually Use</w:t>
+      </w:r>
+    </w:p>
+    <w:p>
+      <w:pPr>
+        <w:spacing w:after="60"/>
+      </w:pPr>
+      <w:r>
+        <w:rPr>
+          <w:b/>
+          <w:bCs/>
+        </w:rPr>
+        <w:t xml:space="preserve">Everyday working tools</w:t>
+      </w:r>
+    </w:p>
+    <w:p>
+      <w:pPr>
+        <w:pStyle w:val="ListParagraph"/>
+        <w:numPr>
+          <w:ilvl w:val="0"/>
+          <w:numId w:val="1"/>
+        </w:numPr>
+        <w:spacing w:after="60"/>
+      </w:pPr>
+      <w:r>
+        <w:t xml:space="preserve">Pack voltage, capacity, and energy from the S and P counts.</w:t>
+      </w:r>
+    </w:p>
+    <w:p>
+      <w:pPr>
+        <w:pStyle w:val="ListParagraph"/>
+        <w:numPr>
+          <w:ilvl w:val="0"/>
+          <w:numId w:val="1"/>
+        </w:numPr>
+        <w:spacing w:after="60"/>
+      </w:pPr>
+      <w:r>
+        <w:t xml:space="preserve">CC-CV charging and its termination.</w:t>
+      </w:r>
+    </w:p>
+    <w:p>
+      <w:pPr>
+        <w:pStyle w:val="ListParagraph"/>
+        <w:numPr>
+          <w:ilvl w:val="0"/>
+          <w:numId w:val="1"/>
+        </w:numPr>
+        <w:spacing w:after="60"/>
+      </w:pPr>
+      <w:r>
+        <w:t xml:space="preserve">I²R heat in the cells.</w:t>
+      </w:r>
+    </w:p>
+    <w:p>
+      <w:pPr>
+        <w:pStyle w:val="ListParagraph"/>
+        <w:numPr>
+          <w:ilvl w:val="0"/>
+          <w:numId w:val="1"/>
+        </w:numPr>
+        <w:spacing w:after="60"/>
+      </w:pPr>
+      <w:r>
+        <w:t xml:space="preserve">Coulomb counting and its correction.</w:t>
+      </w:r>
+    </w:p>
+    <w:p>
+      <w:pPr>
+        <w:spacing w:after="60" w:before="120"/>
+      </w:pPr>
+      <w:r>
+        <w:rPr>
+          <w:b/>
+          <w:bCs/>
+        </w:rPr>
+        <w:t xml:space="preserve">Mostly for exams and deeper study</w:t>
+      </w:r>
+    </w:p>
+    <w:p>
+      <w:pPr>
+        <w:pStyle w:val="ListParagraph"/>
+        <w:numPr>
+          <w:ilvl w:val="0"/>
+          <w:numId w:val="1"/>
+        </w:numPr>
+        <w:spacing w:after="60"/>
+      </w:pPr>
+      <w:r>
+        <w:t xml:space="preserve">Electrochemical aging models.</w:t>
+      </w:r>
+    </w:p>
+    <w:p>
+      <w:pPr>
+        <w:pStyle w:val="ListParagraph"/>
+        <w:numPr>
+          <w:ilvl w:val="0"/>
+          <w:numId w:val="1"/>
+        </w:numPr>
+        <w:spacing w:after="60"/>
+      </w:pPr>
+      <w:r>
+        <w:t xml:space="preserve">Thermal-runaway propagation testing.</w:t>
       </w:r>
     </w:p>
     <w:p>
@@ -7824,6 +10791,29 @@
       </w:r>
     </w:p>
     <w:p>
+      <w:pPr>
+        <w:spacing w:after="160"/>
+      </w:pPr>
+      <w:r>
+        <w:t xml:space="preserve">Feed a three-phase inverter from an 800 V bus and plain sine-wave modulation gives at most 0.612 × 800 = 490 V rms line to line. Add a third harmonic to all three references, which cancels between the lines, and the same switches on the same bus deliver 0.707 × 800 = 566 V, 15.5 % more, for the price of a few lines of code.</w:t>
+      </w:r>
+    </w:p>
+    <w:p>
+      <w:pPr>
+        <w:spacing w:after="200"/>
+      </w:pPr>
+      <w:r>
+        <w:rPr>
+          <w:b/>
+          <w:bCs/>
+        </w:rPr>
+        <w:t xml:space="preserve">Where you meet this: </w:t>
+      </w:r>
+      <w:r>
+        <w:t xml:space="preserve">Every electric vehicle's traction inverter, every industrial motor drive, every heat-pump compressor, every robot joint's servo drive, and every ESC that spins a drone's or radio-control model's brushless motor.</w:t>
+      </w:r>
+    </w:p>
+    <w:p>
       <w:pPr/>
       <w:r>
         <w:rPr>
@@ -7854,6 +10844,62 @@
     </w:p>
     <w:p>
       <w:pPr>
+        <w:spacing w:after="60" w:before="200"/>
+        <w:jc w:val="center"/>
+      </w:pPr>
+      <w:r>
+        <w:drawing>
+          <wp:inline xmlns:a="http://schemas.openxmlformats.org/drawingml/2006/main" xmlns:pic="http://schemas.openxmlformats.org/drawingml/2006/picture">
+            <wp:extent cx="5120640" cy="2738947"/>
+            <wp:docPr id="15" name="Picture 15" descr="Block diagram. A battery block labeled 4S LiPo pack, 16.8 volts full, 14.8 volts nominal, on the left sends arrows to four ESC blocks, each labeled three-phase bridge, 6 MOSFETs, each feeding a BLDC motor block, and to a BEC buck to 5 volts block, which feeds an LDO to 3.3 volts block and then a flight controller block with IMU, 2.4 gigahertz receiver and video." title="Figure 13.?"/>
+            <wp:cNvGraphicFramePr>
+              <a:graphicFrameLocks noChangeAspect="1"/>
+            </wp:cNvGraphicFramePr>
+            <a:graphic>
+              <a:graphicData uri="http://schemas.openxmlformats.org/drawingml/2006/picture">
+                <pic:pic>
+                  <pic:nvPicPr>
+                    <pic:cNvPr id="0" name="b6_drone.png"/>
+                    <pic:cNvPicPr/>
+                  </pic:nvPicPr>
+                  <pic:blipFill>
+                    <a:blip r:embed="rId23"/>
+                    <a:stretch>
+                      <a:fillRect/>
+                    </a:stretch>
+                  </pic:blipFill>
+                  <pic:spPr>
+                    <a:xfrm>
+                      <a:off x="0" y="0"/>
+                      <a:ext cx="5120640" cy="2738947"/>
+                    </a:xfrm>
+                    <a:prstGeom prst="rect"/>
+                  </pic:spPr>
+                </pic:pic>
+              </a:graphicData>
+            </a:graphic>
+          </wp:inline>
+        </w:drawing>
+      </w:r>
+    </w:p>
+    <w:p>
+      <w:pPr>
+        <w:spacing w:after="200"/>
+        <w:jc w:val="center"/>
+      </w:pPr>
+      <w:r>
+        <w:rPr>
+          <w:i/>
+          <w:iCs/>
+          <w:color w:val="555555"/>
+          <w:sz w:val="19"/>
+          <w:szCs w:val="19"/>
+        </w:rPr>
+        <w:t xml:space="preserve">Figure 13.1 — The power system of a quadcopter. A four-cell LiPo pack, 16.8 V full and 14.8 V nominal, feeds four electronic speed controllers, each a three-phase bridge of six MOSFETs driving a brushless motor, and a buck converter (the BEC) that supplies 5 V, followed by an LDO for the 3.3 V flight controller, sensors, and receiver.</w:t>
+      </w:r>
+    </w:p>
+    <w:p>
+      <w:pPr>
         <w:pStyle w:val="Heading2"/>
       </w:pPr>
       <w:r>
@@ -7885,6 +10931,62 @@
     </w:p>
     <w:p>
       <w:pPr>
+        <w:spacing w:after="60" w:before="200"/>
+        <w:jc w:val="center"/>
+      </w:pPr>
+      <w:r>
+        <w:drawing>
+          <wp:inline xmlns:a="http://schemas.openxmlformats.org/drawingml/2006/main" xmlns:pic="http://schemas.openxmlformats.org/drawingml/2006/picture">
+            <wp:extent cx="5120640" cy="2752344"/>
+            <wp:docPr id="16" name="Picture 16" descr="Plot of phase reference against angle from 0 to 360 degrees with horizontal red lines at plus and minus one. A dashed sine reaches exactly plus and minus one. A dotted sine of amplitude 1.155 exceeds the lines. A solid blue curve, the same sine plus a third harmonic, has flattened double-humped peaks that touch plus and minus one." title="Figure 13.?"/>
+            <wp:cNvGraphicFramePr>
+              <a:graphicFrameLocks noChangeAspect="1"/>
+            </wp:cNvGraphicFramePr>
+            <a:graphic>
+              <a:graphicData uri="http://schemas.openxmlformats.org/drawingml/2006/picture">
+                <pic:pic>
+                  <pic:nvPicPr>
+                    <pic:cNvPr id="0" name="b6_svpwm.png"/>
+                    <pic:cNvPicPr/>
+                  </pic:nvPicPr>
+                  <pic:blipFill>
+                    <a:blip r:embed="rId24"/>
+                    <a:stretch>
+                      <a:fillRect/>
+                    </a:stretch>
+                  </pic:blipFill>
+                  <pic:spPr>
+                    <a:xfrm>
+                      <a:off x="0" y="0"/>
+                      <a:ext cx="5120640" cy="2752344"/>
+                    </a:xfrm>
+                    <a:prstGeom prst="rect"/>
+                  </pic:spPr>
+                </pic:pic>
+              </a:graphicData>
+            </a:graphic>
+          </wp:inline>
+        </w:drawing>
+      </w:r>
+    </w:p>
+    <w:p>
+      <w:pPr>
+        <w:spacing w:after="200"/>
+        <w:jc w:val="center"/>
+      </w:pPr>
+      <w:r>
+        <w:rPr>
+          <w:i/>
+          <w:iCs/>
+          <w:color w:val="555555"/>
+          <w:sz w:val="19"/>
+          <w:szCs w:val="19"/>
+        </w:rPr>
+        <w:t xml:space="preserve">Figure 13.2 — Phase references over one cycle. Plain sinusoidal PWM reaches the carrier limit at m = 1, giving 0.612 Vdc rms line to line. Raising the fundamental by 2/√3 = 1.155 and adding one sixth of it as third harmonic keeps the reference within ±1, because the third harmonic flattens the peaks; it cancels between lines, which then reach 0.707 Vdc.</w:t>
+      </w:r>
+    </w:p>
+    <w:p>
+      <w:pPr>
         <w:pStyle w:val="Heading2"/>
       </w:pPr>
       <w:r>
@@ -8247,6 +11349,28 @@
     </w:p>
     <w:p>
       <w:pPr>
+        <w:shd w:fill="E8F1E4" w:val="clear"/>
+        <w:spacing w:after="80" w:before="120"/>
+      </w:pPr>
+      <w:r>
+        <w:rPr>
+          <w:b/>
+          <w:bCs/>
+        </w:rPr>
+        <w:t xml:space="preserve">From the Bench</w:t>
+      </w:r>
+    </w:p>
+    <w:p>
+      <w:pPr>
+        <w:shd w:fill="E8F1E4" w:val="clear"/>
+        <w:spacing w:after="120"/>
+      </w:pPr>
+      <w:r>
+        <w:t xml:space="preserve">Judge a drive by its motor current, not its voltage: the voltage is a pulse train, the current shows the quality of the control. Measure phase voltages with a differential probe rated for the bus, never with a ground-referenced probe. Frosted or fluted bearing races in an inverter-fed motor point to common-mode voltage driving current through the bearings.</w:t>
+      </w:r>
+    </w:p>
+    <w:p>
+      <w:pPr>
         <w:pStyle w:val="Heading2"/>
       </w:pPr>
       <w:r>
@@ -8389,6 +11513,117 @@
           <w:i w:val="0"/>
         </w:rPr>
         <w:t>Find the dead-time voltage error of a 400 V inverter at 16 kHz with 300 ns of dead time.</w:t>
+      </w:r>
+    </w:p>
+    <w:p>
+      <w:pPr>
+        <w:pStyle w:val="Heading3"/>
+        <w:spacing w:after="120" w:before="280"/>
+      </w:pPr>
+      <w:r>
+        <w:t xml:space="preserve">What You’ll Actually Use</w:t>
+      </w:r>
+    </w:p>
+    <w:p>
+      <w:pPr>
+        <w:spacing w:after="60"/>
+      </w:pPr>
+      <w:r>
+        <w:rPr>
+          <w:b/>
+          <w:bCs/>
+        </w:rPr>
+        <w:t xml:space="preserve">Everyday working tools</w:t>
+      </w:r>
+    </w:p>
+    <w:p>
+      <w:pPr>
+        <w:pStyle w:val="ListParagraph"/>
+        <w:numPr>
+          <w:ilvl w:val="0"/>
+          <w:numId w:val="1"/>
+        </w:numPr>
+        <w:spacing w:after="60"/>
+      </w:pPr>
+      <w:r>
+        <w:t xml:space="preserve">V_LL = 0.612 m Vdc, and 0.707 Vdc with third-harmonic or space-vector modulation.</w:t>
+      </w:r>
+    </w:p>
+    <w:p>
+      <w:pPr>
+        <w:pStyle w:val="ListParagraph"/>
+        <w:numPr>
+          <w:ilvl w:val="0"/>
+          <w:numId w:val="1"/>
+        </w:numPr>
+        <w:spacing w:after="60"/>
+      </w:pPr>
+      <w:r>
+        <w:t xml:space="preserve">Synchronous speed 120 f/p.</w:t>
+      </w:r>
+    </w:p>
+    <w:p>
+      <w:pPr>
+        <w:pStyle w:val="ListParagraph"/>
+        <w:numPr>
+          <w:ilvl w:val="0"/>
+          <w:numId w:val="1"/>
+        </w:numPr>
+        <w:spacing w:after="60"/>
+      </w:pPr>
+      <w:r>
+        <w:t xml:space="preserve">Dead time and the voltage error it causes.</w:t>
+      </w:r>
+    </w:p>
+    <w:p>
+      <w:pPr>
+        <w:pStyle w:val="ListParagraph"/>
+        <w:numPr>
+          <w:ilvl w:val="0"/>
+          <w:numId w:val="1"/>
+        </w:numPr>
+        <w:spacing w:after="60"/>
+      </w:pPr>
+      <w:r>
+        <w:t xml:space="preserve">Common-mode voltage and its effects.</w:t>
+      </w:r>
+    </w:p>
+    <w:p>
+      <w:pPr>
+        <w:spacing w:after="60" w:before="120"/>
+      </w:pPr>
+      <w:r>
+        <w:rPr>
+          <w:b/>
+          <w:bCs/>
+        </w:rPr>
+        <w:t xml:space="preserve">Mostly for exams and deeper study</w:t>
+      </w:r>
+    </w:p>
+    <w:p>
+      <w:pPr>
+        <w:pStyle w:val="ListParagraph"/>
+        <w:numPr>
+          <w:ilvl w:val="0"/>
+          <w:numId w:val="1"/>
+        </w:numPr>
+        <w:spacing w:after="60"/>
+      </w:pPr>
+      <w:r>
+        <w:t xml:space="preserve">Field-oriented control derived in full.</w:t>
+      </w:r>
+    </w:p>
+    <w:p>
+      <w:pPr>
+        <w:pStyle w:val="ListParagraph"/>
+        <w:numPr>
+          <w:ilvl w:val="0"/>
+          <w:numId w:val="1"/>
+        </w:numPr>
+        <w:spacing w:after="60"/>
+      </w:pPr>
+      <w:r>
+        <w:t xml:space="preserve">Motor electromagnetic design.</w:t>
       </w:r>
     </w:p>
     <w:p>
@@ -8427,12 +11662,35 @@
       </w:r>
     </w:p>
     <w:p>
-      <w:pPr/>
-      <w:r>
-        <w:rPr>
-          <w:i w:val="0"/>
-        </w:rPr>
-        <w:t>Chapter 1 used the data center to show that a percent of efficiency is worth megawatts. This chapter follows the power from the utility to the processor and counts the losses at each stage. It is facility power, shelf B of this book: transformers, uninterruptible power supplies, power distribution, rack power supplies, and the board-level converters that end at Book 7's 875 A at 0.8 V. The chain's overall efficiency is the product of its stages, so a small loss at each adds up to a large one in total.</w:t>
+      <w:pPr>
+        <w:spacing w:after="160"/>
+      </w:pPr>
+      <w:r>
+        <w:t xml:space="preserve">A 10 MW hall of AI racks needs about 12.4 MW at its utility transformer. The missing 2.4 MW is lost in six conversions along the way, from the medium-voltage transformer to the regulator beside each processor, and the cooling plant has to remove all of it a second time.</w:t>
+      </w:r>
+    </w:p>
+    <w:p>
+      <w:pPr>
+        <w:spacing w:after="200"/>
+      </w:pPr>
+      <w:r>
+        <w:rPr>
+          <w:b/>
+          <w:bCs/>
+        </w:rPr>
+        <w:t xml:space="preserve">Where you meet this: </w:t>
+      </w:r>
+      <w:r>
+        <w:t xml:space="preserve">Every data-center PUE report, every rack power-shelf specification, every announcement of a higher-voltage rack bus, and every power-capping setting in a cluster scheduler.</w:t>
+      </w:r>
+    </w:p>
+    <w:p>
+      <w:pPr/>
+      <w:r>
+        <w:rPr>
+          <w:i w:val="0"/>
+        </w:rPr>
+        <w:t xml:space="preserve">Chapter 1 used the data center to show that a percent of efficiency is worth megawatts. This chapter follows the power from the utility to the processor and counts the losses at each stage. It is facility power: transformers, uninterruptible power supplies, power distribution, rack power supplies, and the board-level converters that end at Book 7's 875 A at 0.8 V. The chain's overall efficiency is the product of its stages, so a small loss at each adds up to a large one in total.</w:t>
       </w:r>
     </w:p>
     <w:p>
@@ -8452,7 +11710,7 @@
         <w:rPr>
           <w:i w:val="0"/>
         </w:rPr>
-        <w:t>A large data center takes power at medium voltage, tens of kilovolts, and steps it down in transformers that are about 99% efficient. A double-conversion UPS rectifies the AC to charge its batteries and inverts it back, about 96% to 97% efficient; in eco mode, bypassing the conversion when the grid is healthy, it reaches about 99%. Power distribution units and cables lose a fraction of a percent. In the rack, power supplies convert AC to a DC bus, 48 V in the Open Compute Project's rack architecture, at about 96% for the best grades. On the board, an intermediate bus converter may step 48 V to 12 V at about 97.5%, and the multiphase voltage regulators of Chapter 10 bring it to the processor's core voltage at about 90%.</w:t>
+        <w:t xml:space="preserve">A large data center takes power at medium voltage, tens of kilovolts, and steps it down in transformers that are about 99% efficient. A double-conversion UPS rectifies the AC to charge its batteries and inverts it back, about 96% to 97% efficient; in eco mode, bypassing the conversion when the grid is healthy, it reaches about 99%. Power distribution units and cables lose a fraction of a percent. In the rack, power supplies convert AC to a DC bus, 48 V in the Open Compute Project's rack architecture, at about 96% for the best grades. On the board, an intermediate bus converter may step 48 V to 12 V at about 97.5%, and the multiphase voltage regulators of Chapter 18 bring it to the processor's core voltage at about 90%.</w:t>
       </w:r>
     </w:p>
     <w:p>
@@ -8508,6 +11766,62 @@
       </w:r>
     </w:p>
     <w:p>
+      <w:pPr>
+        <w:spacing w:after="60" w:before="200"/>
+        <w:jc w:val="center"/>
+      </w:pPr>
+      <w:r>
+        <w:drawing>
+          <wp:inline xmlns:a="http://schemas.openxmlformats.org/drawingml/2006/main" xmlns:pic="http://schemas.openxmlformats.org/drawingml/2006/picture">
+            <wp:extent cx="5120640" cy="2752344"/>
+            <wp:docPr id="17" name="Picture 17" descr="Grouped bar chart of heat in kilowatts for six stages: transformer 124, UPS 369 with eco mode 123, distribution 60, rack supply 475, bus converter 285, regulator 1111. Red bars show the double-conversion case, blue bars the eco-mode case, equal except for the UPS." title="Figure 14.?"/>
+            <wp:cNvGraphicFramePr>
+              <a:graphicFrameLocks noChangeAspect="1"/>
+            </wp:cNvGraphicFramePr>
+            <a:graphic>
+              <a:graphicData uri="http://schemas.openxmlformats.org/drawingml/2006/picture">
+                <pic:pic>
+                  <pic:nvPicPr>
+                    <pic:cNvPr id="0" name="b6_chain.png"/>
+                    <pic:cNvPicPr/>
+                  </pic:nvPicPr>
+                  <pic:blipFill>
+                    <a:blip r:embed="rId25"/>
+                    <a:stretch>
+                      <a:fillRect/>
+                    </a:stretch>
+                  </pic:blipFill>
+                  <pic:spPr>
+                    <a:xfrm>
+                      <a:off x="0" y="0"/>
+                      <a:ext cx="5120640" cy="2752344"/>
+                    </a:xfrm>
+                    <a:prstGeom prst="rect"/>
+                  </pic:spPr>
+                </pic:pic>
+              </a:graphicData>
+            </a:graphic>
+          </wp:inline>
+        </w:drawing>
+      </w:r>
+    </w:p>
+    <w:p>
+      <w:pPr>
+        <w:spacing w:after="200"/>
+        <w:jc w:val="center"/>
+      </w:pPr>
+      <w:r>
+        <w:rPr>
+          <w:i/>
+          <w:iCs/>
+          <w:color w:val="555555"/>
+          <w:sz w:val="19"/>
+          <w:szCs w:val="19"/>
+        </w:rPr>
+        <w:t xml:space="preserve">Figure 14.1 — Heat in each stage for 10 MW delivered to the processors (Worked Example 14.1). The chain efficiency is 0.805, so 2.42 MW is wasted; the regulator beside the processor, at 90 %, wastes the most, 1111 kW. An eco-mode UPS cuts its share from 369 to 123 kW and the total to 2.17 MW.</w:t>
+      </w:r>
+    </w:p>
+    <w:p>
       <w:pPr/>
       <w:r>
         <w:rPr>
@@ -8828,6 +12142,50 @@
     </w:p>
     <w:p>
       <w:pPr>
+        <w:shd w:fill="E8F1E4" w:val="clear"/>
+        <w:spacing w:after="80" w:before="120"/>
+      </w:pPr>
+      <w:r>
+        <w:rPr>
+          <w:b/>
+          <w:bCs/>
+        </w:rPr>
+        <w:t xml:space="preserve">From the Bench</w:t>
+      </w:r>
+    </w:p>
+    <w:p>
+      <w:pPr>
+        <w:shd w:fill="E8F1E4" w:val="clear"/>
+        <w:spacing w:after="120"/>
+      </w:pPr>
+      <w:r>
+        <w:t xml:space="preserve">To estimate a facility, list each stage's efficiency at the real load, multiply them, and convert the result to watts of waste per kilowatt delivered. Ask which figures are quoted at full load only: racks rarely run at nameplate power, and the light-load end of each curve is where estimates go wrong.</w:t>
+      </w:r>
+    </w:p>
+    <w:p>
+      <w:pPr>
+        <w:shd w:fill="E3ECF7" w:val="clear"/>
+        <w:spacing w:after="80" w:before="120"/>
+      </w:pPr>
+      <w:r>
+        <w:rPr>
+          <w:b/>
+          <w:bCs/>
+        </w:rPr>
+        <w:t xml:space="preserve">On the Job</w:t>
+      </w:r>
+    </w:p>
+    <w:p>
+      <w:pPr>
+        <w:shd w:fill="E3ECF7" w:val="clear"/>
+        <w:spacing w:after="120"/>
+      </w:pPr>
+      <w:r>
+        <w:t xml:space="preserve">Hyperscale operators, colocation companies, and rack and power-shelf vendors employ electrical design engineers and rack power architects who live in this chapter's arithmetic. Their tools are power-chain spreadsheets, telemetry from power-distribution units and server management controllers, and study software such as ETAP or SKM PowerTools. A typical task: decide whether the next rack generation, at higher power and perhaps a higher bus voltage, fits the existing busway, UPS, and cooling, and where the extra conversion loss will land.</w:t>
+      </w:r>
+    </w:p>
+    <w:p>
+      <w:pPr>
         <w:pStyle w:val="Heading2"/>
       </w:pPr>
       <w:r>
@@ -8970,6 +12328,117 @@
           <w:i w:val="0"/>
         </w:rPr>
         <w:t>How many 1.2 kW accelerator servers fit a 10 MW feed with a 10 % oversubscription?</w:t>
+      </w:r>
+    </w:p>
+    <w:p>
+      <w:pPr>
+        <w:pStyle w:val="Heading3"/>
+        <w:spacing w:after="120" w:before="280"/>
+      </w:pPr>
+      <w:r>
+        <w:t xml:space="preserve">What You’ll Actually Use</w:t>
+      </w:r>
+    </w:p>
+    <w:p>
+      <w:pPr>
+        <w:spacing w:after="60"/>
+      </w:pPr>
+      <w:r>
+        <w:rPr>
+          <w:b/>
+          <w:bCs/>
+        </w:rPr>
+        <w:t xml:space="preserve">Everyday working tools</w:t>
+      </w:r>
+    </w:p>
+    <w:p>
+      <w:pPr>
+        <w:pStyle w:val="ListParagraph"/>
+        <w:numPr>
+          <w:ilvl w:val="0"/>
+          <w:numId w:val="1"/>
+        </w:numPr>
+        <w:spacing w:after="60"/>
+      </w:pPr>
+      <w:r>
+        <w:t xml:space="preserve">Chain efficiency as a product.</w:t>
+      </w:r>
+    </w:p>
+    <w:p>
+      <w:pPr>
+        <w:pStyle w:val="ListParagraph"/>
+        <w:numPr>
+          <w:ilvl w:val="0"/>
+          <w:numId w:val="1"/>
+        </w:numPr>
+        <w:spacing w:after="60"/>
+      </w:pPr>
+      <w:r>
+        <w:t xml:space="preserve">Waste per kilowatt delivered.</w:t>
+      </w:r>
+    </w:p>
+    <w:p>
+      <w:pPr>
+        <w:pStyle w:val="ListParagraph"/>
+        <w:numPr>
+          <w:ilvl w:val="0"/>
+          <w:numId w:val="1"/>
+        </w:numPr>
+        <w:spacing w:after="60"/>
+      </w:pPr>
+      <w:r>
+        <w:t xml:space="preserve">PUE as facility power over IT power.</w:t>
+      </w:r>
+    </w:p>
+    <w:p>
+      <w:pPr>
+        <w:pStyle w:val="ListParagraph"/>
+        <w:numPr>
+          <w:ilvl w:val="0"/>
+          <w:numId w:val="1"/>
+        </w:numPr>
+        <w:spacing w:after="60"/>
+      </w:pPr>
+      <w:r>
+        <w:t xml:space="preserve">Why rack buses rise to 48 V and beyond.</w:t>
+      </w:r>
+    </w:p>
+    <w:p>
+      <w:pPr>
+        <w:spacing w:after="60" w:before="120"/>
+      </w:pPr>
+      <w:r>
+        <w:rPr>
+          <w:b/>
+          <w:bCs/>
+        </w:rPr>
+        <w:t xml:space="preserve">Mostly for exams and deeper study</w:t>
+      </w:r>
+    </w:p>
+    <w:p>
+      <w:pPr>
+        <w:pStyle w:val="ListParagraph"/>
+        <w:numPr>
+          <w:ilvl w:val="0"/>
+          <w:numId w:val="1"/>
+        </w:numPr>
+        <w:spacing w:after="60"/>
+      </w:pPr>
+      <w:r>
+        <w:t xml:space="preserve">Facility electrical codes in detail.</w:t>
+      </w:r>
+    </w:p>
+    <w:p>
+      <w:pPr>
+        <w:pStyle w:val="ListParagraph"/>
+        <w:numPr>
+          <w:ilvl w:val="0"/>
+          <w:numId w:val="1"/>
+        </w:numPr>
+        <w:spacing w:after="60"/>
+      </w:pPr>
+      <w:r>
+        <w:t xml:space="preserve">Cooling-plant thermodynamics.</w:t>
       </w:r>
     </w:p>
     <w:p>
@@ -8986,6 +12455,29 @@
       </w:r>
     </w:p>
     <w:p>
+      <w:pPr>
+        <w:spacing w:after="160"/>
+      </w:pPr>
+      <w:r>
+        <w:t xml:space="preserve">A data center can drop its load during a test of its own backup. The utility feed opens, the batteries carry the load, and the generators start; if one transfer switch, one setting, or one shared component fails, the servers go dark. Their own supplies bridge only the 10 to 20 ms that their bulk capacitors can hold, so everything beyond that has to come from the UPS.</w:t>
+      </w:r>
+    </w:p>
+    <w:p>
+      <w:pPr>
+        <w:spacing w:after="200"/>
+      </w:pPr>
+      <w:r>
+        <w:rPr>
+          <w:b/>
+          <w:bCs/>
+        </w:rPr>
+        <w:t xml:space="preserve">Where you meet this: </w:t>
+      </w:r>
+      <w:r>
+        <w:t xml:space="preserve">Every UPS data sheet, every server supply's hold-up specification, every generator test, every hospital's emergency power system, and every availability or tier rating of a facility.</w:t>
+      </w:r>
+    </w:p>
+    <w:p>
       <w:pPr/>
       <w:r>
         <w:rPr>
@@ -9175,6 +12667,62 @@
     </w:p>
     <w:p>
       <w:pPr>
+        <w:spacing w:after="60" w:before="200"/>
+        <w:jc w:val="center"/>
+      </w:pPr>
+      <w:r>
+        <w:drawing>
+          <wp:inline xmlns:a="http://schemas.openxmlformats.org/drawingml/2006/main" xmlns:pic="http://schemas.openxmlformats.org/drawingml/2006/picture">
+            <wp:extent cx="5120640" cy="2688336"/>
+            <wp:docPr id="18" name="Picture 18" descr="Plot of capacitor voltage against time from 0 to 14 milliseconds. Two downward-curving traces start at 400 volts. The 857 microfarad trace reaches 300 volts at 10 milliseconds; the 615 microfarad trace falls faster and reaches 250 volts at 10 milliseconds. A dashed vertical line marks 10 milliseconds." title="Figure 15.?"/>
+            <wp:cNvGraphicFramePr>
+              <a:graphicFrameLocks noChangeAspect="1"/>
+            </wp:cNvGraphicFramePr>
+            <a:graphic>
+              <a:graphicData uri="http://schemas.openxmlformats.org/drawingml/2006/picture">
+                <pic:pic>
+                  <pic:nvPicPr>
+                    <pic:cNvPr id="0" name="b6_holdup.png"/>
+                    <pic:cNvPicPr/>
+                  </pic:nvPicPr>
+                  <pic:blipFill>
+                    <a:blip r:embed="rId26"/>
+                    <a:stretch>
+                      <a:fillRect/>
+                    </a:stretch>
+                  </pic:blipFill>
+                  <pic:spPr>
+                    <a:xfrm>
+                      <a:off x="0" y="0"/>
+                      <a:ext cx="5120640" cy="2688336"/>
+                    </a:xfrm>
+                    <a:prstGeom prst="rect"/>
+                  </pic:spPr>
+                </pic:pic>
+              </a:graphicData>
+            </a:graphic>
+          </wp:inline>
+        </w:drawing>
+      </w:r>
+    </w:p>
+    <w:p>
+      <w:pPr>
+        <w:spacing w:after="200"/>
+        <w:jc w:val="center"/>
+      </w:pPr>
+      <w:r>
+        <w:rPr>
+          <w:i/>
+          <w:iCs/>
+          <w:color w:val="555555"/>
+          <w:sz w:val="19"/>
+          <w:szCs w:val="19"/>
+        </w:rPr>
+        <w:t xml:space="preserve">Figure 15.1 — Bulk-capacitor voltage after the AC input fails, with a 3 kW supply drawing constant power (Worked Example 15.3). 857 µF falls from 400 V to 300 V in 10 ms; 615 µF reaches 250 V in the same time, so a converter that works down to 250 V needs less capacitance.</w:t>
+      </w:r>
+    </w:p>
+    <w:p>
+      <w:pPr>
         <w:pStyle w:val="Heading2"/>
       </w:pPr>
       <w:r>
@@ -9450,6 +12998,28 @@
     </w:p>
     <w:p>
       <w:pPr>
+        <w:shd w:fill="E8F1E4" w:val="clear"/>
+        <w:spacing w:after="80" w:before="120"/>
+      </w:pPr>
+      <w:r>
+        <w:rPr>
+          <w:b/>
+          <w:bCs/>
+        </w:rPr>
+        <w:t xml:space="preserve">From the Bench</w:t>
+      </w:r>
+    </w:p>
+    <w:p>
+      <w:pPr>
+        <w:shd w:fill="E8F1E4" w:val="clear"/>
+        <w:spacing w:after="120"/>
+      </w:pPr>
+      <w:r>
+        <w:t xml:space="preserve">Test the backup the way it will fail: open the upstream breaker rather than sending a control signal, and log a server supply's bus voltage on a scope through the transfer. Measure a battery string's runtime under real load every year, because capacity fades with age and temperature long before a cell fails outright.</w:t>
+      </w:r>
+    </w:p>
+    <w:p>
+      <w:pPr>
         <w:pStyle w:val="Heading2"/>
       </w:pPr>
       <w:r>
@@ -9592,6 +13162,104 @@
           <w:i w:val="0"/>
         </w:rPr>
         <w:t>Find the availability of three independent parallel paths each 99 % available.</w:t>
+      </w:r>
+    </w:p>
+    <w:p>
+      <w:pPr>
+        <w:pStyle w:val="Heading3"/>
+        <w:spacing w:after="120" w:before="280"/>
+      </w:pPr>
+      <w:r>
+        <w:t xml:space="preserve">What You’ll Actually Use</w:t>
+      </w:r>
+    </w:p>
+    <w:p>
+      <w:pPr>
+        <w:spacing w:after="60"/>
+      </w:pPr>
+      <w:r>
+        <w:rPr>
+          <w:b/>
+          <w:bCs/>
+        </w:rPr>
+        <w:t xml:space="preserve">Everyday working tools</w:t>
+      </w:r>
+    </w:p>
+    <w:p>
+      <w:pPr>
+        <w:pStyle w:val="ListParagraph"/>
+        <w:numPr>
+          <w:ilvl w:val="0"/>
+          <w:numId w:val="1"/>
+        </w:numPr>
+        <w:spacing w:after="60"/>
+      </w:pPr>
+      <w:r>
+        <w:t xml:space="preserve">Battery sizing from power, time, and efficiency.</w:t>
+      </w:r>
+    </w:p>
+    <w:p>
+      <w:pPr>
+        <w:pStyle w:val="ListParagraph"/>
+        <w:numPr>
+          <w:ilvl w:val="0"/>
+          <w:numId w:val="1"/>
+        </w:numPr>
+        <w:spacing w:after="60"/>
+      </w:pPr>
+      <w:r>
+        <w:t xml:space="preserve">Hold-up C = 2Pt/(V1² − V2²).</w:t>
+      </w:r>
+    </w:p>
+    <w:p>
+      <w:pPr>
+        <w:pStyle w:val="ListParagraph"/>
+        <w:numPr>
+          <w:ilvl w:val="0"/>
+          <w:numId w:val="1"/>
+        </w:numPr>
+        <w:spacing w:after="60"/>
+      </w:pPr>
+      <w:r>
+        <w:t xml:space="preserve">Availability of redundant paths.</w:t>
+      </w:r>
+    </w:p>
+    <w:p>
+      <w:pPr>
+        <w:spacing w:after="60" w:before="120"/>
+      </w:pPr>
+      <w:r>
+        <w:rPr>
+          <w:b/>
+          <w:bCs/>
+        </w:rPr>
+        <w:t xml:space="preserve">Mostly for exams and deeper study</w:t>
+      </w:r>
+    </w:p>
+    <w:p>
+      <w:pPr>
+        <w:pStyle w:val="ListParagraph"/>
+        <w:numPr>
+          <w:ilvl w:val="0"/>
+          <w:numId w:val="1"/>
+        </w:numPr>
+        <w:spacing w:after="60"/>
+      </w:pPr>
+      <w:r>
+        <w:t xml:space="preserve">Generator transient behavior in detail.</w:t>
+      </w:r>
+    </w:p>
+    <w:p>
+      <w:pPr>
+        <w:pStyle w:val="ListParagraph"/>
+        <w:numPr>
+          <w:ilvl w:val="0"/>
+          <w:numId w:val="1"/>
+        </w:numPr>
+        <w:spacing w:after="60"/>
+      </w:pPr>
+      <w:r>
+        <w:t xml:space="preserve">Reliability modeling of a whole facility.</w:t>
       </w:r>
     </w:p>
     <w:p>
@@ -9608,6 +13276,29 @@
       </w:r>
     </w:p>
     <w:p>
+      <w:pPr>
+        <w:spacing w:after="160"/>
+      </w:pPr>
+      <w:r>
+        <w:t xml:space="preserve">When a 1 GW power plant trips off a 50 GW grid, what holds the frequency up for the first seconds, before any controller acts? The spinning mass of every synchronous generator, which gives up stored energy at once. With an inertia constant of 4 s the frequency starts falling at 0.15 Hz/s; replace half of that spinning plant with inverters and it falls twice as fast.</w:t>
+      </w:r>
+    </w:p>
+    <w:p>
+      <w:pPr>
+        <w:spacing w:after="200"/>
+      </w:pPr>
+      <w:r>
+        <w:rPr>
+          <w:b/>
+          <w:bCs/>
+        </w:rPr>
+        <w:t xml:space="preserve">Where you meet this: </w:t>
+      </w:r>
+      <w:r>
+        <w:t xml:space="preserve">Every grid-code requirement on a solar, wind, or battery plant, every ride-through curve in IEEE 1547 or IEEE 2800, every news report of a frequency event, and every grid-forming inverter announcement.</w:t>
+      </w:r>
+    </w:p>
+    <w:p>
       <w:pPr/>
       <w:r>
         <w:rPr>
@@ -9849,6 +13540,62 @@
     </w:p>
     <w:p>
       <w:pPr>
+        <w:spacing w:after="60" w:before="200"/>
+        <w:jc w:val="center"/>
+      </w:pPr>
+      <w:r>
+        <w:drawing>
+          <wp:inline xmlns:a="http://schemas.openxmlformats.org/drawingml/2006/main" xmlns:pic="http://schemas.openxmlformats.org/drawingml/2006/picture">
+            <wp:extent cx="5120640" cy="2500778"/>
+            <wp:docPr id="19" name="Picture 19" descr="Two plots. Left: two straight lines of extra output against frequency drop from 0 to 0.6 hertz, the 2 percent droop line steeper; points at 0.3 hertz mark 10 and 25 megawatts. Right: a half circle of radius 52.6 in the plane of real and reactive power, with two lines from the origin at power factor 0.95 meeting it at 50 megawatts and plus and minus 16.4 megavars." title="Figure 16.?"/>
+            <wp:cNvGraphicFramePr>
+              <a:graphicFrameLocks noChangeAspect="1"/>
+            </wp:cNvGraphicFramePr>
+            <a:graphic>
+              <a:graphicData uri="http://schemas.openxmlformats.org/drawingml/2006/picture">
+                <pic:pic>
+                  <pic:nvPicPr>
+                    <pic:cNvPr id="0" name="b6_droop_pq.png"/>
+                    <pic:cNvPicPr/>
+                  </pic:nvPicPr>
+                  <pic:blipFill>
+                    <a:blip r:embed="rId27"/>
+                    <a:stretch>
+                      <a:fillRect/>
+                    </a:stretch>
+                  </pic:blipFill>
+                  <pic:spPr>
+                    <a:xfrm>
+                      <a:off x="0" y="0"/>
+                      <a:ext cx="5120640" cy="2500778"/>
+                    </a:xfrm>
+                    <a:prstGeom prst="rect"/>
+                  </pic:spPr>
+                </pic:pic>
+              </a:graphicData>
+            </a:graphic>
+          </wp:inline>
+        </w:drawing>
+      </w:r>
+    </w:p>
+    <w:p>
+      <w:pPr>
+        <w:spacing w:after="200"/>
+        <w:jc w:val="center"/>
+      </w:pPr>
+      <w:r>
+        <w:rPr>
+          <w:i/>
+          <w:iCs/>
+          <w:color w:val="555555"/>
+          <w:sz w:val="19"/>
+          <w:szCs w:val="19"/>
+        </w:rPr>
+        <w:t xml:space="preserve">Figure 16.1 — Left: extra output of a 100 MW battery plant against frequency drop at 5 % and 2 % droop (Worked Example 16.2); a 0.3 Hz drop calls for 10 MW and 25 MW. Right: the capability circle of a 52.6 MVA plant (Worked Example 16.3), which delivers 50 MW at a power factor of 0.95 with ±16.4 Mvar.</w:t>
+      </w:r>
+    </w:p>
+    <w:p>
+      <w:pPr>
         <w:pStyle w:val="Heading2"/>
       </w:pPr>
       <w:r>
@@ -10083,6 +13830,28 @@
     </w:p>
     <w:p>
       <w:pPr>
+        <w:shd w:fill="E8F1E4" w:val="clear"/>
+        <w:spacing w:after="80" w:before="120"/>
+      </w:pPr>
+      <w:r>
+        <w:rPr>
+          <w:b/>
+          <w:bCs/>
+        </w:rPr>
+        <w:t xml:space="preserve">From the Bench</w:t>
+      </w:r>
+    </w:p>
+    <w:p>
+      <w:pPr>
+        <w:shd w:fill="E8F1E4" w:val="clear"/>
+        <w:spacing w:after="120"/>
+      </w:pPr>
+      <w:r>
+        <w:t xml:space="preserve">When commissioning an inverter-based plant, check its frequency-watt and volt-var settings line by line against the grid code that applies at the site; the factory defaults are often for another region. Find the short-circuit ratio at the point of connection before tuning the controls: near 2, a weak grid, the current controller's gains need studies, not defaults.</w:t>
+      </w:r>
+    </w:p>
+    <w:p>
+      <w:pPr>
         <w:pStyle w:val="Heading2"/>
       </w:pPr>
       <w:r>
@@ -10225,6 +13994,117 @@
           <w:i w:val="0"/>
         </w:rPr>
         <w:t>Why must an LCL filter's resonance be damped?</w:t>
+      </w:r>
+    </w:p>
+    <w:p>
+      <w:pPr>
+        <w:pStyle w:val="Heading3"/>
+        <w:spacing w:after="120" w:before="280"/>
+      </w:pPr>
+      <w:r>
+        <w:t xml:space="preserve">What You’ll Actually Use</w:t>
+      </w:r>
+    </w:p>
+    <w:p>
+      <w:pPr>
+        <w:spacing w:after="60"/>
+      </w:pPr>
+      <w:r>
+        <w:rPr>
+          <w:b/>
+          <w:bCs/>
+        </w:rPr>
+        <w:t xml:space="preserve">Everyday working tools</w:t>
+      </w:r>
+    </w:p>
+    <w:p>
+      <w:pPr>
+        <w:pStyle w:val="ListParagraph"/>
+        <w:numPr>
+          <w:ilvl w:val="0"/>
+          <w:numId w:val="1"/>
+        </w:numPr>
+        <w:spacing w:after="60"/>
+      </w:pPr>
+      <w:r>
+        <w:t xml:space="preserve">RoCoF = (ΔP/S) f0/(2H).</w:t>
+      </w:r>
+    </w:p>
+    <w:p>
+      <w:pPr>
+        <w:pStyle w:val="ListParagraph"/>
+        <w:numPr>
+          <w:ilvl w:val="0"/>
+          <w:numId w:val="1"/>
+        </w:numPr>
+        <w:spacing w:after="60"/>
+      </w:pPr>
+      <w:r>
+        <w:t xml:space="preserve">Droop: ΔP/P = (Δf/f0)/droop.</w:t>
+      </w:r>
+    </w:p>
+    <w:p>
+      <w:pPr>
+        <w:pStyle w:val="ListParagraph"/>
+        <w:numPr>
+          <w:ilvl w:val="0"/>
+          <w:numId w:val="1"/>
+        </w:numPr>
+        <w:spacing w:after="60"/>
+      </w:pPr>
+      <w:r>
+        <w:t xml:space="preserve">S² = P² + Q² for reactive capability.</w:t>
+      </w:r>
+    </w:p>
+    <w:p>
+      <w:pPr>
+        <w:pStyle w:val="ListParagraph"/>
+        <w:numPr>
+          <w:ilvl w:val="0"/>
+          <w:numId w:val="1"/>
+        </w:numPr>
+        <w:spacing w:after="60"/>
+      </w:pPr>
+      <w:r>
+        <w:t xml:space="preserve">The short-circuit ratio.</w:t>
+      </w:r>
+    </w:p>
+    <w:p>
+      <w:pPr>
+        <w:spacing w:after="60" w:before="120"/>
+      </w:pPr>
+      <w:r>
+        <w:rPr>
+          <w:b/>
+          <w:bCs/>
+        </w:rPr>
+        <w:t xml:space="preserve">Mostly for exams and deeper study</w:t>
+      </w:r>
+    </w:p>
+    <w:p>
+      <w:pPr>
+        <w:pStyle w:val="ListParagraph"/>
+        <w:numPr>
+          <w:ilvl w:val="0"/>
+          <w:numId w:val="1"/>
+        </w:numPr>
+        <w:spacing w:after="60"/>
+      </w:pPr>
+      <w:r>
+        <w:t xml:space="preserve">Power-system stability simulation.</w:t>
+      </w:r>
+    </w:p>
+    <w:p>
+      <w:pPr>
+        <w:pStyle w:val="ListParagraph"/>
+        <w:numPr>
+          <w:ilvl w:val="0"/>
+          <w:numId w:val="1"/>
+        </w:numPr>
+        <w:spacing w:after="60"/>
+      </w:pPr>
+      <w:r>
+        <w:t xml:space="preserve">Grid-forming control theory.</w:t>
       </w:r>
     </w:p>
     <w:p>
@@ -10241,6 +14121,29 @@
       </w:r>
     </w:p>
     <w:p>
+      <w:pPr>
+        <w:spacing w:after="160"/>
+      </w:pPr>
+      <w:r>
+        <w:t xml:space="preserve">A distribution transformer loaded to 45 % of its rating runs at its peak efficiency, about 99.1 %, and its insulation ages at a fraction of the normal rate. Run it hot at full load through a summer and its life drains several times faster. The same transformer can last for decades or for a few years, depending on how it is loaded, and this chapter shows how to calculate which.</w:t>
+      </w:r>
+    </w:p>
+    <w:p>
+      <w:pPr>
+        <w:spacing w:after="200"/>
+      </w:pPr>
+      <w:r>
+        <w:rPr>
+          <w:b/>
+          <w:bCs/>
+        </w:rPr>
+        <w:t xml:space="preserve">Where you meet this: </w:t>
+      </w:r>
+      <w:r>
+        <w:t xml:space="preserve">Every transformer nameplate, every breaker and fuse in a panel, every arc-flash label, every GFCI outlet or RCD, and every utility's transformer loading guide.</w:t>
+      </w:r>
+    </w:p>
+    <w:p>
       <w:pPr/>
       <w:r>
         <w:rPr>
@@ -10354,6 +14257,62 @@
     </w:p>
     <w:p>
       <w:pPr>
+        <w:spacing w:after="60" w:before="200"/>
+        <w:jc w:val="center"/>
+      </w:pPr>
+      <w:r>
+        <w:drawing>
+          <wp:inline xmlns:a="http://schemas.openxmlformats.org/drawingml/2006/main" xmlns:pic="http://schemas.openxmlformats.org/drawingml/2006/picture">
+            <wp:extent cx="5120640" cy="2688336"/>
+            <wp:docPr id="20" name="Picture 20" descr="Line plot of efficiency from 98.4 to 99.3 percent against load from 0 to 120 percent. The curve rises steeply from light load, peaks at 99.11 percent at 45 percent load, and falls gradually to about 98.65 percent at 120 percent load. A green square marks 99.11 percent at 50 percent load." title="Figure 17.?"/>
+            <wp:cNvGraphicFramePr>
+              <a:graphicFrameLocks noChangeAspect="1"/>
+            </wp:cNvGraphicFramePr>
+            <a:graphic>
+              <a:graphicData uri="http://schemas.openxmlformats.org/drawingml/2006/picture">
+                <pic:pic>
+                  <pic:nvPicPr>
+                    <pic:cNvPr id="0" name="b6_xfmr.png"/>
+                    <pic:cNvPicPr/>
+                  </pic:nvPicPr>
+                  <pic:blipFill>
+                    <a:blip r:embed="rId28"/>
+                    <a:stretch>
+                      <a:fillRect/>
+                    </a:stretch>
+                  </pic:blipFill>
+                  <pic:spPr>
+                    <a:xfrm>
+                      <a:off x="0" y="0"/>
+                      <a:ext cx="5120640" cy="2688336"/>
+                    </a:xfrm>
+                    <a:prstGeom prst="rect"/>
+                  </pic:spPr>
+                </pic:pic>
+              </a:graphicData>
+            </a:graphic>
+          </wp:inline>
+        </w:drawing>
+      </w:r>
+    </w:p>
+    <w:p>
+      <w:pPr>
+        <w:spacing w:after="200"/>
+        <w:jc w:val="center"/>
+      </w:pPr>
+      <w:r>
+        <w:rPr>
+          <w:i/>
+          <w:iCs/>
+          <w:color w:val="555555"/>
+          <w:sz w:val="19"/>
+          <w:szCs w:val="19"/>
+        </w:rPr>
+        <w:t xml:space="preserve">Figure 17.1 — Efficiency of the 2500 kVA transformer of Worked Example 17.2 (5 kW core loss, 25 kW copper loss at rating) against load at unity power factor. It peaks at 99.11 % at 45 % load, where copper loss equals core loss, and is still 99.11 % at 50 % load.</w:t>
+      </w:r>
+    </w:p>
+    <w:p>
+      <w:pPr>
         <w:pStyle w:val="Heading2"/>
       </w:pPr>
       <w:r>
@@ -10522,6 +14481,62 @@
     </w:p>
     <w:p>
       <w:pPr>
+        <w:spacing w:after="60" w:before="200"/>
+        <w:jc w:val="center"/>
+      </w:pPr>
+      <w:r>
+        <w:drawing>
+          <wp:inline xmlns:a="http://schemas.openxmlformats.org/drawingml/2006/main" xmlns:pic="http://schemas.openxmlformats.org/drawingml/2006/picture">
+            <wp:extent cx="5120640" cy="2688336"/>
+            <wp:docPr id="21" name="Picture 21" descr="Semi-log plot of the aging factor against hot-spot temperature from 80 to 150 degrees, a nearly straight rising line from about 0.04 to about 40. Points mark 0.28 at 98 degrees, 1 at 110 degrees, 2.7 at 120 degrees and 7.0 at 130 degrees." title="Figure 17.?"/>
+            <wp:cNvGraphicFramePr>
+              <a:graphicFrameLocks noChangeAspect="1"/>
+            </wp:cNvGraphicFramePr>
+            <a:graphic>
+              <a:graphicData uri="http://schemas.openxmlformats.org/drawingml/2006/picture">
+                <pic:pic>
+                  <pic:nvPicPr>
+                    <pic:cNvPr id="0" name="b6_aging.png"/>
+                    <pic:cNvPicPr/>
+                  </pic:nvPicPr>
+                  <pic:blipFill>
+                    <a:blip r:embed="rId29"/>
+                    <a:stretch>
+                      <a:fillRect/>
+                    </a:stretch>
+                  </pic:blipFill>
+                  <pic:spPr>
+                    <a:xfrm>
+                      <a:off x="0" y="0"/>
+                      <a:ext cx="5120640" cy="2688336"/>
+                    </a:xfrm>
+                    <a:prstGeom prst="rect"/>
+                  </pic:spPr>
+                </pic:pic>
+              </a:graphicData>
+            </a:graphic>
+          </wp:inline>
+        </w:drawing>
+      </w:r>
+    </w:p>
+    <w:p>
+      <w:pPr>
+        <w:spacing w:after="200"/>
+        <w:jc w:val="center"/>
+      </w:pPr>
+      <w:r>
+        <w:rPr>
+          <w:i/>
+          <w:iCs/>
+          <w:color w:val="555555"/>
+          <w:sz w:val="19"/>
+          <w:szCs w:val="19"/>
+        </w:rPr>
+        <w:t xml:space="preserve">Figure 17.2 — Aging acceleration factor of transformer insulation against winding hot-spot temperature, F_AA = exp(15 000/383 − 15 000/(θH + 273)) from IEEE C57.91: 0.28 at 98 °C, 1 at 110 °C, 2.7 at 120 °C, and 7.0 at 130 °C.</w:t>
+      </w:r>
+    </w:p>
+    <w:p>
+      <w:pPr>
         <w:pStyle w:val="Heading2"/>
       </w:pPr>
       <w:r>
@@ -10630,16 +14645,16 @@
         <w:rPr>
           <w:i w:val="0"/>
         </w:rPr>
-        <w:t>17.7 Residual-current protection and earthing</w:t>
-      </w:r>
-    </w:p>
-    <w:p>
-      <w:pPr/>
-      <w:r>
-        <w:rPr>
-          <w:i w:val="0"/>
-        </w:rPr>
-        <w:t>Overcurrent devices protect equipment; residual-current devices protect people. An RCD, called a GFCI in North America, passes the line and neutral conductors through a toroidal current transformer and trips when their currents differ by more than its rating, which means current is returning by some other path, possibly through a person. Ratings of 30 mA in IEC practice, and 4 to 6 mA for North American GFCIs, trip within tens of milliseconds, fast enough to prevent ventricular fibrillation. How well the protection works depends on the earthing system. In a TT system, where the installation has its own earth electrode, the electrode's resistance must be low enough that a fault drives at least the RCD's trip current while keeping the touch voltage below 50 V. Power converters complicate RCDs because their EMI filters leak current to earth continuously, and inverters can produce DC fault currents that blind ordinary RCDs, which is why solar inverters and EV chargers require Type B or DC-sensitive devices.</w:t>
+        <w:t xml:space="preserve">17.7 Residual-current protection and grounding</w:t>
+      </w:r>
+    </w:p>
+    <w:p>
+      <w:pPr/>
+      <w:r>
+        <w:rPr>
+          <w:i w:val="0"/>
+        </w:rPr>
+        <w:t xml:space="preserve">Overcurrent devices protect equipment; residual-current devices protect people. An RCD, called a GFCI in North America, passes the line and neutral conductors through a toroidal current transformer and trips when their currents differ by more than its rating, which means current is returning by some other path, possibly through a person. Ratings of 30 mA in IEC practice, and 4 to 6 mA for North American GFCIs, trip within tens of milliseconds, fast enough to prevent ventricular fibrillation. How well the protection works depends on the grounding system, which IEC standards call the earthing system. In a TT system, where the installation has its own earth electrode, the electrode's resistance must be low enough that a fault drives at least the RCD's trip current while keeping the touch voltage below 50 V. Power converters complicate RCDs because their EMI filters leak current to earth continuously, and inverters can produce DC fault currents that blind ordinary RCDs, which is why solar inverters and EV chargers require Type B or DC-sensitive devices.</w:t>
       </w:r>
     </w:p>
     <w:p>
@@ -10705,6 +14720,28 @@
     </w:p>
     <w:p>
       <w:pPr>
+        <w:shd w:fill="E8F1E4" w:val="clear"/>
+        <w:spacing w:after="80" w:before="120"/>
+      </w:pPr>
+      <w:r>
+        <w:rPr>
+          <w:b/>
+          <w:bCs/>
+        </w:rPr>
+        <w:t xml:space="preserve">From the Bench</w:t>
+      </w:r>
+    </w:p>
+    <w:p>
+      <w:pPr>
+        <w:shd w:fill="E8F1E4" w:val="clear"/>
+        <w:spacing w:after="120"/>
+      </w:pPr>
+      <w:r>
+        <w:t xml:space="preserve">Before opening a panel, read its arc-flash label and wear what it calls for; then verify that the circuit is dead with a tester that you have checked on a known live source a moment before. When two protective devices trip together, compare their time-current curves at the actual fault current, not at their ratings. When an RCD trips at random, measure the leakage of the loads it feeds before replacing it.</w:t>
+      </w:r>
+    </w:p>
+    <w:p>
+      <w:pPr>
         <w:pStyle w:val="Heading2"/>
       </w:pPr>
       <w:r>
@@ -10847,6 +14884,117 @@
           <w:i w:val="0"/>
         </w:rPr>
         <w:t>How much continuous earth leakage can share a 30 mA RCD if leakage must stay below a third of its rating?</w:t>
+      </w:r>
+    </w:p>
+    <w:p>
+      <w:pPr>
+        <w:pStyle w:val="Heading3"/>
+        <w:spacing w:after="120" w:before="280"/>
+      </w:pPr>
+      <w:r>
+        <w:t xml:space="preserve">What You’ll Actually Use</w:t>
+      </w:r>
+    </w:p>
+    <w:p>
+      <w:pPr>
+        <w:spacing w:after="60"/>
+      </w:pPr>
+      <w:r>
+        <w:rPr>
+          <w:b/>
+          <w:bCs/>
+        </w:rPr>
+        <w:t xml:space="preserve">Everyday working tools</w:t>
+      </w:r>
+    </w:p>
+    <w:p>
+      <w:pPr>
+        <w:pStyle w:val="ListParagraph"/>
+        <w:numPr>
+          <w:ilvl w:val="0"/>
+          <w:numId w:val="1"/>
+        </w:numPr>
+        <w:spacing w:after="60"/>
+      </w:pPr>
+      <w:r>
+        <w:t xml:space="preserve">Per-unit impedance and fault current.</w:t>
+      </w:r>
+    </w:p>
+    <w:p>
+      <w:pPr>
+        <w:pStyle w:val="ListParagraph"/>
+        <w:numPr>
+          <w:ilvl w:val="0"/>
+          <w:numId w:val="1"/>
+        </w:numPr>
+        <w:spacing w:after="60"/>
+      </w:pPr>
+      <w:r>
+        <w:t xml:space="preserve">Transformer loss Pcore + x² Pcu.</w:t>
+      </w:r>
+    </w:p>
+    <w:p>
+      <w:pPr>
+        <w:pStyle w:val="ListParagraph"/>
+        <w:numPr>
+          <w:ilvl w:val="0"/>
+          <w:numId w:val="1"/>
+        </w:numPr>
+        <w:spacing w:after="60"/>
+      </w:pPr>
+      <w:r>
+        <w:t xml:space="preserve">The aging factor F_AA.</w:t>
+      </w:r>
+    </w:p>
+    <w:p>
+      <w:pPr>
+        <w:pStyle w:val="ListParagraph"/>
+        <w:numPr>
+          <w:ilvl w:val="0"/>
+          <w:numId w:val="1"/>
+        </w:numPr>
+        <w:spacing w:after="60"/>
+      </w:pPr>
+      <w:r>
+        <w:t xml:space="preserve">Selectivity and RCD trip levels.</w:t>
+      </w:r>
+    </w:p>
+    <w:p>
+      <w:pPr>
+        <w:spacing w:after="60" w:before="120"/>
+      </w:pPr>
+      <w:r>
+        <w:rPr>
+          <w:b/>
+          <w:bCs/>
+        </w:rPr>
+        <w:t xml:space="preserve">Mostly for exams and deeper study</w:t>
+      </w:r>
+    </w:p>
+    <w:p>
+      <w:pPr>
+        <w:pStyle w:val="ListParagraph"/>
+        <w:numPr>
+          <w:ilvl w:val="0"/>
+          <w:numId w:val="1"/>
+        </w:numPr>
+        <w:spacing w:after="60"/>
+      </w:pPr>
+      <w:r>
+        <w:t xml:space="preserve">Arc-flash incident energy per IEEE 1584 in full.</w:t>
+      </w:r>
+    </w:p>
+    <w:p>
+      <w:pPr>
+        <w:pStyle w:val="ListParagraph"/>
+        <w:numPr>
+          <w:ilvl w:val="0"/>
+          <w:numId w:val="1"/>
+        </w:numPr>
+        <w:spacing w:after="60"/>
+      </w:pPr>
+      <w:r>
+        <w:t xml:space="preserve">Protection coordination software.</w:t>
       </w:r>
     </w:p>
     <w:p>
@@ -10885,6 +15033,29 @@
       </w:r>
     </w:p>
     <w:p>
+      <w:pPr>
+        <w:spacing w:after="160"/>
+      </w:pPr>
+      <w:r>
+        <w:t xml:space="preserve">A processor that draws hundreds of amperes below one volt cannot be fed by a single converter phase. Twenty phases switching at 800 kHz share the current, and because their ripples are staggered in time, the 9.33 A ripple of each phase adds up to only 1.67 A at the output, at 16 MHz.</w:t>
+      </w:r>
+    </w:p>
+    <w:p>
+      <w:pPr>
+        <w:spacing w:after="200"/>
+      </w:pPr>
+      <w:r>
+        <w:rPr>
+          <w:b/>
+          <w:bCs/>
+        </w:rPr>
+        <w:t xml:space="preserve">Where you meet this: </w:t>
+      </w:r>
+      <w:r>
+        <w:t xml:space="preserve">Every motherboard's ring of inductors around the processor socket, every GPU board's voltage regulator, every smart-power-stage data sheet, and every load-line setting in a processor's power specification.</w:t>
+      </w:r>
+    </w:p>
+    <w:p>
       <w:pPr/>
       <w:r>
         <w:rPr>
@@ -10926,6 +15097,62 @@
     </w:p>
     <w:p>
       <w:pPr>
+        <w:spacing w:after="60" w:before="200"/>
+        <w:jc w:val="center"/>
+      </w:pPr>
+      <w:r>
+        <w:drawing>
+          <wp:inline xmlns:a="http://schemas.openxmlformats.org/drawingml/2006/main" xmlns:pic="http://schemas.openxmlformats.org/drawingml/2006/picture">
+            <wp:extent cx="5120640" cy="2752344"/>
+            <wp:docPr id="22" name="Picture 22" descr="Line plot of total ripple relative to one phase against duty cycle from 0 to 0.6. The one-phase line is flat at 1. The two-phase curve is an arch falling to zero at 0.5. The four, six and twenty phase curves form rows of smaller arches touching zero at multiples of one quarter, one sixth and one twentieth. Points mark 0.727 and 0.545 at D equal to one twelfth and 0.179 at D equal to 0.067." title="Figure 18.?"/>
+            <wp:cNvGraphicFramePr>
+              <a:graphicFrameLocks noChangeAspect="1"/>
+            </wp:cNvGraphicFramePr>
+            <a:graphic>
+              <a:graphicData uri="http://schemas.openxmlformats.org/drawingml/2006/picture">
+                <pic:pic>
+                  <pic:nvPicPr>
+                    <pic:cNvPr id="0" name="b6_interleave.png"/>
+                    <pic:cNvPicPr/>
+                  </pic:nvPicPr>
+                  <pic:blipFill>
+                    <a:blip r:embed="rId30"/>
+                    <a:stretch>
+                      <a:fillRect/>
+                    </a:stretch>
+                  </pic:blipFill>
+                  <pic:spPr>
+                    <a:xfrm>
+                      <a:off x="0" y="0"/>
+                      <a:ext cx="5120640" cy="2752344"/>
+                    </a:xfrm>
+                    <a:prstGeom prst="rect"/>
+                  </pic:spPr>
+                </pic:pic>
+              </a:graphicData>
+            </a:graphic>
+          </wp:inline>
+        </w:drawing>
+      </w:r>
+    </w:p>
+    <w:p>
+      <w:pPr>
+        <w:spacing w:after="200"/>
+        <w:jc w:val="center"/>
+      </w:pPr>
+      <w:r>
+        <w:rPr>
+          <w:i/>
+          <w:iCs/>
+          <w:color w:val="555555"/>
+          <w:sz w:val="19"/>
+          <w:szCs w:val="19"/>
+        </w:rPr>
+        <w:t xml:space="preserve">Figure 18.1 — Ripple-cancellation factor K(N, D) against duty cycle for 1, 2, 4, 6, and 20 phases. Cancellation is perfect where N·D is a whole number. At D = 1/12, four phases give 0.727 and six give 0.545 (Worked Example 18.1); twenty phases at D = 0.0667 give 0.179 (Worked Example 18.2).</w:t>
+      </w:r>
+    </w:p>
+    <w:p>
+      <w:pPr>
         <w:pStyle w:val="Heading2"/>
       </w:pPr>
       <w:r>
@@ -11038,7 +15265,7 @@
         <w:rPr>
           <w:i w:val="0"/>
         </w:rPr>
-        <w:t>A multiphase regulator divides a huge current among many small bucks and staggers them in time, cancelling ripple and multiplying its frequency. Its transient response comes from the combined slew of all phases and from a deliberate load line.</w:t>
+        <w:t xml:space="preserve">A multiphase regulator divides a huge current among many small bucks and staggers them in time, canceling ripple and multiplying its frequency. Its transient response comes from the combined slew of all phases and from a deliberate load line.</w:t>
       </w:r>
     </w:p>
     <w:p>
@@ -11268,6 +15495,62 @@
     </w:p>
     <w:p>
       <w:pPr>
+        <w:spacing w:after="60" w:before="200"/>
+        <w:jc w:val="center"/>
+      </w:pPr>
+      <w:r>
+        <w:drawing>
+          <wp:inline xmlns:a="http://schemas.openxmlformats.org/drawingml/2006/main" xmlns:pic="http://schemas.openxmlformats.org/drawingml/2006/picture">
+            <wp:extent cx="5120640" cy="2752344"/>
+            <wp:docPr id="23" name="Picture 23" descr="Six parabolas of regulator loss against load current from 0 to 60 amperes, starting at 0.6, 1.2, 1.8, 2.4, 3.0 and 3.6 watts and rising more slowly for more phases. A thick gray lower envelope marks the best count. Dotted verticals mark the crossover currents, and a point marks 2.4 watts at 20 amperes with two phases." title="Figure 18.?"/>
+            <wp:cNvGraphicFramePr>
+              <a:graphicFrameLocks noChangeAspect="1"/>
+            </wp:cNvGraphicFramePr>
+            <a:graphic>
+              <a:graphicData uri="http://schemas.openxmlformats.org/drawingml/2006/picture">
+                <pic:pic>
+                  <pic:nvPicPr>
+                    <pic:cNvPr id="0" name="b6_shedding.png"/>
+                    <pic:cNvPicPr/>
+                  </pic:nvPicPr>
+                  <pic:blipFill>
+                    <a:blip r:embed="rId31"/>
+                    <a:stretch>
+                      <a:fillRect/>
+                    </a:stretch>
+                  </pic:blipFill>
+                  <pic:spPr>
+                    <a:xfrm>
+                      <a:off x="0" y="0"/>
+                      <a:ext cx="5120640" cy="2752344"/>
+                    </a:xfrm>
+                    <a:prstGeom prst="rect"/>
+                  </pic:spPr>
+                </pic:pic>
+              </a:graphicData>
+            </a:graphic>
+          </wp:inline>
+        </w:drawing>
+      </w:r>
+    </w:p>
+    <w:p>
+      <w:pPr>
+        <w:spacing w:after="200"/>
+        <w:jc w:val="center"/>
+      </w:pPr>
+      <w:r>
+        <w:rPr>
+          <w:i/>
+          <w:iCs/>
+          <w:color w:val="555555"/>
+          <w:sz w:val="19"/>
+          <w:szCs w:val="19"/>
+        </w:rPr>
+        <w:t xml:space="preserve">Figure 18.2 — Loss of a six-phase, 1.0 V regulator against load current with 1 to 6 phases active, each phase costing 0.6 W fixed plus a shared conduction loss of I² × 6 mΩ/N (Worked Example 18.5). The best count changes at 14, 24, 35, 45, and 55 A; at 20 A two phases lose 2.4 W, less than one (3.0 W) or six (4.0 W).</w:t>
+      </w:r>
+    </w:p>
+    <w:p>
+      <w:pPr>
         <w:pStyle w:val="Heading2"/>
       </w:pPr>
       <w:r>
@@ -11324,7 +15607,7 @@
         <w:rPr>
           <w:i w:val="0"/>
         </w:rPr>
-        <w:t>The copper resistance rises by a factor of 1.0039⁴⁰ = 1.17, about 17 %, and so does the reported current. A load line that uses the sensed current would droop 17 % too much, and an overcurrent limit would trip 17 % early. A thermistor next to the inductor, in the sense network, cancels most of it.</w:t>
+        <w:t xml:space="preserve">The copper resistance rises by a factor of 1 + 0.0039 × 40 = 1.16, about 16 %, and so does the reported current. A load line that uses the sensed current would droop 16 % too much, and an overcurrent limit would trip at about 86 % of its set current. A thermistor next to the inductor, in the sense network, cancels most of it.</w:t>
       </w:r>
     </w:p>
     <w:p>
@@ -11338,6 +15621,28 @@
     </w:p>
     <w:p>
       <w:pPr>
+        <w:shd w:fill="E8F1E4" w:val="clear"/>
+        <w:spacing w:after="80" w:before="120"/>
+      </w:pPr>
+      <w:r>
+        <w:rPr>
+          <w:b/>
+          <w:bCs/>
+        </w:rPr>
+        <w:t xml:space="preserve">From the Bench</w:t>
+      </w:r>
+    </w:p>
+    <w:p>
+      <w:pPr>
+        <w:shd w:fill="E8F1E4" w:val="clear"/>
+        <w:spacing w:after="120"/>
+      </w:pPr>
+      <w:r>
+        <w:t xml:space="preserve">Check the current balance between phases with a thermal camera at full load: the inductor or power stage that runs hottest is carrying the most. When the output rings after a load step, check the load-line setting and the placement of the output capacitors before changing the compensation.</w:t>
+      </w:r>
+    </w:p>
+    <w:p>
+      <w:pPr>
         <w:pStyle w:val="Heading2"/>
       </w:pPr>
       <w:r>
@@ -11480,6 +15785,117 @@
           <w:i w:val="0"/>
         </w:rPr>
         <w:t>Find the resistance change of a copper winding heated from 25 °C to 100 °C.</w:t>
+      </w:r>
+    </w:p>
+    <w:p>
+      <w:pPr>
+        <w:pStyle w:val="Heading3"/>
+        <w:spacing w:after="120" w:before="280"/>
+      </w:pPr>
+      <w:r>
+        <w:t xml:space="preserve">What You’ll Actually Use</w:t>
+      </w:r>
+    </w:p>
+    <w:p>
+      <w:pPr>
+        <w:spacing w:after="60"/>
+      </w:pPr>
+      <w:r>
+        <w:rPr>
+          <w:b/>
+          <w:bCs/>
+        </w:rPr>
+        <w:t xml:space="preserve">Everyday working tools</w:t>
+      </w:r>
+    </w:p>
+    <w:p>
+      <w:pPr>
+        <w:pStyle w:val="ListParagraph"/>
+        <w:numPr>
+          <w:ilvl w:val="0"/>
+          <w:numId w:val="1"/>
+        </w:numPr>
+        <w:spacing w:after="60"/>
+      </w:pPr>
+      <w:r>
+        <w:t xml:space="preserve">Interleaving and the cancellation factor K(N, D).</w:t>
+      </w:r>
+    </w:p>
+    <w:p>
+      <w:pPr>
+        <w:pStyle w:val="ListParagraph"/>
+        <w:numPr>
+          <w:ilvl w:val="0"/>
+          <w:numId w:val="1"/>
+        </w:numPr>
+        <w:spacing w:after="60"/>
+      </w:pPr>
+      <w:r>
+        <w:t xml:space="preserve">Load line and adaptive voltage positioning.</w:t>
+      </w:r>
+    </w:p>
+    <w:p>
+      <w:pPr>
+        <w:pStyle w:val="ListParagraph"/>
+        <w:numPr>
+          <w:ilvl w:val="0"/>
+          <w:numId w:val="1"/>
+        </w:numPr>
+        <w:spacing w:after="60"/>
+      </w:pPr>
+      <w:r>
+        <w:t xml:space="preserve">Phase shedding at crossover currents.</w:t>
+      </w:r>
+    </w:p>
+    <w:p>
+      <w:pPr>
+        <w:pStyle w:val="ListParagraph"/>
+        <w:numPr>
+          <w:ilvl w:val="0"/>
+          <w:numId w:val="1"/>
+        </w:numPr>
+        <w:spacing w:after="60"/>
+      </w:pPr>
+      <w:r>
+        <w:t xml:space="preserve">Current sensing by DCR or power stage.</w:t>
+      </w:r>
+    </w:p>
+    <w:p>
+      <w:pPr>
+        <w:spacing w:after="60" w:before="120"/>
+      </w:pPr>
+      <w:r>
+        <w:rPr>
+          <w:b/>
+          <w:bCs/>
+        </w:rPr>
+        <w:t xml:space="preserve">Mostly for exams and deeper study</w:t>
+      </w:r>
+    </w:p>
+    <w:p>
+      <w:pPr>
+        <w:pStyle w:val="ListParagraph"/>
+        <w:numPr>
+          <w:ilvl w:val="0"/>
+          <w:numId w:val="1"/>
+        </w:numPr>
+        <w:spacing w:after="60"/>
+      </w:pPr>
+      <w:r>
+        <w:t xml:space="preserve">Coupled-inductor design equations.</w:t>
+      </w:r>
+    </w:p>
+    <w:p>
+      <w:pPr>
+        <w:pStyle w:val="ListParagraph"/>
+        <w:numPr>
+          <w:ilvl w:val="0"/>
+          <w:numId w:val="1"/>
+        </w:numPr>
+        <w:spacing w:after="60"/>
+      </w:pPr>
+      <w:r>
+        <w:t xml:space="preserve">Processor power-state protocols.</w:t>
       </w:r>
     </w:p>
     <w:p>
@@ -11496,6 +15912,29 @@
       </w:r>
     </w:p>
     <w:p>
+      <w:pPr>
+        <w:spacing w:after="160"/>
+      </w:pPr>
+      <w:r>
+        <w:t xml:space="preserve">A half bridge can destroy itself with nothing wrong in its controller. When one switch turns on fast, the other's drain jumps by hundreds of volts in nanoseconds; that dv/dt drives current through the idle switch's Miller capacitance into its gate, lifts the gate to threshold, and both switches conduct at once. The cure lives in the gate driver.</w:t>
+      </w:r>
+    </w:p>
+    <w:p>
+      <w:pPr>
+        <w:spacing w:after="200"/>
+      </w:pPr>
+      <w:r>
+        <w:rPr>
+          <w:b/>
+          <w:bCs/>
+        </w:rPr>
+        <w:t xml:space="preserve">Where you meet this: </w:t>
+      </w:r>
+      <w:r>
+        <w:t xml:space="preserve">Every gate-driver IC, every bootstrap diode and capacitor, every isolated driver's CMTI rating, every desaturation pin, and the isolation barrier between a patient-connected medical sensor and the mains-powered electronics behind it.</w:t>
+      </w:r>
+    </w:p>
+    <w:p>
       <w:pPr/>
       <w:r>
         <w:rPr>
@@ -11747,6 +16186,62 @@
     </w:p>
     <w:p>
       <w:pPr>
+        <w:spacing w:after="60" w:before="200"/>
+        <w:jc w:val="center"/>
+      </w:pPr>
+      <w:r>
+        <w:drawing>
+          <wp:inline xmlns:a="http://schemas.openxmlformats.org/drawingml/2006/main" xmlns:pic="http://schemas.openxmlformats.org/drawingml/2006/picture">
+            <wp:extent cx="5120640" cy="2752344"/>
+            <wp:docPr id="24" name="Picture 24" descr="Plot of gate voltage against time from 0 to 120 nanoseconds. A red trace for 2 ohms rises fastest, overshoots to about 18 volts and rings down to 15 volts. A blue trace for 4.5 ohms rises smoothly to 15 volts without overshoot. A green trace for 8 ohms rises more slowly." title="Figure 19.?"/>
+            <wp:cNvGraphicFramePr>
+              <a:graphicFrameLocks noChangeAspect="1"/>
+            </wp:cNvGraphicFramePr>
+            <a:graphic>
+              <a:graphicData uri="http://schemas.openxmlformats.org/drawingml/2006/picture">
+                <pic:pic>
+                  <pic:nvPicPr>
+                    <pic:cNvPr id="0" name="b6_gatering.png"/>
+                    <pic:cNvPicPr/>
+                  </pic:nvPicPr>
+                  <pic:blipFill>
+                    <a:blip r:embed="rId32"/>
+                    <a:stretch>
+                      <a:fillRect/>
+                    </a:stretch>
+                  </pic:blipFill>
+                  <pic:spPr>
+                    <a:xfrm>
+                      <a:off x="0" y="0"/>
+                      <a:ext cx="5120640" cy="2752344"/>
+                    </a:xfrm>
+                    <a:prstGeom prst="rect"/>
+                  </pic:spPr>
+                </pic:pic>
+              </a:graphicData>
+            </a:graphic>
+          </wp:inline>
+        </w:drawing>
+      </w:r>
+    </w:p>
+    <w:p>
+      <w:pPr>
+        <w:spacing w:after="200"/>
+        <w:jc w:val="center"/>
+      </w:pPr>
+      <w:r>
+        <w:rPr>
+          <w:i/>
+          <w:iCs/>
+          <w:color w:val="555555"/>
+          <w:sz w:val="19"/>
+          <w:szCs w:val="19"/>
+        </w:rPr>
+        <w:t xml:space="preserve">Figure 19.1 — Gate voltage after a 15 V drive step through a 10 nH loop into 2 nF (Worked Example 19.3), simulated. With 2 Ω the gate rings at about 36 MHz and overshoots 21 %; near critical damping, 4.5 Ω, it rises cleanly; 8 Ω is slower still.</w:t>
+      </w:r>
+    </w:p>
+    <w:p>
+      <w:pPr>
         <w:pStyle w:val="Heading2"/>
       </w:pPr>
       <w:r>
@@ -11930,6 +16425,50 @@
     </w:p>
     <w:p>
       <w:pPr>
+        <w:shd w:fill="E8F1E4" w:val="clear"/>
+        <w:spacing w:after="80" w:before="120"/>
+      </w:pPr>
+      <w:r>
+        <w:rPr>
+          <w:b/>
+          <w:bCs/>
+        </w:rPr>
+        <w:t xml:space="preserve">From the Bench</w:t>
+      </w:r>
+    </w:p>
+    <w:p>
+      <w:pPr>
+        <w:shd w:fill="E8F1E4" w:val="clear"/>
+        <w:spacing w:after="120"/>
+      </w:pPr>
+      <w:r>
+        <w:t xml:space="preserve">Measure gate voltage at the transistor's own pins, with the probe's ground on the Kelvin source and the shortest possible connection. Look for ringing at turn-on and for a bump on the idle switch's gate when its partner switches. Test desaturation protection with a deliberate short from a current-limited supply before trusting it at full voltage.</w:t>
+      </w:r>
+    </w:p>
+    <w:p>
+      <w:pPr>
+        <w:shd w:fill="E3ECF7" w:val="clear"/>
+        <w:spacing w:after="80" w:before="120"/>
+      </w:pPr>
+      <w:r>
+        <w:rPr>
+          <w:b/>
+          <w:bCs/>
+        </w:rPr>
+        <w:t xml:space="preserve">On the Job</w:t>
+      </w:r>
+    </w:p>
+    <w:p>
+      <w:pPr>
+        <w:shd w:fill="E3ECF7" w:val="clear"/>
+        <w:spacing w:after="120"/>
+      </w:pPr>
+      <w:r>
+        <w:t xml:space="preserve">Engineers in EV traction inverters, chargers, solar inverters, and industrial drives work with SiC MOSFETs from Wolfspeed, Infineon, onsemi, and STMicroelectronics, isolated drivers such as TI's UCC21750 or Infineon's 1ED34, and digital-power controllers such as TI's C2000 or the STM32G4. Their bench has isolated differential probes, Rogowski current probes, and a double-pulse test fixture. A typical task: run double-pulse tests at full voltage and current to measure switching energy and overshoot, then choose the turn-on and turn-off gate resistors that balance loss against ringing and EMI.</w:t>
+      </w:r>
+    </w:p>
+    <w:p>
+      <w:pPr>
         <w:pStyle w:val="Heading2"/>
       </w:pPr>
       <w:r>
@@ -12072,6 +16611,117 @@
           <w:i w:val="0"/>
         </w:rPr>
         <w:t>What barrier capacitance limits the common-mode current to 100 mA at 50 V/ns?</w:t>
+      </w:r>
+    </w:p>
+    <w:p>
+      <w:pPr>
+        <w:pStyle w:val="Heading3"/>
+        <w:spacing w:after="120" w:before="280"/>
+      </w:pPr>
+      <w:r>
+        <w:t xml:space="preserve">What You’ll Actually Use</w:t>
+      </w:r>
+    </w:p>
+    <w:p>
+      <w:pPr>
+        <w:spacing w:after="60"/>
+      </w:pPr>
+      <w:r>
+        <w:rPr>
+          <w:b/>
+          <w:bCs/>
+        </w:rPr>
+        <w:t xml:space="preserve">Everyday working tools</w:t>
+      </w:r>
+    </w:p>
+    <w:p>
+      <w:pPr>
+        <w:pStyle w:val="ListParagraph"/>
+        <w:numPr>
+          <w:ilvl w:val="0"/>
+          <w:numId w:val="1"/>
+        </w:numPr>
+        <w:spacing w:after="60"/>
+      </w:pPr>
+      <w:r>
+        <w:t xml:space="preserve">Gate current from Qg and switching time.</w:t>
+      </w:r>
+    </w:p>
+    <w:p>
+      <w:pPr>
+        <w:pStyle w:val="ListParagraph"/>
+        <w:numPr>
+          <w:ilvl w:val="0"/>
+          <w:numId w:val="1"/>
+        </w:numPr>
+        <w:spacing w:after="60"/>
+      </w:pPr>
+      <w:r>
+        <w:t xml:space="preserve">Bootstrap capacitor sizing.</w:t>
+      </w:r>
+    </w:p>
+    <w:p>
+      <w:pPr>
+        <w:pStyle w:val="ListParagraph"/>
+        <w:numPr>
+          <w:ilvl w:val="0"/>
+          <w:numId w:val="1"/>
+        </w:numPr>
+        <w:spacing w:after="60"/>
+      </w:pPr>
+      <w:r>
+        <w:t xml:space="preserve">Miller turn-on and negative gate bias.</w:t>
+      </w:r>
+    </w:p>
+    <w:p>
+      <w:pPr>
+        <w:pStyle w:val="ListParagraph"/>
+        <w:numPr>
+          <w:ilvl w:val="0"/>
+          <w:numId w:val="1"/>
+        </w:numPr>
+        <w:spacing w:after="60"/>
+      </w:pPr>
+      <w:r>
+        <w:t xml:space="preserve">Critical damping at R ≈ 2√(L/C).</w:t>
+      </w:r>
+    </w:p>
+    <w:p>
+      <w:pPr>
+        <w:spacing w:after="60" w:before="120"/>
+      </w:pPr>
+      <w:r>
+        <w:rPr>
+          <w:b/>
+          <w:bCs/>
+        </w:rPr>
+        <w:t xml:space="preserve">Mostly for exams and deeper study</w:t>
+      </w:r>
+    </w:p>
+    <w:p>
+      <w:pPr>
+        <w:pStyle w:val="ListParagraph"/>
+        <w:numPr>
+          <w:ilvl w:val="0"/>
+          <w:numId w:val="1"/>
+        </w:numPr>
+        <w:spacing w:after="60"/>
+      </w:pPr>
+      <w:r>
+        <w:t xml:space="preserve">Qualification of isolation barriers.</w:t>
+      </w:r>
+    </w:p>
+    <w:p>
+      <w:pPr>
+        <w:pStyle w:val="ListParagraph"/>
+        <w:numPr>
+          <w:ilvl w:val="0"/>
+          <w:numId w:val="1"/>
+        </w:numPr>
+        <w:spacing w:after="60"/>
+      </w:pPr>
+      <w:r>
+        <w:t xml:space="preserve">Active gate-drive shaping.</w:t>
       </w:r>
     </w:p>
     <w:p>
@@ -12088,6 +16738,29 @@
       </w:r>
     </w:p>
     <w:p>
+      <w:pPr>
+        <w:spacing w:after="160"/>
+      </w:pPr>
+      <w:r>
+        <w:t xml:space="preserve">Since the 1940s, radar modulators have used a trick that looks like free energy: charge a capacitor from a 5 kV supply through an inductor and a diode, and it stops at 10 kV. Nothing is created; the inductor swings the charge past the supply voltage and the diode keeps it from swinging back. Charge it through a resistor instead, and half the energy taken from the supply turns into heat.</w:t>
+      </w:r>
+    </w:p>
+    <w:p>
+      <w:pPr>
+        <w:spacing w:after="200"/>
+      </w:pPr>
+      <w:r>
+        <w:rPr>
+          <w:b/>
+          <w:bCs/>
+        </w:rPr>
+        <w:t xml:space="preserve">Where you meet this: </w:t>
+      </w:r>
+      <w:r>
+        <w:t xml:space="preserve">Every radar modulator, every pulsed-laser and X-ray power supply, every defibrillator's charging circuit, every capacitor-charging supply, and every solid-state Marx generator.</w:t>
+      </w:r>
+    </w:p>
+    <w:p>
       <w:pPr/>
       <w:r>
         <w:rPr>
@@ -12328,6 +17001,62 @@
     </w:p>
     <w:p>
       <w:pPr>
+        <w:spacing w:after="60" w:before="200"/>
+        <w:jc w:val="center"/>
+      </w:pPr>
+      <w:r>
+        <w:drawing>
+          <wp:inline xmlns:a="http://schemas.openxmlformats.org/drawingml/2006/main" xmlns:pic="http://schemas.openxmlformats.org/drawingml/2006/picture">
+            <wp:extent cx="5120640" cy="2688336"/>
+            <wp:docPr id="25" name="Picture 25" descr="Plot with two vertical axes against time from 0 to 520 microseconds. A dashed red half sine of current rises to 50 amperes at about 157 microseconds and returns to zero at 314 microseconds. A blue capacitor voltage rises in an S shape from 0 to 10 kilovolts at 314 microseconds and stays flat. A dotted line marks the 5 kilovolt supply." title="Figure 20.?"/>
+            <wp:cNvGraphicFramePr>
+              <a:graphicFrameLocks noChangeAspect="1"/>
+            </wp:cNvGraphicFramePr>
+            <a:graphic>
+              <a:graphicData uri="http://schemas.openxmlformats.org/drawingml/2006/picture">
+                <pic:pic>
+                  <pic:nvPicPr>
+                    <pic:cNvPr id="0" name="b6_rescharge.png"/>
+                    <pic:cNvPicPr/>
+                  </pic:nvPicPr>
+                  <pic:blipFill>
+                    <a:blip r:embed="rId33"/>
+                    <a:stretch>
+                      <a:fillRect/>
+                    </a:stretch>
+                  </pic:blipFill>
+                  <pic:spPr>
+                    <a:xfrm>
+                      <a:off x="0" y="0"/>
+                      <a:ext cx="5120640" cy="2688336"/>
+                    </a:xfrm>
+                    <a:prstGeom prst="rect"/>
+                  </pic:spPr>
+                </pic:pic>
+              </a:graphicData>
+            </a:graphic>
+          </wp:inline>
+        </w:drawing>
+      </w:r>
+    </w:p>
+    <w:p>
+      <w:pPr>
+        <w:spacing w:after="200"/>
+        <w:jc w:val="center"/>
+      </w:pPr>
+      <w:r>
+        <w:rPr>
+          <w:i/>
+          <w:iCs/>
+          <w:color w:val="555555"/>
+          <w:sz w:val="19"/>
+          <w:szCs w:val="19"/>
+        </w:rPr>
+        <w:t xml:space="preserve">Figure 20.1 — Resonant charging of 1 µF from 5 kV through 10 mH and a diode (Worked Example 20.3). The current is a half-sine of 50 A peak lasting π√(LC) = 314 µs; the capacitor reaches 10 kV, storing 50 J, and the diode holds it there.</w:t>
+      </w:r>
+    </w:p>
+    <w:p>
+      <w:pPr>
         <w:pStyle w:val="Heading2"/>
       </w:pPr>
       <w:r>
@@ -12490,6 +17219,69 @@
       </w:r>
     </w:p>
     <w:p>
+      <w:pPr>
+        <w:pStyle w:val="Heading2"/>
+      </w:pPr>
+      <w:r>
+        <w:rPr>
+          <w:i w:val="0"/>
+        </w:rPr>
+        <w:t xml:space="preserve">Worked Example 20.6</w:t>
+      </w:r>
+    </w:p>
+    <w:p>
+      <w:pPr/>
+      <w:r>
+        <w:rPr>
+          <w:b/>
+        </w:rPr>
+        <w:t xml:space="preserve">Problem. </w:t>
+      </w:r>
+      <w:r>
+        <w:rPr>
+          <w:i w:val="0"/>
+        </w:rPr>
+        <w:t xml:space="preserve">A Tesla coil is a pair of loosely coupled resonant circuits, and its numbers follow from this chapter. Treat it as physics and calculation only. Its secondary has L = 50 mH and, with its top load, about 20 pF. Find its resonant frequency, the primary inductance that tunes a 30 nF primary capacitor to the same frequency, the energy per discharge with the primary charged to 10 kV, and the ideal secondary voltage if all of that energy reached the secondary capacitance.</w:t>
+      </w:r>
+    </w:p>
+    <w:p>
+      <w:pPr/>
+      <w:r>
+        <w:rPr>
+          <w:b/>
+        </w:rPr>
+        <w:t xml:space="preserve">Solution. </w:t>
+      </w:r>
+      <w:r>
+        <w:rPr>
+          <w:i w:val="0"/>
+        </w:rPr>
+        <w:t xml:space="preserve">f = 1/(2π√(0.05 × 20 × 10⁻¹²)) = 159 kHz. The primary needs L = 1/((2πf)² × 30 nF) = 33 µH. Each discharge starts with ½ × 30 × 10⁻⁹ × 10⁸ = 1.5 J. If it all reached 20 pF, V = 10 kV × √(30 nF/20 pF) = 387 kV. Real coils reach well under that, because the coupling is loose, about 0.1 to 0.2, and the spark gap, the windings, and the streamers themselves dissipate much of the energy. The same √(C1/C2) law sets the voltage of the resonant charging in Section 20.5.</w:t>
+      </w:r>
+    </w:p>
+    <w:p>
+      <w:pPr>
+        <w:shd w:fill="FBE3E1" w:val="clear"/>
+        <w:spacing w:after="80" w:before="120"/>
+      </w:pPr>
+      <w:r>
+        <w:rPr>
+          <w:b/>
+          <w:bCs/>
+        </w:rPr>
+        <w:t xml:space="preserve">Safety: high voltage</w:t>
+      </w:r>
+    </w:p>
+    <w:p>
+      <w:pPr>
+        <w:shd w:fill="FBE3E1" w:val="clear"/>
+        <w:spacing w:after="120"/>
+      </w:pPr>
+      <w:r>
+        <w:t xml:space="preserve">Tesla coils, Marx generators, neon-sign transformers, and microwave-oven transformers can kill. Their primary capacitors hold lethal energy after the power is off and can recharge from dielectric absorption, so they are discharged with a grounding stick and kept shorted. The sparks make ozone and nitrogen oxides, the radio-frequency output causes deep burns that do not hurt at first, and the broadband interference reaches radio services for kilometers. This book gives the physics and the numbers, not construction steps; Section 20.4 lists the practice that professional laboratories follow.</w:t>
+      </w:r>
+    </w:p>
+    <w:p>
       <w:pPr/>
       <w:r>
         <w:rPr>
@@ -12500,6 +17292,28 @@
     </w:p>
     <w:p>
       <w:pPr>
+        <w:shd w:fill="E8F1E4" w:val="clear"/>
+        <w:spacing w:after="80" w:before="120"/>
+      </w:pPr>
+      <w:r>
+        <w:rPr>
+          <w:b/>
+          <w:bCs/>
+        </w:rPr>
+        <w:t xml:space="preserve">From the Bench</w:t>
+      </w:r>
+    </w:p>
+    <w:p>
+      <w:pPr>
+        <w:shd w:fill="E8F1E4" w:val="clear"/>
+        <w:spacing w:after="120"/>
+      </w:pPr>
+      <w:r>
+        <w:t xml:space="preserve">Treat every capacitor bank as charged until a meter, applied after the grounding stick, says otherwise. Check that the dump or bleeder circuit discharges the bank within the time the safety standard requires. When a series stack of switches fails, look for unequal voltage sharing first; the balancing networks age.</w:t>
+      </w:r>
+    </w:p>
+    <w:p>
+      <w:pPr>
         <w:pStyle w:val="Heading2"/>
       </w:pPr>
       <w:r>
@@ -12642,6 +17456,104 @@
           <w:i w:val="0"/>
         </w:rPr>
         <w:t>How many 1.2 kV stages does a solid-state Marx need for a 30 kV output?</w:t>
+      </w:r>
+    </w:p>
+    <w:p>
+      <w:pPr>
+        <w:pStyle w:val="Heading3"/>
+        <w:spacing w:after="120" w:before="280"/>
+      </w:pPr>
+      <w:r>
+        <w:t xml:space="preserve">What You’ll Actually Use</w:t>
+      </w:r>
+    </w:p>
+    <w:p>
+      <w:pPr>
+        <w:spacing w:after="60"/>
+      </w:pPr>
+      <w:r>
+        <w:rPr>
+          <w:b/>
+          <w:bCs/>
+        </w:rPr>
+        <w:t xml:space="preserve">Everyday working tools</w:t>
+      </w:r>
+    </w:p>
+    <w:p>
+      <w:pPr>
+        <w:pStyle w:val="ListParagraph"/>
+        <w:numPr>
+          <w:ilvl w:val="0"/>
+          <w:numId w:val="1"/>
+        </w:numPr>
+        <w:spacing w:after="60"/>
+      </w:pPr>
+      <w:r>
+        <w:t xml:space="preserve">Average power = energy per pulse × repetition rate.</w:t>
+      </w:r>
+    </w:p>
+    <w:p>
+      <w:pPr>
+        <w:pStyle w:val="ListParagraph"/>
+        <w:numPr>
+          <w:ilvl w:val="0"/>
+          <w:numId w:val="1"/>
+        </w:numPr>
+        <w:spacing w:after="60"/>
+      </w:pPr>
+      <w:r>
+        <w:t xml:space="preserve">Resistive charging wastes half; resonant charging does not.</w:t>
+      </w:r>
+    </w:p>
+    <w:p>
+      <w:pPr>
+        <w:pStyle w:val="ListParagraph"/>
+        <w:numPr>
+          <w:ilvl w:val="0"/>
+          <w:numId w:val="1"/>
+        </w:numPr>
+        <w:spacing w:after="60"/>
+      </w:pPr>
+      <w:r>
+        <w:t xml:space="preserve">Charging time π√(LC).</w:t>
+      </w:r>
+    </w:p>
+    <w:p>
+      <w:pPr>
+        <w:spacing w:after="60" w:before="120"/>
+      </w:pPr>
+      <w:r>
+        <w:rPr>
+          <w:b/>
+          <w:bCs/>
+        </w:rPr>
+        <w:t xml:space="preserve">Mostly for exams and deeper study</w:t>
+      </w:r>
+    </w:p>
+    <w:p>
+      <w:pPr>
+        <w:pStyle w:val="ListParagraph"/>
+        <w:numPr>
+          <w:ilvl w:val="0"/>
+          <w:numId w:val="1"/>
+        </w:numPr>
+        <w:spacing w:after="60"/>
+      </w:pPr>
+      <w:r>
+        <w:t xml:space="preserve">Magnetic pulse compression.</w:t>
+      </w:r>
+    </w:p>
+    <w:p>
+      <w:pPr>
+        <w:pStyle w:val="ListParagraph"/>
+        <w:numPr>
+          <w:ilvl w:val="0"/>
+          <w:numId w:val="1"/>
+        </w:numPr>
+        <w:spacing w:after="60"/>
+      </w:pPr>
+      <w:r>
+        <w:t xml:space="preserve">Design of pulsed-power switches.</w:t>
       </w:r>
     </w:p>
     <w:p>
@@ -12658,6 +17570,29 @@
       </w:r>
     </w:p>
     <w:p>
+      <w:pPr>
+        <w:spacing w:after="160"/>
+      </w:pPr>
+      <w:r>
+        <w:t xml:space="preserve">A 400 W solar module with one fully shaded cell still delivers about 267 W, two thirds of its rating. Without its bypass diodes it would deliver almost nothing, and the shaded cell would become a heater for the rest of the module. Three small diodes in the junction box make the difference.</w:t>
+      </w:r>
+    </w:p>
+    <w:p>
+      <w:pPr>
+        <w:spacing w:after="200"/>
+      </w:pPr>
+      <w:r>
+        <w:rPr>
+          <w:b/>
+          <w:bCs/>
+        </w:rPr>
+        <w:t xml:space="preserve">Where you meet this: </w:t>
+      </w:r>
+      <w:r>
+        <w:t xml:space="preserve">Every solar module data sheet, every string inverter's input range, every microinverter and optimizer, every home battery system, and the small panel and tracker that keep a remote sensor or a field robot charged.</w:t>
+      </w:r>
+    </w:p>
+    <w:p>
       <w:pPr/>
       <w:r>
         <w:rPr>
@@ -12842,7 +17777,7 @@
         <w:rPr>
           <w:i w:val="0"/>
         </w:rPr>
-        <w:t>The string's rated power is 12 × 350 = 4200 W. The overall efficiency is 0.99 × 0.98 = 0.970, so the AC output is about 4074 W, and 126 W is lost in tracking and conversion. Cable losses, soiling, and module temperature typically take several percent more in a real installation.</w:t>
+        <w:t xml:space="preserve">The string's rated power is 12 × 350 = 4200 W. The overall efficiency is 0.99 × 0.98 = 0.970, so the AC output is about 4075 W, and 125 W is lost in tracking and conversion. Cable losses, soiling, and module temperature typically take several percent more in a real installation.</w:t>
       </w:r>
     </w:p>
     <w:p>
@@ -12887,6 +17822,62 @@
     </w:p>
     <w:p>
       <w:pPr>
+        <w:spacing w:after="60" w:before="200"/>
+        <w:jc w:val="center"/>
+      </w:pPr>
+      <w:r>
+        <w:drawing>
+          <wp:inline xmlns:a="http://schemas.openxmlformats.org/drawingml/2006/main" xmlns:pic="http://schemas.openxmlformats.org/drawingml/2006/picture">
+            <wp:extent cx="5120640" cy="2443942"/>
+            <wp:docPr id="26" name="Picture 26" descr="Two plots against module voltage from 0 to 43 volts. Left: current-voltage curves; the full-sun curve is flat near 10.9 amperes and drops near 41 volts, with a point at 34 volts and 10.3 amperes; the shaded curve steps down from about 10.9 to about 3.3 amperes near 26 volts. Right: power curves; the full-sun curve peaks at 350 watts at 34 volts; the shaded curve has two peaks, 229 watts near 22 volts and 118 watts near 37 volts." title="Figure 21.?"/>
+            <wp:cNvGraphicFramePr>
+              <a:graphicFrameLocks noChangeAspect="1"/>
+            </wp:cNvGraphicFramePr>
+            <a:graphic>
+              <a:graphicData uri="http://schemas.openxmlformats.org/drawingml/2006/picture">
+                <pic:pic>
+                  <pic:nvPicPr>
+                    <pic:cNvPr id="0" name="b6_pv.png"/>
+                    <pic:cNvPicPr/>
+                  </pic:nvPicPr>
+                  <pic:blipFill>
+                    <a:blip r:embed="rId34"/>
+                    <a:stretch>
+                      <a:fillRect/>
+                    </a:stretch>
+                  </pic:blipFill>
+                  <pic:spPr>
+                    <a:xfrm>
+                      <a:off x="0" y="0"/>
+                      <a:ext cx="5120640" cy="2443942"/>
+                    </a:xfrm>
+                    <a:prstGeom prst="rect"/>
+                  </pic:spPr>
+                </pic:pic>
+              </a:graphicData>
+            </a:graphic>
+          </wp:inline>
+        </w:drawing>
+      </w:r>
+    </w:p>
+    <w:p>
+      <w:pPr>
+        <w:spacing w:after="200"/>
+        <w:jc w:val="center"/>
+      </w:pPr>
+      <w:r>
+        <w:rPr>
+          <w:i/>
+          <w:iCs/>
+          <w:color w:val="555555"/>
+          <w:sz w:val="19"/>
+          <w:szCs w:val="19"/>
+        </w:rPr>
+        <w:t xml:space="preserve">Figure 21.1 — Current and power of a 350 W module (Voc 41 V, Vmp 34 V, Imp 10.3 A) from a single-diode model, in full sun and with one of its three substrings limited to 30 % of the current. With the bypass diode conducting, the power curve has two hills: a global maximum of 229 W near 22 V and a local one of 118 W near 37 V.</w:t>
+      </w:r>
+    </w:p>
+    <w:p>
+      <w:pPr>
         <w:pStyle w:val="Heading2"/>
       </w:pPr>
       <w:r>
@@ -12984,7 +17975,7 @@
         <w:rPr>
           <w:i w:val="0"/>
         </w:rPr>
-        <w:t>DC coupling gives 0.985 × 0.95 × 0.975 = 0.912. AC coupling gives 0.975 × 0.975 × 0.95 × 0.975 = 0.881. DC coupling delivers 3.1 percentage points more of each stored kilowatt-hour, about 30 kWh more per year for a household that cycles 1000 kWh through its battery.</w:t>
+        <w:t xml:space="preserve">DC coupling gives 0.985 × 0.95 × 0.975 = 0.912. AC coupling gives 0.975 × 0.975 × 0.95 × 0.975 = 0.881. DC coupling delivers 3.2 percentage points more of each stored kilowatt-hour, about 32 kWh more per year for a household that cycles 1000 kWh through its battery.</w:t>
       </w:r>
     </w:p>
     <w:p>
@@ -13060,6 +18051,47 @@
       </w:r>
     </w:p>
     <w:p>
+      <w:pPr>
+        <w:pStyle w:val="Heading2"/>
+      </w:pPr>
+      <w:r>
+        <w:rPr>
+          <w:i w:val="0"/>
+        </w:rPr>
+        <w:t xml:space="preserve">Worked Example 21.6</w:t>
+      </w:r>
+    </w:p>
+    <w:p>
+      <w:pPr/>
+      <w:r>
+        <w:rPr>
+          <w:b/>
+        </w:rPr>
+        <w:t xml:space="preserve">Problem. </w:t>
+      </w:r>
+      <w:r>
+        <w:rPr>
+          <w:i w:val="0"/>
+        </w:rPr>
+        <w:t xml:space="preserve">A solar power monitor uses an ESP32-S3 board, typically $8 to $20, and two INA226 current and voltage monitors, one at a 100 W panel and one at the 12 V battery that its MPPT charge controller feeds. The INA226 resolves 2.5 µV across its shunt and 1.25 mV on the bus, with a shunt full scale of 81.92 mV. With 2 mΩ shunts, find the current resolution and full scale. At noon the monitor reads 17.8 V and 5.30 A at the panel and 13.2 V and 6.80 A at the battery. Find both powers, the controller's efficiency, the battery shunt's dissipation, and the energy delivered if that power holds for 3 h.</w:t>
+      </w:r>
+    </w:p>
+    <w:p>
+      <w:pPr/>
+      <w:r>
+        <w:rPr>
+          <w:b/>
+        </w:rPr>
+        <w:t xml:space="preserve">Solution. </w:t>
+      </w:r>
+      <w:r>
+        <w:rPr>
+          <w:i w:val="0"/>
+        </w:rPr>
+        <w:t xml:space="preserve">The current step is 2.5 µV/2 mΩ = 1.25 mA and the full scale 81.92 mV/2 mΩ = 41 A. The panel delivers 17.8 × 5.30 = 94.3 W and the battery receives 13.2 × 6.80 = 89.8 W, so the controller is 95.2 % efficient and wastes 4.6 W. The battery shunt dissipates 6.8² × 0.002 = 92 mW and drops 13.6 mV. Over 3 h the battery receives 269 Wh. The monitor computes energy by summing P × Δt for every sample, so a reading every second, or faster, matters when clouds pass.</w:t>
+      </w:r>
+    </w:p>
+    <w:p>
       <w:pPr/>
       <w:r>
         <w:rPr>
@@ -13070,6 +18102,28 @@
     </w:p>
     <w:p>
       <w:pPr>
+        <w:shd w:fill="E8F1E4" w:val="clear"/>
+        <w:spacing w:after="80" w:before="120"/>
+      </w:pPr>
+      <w:r>
+        <w:rPr>
+          <w:b/>
+          <w:bCs/>
+        </w:rPr>
+        <w:t xml:space="preserve">From the Bench</w:t>
+      </w:r>
+    </w:p>
+    <w:p>
+      <w:pPr>
+        <w:shd w:fill="E8F1E4" w:val="clear"/>
+        <w:spacing w:after="120"/>
+      </w:pPr>
+      <w:r>
+        <w:t xml:space="preserve">Before connecting a string, measure its open-circuit voltage and compare it with the number of modules times Voc at the present cell temperature; a wrong count or a reversed module shows at once. Check the site's coldest temperature against the inverter's maximum voltage. A thermal camera on a working array finds hot cells and failed bypass diodes in minutes.</w:t>
+      </w:r>
+    </w:p>
+    <w:p>
+      <w:pPr>
         <w:pStyle w:val="Heading2"/>
       </w:pPr>
       <w:r>
@@ -13196,7 +18250,7 @@
         <w:rPr>
           <w:i w:val="0"/>
         </w:rPr>
-        <w:t>Why can a perturb-and-observe tracker settle at the wrong operating point on a partially shaded string?</w:t>
+        <w:t xml:space="preserve">A 1500 V string of 33 modules has Vmp = 34 V at 25 °C. With Vmp falling 0.35 %/K, find the string's Vmp at a cell temperature of 65 °C.</w:t>
       </w:r>
     </w:p>
     <w:p>
@@ -13212,6 +18266,132 @@
           <w:i w:val="0"/>
         </w:rPr>
         <w:t>Find the capacity factor of a tracking plant with a specific yield of 1900 kWh/kWp.</w:t>
+      </w:r>
+    </w:p>
+    <w:p>
+      <w:pPr/>
+      <w:r>
+        <w:rPr>
+          <w:b/>
+        </w:rPr>
+        <w:t xml:space="preserve">10. </w:t>
+      </w:r>
+      <w:r>
+        <w:rPr>
+          <w:i w:val="0"/>
+        </w:rPr>
+        <w:t xml:space="preserve">The solar monitor of Worked Example 21.6 samples once a second. A day's samples of battery power sum to 1.45 × 10⁶ W·s. How many watt-hours did the battery receive, and what panel energy does that imply at the measured 95.2 % controller efficiency?</w:t>
+      </w:r>
+    </w:p>
+    <w:p>
+      <w:pPr>
+        <w:pStyle w:val="Heading3"/>
+        <w:spacing w:after="120" w:before="280"/>
+      </w:pPr>
+      <w:r>
+        <w:t xml:space="preserve">What You’ll Actually Use</w:t>
+      </w:r>
+    </w:p>
+    <w:p>
+      <w:pPr>
+        <w:spacing w:after="60"/>
+      </w:pPr>
+      <w:r>
+        <w:rPr>
+          <w:b/>
+          <w:bCs/>
+        </w:rPr>
+        <w:t xml:space="preserve">Everyday working tools</w:t>
+      </w:r>
+    </w:p>
+    <w:p>
+      <w:pPr>
+        <w:pStyle w:val="ListParagraph"/>
+        <w:numPr>
+          <w:ilvl w:val="0"/>
+          <w:numId w:val="1"/>
+        </w:numPr>
+        <w:spacing w:after="60"/>
+      </w:pPr>
+      <w:r>
+        <w:t xml:space="preserve">Voc temperature correction and string length.</w:t>
+      </w:r>
+    </w:p>
+    <w:p>
+      <w:pPr>
+        <w:pStyle w:val="ListParagraph"/>
+        <w:numPr>
+          <w:ilvl w:val="0"/>
+          <w:numId w:val="1"/>
+        </w:numPr>
+        <w:spacing w:after="60"/>
+      </w:pPr>
+      <w:r>
+        <w:t xml:space="preserve">Maximum power point tracking.</w:t>
+      </w:r>
+    </w:p>
+    <w:p>
+      <w:pPr>
+        <w:pStyle w:val="ListParagraph"/>
+        <w:numPr>
+          <w:ilvl w:val="0"/>
+          <w:numId w:val="1"/>
+        </w:numPr>
+        <w:spacing w:after="60"/>
+      </w:pPr>
+      <w:r>
+        <w:t xml:space="preserve">Bypass diodes and multiple maxima.</w:t>
+      </w:r>
+    </w:p>
+    <w:p>
+      <w:pPr>
+        <w:pStyle w:val="ListParagraph"/>
+        <w:numPr>
+          <w:ilvl w:val="0"/>
+          <w:numId w:val="1"/>
+        </w:numPr>
+        <w:spacing w:after="60"/>
+      </w:pPr>
+      <w:r>
+        <w:t xml:space="preserve">Specific yield and capacity factor.</w:t>
+      </w:r>
+    </w:p>
+    <w:p>
+      <w:pPr>
+        <w:spacing w:after="60" w:before="120"/>
+      </w:pPr>
+      <w:r>
+        <w:rPr>
+          <w:b/>
+          <w:bCs/>
+        </w:rPr>
+        <w:t xml:space="preserve">Mostly for exams and deeper study</w:t>
+      </w:r>
+    </w:p>
+    <w:p>
+      <w:pPr>
+        <w:pStyle w:val="ListParagraph"/>
+        <w:numPr>
+          <w:ilvl w:val="0"/>
+          <w:numId w:val="1"/>
+        </w:numPr>
+        <w:spacing w:after="60"/>
+      </w:pPr>
+      <w:r>
+        <w:t xml:space="preserve">Cell physics, which Book 3 covers.</w:t>
+      </w:r>
+    </w:p>
+    <w:p>
+      <w:pPr>
+        <w:pStyle w:val="ListParagraph"/>
+        <w:numPr>
+          <w:ilvl w:val="0"/>
+          <w:numId w:val="1"/>
+        </w:numPr>
+        <w:spacing w:after="60"/>
+      </w:pPr>
+      <w:r>
+        <w:t xml:space="preserve">Layout and cabling of utility-scale plants.</w:t>
       </w:r>
     </w:p>
     <w:p>
@@ -13228,6 +18408,29 @@
       </w:r>
     </w:p>
     <w:p>
+      <w:pPr>
+        <w:spacing w:after="160"/>
+      </w:pPr>
+      <w:r>
+        <w:t xml:space="preserve">Why can a phone pad reach 93.6 % coil-to-coil efficiency across a few millimeters, while two coils 30 cm apart manage only 17 %? The limit depends on one number, k²Q1Q2. Coupling falls quickly with distance, and no practical improvement in coil quality makes up for it.</w:t>
+      </w:r>
+    </w:p>
+    <w:p>
+      <w:pPr>
+        <w:spacing w:after="200"/>
+      </w:pPr>
+      <w:r>
+        <w:rPr>
+          <w:b/>
+          <w:bCs/>
+        </w:rPr>
+        <w:t xml:space="preserve">Where you meet this: </w:t>
+      </w:r>
+      <w:r>
+        <w:t xml:space="preserve">Every Qi or Qi2 phone charger, every electric toothbrush and smartwatch charger, every wireless EV pad built to SAE J2954, the recharging coils of implanted neurostimulators, and every foreign-object warning on a charging pad.</w:t>
+      </w:r>
+    </w:p>
+    <w:p>
       <w:pPr/>
       <w:r>
         <w:rPr>
@@ -13300,6 +18503,62 @@
     </w:p>
     <w:p>
       <w:pPr>
+        <w:spacing w:after="60" w:before="200"/>
+        <w:jc w:val="center"/>
+      </w:pPr>
+      <w:r>
+        <w:drawing>
+          <wp:inline xmlns:a="http://schemas.openxmlformats.org/drawingml/2006/main" xmlns:pic="http://schemas.openxmlformats.org/drawingml/2006/picture">
+            <wp:extent cx="5120640" cy="2752344"/>
+            <wp:docPr id="27" name="Picture 27" descr="Semi-log S-shaped curve of efficiency against figure of merit from 0.1 to about 30 000, rising from near 2 percent to near 99 percent. Points mark 17.2 percent at 1, 93.6 percent at 900, 94.6 percent at 1296 and 96.7 percent at 3600." title="Figure 22.?"/>
+            <wp:cNvGraphicFramePr>
+              <a:graphicFrameLocks noChangeAspect="1"/>
+            </wp:cNvGraphicFramePr>
+            <a:graphic>
+              <a:graphicData uri="http://schemas.openxmlformats.org/drawingml/2006/picture">
+                <pic:pic>
+                  <pic:nvPicPr>
+                    <pic:cNvPr id="0" name="b6_wpt.png"/>
+                    <pic:cNvPicPr/>
+                  </pic:nvPicPr>
+                  <pic:blipFill>
+                    <a:blip r:embed="rId35"/>
+                    <a:stretch>
+                      <a:fillRect/>
+                    </a:stretch>
+                  </pic:blipFill>
+                  <pic:spPr>
+                    <a:xfrm>
+                      <a:off x="0" y="0"/>
+                      <a:ext cx="5120640" cy="2752344"/>
+                    </a:xfrm>
+                    <a:prstGeom prst="rect"/>
+                  </pic:spPr>
+                </pic:pic>
+              </a:graphicData>
+            </a:graphic>
+          </wp:inline>
+        </w:drawing>
+      </w:r>
+    </w:p>
+    <w:p>
+      <w:pPr>
+        <w:spacing w:after="200"/>
+        <w:jc w:val="center"/>
+      </w:pPr>
+      <w:r>
+        <w:rPr>
+          <w:i/>
+          <w:iCs/>
+          <w:color w:val="555555"/>
+          <w:sz w:val="19"/>
+          <w:szCs w:val="19"/>
+        </w:rPr>
+        <w:t xml:space="preserve">Figure 22.1 — The best link efficiency, x/(1 + √(1 + x))², against the figure of merit x = k²Q1Q2 (Worked Examples 22.1 and 22.4): 17.2 % for coils 30 cm apart (x = 1), 93.6 % for a phone pad (x = 900), 94.6 % and 96.7 % for a vehicle pad misaligned and aligned (x = 1296 and 3600).</w:t>
+      </w:r>
+    </w:p>
+    <w:p>
+      <w:pPr>
         <w:pStyle w:val="Heading2"/>
       </w:pPr>
       <w:r>
@@ -13615,7 +18874,7 @@
         <w:rPr>
           <w:i w:val="0"/>
         </w:rPr>
-        <w:t>0.985 × 0.985 × 0.967 × 0.985 × 0.98 = 0.906. The input is 11/0.906 = 12.14 kW and the waste 1.14 kW, of which the coil link is about 0.38 kW, a third: the other stages together lose twice as much as the air gap.</w:t>
+        <w:t xml:space="preserve">0.985 × 0.985 × 0.967 × 0.985 × 0.98 = 0.906. The input is 11/0.906 = 12.15 kW and the waste 1.15 kW, of which the coil link is about 0.39 kW, a third: the other stages together lose twice as much as the air gap.</w:t>
       </w:r>
     </w:p>
     <w:p>
@@ -13629,6 +18888,28 @@
     </w:p>
     <w:p>
       <w:pPr>
+        <w:shd w:fill="E8F1E4" w:val="clear"/>
+        <w:spacing w:after="80" w:before="120"/>
+      </w:pPr>
+      <w:r>
+        <w:rPr>
+          <w:b/>
+          <w:bCs/>
+        </w:rPr>
+        <w:t xml:space="preserve">From the Bench</w:t>
+      </w:r>
+    </w:p>
+    <w:p>
+      <w:pPr>
+        <w:shd w:fill="E8F1E4" w:val="clear"/>
+        <w:spacing w:after="120"/>
+      </w:pPr>
+      <w:r>
+        <w:t xml:space="preserve">Lay a coin or a piece of foil on a charger under test and check that foreign-object detection stops the transfer before the object gets hot. Measure the coils' Q at the operating frequency, not only their inductance, because Q sets the efficiency limit. Slide the receiver across the pad while logging efficiency to see how much misalignment the design tolerates.</w:t>
+      </w:r>
+    </w:p>
+    <w:p>
+      <w:pPr>
         <w:pStyle w:val="Heading2"/>
       </w:pPr>
       <w:r>
@@ -13755,7 +19036,7 @@
         <w:rPr>
           <w:i w:val="0"/>
         </w:rPr>
-        <w:t>Why must a wireless charging pad detect foreign metal objects?</w:t>
+        <w:t xml:space="preserve">A Qi transmitter coil of 10 µH must resonate at 128 kHz. Find its tuning capacitance.</w:t>
       </w:r>
     </w:p>
     <w:p>
@@ -13771,6 +19052,117 @@
           <w:i w:val="0"/>
         </w:rPr>
         <w:t>How much waste does an 11 kW conductive charger at 95 % produce?</w:t>
+      </w:r>
+    </w:p>
+    <w:p>
+      <w:pPr>
+        <w:pStyle w:val="Heading3"/>
+        <w:spacing w:after="120" w:before="280"/>
+      </w:pPr>
+      <w:r>
+        <w:t xml:space="preserve">What You’ll Actually Use</w:t>
+      </w:r>
+    </w:p>
+    <w:p>
+      <w:pPr>
+        <w:spacing w:after="60"/>
+      </w:pPr>
+      <w:r>
+        <w:rPr>
+          <w:b/>
+          <w:bCs/>
+        </w:rPr>
+        <w:t xml:space="preserve">Everyday working tools</w:t>
+      </w:r>
+    </w:p>
+    <w:p>
+      <w:pPr>
+        <w:pStyle w:val="ListParagraph"/>
+        <w:numPr>
+          <w:ilvl w:val="0"/>
+          <w:numId w:val="1"/>
+        </w:numPr>
+        <w:spacing w:after="60"/>
+      </w:pPr>
+      <w:r>
+        <w:t xml:space="preserve">η_max from k²Q1Q2.</w:t>
+      </w:r>
+    </w:p>
+    <w:p>
+      <w:pPr>
+        <w:pStyle w:val="ListParagraph"/>
+        <w:numPr>
+          <w:ilvl w:val="0"/>
+          <w:numId w:val="1"/>
+        </w:numPr>
+        <w:spacing w:after="60"/>
+      </w:pPr>
+      <w:r>
+        <w:t xml:space="preserve">Resonant tuning C = 1/(ω²L).</w:t>
+      </w:r>
+    </w:p>
+    <w:p>
+      <w:pPr>
+        <w:pStyle w:val="ListParagraph"/>
+        <w:numPr>
+          <w:ilvl w:val="0"/>
+          <w:numId w:val="1"/>
+        </w:numPr>
+        <w:spacing w:after="60"/>
+      </w:pPr>
+      <w:r>
+        <w:t xml:space="preserve">Foreign-object detection.</w:t>
+      </w:r>
+    </w:p>
+    <w:p>
+      <w:pPr>
+        <w:pStyle w:val="ListParagraph"/>
+        <w:numPr>
+          <w:ilvl w:val="0"/>
+          <w:numId w:val="1"/>
+        </w:numPr>
+        <w:spacing w:after="60"/>
+      </w:pPr>
+      <w:r>
+        <w:t xml:space="preserve">The end-to-end budget from wall to battery.</w:t>
+      </w:r>
+    </w:p>
+    <w:p>
+      <w:pPr>
+        <w:spacing w:after="60" w:before="120"/>
+      </w:pPr>
+      <w:r>
+        <w:rPr>
+          <w:b/>
+          <w:bCs/>
+        </w:rPr>
+        <w:t xml:space="preserve">Mostly for exams and deeper study</w:t>
+      </w:r>
+    </w:p>
+    <w:p>
+      <w:pPr>
+        <w:pStyle w:val="ListParagraph"/>
+        <w:numPr>
+          <w:ilvl w:val="0"/>
+          <w:numId w:val="1"/>
+        </w:numPr>
+        <w:spacing w:after="60"/>
+      </w:pPr>
+      <w:r>
+        <w:t xml:space="preserve">Coupled-mode theory.</w:t>
+      </w:r>
+    </w:p>
+    <w:p>
+      <w:pPr>
+        <w:pStyle w:val="ListParagraph"/>
+        <w:numPr>
+          <w:ilvl w:val="0"/>
+          <w:numId w:val="1"/>
+        </w:numPr>
+        <w:spacing w:after="60"/>
+      </w:pPr>
+      <w:r>
+        <w:t xml:space="preserve">Field-exposure assessment, which Book 4 covers.</w:t>
       </w:r>
     </w:p>
     <w:p>
@@ -14281,6 +19673,36 @@
       </w:r>
     </w:p>
     <w:p>
+      <w:pPr/>
+      <w:r>
+        <w:rPr>
+          <w:b/>
+        </w:rPr>
+        <w:t xml:space="preserve">10. </w:t>
+      </w:r>
+      <w:r>
+        <w:rPr>
+          <w:i w:val="0"/>
+        </w:rPr>
+        <w:t xml:space="preserve">From 1.25 V at R2 = 0 to 1.25 × (1 + 5000/240) = 27.3 V. At 5 V and 1 A it dissipates (15 − 5) × 1 = 10 W, which needs a heatsink of about 5 °C/W or better, and reaching 27 V at 1 A needs an input near 30 V, because the LM317 drops about 2 to 3 V.</w:t>
+      </w:r>
+    </w:p>
+    <w:p>
+      <w:pPr/>
+      <w:r>
+        <w:rPr>
+          <w:b/>
+        </w:rPr>
+        <w:t xml:space="preserve">11. </w:t>
+      </w:r>
+      <w:r>
+        <w:rPr>
+          <w:i w:val="0"/>
+        </w:rPr>
+        <w:t xml:space="preserve">R1 = 100 kΩ × (3.0/2.495 − 1) = 20.2 kΩ; a standard 20 kΩ trips at 2.99 V. The divider draws 3.0 V/120 kΩ = 25 µA, small against the cell's capacity but more than a sleeping ESP32-S3.</w:t>
+      </w:r>
+    </w:p>
+    <w:p>
       <w:pPr>
         <w:pStyle w:val="Heading2"/>
       </w:pPr>
@@ -14573,6 +19995,21 @@
       </w:r>
     </w:p>
     <w:p>
+      <w:pPr/>
+      <w:r>
+        <w:rPr>
+          <w:b/>
+        </w:rPr>
+        <w:t xml:space="preserve">10. </w:t>
+      </w:r>
+      <w:r>
+        <w:rPr>
+          <w:i w:val="0"/>
+        </w:rPr>
+        <w:t xml:space="preserve">D = 1 − 12/170 = 0.929. The load is 170/0.015 = 11.3 kΩ, and RL/(R(1 − D)²) = 0.1/(11 333 × 0.00498) = 0.0018, so the output falls only 0.18 %; the maximum gain, 1/(2√(0.1/11 333)) = 168, far exceeds the 14.2 needed. At this step-up the practical limits are the switch's minimum off-time and the voltage stress on the switch and diode.</w:t>
+      </w:r>
+    </w:p>
+    <w:p>
       <w:pPr>
         <w:pStyle w:val="Heading2"/>
       </w:pPr>
@@ -15011,6 +20448,21 @@
       </w:r>
     </w:p>
     <w:p>
+      <w:pPr/>
+      <w:r>
+        <w:rPr>
+          <w:b/>
+        </w:rPr>
+        <w:t xml:space="preserve">10. </w:t>
+      </w:r>
+      <w:r>
+        <w:rPr>
+          <w:i w:val="0"/>
+        </w:rPr>
+        <w:t xml:space="preserve">The secondary peak at 100 A is 50 mA × √2 = 70.7 mA, so R ≤ 1.65/0.0707 = 23.3 Ω; 22 Ω is the usual choice. P = 230 × 6.15 × 0.707 = 1.00 kW, which the dashboard gets by averaging v × i over whole cycles, not from rms values.</w:t>
+      </w:r>
+    </w:p>
+    <w:p>
       <w:pPr>
         <w:pStyle w:val="Heading2"/>
       </w:pPr>
@@ -15430,7 +20882,7 @@
         <w:rPr>
           <w:i w:val="0"/>
         </w:rPr>
-        <w:t>The inner current loop removes the inductor from the outer loop's low-frequency dynamics, leaving a single pole from the output capacitor and load, which a Type II compensator's zero can cancel.</w:t>
+        <w:t xml:space="preserve">1/(2π√(2.2 µH × 220 µF)) = 7.23 kHz; a crossover at 40 kHz, well above the double pole, needs a Type III.</w:t>
       </w:r>
     </w:p>
     <w:p>
@@ -15595,6 +21047,21 @@
       </w:r>
     </w:p>
     <w:p>
+      <w:pPr/>
+      <w:r>
+        <w:rPr>
+          <w:b/>
+        </w:rPr>
+        <w:t xml:space="preserve">10. </w:t>
+      </w:r>
+      <w:r>
+        <w:rPr>
+          <w:i w:val="0"/>
+        </w:rPr>
+        <w:t xml:space="preserve">2 µA + 8 mA × 3 ms/1 s = 26 µA; 225 mAh/26 µA = 8650 h, about a year.</w:t>
+      </w:r>
+    </w:p>
+    <w:p>
       <w:pPr>
         <w:pStyle w:val="Heading2"/>
       </w:pPr>
@@ -15741,6 +21208,66 @@
       </w:r>
     </w:p>
     <w:p>
+      <w:pPr/>
+      <w:r>
+        <w:rPr>
+          <w:b/>
+        </w:rPr>
+        <w:t xml:space="preserve">10. </w:t>
+      </w:r>
+      <w:r>
+        <w:rPr>
+          <w:i w:val="0"/>
+        </w:rPr>
+        <w:t xml:space="preserve">0.8 × 1.5 Ah/12 A = 0.1 h, 6.0 minutes; 12 A/1.5 Ah = 8C.</w:t>
+      </w:r>
+    </w:p>
+    <w:p>
+      <w:pPr/>
+      <w:r>
+        <w:rPr>
+          <w:b/>
+        </w:rPr>
+        <w:t xml:space="preserve">11. </w:t>
+      </w:r>
+      <w:r>
+        <w:rPr>
+          <w:i w:val="0"/>
+        </w:rPr>
+        <w:t xml:space="preserve">Usable charge is 0.8 × 400 = 320 mAh. Flight and recovery need 85 × 0.5 = 42.5 mAh, leaving 277.5 mAh, or 3.3 h on the pad.</w:t>
+      </w:r>
+    </w:p>
+    <w:p>
+      <w:pPr/>
+      <w:r>
+        <w:rPr>
+          <w:b/>
+        </w:rPr>
+        <w:t xml:space="preserve">12. </w:t>
+      </w:r>
+      <w:r>
+        <w:rPr>
+          <w:i w:val="0"/>
+        </w:rPr>
+        <w:t xml:space="preserve">The Pi takes 7/0.92 = 7.61 W, 0.69 A at 11.1 V; with the motors the pack supplies 3.69 A. 0.8 × 5 Ah/3.69 A = 1.08 h, about 65 minutes.</w:t>
+      </w:r>
+    </w:p>
+    <w:p>
+      <w:pPr/>
+      <w:r>
+        <w:rPr>
+          <w:b/>
+        </w:rPr>
+        <w:t xml:space="preserve">13. </w:t>
+      </w:r>
+      <w:r>
+        <w:rPr>
+          <w:i w:val="0"/>
+        </w:rPr>
+        <w:t xml:space="preserve">0.15 V/(2 × 25 mΩ) = 3.0 A. The trip acts within milliseconds, so a peak above 3 A, such as servos starting together on top of a radio burst, shuts the pack off even when the average is far lower.</w:t>
+      </w:r>
+    </w:p>
+    <w:p>
       <w:pPr>
         <w:pStyle w:val="Heading2"/>
       </w:pPr>
@@ -16613,7 +22140,7 @@
         <w:rPr>
           <w:i w:val="0"/>
         </w:rPr>
-        <w:t>1.0039⁷⁵ = 1.34, a 34 % rise.</w:t>
+        <w:t xml:space="preserve">1 + 0.0039 × 75 = 1.29, a 29 % rise.</w:t>
       </w:r>
     </w:p>
     <w:p>
@@ -17036,7 +22563,7 @@
         <w:rPr>
           <w:i w:val="0"/>
         </w:rPr>
-        <w:t>Shading creates several local maxima in the power-voltage curve, and a hill-climbing tracker stops at the first maximum it reaches, which may not be the global one.</w:t>
+        <w:t xml:space="preserve">34 × (1 − 0.0035 × 40) = 29.2 V per module, 965 V for the string, which the inverter's tracking range must still include.</w:t>
       </w:r>
     </w:p>
     <w:p>
@@ -17055,6 +22582,21 @@
       </w:r>
     </w:p>
     <w:p>
+      <w:pPr/>
+      <w:r>
+        <w:rPr>
+          <w:b/>
+        </w:rPr>
+        <w:t xml:space="preserve">10. </w:t>
+      </w:r>
+      <w:r>
+        <w:rPr>
+          <w:i w:val="0"/>
+        </w:rPr>
+        <w:t xml:space="preserve">1.45 × 10⁶/3600 = 403 Wh into the battery, and 403/0.952 = 423 Wh from the panel.</w:t>
+      </w:r>
+    </w:p>
+    <w:p>
       <w:pPr>
         <w:pStyle w:val="Heading2"/>
       </w:pPr>
@@ -17182,7 +22724,7 @@
         <w:rPr>
           <w:i w:val="0"/>
         </w:rPr>
-        <w:t>Metal objects in the alternating magnetic field heat by eddy currents, potentially to dangerous temperatures, and they also detune the link.</w:t>
+        <w:t xml:space="preserve">C = 1/((2π × 128 × 10³)² × 10 × 10⁻⁶) = 155 nF.</w:t>
       </w:r>
     </w:p>
     <w:p>
@@ -17219,52 +22761,212 @@
         <w:rPr>
           <w:i w:val="0"/>
         </w:rPr>
-        <w:t>Robert W. Erickson and Dragan Maksimović, Fundamentals of Power Electronics, 3rd edition, for converter analysis and control (Chapters 3 and 4).</w:t>
-      </w:r>
-    </w:p>
-    <w:p>
-      <w:pPr/>
-      <w:r>
-        <w:rPr>
-          <w:i w:val="0"/>
-        </w:rPr>
-        <w:t>Abraham I. Pressman, Keith Billings, and Taylor Morey, Switching Power Supply Design, 3rd edition, for isolated converters (Chapter 5); Christophe Basso, Designing Control Loops for Linear and Switching Power Supplies, for loop design.</w:t>
-      </w:r>
-    </w:p>
-    <w:p>
-      <w:pPr/>
-      <w:r>
-        <w:rPr>
-          <w:i w:val="0"/>
-        </w:rPr>
-        <w:t>Gabriel A. Rincón-Mora, Analog IC Design with Low-Dropout Regulators, for Chapter 2.</w:t>
-      </w:r>
-    </w:p>
-    <w:p>
-      <w:pPr/>
-      <w:r>
-        <w:rPr>
-          <w:i w:val="0"/>
-        </w:rPr>
-        <w:t>Colonel Wm. T. McLyman, Transformer and Inductor Design Handbook, 4th edition; Marian K. Kazimierczuk, High-Frequency Magnetic Components; Jerry Sevick, Transmission Line Transformers, for Chapter 6.</w:t>
-      </w:r>
-    </w:p>
-    <w:p>
-      <w:pPr/>
-      <w:r>
-        <w:rPr>
-          <w:i w:val="0"/>
-        </w:rPr>
-        <w:t>Ned Mohan, Tore Undeland, and William Robbins, Power Electronics: Converters, Applications, and Design, for rectifiers, PFC, and three-phase systems; IEC 61000-3-2, IEEE 1547-2018, and EN 50549 for Chapter 7.</w:t>
-      </w:r>
-    </w:p>
-    <w:p>
-      <w:pPr/>
-      <w:r>
-        <w:rPr>
-          <w:i w:val="0"/>
-        </w:rPr>
-        <w:t>Hansjoachim Bluhm, Pulsed Power Systems, and E. Kuffel, W. S. Zaengl, and J. Kuffel, High Voltage Engineering: Fundamentals, for Chapter 8; IEC 60664-1 for clearance and creepage.</w:t>
+        <w:t xml:space="preserve">Robert W. Erickson and Dragan Maksimović, </w:t>
+      </w:r>
+      <w:hyperlink r:id="rIdL1" w:history="1">
+        <w:r>
+          <w:rPr>
+            <w:i w:val="0"/>
+            <w:color w:val="0563C1"/>
+            <w:u w:val="single"/>
+          </w:rPr>
+          <w:t>Fundamentals of Power Electronics</w:t>
+        </w:r>
+      </w:hyperlink>
+      <w:r>
+        <w:rPr>
+          <w:i w:val="0"/>
+        </w:rPr>
+        <w:t>, 3rd edition, for converter analysis and control (Chapters 3 and 4).</w:t>
+      </w:r>
+    </w:p>
+    <w:p>
+      <w:pPr/>
+      <w:r>
+        <w:rPr>
+          <w:i w:val="0"/>
+        </w:rPr>
+        <w:t xml:space="preserve">Abraham I. Pressman, Keith Billings, and Taylor Morey, </w:t>
+      </w:r>
+      <w:hyperlink r:id="rIdL2" w:history="1">
+        <w:r>
+          <w:rPr>
+            <w:i w:val="0"/>
+            <w:color w:val="0563C1"/>
+            <w:u w:val="single"/>
+          </w:rPr>
+          <w:t>Switching Power Supply Design</w:t>
+        </w:r>
+      </w:hyperlink>
+      <w:r>
+        <w:rPr>
+          <w:i w:val="0"/>
+        </w:rPr>
+        <w:t xml:space="preserve">, 3rd edition, for isolated converters (Chapter 5); Christophe Basso, </w:t>
+      </w:r>
+      <w:hyperlink r:id="rIdL3" w:history="1">
+        <w:r>
+          <w:rPr>
+            <w:i w:val="0"/>
+            <w:color w:val="0563C1"/>
+            <w:u w:val="single"/>
+          </w:rPr>
+          <w:t>Designing Control Loops for Linear and Switching Power Supplies</w:t>
+        </w:r>
+      </w:hyperlink>
+      <w:r>
+        <w:rPr>
+          <w:i w:val="0"/>
+        </w:rPr>
+        <w:t>, for loop design.</w:t>
+      </w:r>
+    </w:p>
+    <w:p>
+      <w:pPr/>
+      <w:r>
+        <w:rPr>
+          <w:i w:val="0"/>
+        </w:rPr>
+        <w:t xml:space="preserve">Gabriel A. Rincón-Mora, </w:t>
+      </w:r>
+      <w:hyperlink r:id="rIdL4" w:history="1">
+        <w:r>
+          <w:rPr>
+            <w:i w:val="0"/>
+            <w:color w:val="0563C1"/>
+            <w:u w:val="single"/>
+          </w:rPr>
+          <w:t>Analog IC Design with Low-Dropout Regulators</w:t>
+        </w:r>
+      </w:hyperlink>
+      <w:r>
+        <w:rPr>
+          <w:i w:val="0"/>
+        </w:rPr>
+        <w:t>, for Chapter 2.</w:t>
+      </w:r>
+    </w:p>
+    <w:p>
+      <w:pPr/>
+      <w:r>
+        <w:rPr>
+          <w:i w:val="0"/>
+        </w:rPr>
+        <w:t xml:space="preserve">Colonel Wm. T. McLyman, </w:t>
+      </w:r>
+      <w:hyperlink r:id="rIdL5" w:history="1">
+        <w:r>
+          <w:rPr>
+            <w:i w:val="0"/>
+            <w:color w:val="0563C1"/>
+            <w:u w:val="single"/>
+          </w:rPr>
+          <w:t>Transformer and Inductor Design Handbook</w:t>
+        </w:r>
+      </w:hyperlink>
+      <w:r>
+        <w:rPr>
+          <w:i w:val="0"/>
+        </w:rPr>
+        <w:t xml:space="preserve">, 4th edition; Marian K. Kazimierczuk, </w:t>
+      </w:r>
+      <w:hyperlink r:id="rIdL6" w:history="1">
+        <w:r>
+          <w:rPr>
+            <w:i w:val="0"/>
+            <w:color w:val="0563C1"/>
+            <w:u w:val="single"/>
+          </w:rPr>
+          <w:t>High-Frequency Magnetic Components</w:t>
+        </w:r>
+      </w:hyperlink>
+      <w:r>
+        <w:rPr>
+          <w:i w:val="0"/>
+        </w:rPr>
+        <w:t xml:space="preserve">; Jerry Sevick, </w:t>
+      </w:r>
+      <w:hyperlink r:id="rIdL7" w:history="1">
+        <w:r>
+          <w:rPr>
+            <w:i w:val="0"/>
+            <w:color w:val="0563C1"/>
+            <w:u w:val="single"/>
+          </w:rPr>
+          <w:t>Transmission Line Transformers</w:t>
+        </w:r>
+      </w:hyperlink>
+      <w:r>
+        <w:rPr>
+          <w:i w:val="0"/>
+        </w:rPr>
+        <w:t>, for Chapter 6.</w:t>
+      </w:r>
+    </w:p>
+    <w:p>
+      <w:pPr/>
+      <w:r>
+        <w:rPr>
+          <w:i w:val="0"/>
+        </w:rPr>
+        <w:t xml:space="preserve">Ned Mohan, Tore Undeland, and William Robbins, </w:t>
+      </w:r>
+      <w:hyperlink r:id="rIdL8" w:history="1">
+        <w:r>
+          <w:rPr>
+            <w:i w:val="0"/>
+            <w:color w:val="0563C1"/>
+            <w:u w:val="single"/>
+          </w:rPr>
+          <w:t>Power Electronics: Converters, Applications, and Design</w:t>
+        </w:r>
+      </w:hyperlink>
+      <w:r>
+        <w:rPr>
+          <w:i w:val="0"/>
+        </w:rPr>
+        <w:t>, for rectifiers, PFC, and three-phase systems; IEC 61000-3-2, IEEE 1547-2018, and EN 50549 for Chapter 7.</w:t>
+      </w:r>
+    </w:p>
+    <w:p>
+      <w:pPr/>
+      <w:r>
+        <w:rPr>
+          <w:i w:val="0"/>
+        </w:rPr>
+        <w:t xml:space="preserve">Hansjoachim Bluhm, </w:t>
+      </w:r>
+      <w:hyperlink r:id="rIdL9" w:history="1">
+        <w:r>
+          <w:rPr>
+            <w:i w:val="0"/>
+            <w:color w:val="0563C1"/>
+            <w:u w:val="single"/>
+          </w:rPr>
+          <w:t>Pulsed Power Systems</w:t>
+        </w:r>
+      </w:hyperlink>
+      <w:r>
+        <w:rPr>
+          <w:i w:val="0"/>
+        </w:rPr>
+        <w:t xml:space="preserve">, and E. Kuffel, W. S. Zaengl, and J. Kuffel, </w:t>
+      </w:r>
+      <w:hyperlink r:id="rIdL10" w:history="1">
+        <w:r>
+          <w:rPr>
+            <w:i w:val="0"/>
+            <w:color w:val="0563C1"/>
+            <w:u w:val="single"/>
+          </w:rPr>
+          <w:t>High Voltage Engineering: Fundamentals</w:t>
+        </w:r>
+      </w:hyperlink>
+      <w:r>
+        <w:rPr>
+          <w:i w:val="0"/>
+        </w:rPr>
+        <w:t>, for Chapter 8; IEC 60664-1 for clearance and creepage.</w:t>
       </w:r>
     </w:p>
     <w:p>
@@ -17282,43 +22984,117 @@
         <w:rPr>
           <w:i w:val="0"/>
         </w:rPr>
-        <w:t>Christophe Basso, Designing Control Loops for Linear and Switching Power Supplies, for Chapter 10, and Sanjaya Maniktala, Switching Power Supplies A–Z, 2nd edition, for Chapters 9 and 11.</w:t>
-      </w:r>
-    </w:p>
-    <w:p>
-      <w:pPr/>
-      <w:r>
-        <w:rPr>
-          <w:i w:val="0"/>
-        </w:rPr>
-        <w:t>Thomas B. Reddy, Linden's Handbook of Batteries, 5th edition, for Chapter 12; IATA Lithium Battery Guidance for the 100 Wh cabin limit.</w:t>
-      </w:r>
-    </w:p>
-    <w:p>
-      <w:pPr/>
-      <w:r>
-        <w:rPr>
-          <w:i w:val="0"/>
-        </w:rPr>
-        <w:t>Bimal K. Bose, Modern Power Electronics and AC Drives, for Chapter 13.</w:t>
-      </w:r>
-    </w:p>
-    <w:p>
-      <w:pPr/>
-      <w:r>
-        <w:rPr>
-          <w:i w:val="0"/>
-        </w:rPr>
-        <w:t>Open Compute Project, Open Rack V3 specifications, and The Green Grid, PUE: A Comprehensive Examination of the Metric, for Chapter 14.</w:t>
-      </w:r>
-    </w:p>
-    <w:p>
-      <w:pPr/>
-      <w:r>
-        <w:rPr>
-          <w:i w:val="0"/>
-        </w:rPr>
-        <w:t>IEEE 1547-2018 and IEEE 2800-2022, for interconnection and ride-through (Chapter 16); P. Kundur, Power System Stability and Control, for inertia and droop.</w:t>
+        <w:t xml:space="preserve">Christophe Basso, Designing Control Loops for Linear and Switching Power Supplies, for Chapter 10, and Sanjaya Maniktala, </w:t>
+      </w:r>
+      <w:hyperlink r:id="rIdL11" w:history="1">
+        <w:r>
+          <w:rPr>
+            <w:i w:val="0"/>
+            <w:color w:val="0563C1"/>
+            <w:u w:val="single"/>
+          </w:rPr>
+          <w:t>Switching Power Supplies A–Z</w:t>
+        </w:r>
+      </w:hyperlink>
+      <w:r>
+        <w:rPr>
+          <w:i w:val="0"/>
+        </w:rPr>
+        <w:t>, 2nd edition, for Chapters 9 and 11.</w:t>
+      </w:r>
+    </w:p>
+    <w:p>
+      <w:pPr/>
+      <w:r>
+        <w:rPr>
+          <w:i w:val="0"/>
+        </w:rPr>
+        <w:t xml:space="preserve">Thomas B. Reddy, </w:t>
+      </w:r>
+      <w:hyperlink r:id="rIdL12" w:history="1">
+        <w:r>
+          <w:rPr>
+            <w:i w:val="0"/>
+            <w:color w:val="0563C1"/>
+            <w:u w:val="single"/>
+          </w:rPr>
+          <w:t>Linden's Handbook of Batteries</w:t>
+        </w:r>
+      </w:hyperlink>
+      <w:r>
+        <w:rPr>
+          <w:i w:val="0"/>
+        </w:rPr>
+        <w:t>, 5th edition, for Chapter 12; IATA Lithium Battery Guidance for the 100 Wh cabin limit.</w:t>
+      </w:r>
+    </w:p>
+    <w:p>
+      <w:pPr/>
+      <w:r>
+        <w:rPr>
+          <w:i w:val="0"/>
+        </w:rPr>
+        <w:t xml:space="preserve">Bimal K. Bose, </w:t>
+      </w:r>
+      <w:hyperlink r:id="rIdL13" w:history="1">
+        <w:r>
+          <w:rPr>
+            <w:i w:val="0"/>
+            <w:color w:val="0563C1"/>
+            <w:u w:val="single"/>
+          </w:rPr>
+          <w:t>Modern Power Electronics and AC Drives</w:t>
+        </w:r>
+      </w:hyperlink>
+      <w:r>
+        <w:rPr>
+          <w:i w:val="0"/>
+        </w:rPr>
+        <w:t>, for Chapter 13.</w:t>
+      </w:r>
+    </w:p>
+    <w:p>
+      <w:pPr/>
+      <w:hyperlink r:id="rIdL15" w:history="1">
+        <w:r>
+          <w:rPr>
+            <w:i w:val="0"/>
+            <w:color w:val="0563C1"/>
+            <w:u w:val="single"/>
+          </w:rPr>
+          <w:t>Open Compute Project</w:t>
+        </w:r>
+      </w:hyperlink>
+      <w:r>
+        <w:rPr>
+          <w:i w:val="0"/>
+        </w:rPr>
+        <w:t>, Open Rack V3 specifications, and The Green Grid, PUE: A Comprehensive Examination of the Metric, for Chapter 14.</w:t>
+      </w:r>
+    </w:p>
+    <w:p>
+      <w:pPr/>
+      <w:r>
+        <w:rPr>
+          <w:i w:val="0"/>
+        </w:rPr>
+        <w:t xml:space="preserve">IEEE 1547-2018 and IEEE 2800-2022, for interconnection and ride-through (Chapter 16); P. Kundur, </w:t>
+      </w:r>
+      <w:hyperlink r:id="rIdL14" w:history="1">
+        <w:r>
+          <w:rPr>
+            <w:i w:val="0"/>
+            <w:color w:val="0563C1"/>
+            <w:u w:val="single"/>
+          </w:rPr>
+          <w:t>Power System Stability and Control</w:t>
+        </w:r>
+      </w:hyperlink>
+      <w:r>
+        <w:rPr>
+          <w:i w:val="0"/>
+        </w:rPr>
+        <w:t>, for inertia and droop.</w:t>
       </w:r>
     </w:p>
     <w:p>
@@ -17354,16 +23130,48 @@
         <w:rPr>
           <w:i w:val="0"/>
         </w:rPr>
-        <w:t>CLEAResult/80 PLUS program requirements; IEC 61000-3-2 (harmonic limits), IEC 60664-1 and IEC 62368-1 (insulation coordination and safety), IEC 60364 (earthing and RCDs), IEEE C57.91 (transformer loading), IEEE 1547 and IEEE 2800 (inverter-based resources), SAE J2954 and the WPC Qi2 specification.</w:t>
-      </w:r>
-    </w:p>
-    <w:p>
-      <w:pPr/>
-      <w:r>
-        <w:rPr>
-          <w:i w:val="0"/>
-        </w:rPr>
-        <w:t>Open Compute Project Open Rack specifications for 48 V racks and battery backup units; Uptime Institute tier standard; Vendor application notes and data sheets for TL431, LT3045, smart power stages, and isolated gate drivers (TI UCC21750, Infineon 1ED34).</w:t>
+        <w:t>CLEAResult/</w:t>
+      </w:r>
+      <w:hyperlink r:id="rIdL16" w:history="1">
+        <w:r>
+          <w:rPr>
+            <w:i w:val="0"/>
+            <w:color w:val="0563C1"/>
+            <w:u w:val="single"/>
+          </w:rPr>
+          <w:t>80 PLUS</w:t>
+        </w:r>
+      </w:hyperlink>
+      <w:r>
+        <w:rPr>
+          <w:i w:val="0"/>
+        </w:rPr>
+        <w:t xml:space="preserve"> program requirements; IEC 61000-3-2 (harmonic limits), IEC 60664-1 and IEC 62368-1 (insulation coordination and safety), IEC 60364 (earthing and RCDs), IEEE C57.91 (transformer loading), IEEE 1547 and IEEE 2800 (inverter-based resources), SAE J2954 and the WPC Qi2 specification.</w:t>
+      </w:r>
+    </w:p>
+    <w:p>
+      <w:pPr/>
+      <w:r>
+        <w:rPr>
+          <w:i w:val="0"/>
+        </w:rPr>
+        <w:t xml:space="preserve">Open Compute Project Open Rack specifications for 48 V racks and battery backup units; </w:t>
+      </w:r>
+      <w:hyperlink r:id="rIdL17" w:history="1">
+        <w:r>
+          <w:rPr>
+            <w:i w:val="0"/>
+            <w:color w:val="0563C1"/>
+            <w:u w:val="single"/>
+          </w:rPr>
+          <w:t>Uptime Institute</w:t>
+        </w:r>
+      </w:hyperlink>
+      <w:r>
+        <w:rPr>
+          <w:i w:val="0"/>
+        </w:rPr>
+        <w:t xml:space="preserve"> tier standard; Vendor application notes and data sheets for TL431, LT3045, smart power stages, and isolated gate drivers (TI UCC21750, Infineon 1ED34).</w:t>
       </w:r>
     </w:p>
     <w:p>
@@ -17438,9 +23246,15 @@
         <w:ind w:left="360" w:firstLine="0" w:right="0"/>
         <w:jc w:val="left"/>
       </w:pPr>
-      <w:r>
-        <w:t xml:space="preserve">Physics, Actually, Volume 1: Motion, Forces, Time, and Relativity</w:t>
-      </w:r>
+      <w:hyperlink r:id="rIdL18" w:history="1">
+        <w:r>
+          <w:rPr>
+            <w:color w:val="0563C1"/>
+            <w:u w:val="single"/>
+          </w:rPr>
+          <w:t>Physics, Actually, Volume 1: Motion, Forces, Time, and Relativity</w:t>
+        </w:r>
+      </w:hyperlink>
     </w:p>
     <w:p>
       <w:pPr>
@@ -17448,9 +23262,15 @@
         <w:ind w:left="360" w:firstLine="0" w:right="0"/>
         <w:jc w:val="left"/>
       </w:pPr>
-      <w:r>
-        <w:t xml:space="preserve">Physics, Actually, Volume 2: Gravity, Cosmology, and the Limits of Spacetime</w:t>
-      </w:r>
+      <w:hyperlink r:id="rIdL19" w:history="1">
+        <w:r>
+          <w:rPr>
+            <w:color w:val="0563C1"/>
+            <w:u w:val="single"/>
+          </w:rPr>
+          <w:t>Physics, Actually, Volume 2: Gravity, Cosmology, and the Limits of Spacetime</w:t>
+        </w:r>
+      </w:hyperlink>
     </w:p>
     <w:p>
       <w:pPr>
@@ -17458,9 +23278,15 @@
         <w:ind w:left="360" w:firstLine="0" w:right="0"/>
         <w:jc w:val="left"/>
       </w:pPr>
-      <w:r>
-        <w:t xml:space="preserve">Physics, Actually, Volume 3: The Standard Model, Chaos, and the Edge of Knowledge</w:t>
-      </w:r>
+      <w:hyperlink r:id="rIdL20" w:history="1">
+        <w:r>
+          <w:rPr>
+            <w:color w:val="0563C1"/>
+            <w:u w:val="single"/>
+          </w:rPr>
+          <w:t>Physics, Actually, Volume 3: The Standard Model, Chaos, and the Edge of Knowledge</w:t>
+        </w:r>
+      </w:hyperlink>
     </w:p>
     <w:p>
       <w:pPr>
@@ -17468,9 +23294,15 @@
         <w:ind w:left="360" w:firstLine="0" w:right="0"/>
         <w:jc w:val="left"/>
       </w:pPr>
-      <w:r>
-        <w:t xml:space="preserve">Life, Actually: From the First Cell to the Edited Genome and the Search for Life Elsewhere</w:t>
-      </w:r>
+      <w:hyperlink r:id="rIdL21" w:history="1">
+        <w:r>
+          <w:rPr>
+            <w:color w:val="0563C1"/>
+            <w:u w:val="single"/>
+          </w:rPr>
+          <w:t>Life, Actually: From the First Cell to the Edited Genome and the Search for Life Elsewhere</w:t>
+        </w:r>
+      </w:hyperlink>
     </w:p>
     <w:p>
       <w:pPr>
@@ -17492,9 +23324,15 @@
         <w:ind w:left="360" w:firstLine="0" w:right="0"/>
         <w:jc w:val="left"/>
       </w:pPr>
-      <w:r>
-        <w:t xml:space="preserve">Gravity, Actually: Einstein’s Relativity in Plain Words: Falling, Time, Black Holes, and the Waves We Finally Heard</w:t>
-      </w:r>
+      <w:hyperlink r:id="rIdL22" w:history="1">
+        <w:r>
+          <w:rPr>
+            <w:color w:val="0563C1"/>
+            <w:u w:val="single"/>
+          </w:rPr>
+          <w:t>Gravity, Actually: Einstein’s Relativity in Plain Words: Falling, Time, Black Holes, and the Waves We Finally Heard</w:t>
+        </w:r>
+      </w:hyperlink>
     </w:p>
     <w:p>
       <w:pPr>
@@ -17502,9 +23340,15 @@
         <w:ind w:left="360" w:firstLine="0" w:right="0"/>
         <w:jc w:val="left"/>
       </w:pPr>
-      <w:r>
-        <w:t xml:space="preserve">The Universe, Actually: What Humanity Currently Understands About Reality</w:t>
-      </w:r>
+      <w:hyperlink r:id="rIdL23" w:history="1">
+        <w:r>
+          <w:rPr>
+            <w:color w:val="0563C1"/>
+            <w:u w:val="single"/>
+          </w:rPr>
+          <w:t>The Universe, Actually: What Humanity Currently Understands About Reality</w:t>
+        </w:r>
+      </w:hyperlink>
     </w:p>
     <w:p>
       <w:pPr>
@@ -17526,9 +23370,15 @@
         <w:ind w:left="360" w:firstLine="0" w:right="0"/>
         <w:jc w:val="left"/>
       </w:pPr>
-      <w:r>
-        <w:t xml:space="preserve">Math, Actually, Volume 1: From Arithmetic to Calculus</w:t>
-      </w:r>
+      <w:hyperlink r:id="rIdL24" w:history="1">
+        <w:r>
+          <w:rPr>
+            <w:color w:val="0563C1"/>
+            <w:u w:val="single"/>
+          </w:rPr>
+          <w:t>Math, Actually, Volume 1: From Arithmetic to Calculus</w:t>
+        </w:r>
+      </w:hyperlink>
     </w:p>
     <w:p>
       <w:pPr>
@@ -17536,9 +23386,15 @@
         <w:ind w:left="360" w:firstLine="0" w:right="0"/>
         <w:jc w:val="left"/>
       </w:pPr>
-      <w:r>
-        <w:t xml:space="preserve">Math, Actually, Volume 2: From Multivariable Calculus to Set Theory &amp; Logic</w:t>
-      </w:r>
+      <w:hyperlink r:id="rIdL25" w:history="1">
+        <w:r>
+          <w:rPr>
+            <w:color w:val="0563C1"/>
+            <w:u w:val="single"/>
+          </w:rPr>
+          <w:t>Math, Actually, Volume 2: From Multivariable Calculus to Set Theory &amp; Logic</w:t>
+        </w:r>
+      </w:hyperlink>
     </w:p>
     <w:p>
       <w:pPr>
@@ -17546,9 +23402,15 @@
         <w:ind w:left="360" w:firstLine="0" w:right="0"/>
         <w:jc w:val="left"/>
       </w:pPr>
-      <w:r>
-        <w:t xml:space="preserve">Math, Actually, Volume 3: From Differential Equations to Abstract Algebra</w:t>
-      </w:r>
+      <w:hyperlink r:id="rIdL26" w:history="1">
+        <w:r>
+          <w:rPr>
+            <w:color w:val="0563C1"/>
+            <w:u w:val="single"/>
+          </w:rPr>
+          <w:t>Math, Actually, Volume 3: From Differential Equations to Abstract Algebra</w:t>
+        </w:r>
+      </w:hyperlink>
     </w:p>
     <w:p>
       <w:pPr>
@@ -17556,9 +23418,15 @@
         <w:ind w:left="360" w:firstLine="0" w:right="0"/>
         <w:jc w:val="left"/>
       </w:pPr>
-      <w:r>
-        <w:t xml:space="preserve">Math, Actually, Volume 4: From Category Theory to the Frontier</w:t>
-      </w:r>
+      <w:hyperlink r:id="rIdL27" w:history="1">
+        <w:r>
+          <w:rPr>
+            <w:color w:val="0563C1"/>
+            <w:u w:val="single"/>
+          </w:rPr>
+          <w:t>Math, Actually, Volume 4: From Category Theory to the Frontier</w:t>
+        </w:r>
+      </w:hyperlink>
     </w:p>
     <w:p>
       <w:pPr>
@@ -17580,9 +23448,15 @@
         <w:ind w:left="360" w:firstLine="0" w:right="0"/>
         <w:jc w:val="left"/>
       </w:pPr>
-      <w:r>
-        <w:t xml:space="preserve">Quantum, Actually, Volume 1: Questions and Answers from the Double Slit to the Superconducting Wire</w:t>
-      </w:r>
+      <w:hyperlink r:id="rIdL28" w:history="1">
+        <w:r>
+          <w:rPr>
+            <w:color w:val="0563C1"/>
+            <w:u w:val="single"/>
+          </w:rPr>
+          <w:t>Quantum, Actually, Volume 1: Questions and Answers from the Double Slit to the Superconducting Wire</w:t>
+        </w:r>
+      </w:hyperlink>
     </w:p>
     <w:p>
       <w:pPr>
@@ -17590,9 +23464,15 @@
         <w:ind w:left="360" w:firstLine="0" w:right="0"/>
         <w:jc w:val="left"/>
       </w:pPr>
-      <w:r>
-        <w:t xml:space="preserve">Quantum, Actually, Volume 2: A QED Course</w:t>
-      </w:r>
+      <w:hyperlink r:id="rIdL29" w:history="1">
+        <w:r>
+          <w:rPr>
+            <w:color w:val="0563C1"/>
+            <w:u w:val="single"/>
+          </w:rPr>
+          <w:t>Quantum, Actually, Volume 2: A QED Course</w:t>
+        </w:r>
+      </w:hyperlink>
     </w:p>
     <w:p>
       <w:pPr>
@@ -17614,9 +23494,15 @@
         <w:ind w:left="360" w:firstLine="0" w:right="0"/>
         <w:jc w:val="left"/>
       </w:pPr>
-      <w:r>
-        <w:t xml:space="preserve">Science Sparks: Physics, Life, and Mathematics — The Same Few Rules, Told in Highlights</w:t>
-      </w:r>
+      <w:hyperlink r:id="rIdL30" w:history="1">
+        <w:r>
+          <w:rPr>
+            <w:color w:val="0563C1"/>
+            <w:u w:val="single"/>
+          </w:rPr>
+          <w:t>Science Sparks: Physics, Life, and Mathematics — The Same Few Rules, Told in Highlights</w:t>
+        </w:r>
+      </w:hyperlink>
     </w:p>
     <w:p>
       <w:pPr>
@@ -17638,9 +23524,15 @@
         <w:ind w:left="360" w:firstLine="0" w:right="0"/>
         <w:jc w:val="left"/>
       </w:pPr>
-      <w:r>
-        <w:t xml:space="preserve">Look First, Volume 1: The Universe Has No Now</w:t>
-      </w:r>
+      <w:hyperlink r:id="rIdL31" w:history="1">
+        <w:r>
+          <w:rPr>
+            <w:color w:val="0563C1"/>
+            <w:u w:val="single"/>
+          </w:rPr>
+          <w:t>Look First, Volume 1: The Universe Has No Now</w:t>
+        </w:r>
+      </w:hyperlink>
     </w:p>
     <w:p>
       <w:pPr>
@@ -17648,9 +23540,15 @@
         <w:ind w:left="360" w:firstLine="0" w:right="0"/>
         <w:jc w:val="left"/>
       </w:pPr>
-      <w:r>
-        <w:t xml:space="preserve">Look First, Volume 2: A Trip Is Not a New Life</w:t>
-      </w:r>
+      <w:hyperlink r:id="rIdL32" w:history="1">
+        <w:r>
+          <w:rPr>
+            <w:color w:val="0563C1"/>
+            <w:u w:val="single"/>
+          </w:rPr>
+          <w:t>Look First, Volume 2: A Trip Is Not a New Life</w:t>
+        </w:r>
+      </w:hyperlink>
     </w:p>
     <w:p>
       <w:pPr>
@@ -17672,8 +23570,17 @@
         <w:ind w:left="360" w:firstLine="0" w:right="0"/>
         <w:jc w:val="left"/>
       </w:pPr>
-      <w:r>
-        <w:t xml:space="preserve">Foundations of Electronics (Book 1)</w:t>
+      <w:hyperlink r:id="rIdL33" w:history="1">
+        <w:r>
+          <w:rPr>
+            <w:color w:val="0563C1"/>
+            <w:u w:val="single"/>
+          </w:rPr>
+          <w:t>Foundations of Electronics</w:t>
+        </w:r>
+      </w:hyperlink>
+      <w:r>
+        <w:t xml:space="preserve"> (Book 1)</w:t>
       </w:r>
     </w:p>
     <w:p>
@@ -17682,8 +23589,17 @@
         <w:ind w:left="360" w:firstLine="0" w:right="0"/>
         <w:jc w:val="left"/>
       </w:pPr>
-      <w:r>
-        <w:t xml:space="preserve">Circuits, Components, and Control (Book 2)</w:t>
+      <w:hyperlink r:id="rIdL34" w:history="1">
+        <w:r>
+          <w:rPr>
+            <w:color w:val="0563C1"/>
+            <w:u w:val="single"/>
+          </w:rPr>
+          <w:t>Circuits, Components, and Control</w:t>
+        </w:r>
+      </w:hyperlink>
+      <w:r>
+        <w:t xml:space="preserve"> (Book 2)</w:t>
       </w:r>
     </w:p>
     <w:p>
@@ -17692,8 +23608,17 @@
         <w:ind w:left="360" w:firstLine="0" w:right="0"/>
         <w:jc w:val="left"/>
       </w:pPr>
-      <w:r>
-        <w:t xml:space="preserve">Semiconductor Physics and Devices (Book 3)</w:t>
+      <w:hyperlink r:id="rIdL35" w:history="1">
+        <w:r>
+          <w:rPr>
+            <w:color w:val="0563C1"/>
+            <w:u w:val="single"/>
+          </w:rPr>
+          <w:t>Semiconductor Physics and Devices</w:t>
+        </w:r>
+      </w:hyperlink>
+      <w:r>
+        <w:t xml:space="preserve"> (Book 3)</w:t>
       </w:r>
     </w:p>
     <w:p>
@@ -17702,8 +23627,17 @@
         <w:ind w:left="360" w:firstLine="0" w:right="0"/>
         <w:jc w:val="left"/>
       </w:pPr>
-      <w:r>
-        <w:t xml:space="preserve">RF, Microwave, and Transceivers (Book 4)</w:t>
+      <w:hyperlink r:id="rIdL36" w:history="1">
+        <w:r>
+          <w:rPr>
+            <w:color w:val="0563C1"/>
+            <w:u w:val="single"/>
+          </w:rPr>
+          <w:t>RF, Microwave, and Transceivers</w:t>
+        </w:r>
+      </w:hyperlink>
+      <w:r>
+        <w:t xml:space="preserve"> (Book 4)</w:t>
       </w:r>
     </w:p>
     <w:p>
@@ -17712,8 +23646,17 @@
         <w:ind w:left="360" w:firstLine="0" w:right="0"/>
         <w:jc w:val="left"/>
       </w:pPr>
-      <w:r>
-        <w:t xml:space="preserve">Communications, Wireless, and SDR (Book 5)</w:t>
+      <w:hyperlink r:id="rIdL37" w:history="1">
+        <w:r>
+          <w:rPr>
+            <w:color w:val="0563C1"/>
+            <w:u w:val="single"/>
+          </w:rPr>
+          <w:t>Communications, Wireless, and SDR</w:t>
+        </w:r>
+      </w:hyperlink>
+      <w:r>
+        <w:t xml:space="preserve"> (Book 5)</w:t>
       </w:r>
     </w:p>
     <w:p>
@@ -17722,8 +23665,17 @@
         <w:ind w:left="360" w:firstLine="0" w:right="0"/>
         <w:jc w:val="left"/>
       </w:pPr>
-      <w:r>
-        <w:t xml:space="preserve">Packaging, Layout, EMC, and Test (Book 7)</w:t>
+      <w:hyperlink r:id="rIdL38" w:history="1">
+        <w:r>
+          <w:rPr>
+            <w:color w:val="0563C1"/>
+            <w:u w:val="single"/>
+          </w:rPr>
+          <w:t>Packaging, Layout, EMC, and Test</w:t>
+        </w:r>
+      </w:hyperlink>
+      <w:r>
+        <w:t xml:space="preserve"> (Book 7)</w:t>
       </w:r>
     </w:p>
     <w:p>
@@ -17746,9 +23698,15 @@
         <w:ind w:left="360" w:firstLine="0" w:right="0"/>
         <w:jc w:val="left"/>
       </w:pPr>
-      <w:r>
-        <w:t xml:space="preserve">The Dolphins’ View of History</w:t>
-      </w:r>
+      <w:hyperlink r:id="rIdL39" w:history="1">
+        <w:r>
+          <w:rPr>
+            <w:color w:val="0563C1"/>
+            <w:u w:val="single"/>
+          </w:rPr>
+          <w:t>The Dolphins’ View of History</w:t>
+        </w:r>
+      </w:hyperlink>
     </w:p>
     <w:p>
       <w:pPr>
@@ -17770,8 +23728,17 @@
         <w:ind w:left="360" w:firstLine="0" w:right="0"/>
         <w:jc w:val="left"/>
       </w:pPr>
-      <w:r>
-        <w:t xml:space="preserve">The Murder That Hadn’t Happened Yet (The Relativistic Investigation Bureau, Book 1), Lothar J. Musiol writing as Spezala Genara Relavi (S.G.R.)</w:t>
+      <w:hyperlink r:id="rIdL40" w:history="1">
+        <w:r>
+          <w:rPr>
+            <w:color w:val="0563C1"/>
+            <w:u w:val="single"/>
+          </w:rPr>
+          <w:t>The Murder That Hadn’t Happened Yet</w:t>
+        </w:r>
+      </w:hyperlink>
+      <w:r>
+        <w:t xml:space="preserve"> (The Relativistic Investigation Bureau, Book 1), Lothar J. Musiol writing as Spezala Genara Relavi (S.G.R.)</w:t>
       </w:r>
     </w:p>
     <w:p>
@@ -17780,8 +23747,17 @@
         <w:ind w:left="360" w:firstLine="0" w:right="0"/>
         <w:jc w:val="left"/>
       </w:pPr>
-      <w:r>
-        <w:t xml:space="preserve">The Warning That Was Sent Too Late (The Relativistic Investigation Bureau, Book 2), Lothar J. Musiol writing as Spezala Genara Relavi (S.G.R.)</w:t>
+      <w:hyperlink r:id="rIdL41" w:history="1">
+        <w:r>
+          <w:rPr>
+            <w:color w:val="0563C1"/>
+            <w:u w:val="single"/>
+          </w:rPr>
+          <w:t>The Warning That Was Sent Too Late</w:t>
+        </w:r>
+      </w:hyperlink>
+      <w:r>
+        <w:t xml:space="preserve"> (The Relativistic Investigation Bureau, Book 2), Lothar J. Musiol writing as Spezala Genara Relavi (S.G.R.)</w:t>
       </w:r>
     </w:p>
     <w:p>
@@ -17790,8 +23766,17 @@
         <w:ind w:left="360" w:firstLine="0" w:right="0"/>
         <w:jc w:val="left"/>
       </w:pPr>
-      <w:r>
-        <w:t xml:space="preserve">Schrödinger’s Paperwork (Lolly Wren’s Curious Science Adventures, Book 1), Lothar J. Musiol writing as Quentin Edmund Darling (Q.E.D.)</w:t>
+      <w:hyperlink r:id="rIdL42" w:history="1">
+        <w:r>
+          <w:rPr>
+            <w:color w:val="0563C1"/>
+            <w:u w:val="single"/>
+          </w:rPr>
+          <w:t>Schrödinger’s Paperwork</w:t>
+        </w:r>
+      </w:hyperlink>
+      <w:r>
+        <w:t xml:space="preserve"> (Lolly Wren’s Curious Science Adventures, Book 1), Lothar J. Musiol writing as Quentin Edmund Darling (Q.E.D.)</w:t>
       </w:r>
     </w:p>
     <w:p>
@@ -17800,8 +23785,17 @@
         <w:ind w:left="360" w:firstLine="0" w:right="0"/>
         <w:jc w:val="left"/>
       </w:pPr>
-      <w:r>
-        <w:t xml:space="preserve">The Permitted Options (Lolly Wren’s Curious Science Adventures, Book 2), Lothar J. Musiol writing as Quentin Edmund Darling (Q.E.D.)</w:t>
+      <w:hyperlink r:id="rIdL43" w:history="1">
+        <w:r>
+          <w:rPr>
+            <w:color w:val="0563C1"/>
+            <w:u w:val="single"/>
+          </w:rPr>
+          <w:t>The Permitted Options</w:t>
+        </w:r>
+      </w:hyperlink>
+      <w:r>
+        <w:t xml:space="preserve"> (Lolly Wren’s Curious Science Adventures, Book 2), Lothar J. Musiol writing as Quentin Edmund Darling (Q.E.D.)</w:t>
       </w:r>
     </w:p>
     <w:p>
@@ -17810,8 +23804,17 @@
         <w:ind w:left="360" w:firstLine="0" w:right="0"/>
         <w:jc w:val="left"/>
       </w:pPr>
-      <w:r>
-        <w:t xml:space="preserve">Protocol Flamingo (The Invasion Storybooks, Book 1), Lothar J. Musiol writing as George Herbert Fontaine</w:t>
+      <w:hyperlink r:id="rIdL44" w:history="1">
+        <w:r>
+          <w:rPr>
+            <w:color w:val="0563C1"/>
+            <w:u w:val="single"/>
+          </w:rPr>
+          <w:t>Protocol Flamingo</w:t>
+        </w:r>
+      </w:hyperlink>
+      <w:r>
+        <w:t xml:space="preserve"> (The Invasion Storybooks, Book 1), Lothar J. Musiol writing as George Herbert Fontaine</w:t>
       </w:r>
     </w:p>
     <w:p>
@@ -17820,8 +23823,17 @@
         <w:ind w:left="360" w:firstLine="0" w:right="0"/>
         <w:jc w:val="left"/>
       </w:pPr>
-      <w:r>
-        <w:t xml:space="preserve">In Love with Murder, Actually: A Derailed Mystery in Provence, Lothar J. Musiol writing as Romuald Livingston</w:t>
+      <w:hyperlink r:id="rIdL45" w:history="1">
+        <w:r>
+          <w:rPr>
+            <w:color w:val="0563C1"/>
+            <w:u w:val="single"/>
+          </w:rPr>
+          <w:t>In Love with Murder, Actually: A Derailed Mystery in Provence</w:t>
+        </w:r>
+      </w:hyperlink>
+      <w:r>
+        <w:t>, Lothar J. Musiol writing as Romuald Livingston</w:t>
       </w:r>
     </w:p>
     <w:p>
@@ -17844,9 +23856,15 @@
         <w:ind w:left="360" w:firstLine="0" w:right="0"/>
         <w:jc w:val="left"/>
       </w:pPr>
-      <w:r>
-        <w:t xml:space="preserve">Auswandern – Ab in die USA, Kanada, Australien oder Neuseeland?</w:t>
-      </w:r>
+      <w:hyperlink r:id="rIdL46" w:history="1">
+        <w:r>
+          <w:rPr>
+            <w:color w:val="0563C1"/>
+            <w:u w:val="single"/>
+          </w:rPr>
+          <w:t>Auswandern – Ab in die USA, Kanada, Australien oder Neuseeland?</w:t>
+        </w:r>
+      </w:hyperlink>
     </w:p>
     <w:sectPr>
       <w:pgSz w:w="12240" w:h="15840"/>

--- a/EE - SERIES/Power_and_Energy_Book6.docx
+++ b/EE - SERIES/Power_and_Energy_Book6.docx
@@ -17724,6 +17724,26 @@
       </w:pPr>
       <w:r>
         <w:t xml:space="preserve">Packaging, Layout, EMC, and Test (Book 7)</w:t>
+      </w:r>
+    </w:p>
+    <w:p>
+      <w:pPr>
+        <w:spacing w:before="0" w:after="20"/>
+        <w:ind w:left="360" w:firstLine="0" w:right="0"/>
+        <w:jc w:val="left"/>
+      </w:pPr>
+      <w:r>
+        <w:t xml:space="preserve">Firmware and Software for Electronics (Book 8)</w:t>
+      </w:r>
+    </w:p>
+    <w:p>
+      <w:pPr>
+        <w:spacing w:before="0" w:after="20"/>
+        <w:ind w:left="360" w:firstLine="0" w:right="0"/>
+        <w:jc w:val="left"/>
+      </w:pPr>
+      <w:r>
+        <w:t xml:space="preserve">Test and Measurement Instruments (Book 9)</w:t>
       </w:r>
     </w:p>
     <w:p>

--- a/EE - SERIES/Power_and_Energy_Book6.docx
+++ b/EE - SERIES/Power_and_Energy_Book6.docx
@@ -23676,6 +23676,26 @@
       </w:hyperlink>
       <w:r>
         <w:t xml:space="preserve"> (Book 7)</w:t>
+      </w:r>
+    </w:p>
+    <w:p>
+      <w:pPr>
+        <w:spacing w:before="0" w:after="20"/>
+        <w:ind w:left="360" w:firstLine="0" w:right="0"/>
+        <w:jc w:val="left"/>
+      </w:pPr>
+      <w:r>
+        <w:t xml:space="preserve">Firmware and Software for Electronics (Book 8)</w:t>
+      </w:r>
+    </w:p>
+    <w:p>
+      <w:pPr>
+        <w:spacing w:before="0" w:after="20"/>
+        <w:ind w:left="360" w:firstLine="0" w:right="0"/>
+        <w:jc w:val="left"/>
+      </w:pPr>
+      <w:r>
+        <w:t xml:space="preserve">Test and Measurement Instruments (Book 9)</w:t>
       </w:r>
     </w:p>
     <w:p>

--- a/EE - SERIES/Power_and_Energy_Book6.docx
+++ b/EE - SERIES/Power_and_Energy_Book6.docx
@@ -11451,7 +11451,7 @@
     </w:p>
     <w:p>
       <w:r>
-        <w:t>When a fault occurs, only the protective device nearest to it should open, so that the rest of the installation keeps running. That requires the time-current characteristics of devices in series to be coordinated, the downstream one always clearing faster. For fuses of the same type, a ratio of rated currents of about 1.6 to 1 between upstream and downstream gives selectivity at all fault levels; for circuit breakers, manufacturers publish selectivity tables, and electronic trip units with short-time delays or zone-selective interlocking, a signal from the downstream breaker telling the upstream one to wait, achieve it at high fault currents. Selectivity and arc-flash protection pull in opposite directions, since delays that preserve selectivity also lengthen the arc, and the maintenance switch that temporarily removes the delay while people work on the gear is the common compromise.</w:t>
+        <w:t>When a fault occurs, only the protective device nearest to it should open, so that the rest of the installation keeps running. That requires the time-current characteristics of devices in series to be coordinated, the downstream one clearing before the upstream one. For same-type gG fuses complying with IEC 60269-2, a 1.6:1 upstream-to-downstream rated-current ratio is a standard total-selectivity rule. Check the selected products, system voltage, breaking capacity, and installation conditions before relying on it. Fuse-breaker combinations and circuit breakers require product-specific coordination data; electronic trip units with short-time delays or zone-selective interlocking (a signal from the downstream breaker telling the upstream one to wait) can achieve selectivity at high fault currents. Selectivity and arc-flash protection can conflict, since delays that preserve selectivity lengthen arc duration; a maintenance switch that temporarily removes the delay is one common compromise.</w:t>
       </w:r>
     </w:p>
     <w:p>
@@ -11518,7 +11518,7 @@
         <w:t xml:space="preserve">Solution. </w:t>
       </w:r>
       <w:r>
-        <w:t>1.6 × 63 A = 101 A, so the next standard size, 125 A, is safe, and 100 A is borderline. A breaker's magnetic trip opens instantaneously above its threshold, so for high fault currents it may open together with the fuse; only the manufacturer's selectivity table tells whether a given pair is selective up to the available fault current.</w:t>
+        <w:t>The 1.6:1 rule gives 1.6 x 63 A = 100.8 A, so 125 A is the first standard rating above that threshold; a 100 A fuse gives only 100/63 = 1.587. Treat 125 A as the rule-based candidate, not a complete field selection: confirm the selected fuse pair against manufacturer data, available fault current, system voltage, breaking capacity, and cable/overload coordination. A 100 A breaker is not shown selective by its rating alone; compare its trip curve and manufacturer coordination data with the fuse at the actual fault current.</w:t>
       </w:r>
     </w:p>
     <w:p>
@@ -11548,6 +11548,7 @@
     <w:p>
       <w:pPr>
         <w:pStyle w:val="Heading2"/>
+        <w:pageBreakBefore/>
       </w:pPr>
       <w:r>
         <w:t>Worked Example 17.6</w:t>
@@ -11572,7 +11573,7 @@
         <w:t xml:space="preserve">Solution. </w:t>
       </w:r>
       <w:r>
-        <w:t xml:space="preserve">The simplified 50 V touch-voltage criterion gives RA ≤ 50 V/0.03 A = 1667 Ω. This is an arithmetic ceiling, not an installation acceptance target: the applicable code may require a much lower measured electrode resistance, and the required disconnection time must also be met. In the UK context, IET guidance says the electrode resistance should be as low as practicable and values above 200 Ω may not be stable; soil and seasonal conditions matter. The stated leakage budget is less than 30 mA/3 = 10 mA. The ten supplies total 15 mA, so they exceed it by 5 mA. Although a compliant RCD must not operate at half its rated residual current, this leaves no margin for other loads or changing leakage; divide the loads across appropriately protected circuits and verify the installation under local rules. Do not raise the RCD rating where 30 mA additional protection is required.</w:t>
+        <w:t>RA &lt;= 50 V / 0.03 A = 1667 ohms is only the simplified touch-voltage ceiling; local code may require lower measured resistance and a specified disconnection time. UK IET guidance says use the lowest practicable resistance because values above 200 ohms may not be stable. The leakage budget is &lt;30 mA/3 = 10 mA, but ten supplies draw 15 mA. A compliant RCD must not trip at half rating, but that leaves no margin for other or changing leakage. Divide loads appropriately, verify under local rules, and never raise a required 30 mA protection rating.</w:t>
       </w:r>
     </w:p>
     <w:p>
@@ -18001,7 +18002,7 @@
     </w:p>
     <w:p>
       <w:r>
-        <w:t xml:space="preserve">IEEE 1584-2018 and NFPA 70E, for arc flash, and IEEE C57.12.00, for distribution transformers (Chapter 17). The IET, "Electric Shock and Prevention" and "RCDs: Selection, Types and Testing" FAQs, for additional-protection limits and current-duration effects; U.S. OSHA electrical-safety training material, "Classes of Ground-Fault Circuit-Interrupters" (Class A specification: 5 mA +/- 1 mA; training guidance, not a current regulation): https://www.osha.gov/sites/default/files/training-library_electrical.pdf. UL 943 specifies Class A GFCI thresholds; see UL Solutions, "Molded Case Circuit Breaker - Marking and Application Guide." https://www.ul.com/thecodeauthority/knowledge/circuit-breaker-guide https://electrical.theiet.org/bs-7671-18th-edition-wiring-regulations/faqs/webinar-questions-and-answers/electric-shock-and-prevention-webinar/ https://electrical.theiet.org/bs-7671-18th-edition-wiring-regulations/faqs/webinar-questions-and-answers/rcds-selection-types-and-testing-webinar/ </w:t>
+        <w:t xml:space="preserve">IEEE 1584-2018 and NFPA 70E, for arc flash, and IEEE C57.12.00, for distribution transformers (Chapter 17). ABB, "Selectivity with fuses," application guide for same-type gG fuses compliant with IEC 60269-2: https://new.abb.com/low-voltage/el/our-solutions/selectivity/focus-on/selectivity-with-fuses (accessed 13 October 2026). The IET, "Electric Shock and Prevention" and "RCDs: Selection, Types and Testing" FAQs, for additional-protection limits and current-duration effects; U.S. OSHA electrical-safety training material, "Classes of Ground-Fault Circuit-Interrupters" (Class A specification: 5 mA +/- 1 mA; training guidance, not a current regulation): https://www.osha.gov/sites/default/files/training-library_electrical.pdf. UL 943 specifies Class A GFCI thresholds; see UL Solutions, "Molded Case Circuit Breaker - Marking and Application Guide." https://www.ul.com/thecodeauthority/knowledge/circuit-breaker-guide https://electrical.theiet.org/bs-7671-18th-edition-wiring-regulations/faqs/webinar-questions-and-answers/electric-shock-and-prevention-webinar/ https://electrical.theiet.org/bs-7671-18th-edition-wiring-regulations/faqs/webinar-questions-and-answers/rcds-selection-types-and-testing-webinar/ </w:t>
       </w:r>
     </w:p>
     <w:p>

--- a/EE - SERIES/Power_and_Energy_Book6.docx
+++ b/EE - SERIES/Power_and_Energy_Book6.docx
@@ -15324,7 +15324,7 @@
         <w:t xml:space="preserve">5. </w:t>
       </w:r>
       <w:r>
-        <w:t>Waste falls from 52.6 kW to 30.9 kW, saving 21.7 kW, or 190 MWh per year.</w:t>
+        <w:t>For 1 MW of output, the 95% case draws 1000/0.95 = 1052.6 kW and wastes 52.6 kW. At 97%, input is 1000/0.97 = 1030.9 kW and waste is 30.9 kW, so the reduction is 21.7 kW. At continuous operation, 21.7 kW × 8760 h = 190,100 kWh, or about 190 MWh per year.</w:t>
       </w:r>
     </w:p>
     <w:p>

--- a/EE - SERIES/Power_and_Energy_Book6.docx
+++ b/EE - SERIES/Power_and_Energy_Book6.docx
@@ -7567,11 +7567,9 @@
         <w:rPr>
           <w:b/>
         </w:rPr>
-        <w:t xml:space="preserve">3. </w:t>
-      </w:r>
-      <w:r>
-        <w:t>A converter's per-cycle losses are 0.3 W at 1 MHz. What are they at an average burst rate of 20 kHz?</w:t>
-      </w:r>
+        <w:t>3. A converter's switching loss is 0.3 W at a 1 MHz switching rate. If burst mode reduces its average switching rate to 20 kHz and the energy lost per switching cycle stays constant, what is its average switching loss? Ignore controller quiescent and burst-transition losses.</w:t>
+      </w:r>
+      <w:r/>
     </w:p>
     <w:p>
       <w:r>
@@ -15984,7 +15982,7 @@
         <w:t xml:space="preserve">3. </w:t>
       </w:r>
       <w:r>
-        <w:t>3 × 20% = 60%.</w:t>
+        <w:t>The three balanced phase fundamentals are 120° apart, but multiplying that displacement by the third harmonic order gives 360°, so the three third-harmonic currents are in phase. Each is 0.20 times the fundamental phase current, so their neutral sum is 3 × 0.20 = 0.60, or 60% of the fundamental phase current. This is the third-harmonic component only; phase unbalance and other triplen harmonics also affect total neutral RMS current.</w:t>
       </w:r>
     </w:p>
     <w:p>
@@ -16431,7 +16429,7 @@
         <w:t xml:space="preserve">3. </w:t>
       </w:r>
       <w:r>
-        <w:t>0.006 W.</w:t>
+        <w:t>The energy lost per switching cycle is 0.3 W/(1 × 10⁶ s⁻¹) = 0.30 µJ. At 20 kHz, the average switching loss is 0.30 µJ × 20,000 s⁻¹ = 6.0 mW, or 0.006 W. This scales only the per-cycle switching loss; quiescent and burst-transition losses are excluded.</w:t>
       </w:r>
     </w:p>
     <w:p>

--- a/EE - SERIES/Power_and_Energy_Book6.docx
+++ b/EE - SERIES/Power_and_Energy_Book6.docx
@@ -17131,7 +17131,7 @@
         <w:t xml:space="preserve">3. </w:t>
       </w:r>
       <w:r>
-        <w:t>√(2/18) = 0.333.</w:t>
+        <w:t>Using the loss balance in §17.2, set rated-load copper loss times load fraction squared equal to core loss: 18x² = 2. Thus x = √(2/18) = 0.333, or about 33% of rated load, assuming core loss is constant and copper loss scales as x².</w:t>
       </w:r>
     </w:p>
     <w:p>

--- a/EE - SERIES/Power_and_Energy_Book6.docx
+++ b/EE - SERIES/Power_and_Energy_Book6.docx
@@ -5335,7 +5335,7 @@
     </w:p>
     <w:p>
       <w:r>
-        <w:t>During a pulse, the transformer's magnetizing current rises linearly and diverts current from the load, so the pulse top droops. For a load resistance R referred to the primary and magnetizing inductance Lm, the fractional droop is about Rτ/Lm. The leakage inductance and winding capacitance set the rise time and overshoot, so the designer must balance a large magnetizing inductance, which needs more turns, against small leakage and capacitance, which need fewer. The core must also be reset between pulses, so that its flux does not walk toward saturation.</w:t>
+        <w:t>The finite magnetizing inductance draws a growing current during a pulse; through PFN/source resistance this produces pulse-top droop. In the flat-top equivalent circuit, let R_PFN be the PFN/source resistance and R′_L the load referred to the primary. The magnetizing inductance sees R_eq = R′_L ∥ R_PFN, so the idealized pulse-top droop is D = 1 − exp[−τR_eq/Lm]. For small D, D ≈ τR_eq/Lm. This model isolates magnetizing-inductance droop; leakage inductance, winding capacitance, switching behavior, and core reset require separate checks. The designer balances high magnetizing inductance against leakage and capacitance, and must reset the core to prevent flux walk toward saturation.</w:t>
       </w:r>
     </w:p>
     <w:p>
@@ -5343,7 +5343,7 @@
         <w:jc w:val="center"/>
       </w:pPr>
       <w:r>
-        <w:t>droop ≈ R τ / Lm</w:t>
+        <w:t>D = 1 − exp[−τ(R′_L ∥ R_PFN)/Lm]</w:t>
       </w:r>
     </w:p>
     <w:p>
@@ -5355,6 +5355,7 @@
       </w:r>
     </w:p>
     <w:p>
+      <w:r/>
       <w:r>
         <w:rPr>
           <w:b/>
@@ -5362,7 +5363,7 @@
         <w:t xml:space="preserve">Problem. </w:t>
       </w:r>
       <w:r>
-        <w:t>For the modulator of Example 8.3, what primary magnetizing inductance limits the droop to 5%? What is it referred to the secondary?</w:t>
+        <w:t>For the matched modulator of Example 8.3, the PFN output impedance and the primary-referred load are each 10 Ω. What primary magnetizing inductance limits the 1 µs pulse-top droop to 5%? What is that inductance referred to the secondary of the 1:10 transformer?</w:t>
       </w:r>
     </w:p>
     <w:p>
@@ -5373,7 +5374,7 @@
         <w:t xml:space="preserve">Solution. </w:t>
       </w:r>
       <w:r>
-        <w:t>Lm ≥ Rτ/0.05 = 10 × 10⁻⁶/0.05 = 200 µH on the primary. Referred to the secondary, through the square of the 1:10 ratio, it is 20 mH, which is the same as computing with the 1 kΩ load directly: 1000 × 10⁻⁶/0.05 = 20 mH.</w:t>
+        <w:t>R_eq = 10 ∥ 10 = 5 Ω. From D = 1 − exp(−τR_eq/Lm), the minimum magnetizing inductance is Lm = τR_eq/ln[1/(1 − D)] = (1 µs)(5 Ω)/ln(1/0.95) = 97.5 µH on the primary. Referred to the secondary, multiply by 10²: 9.75 mH. The small-droop approximation gives 100 µH and 10 mH, respectively.</w:t>
       </w:r>
     </w:p>
     <w:p>
@@ -5596,6 +5597,7 @@
       </w:r>
     </w:p>
     <w:p>
+      <w:r/>
       <w:r>
         <w:rPr>
           <w:b/>
@@ -5603,7 +5605,7 @@
         <w:t xml:space="preserve">5. </w:t>
       </w:r>
       <w:r>
-        <w:t>A pulse transformer drives 50 Ω (primary-referred) for 2 µs. Find the magnetizing inductance for 2% droop.</w:t>
+        <w:t>A pulse transformer has a 50 Ω PFN output impedance matched to a 50 Ω primary-referred load. For a 2 µs pulse, find the primary magnetizing inductance that limits pulse-top droop to 2%.</w:t>
       </w:r>
     </w:p>
     <w:p>
@@ -15189,7 +15191,7 @@
     </w:p>
     <w:p>
       <w:r>
-        <w:t>Capacitor energy ½CV²; PFN: Ctotal = τ/(2Z0), Ltotal = τZ0/2, Vload = Vcharge/2; pulse droop ≈ Rτ/Lm. Air breakdown ≈ 3 kV/mm, uniform field.</w:t>
+        <w:t>Capacitor energy ½CV²; PFN: Ctotal = τ/(2Z0), Ltotal = τZ0/2, Vload = Vcharge/2; pulse droop D = 1 − exp(−τR_eq/Lm), R_eq = R′_L ∥ R_PFN; for small D, D ≈ τR_eq/Lm. Air breakdown ≈ 3 kV/mm, uniform field.</w:t>
       </w:r>
     </w:p>
     <w:p>
@@ -16128,7 +16130,7 @@
         <w:t xml:space="preserve">5. </w:t>
       </w:r>
       <w:r>
-        <w:t>50 × 2 × 10⁻⁶/0.02 = 5 mH.</w:t>
+        <w:t>R_eq = 50 ∥ 50 = 25 Ω. Lm = τR_eq/ln[1/(1 − D)] = (2 µs)(25 Ω)/ln(1/0.98) = 2.475 mH (about 2.5 mH).</w:t>
       </w:r>
     </w:p>
     <w:p>
@@ -17907,6 +17909,11 @@
     <w:p>
       <w:r>
         <w:t>Hansjoachim Bluhm, Pulsed Power Systems, and E. Kuffel, W. S. Zaengl, and J. Kuffel, High Voltage Engineering: Fundamentals, for Chapter 8; IEC 60664-1:2020+AMD1:2025 CSV for insulation coordination, clearance, and creepage (https://webstore.iec.ch/en/publication/107319); Microchip AN1471 for synchronous-buck MOSFET loss summation (https://ww1.microchip.com/downloads/aemDocuments/documents/OTH/ApplicationNotes/ApplicationNotes/01471A.pdf); IEC 61010-1:2010+AMD1:2016 CSV, clause 6.3.1, for accessible-part hazardous-live limits within the standard’s scope (measurement, control, and laboratory equipment). https://webstore.iec.ch/en/publication/59769; Infineon, Understanding and interpreting the CoolSiC MOSFET 1200 V datasheet (2025), Section 4.3.8, for voltage-dependent Coss and Eoss integration. https://www.infineon.com/assets/row/public/documents/60/42/infineon-an2025-10-understanding-and-interpreting-the-coolsic-mosfet-1200v-datasheet-applicationnotes-en.pdf</w:t>
+      </w:r>
+    </w:p>
+    <w:p>
+      <w:r>
+        <w:t>Yongfang Liu, Yonghua Wu, Xiaoxuan Zhou, and Jin Tong, ‘Design of a Pulse Transformer for X-band Klystron,’ ACES Journal, vol. 38, no. 9, pp. 734–740 (2023), doi:10.13052/2023.ACES.J.380914, equivalent-circuit flat-top droop model.</w:t>
       </w:r>
     </w:p>
     <w:p>

--- a/EE - SERIES/Power_and_Energy_Book6.docx
+++ b/EE - SERIES/Power_and_Energy_Book6.docx
@@ -17326,7 +17326,10 @@
         <w:t xml:space="preserve">1. </w:t>
       </w:r>
       <w:r>
-        <w:t>2 A.</w:t>
+        <w:rPr>
+          <w:b w:val="0"/>
+        </w:rPr>
+        <w:t>Iavg = Qg/t = 50 nC/25 ns = 2 A. This is the average during the stated transition; peak driver current can be higher.</w:t>
       </w:r>
     </w:p>
     <w:p>
@@ -17337,7 +17340,10 @@
         <w:t xml:space="preserve">2. </w:t>
       </w:r>
       <w:r>
-        <w:t>60 mW.</w:t>
+        <w:rPr>
+          <w:b w:val="0"/>
+        </w:rPr>
+        <w:t>Pgate = Qg Vdrive f = 50 nC x 12 V x 100 kHz = 60 mW. This ideal dynamic estimate excludes driver quiescent and supply-conversion losses.</w:t>
       </w:r>
     </w:p>
     <w:p>
@@ -17348,7 +17354,10 @@
         <w:t xml:space="preserve">3. </w:t>
       </w:r>
       <w:r>
-        <w:t>1 µF.</w:t>
+        <w:rPr>
+          <w:b w:val="0"/>
+        </w:rPr>
+        <w:t>Cmin = Qg/DeltaV = 30 nC/0.3 V = 100 nF; multiplying by ten gives 1 uF. Also check driver bias current, leakage, and refresh droop.</w:t>
       </w:r>
     </w:p>
     <w:p>
@@ -17359,7 +17368,10 @@
         <w:t xml:space="preserve">4. </w:t>
       </w:r>
       <w:r>
-        <w:t>0.4 A.</w:t>
+        <w:rPr>
+          <w:b w:val="0"/>
+        </w:rPr>
+        <w:t>Imiller = Cgd dv/dt = 5 pF x 80 V/ns = 0.4 A during the transition. The resulting gate-voltage excursion depends on gate impedance.</w:t>
       </w:r>
     </w:p>
     <w:p>

--- a/EE - SERIES/Power_and_Energy_Book6.docx
+++ b/EE - SERIES/Power_and_Energy_Book6.docx
@@ -17219,7 +17219,7 @@
         <w:t xml:space="preserve">1. </w:t>
       </w:r>
       <w:r>
-        <w:t>0.571.</w:t>
+        <w:t>ND = 2 x 0.3 = 0.6, so m = floor(ND) = 0. K = 2(0.3)(0.5 - 0.3)/[0.3(0.7)] = 0.571. Interleaving leaves 57.1% of one phase's ripple in this ideal model.</w:t>
       </w:r>
     </w:p>
     <w:p>
@@ -17230,7 +17230,7 @@
         <w:t xml:space="preserve">2. </w:t>
       </w:r>
       <w:r>
-        <w:t>0.818.</w:t>
+        <w:t>ND = 3/12 = 0.25, so m = 0. K = 3(1/12)(1/3 - 1/12)/[(1/12)(11/12)] = 0.818. The total ripple is 81.8% of one phase's ripple in this ideal model.</w:t>
       </w:r>
     </w:p>
     <w:p>
@@ -17241,7 +17241,7 @@
         <w:t xml:space="preserve">3. </w:t>
       </w:r>
       <w:r>
-        <w:t>0, perfect cancellation.</w:t>
+        <w:t>ND = 2 x 0.5 = 1, an integer, so the ideal formula gives K = 0 (perfect cancellation). Duty-cycle or timing mismatch can leave residual ripple in a real regulator.</w:t>
       </w:r>
     </w:p>
     <w:p>

--- a/EE - SERIES/Power_and_Energy_Book6.docx
+++ b/EE - SERIES/Power_and_Energy_Book6.docx
@@ -17252,7 +17252,7 @@
         <w:t xml:space="preserve">4. </w:t>
       </w:r>
       <w:r>
-        <w:t>0.05 mΩ.</w:t>
+        <w:t>For the positive droop magnitude, R_LL = 50 mV/1000 A = 0.00005 ohm = 0.05 milliohm. Under the load-line relation Vout = VID - R_LL * Iload, this is the positive slope relating the allowed voltage change to the load step.</w:t>
       </w:r>
     </w:p>
     <w:p>
@@ -17263,7 +17263,7 @@
         <w:t xml:space="preserve">5. </w:t>
       </w:r>
       <w:r>
-        <w:t>0.5 µs.</w:t>
+        <w:t>The ten phases provide a combined slew of 10 * 100 A per microsecond = 1000 A per microsecond. The 500 A step therefore takes 500 A/(1000 A per microsecond) = 0.5 microsecond, assuming all phases respond together and sustain the stated slew. Until they catch up, the output capacitors supply the current difference.</w:t>
       </w:r>
     </w:p>
     <w:p>

--- a/EE - SERIES/Power_and_Energy_Book6.docx
+++ b/EE - SERIES/Power_and_Energy_Book6.docx
@@ -17686,7 +17686,7 @@
         <w:t xml:space="preserve">1. </w:t>
       </w:r>
       <w:r>
-        <w:t>92.3%.</w:t>
+        <w:t>x = k^2 * Q1 * Q2 = 0.5^2 * 50 * 50 = 625. The formula gives eta_max = x/(1 + sqrt(1 + x))^2 = 92.3%. This is the ideal matched coil-link limit, not the wall-to-battery efficiency.</w:t>
       </w:r>
     </w:p>
     <w:p>
@@ -17697,7 +17697,7 @@
         <w:t xml:space="preserve">2. </w:t>
       </w:r>
       <w:r>
-        <w:t>81.9%.</w:t>
+        <w:t>x = k^2 * Q1 * Q2 = 0.05^2 * 200 * 200 = 100. The formula gives eta_max = x/(1 + sqrt(1 + x))^2 = 81.9%. This is the ideal matched coil-link limit, not the wall-to-battery efficiency.</w:t>
       </w:r>
     </w:p>
     <w:p>
@@ -17708,7 +17708,7 @@
         <w:t xml:space="preserve">3. </w:t>
       </w:r>
       <w:r>
-        <w:t>159 kHz.</w:t>
+        <w:t>Using f0 = 1/(2*pi*sqrt(L*C)), with L = 10 uH and C = 100 nF, f0 = 1/(2*pi*sqrt(10e-6 * 100e-9)) = 159 kHz.</w:t>
       </w:r>
     </w:p>
     <w:p>
@@ -17719,7 +17719,7 @@
         <w:t xml:space="preserve">4. </w:t>
       </w:r>
       <w:r>
-        <w:t>0.2.</w:t>
+        <w:t>k = M/sqrt(L1*L2) = 4 uH/sqrt(20 uH * 20 uH) = 0.20.</w:t>
       </w:r>
     </w:p>
     <w:p>

--- a/EE - SERIES/Power_and_Energy_Book6.docx
+++ b/EE - SERIES/Power_and_Energy_Book6.docx
@@ -17200,7 +17200,7 @@
         <w:t xml:space="preserve">9. </w:t>
       </w:r>
       <w:r>
-        <w:t>10 mA.</w:t>
+        <w:t>A one-third design budget is 30 mA/3 = 10 mA total across all connected loads. Keep combined continuous leakage below this value; it is a planning margin, not a change to the RCD rating or trip threshold.</w:t>
       </w:r>
     </w:p>
     <w:p>

--- a/EE - SERIES/Power_and_Energy_Book6.docx
+++ b/EE - SERIES/Power_and_Energy_Book6.docx
@@ -1892,7 +1892,7 @@
         <w:t xml:space="preserve">Solution. </w:t>
       </w:r>
       <w:r>
-        <w:t>The rms inductor current is √(20² + 3.90²/12) = 20.03 A. The high-side switch conducts for 8.3% of the time and the low-side for 91.7%, so conduction loss is 20.03² × (0.0833 × 0.002 + 0.917 × 0.001) = 0.43 W. The switching loss is ½ × 12 × 20 × 10 × 10⁻⁹ × 500 × 10³ = 0.60 W, and the inductor loses 20.03² × 0.001 = 0.40 W. The total is 1.44 W for 20 W out, an efficiency of 93.3%. At 0.8 V and higher currents, the same converter loses more of its efficiency, which is why processor regulators use many phases in parallel, each carrying 30 to 60 A.</w:t>
+        <w:t>The rms inductor current is √(20² + 3.90²/12) = 20.03 A. The high-side switch conducts for 8.3% of the time and the low-side for 91.7%, so conduction loss is 20.03² × (0.0833 × 0.002 + 0.917 × 0.001) = 0.43 W. The switching loss is ½ × 12 × 20 × 10 × 10⁻⁹ × 500 × 10³ = 0.60 W, and the inductor loses 20.03² × 0.001 = 0.40 W. The three modeled losses total 1.44 W. Dividing 20 W output by 21.44 W input gives 93.3% for this partial loss model, not the converter’s complete efficiency: gate-drive, output-capacitance, dead-time, controller, and other losses are omitted. Chapter 9 adds several switch losses to a more detailed estimate. At 0.8 V and higher currents, the same converter loses more of its efficiency, which is why processor regulators use many phases in parallel, each carrying 30 to 60 A.</w:t>
       </w:r>
     </w:p>
     <w:p>
@@ -4509,7 +4509,7 @@
     </w:p>
     <w:p>
       <w:r>
-        <w:t>Equipment drawing more than about 75 W on the public supply in Europe must meet the harmonic limits of IEC 61000-3-2, and server and data-center supplies are held to power factors above 0.95 or 0.99 by efficiency programs. The standard solution is a boost converter, Chapter 4's topology, placed after the bridge. Its controller shapes the inductor current to follow the rectified sine wave, so the line current is nearly sinusoidal and in phase with the voltage, and it delivers a DC bus of about 400 V to the isolated converter that follows. At higher powers, interleaved and bridgeless totem-pole PFC stages, made practical by gallium-nitride and silicon-carbide switches, remove the bridge's diode losses and reach 99% efficiency.</w:t>
+        <w:t>IEC 61000-3-2 limits harmonic current emissions from electrical and electronic equipment with a rated input current up to and including 16 A per phase when it is intended for connection to a public low-voltage distribution system. Its scope and limits depend on the equipment category, class, and specified test conditions; 75 W is not a universal threshold for every product. The standard solution for many mains supplies is a boost converter, Chapter 4’s topology, placed after the bridge. Its controller shapes the inductor current to follow the rectified sine wave, so the line current is nearly sinusoidal and in phase with the voltage, and it delivers a DC bus of about 400 V to the isolated converter that follows. At higher powers, interleaved and bridgeless totem-pole PFC stages, made practical by gallium-nitride and silicon-carbide switches, remove the bridge’s diode losses; actual efficiency depends on the design and operating point.</w:t>
       </w:r>
     </w:p>
     <w:p>
@@ -4721,7 +4721,7 @@
     </w:p>
     <w:p>
       <w:r>
-        <w:t>The rules that forced power-factor correction into every PC and television are IEC 61000-3-2 in Europe and its equivalents elsewhere, which limit the harmonic currents of equipment drawing up to 16 A per phase. Class D, for personal computers, monitors, and televisions from 75 to 600 W, sets limits in proportion to power: 3.4 mA per watt for the third harmonic, 1.9 mA/W for the fifth, 1.0 mA/W for the seventh, and so on. A capacitor-input rectifier, whose current flows in short peaks, produces a third harmonic close to its fundamental and fails by a wide margin above about 75 W, so even modest supplies need at least passive correction, and in practice active PFC is used from about 75 W upward.</w:t>
+        <w:t>IEC 61000-3-2 and related national or regional requirements limit harmonic currents for equipment within their stated scope; they did not impose one universal power-factor-correction rule on every PC and television. Under the current IEC standard, rated input current, intended supply connection, equipment category, class, and test conditions determine which limits apply. Class D includes defined categories such as personal computers, monitors, and television receivers; its limits are specified by harmonic and, for some components, in relation to power. A capacitor-input rectifier draws current in short peaks and may exceed the applicable limits, which is why many supplies use active power-factor correction. Check the current standard and product requirements for a particular design rather than treating 75 W as a universal legal trigger.</w:t>
       </w:r>
     </w:p>
     <w:p>
@@ -5355,26 +5355,25 @@
       </w:r>
     </w:p>
     <w:p>
-      <w:r/>
-      <w:r>
-        <w:rPr>
-          <w:b/>
-        </w:rPr>
-        <w:t xml:space="preserve">Problem. </w:t>
-      </w:r>
-      <w:r>
-        <w:t>For the matched modulator of Example 8.3, the PFN output impedance and the primary-referred load are each 10 Ω. What primary magnetizing inductance limits the 1 µs pulse-top droop to 5%? What is that inductance referred to the secondary of the 1:10 transformer?</w:t>
-      </w:r>
-    </w:p>
-    <w:p>
-      <w:r>
-        <w:rPr>
-          <w:b/>
-        </w:rPr>
-        <w:t xml:space="preserve">Solution. </w:t>
-      </w:r>
-      <w:r>
-        <w:t>R_eq = 10 ∥ 10 = 5 Ω. From D = 1 − exp(−τR_eq/Lm), the minimum magnetizing inductance is Lm = τR_eq/ln[1/(1 − D)] = (1 µs)(5 Ω)/ln(1/0.95) = 97.5 µH on the primary. Referred to the secondary, multiply by 10²: 9.75 mH. The small-droop approximation gives 100 µH and 10 mH, respectively.</w:t>
+      <w:r>
+        <w:rPr>
+          <w:b/>
+        </w:rPr>
+        <w:t xml:space="preserve">Problem. For the matched modulator of Example 8.3, the PFN output impedance and the primary-referred load are each 10 Ω. What primary magnetizing inductance limits the 1 μs pulse-top droop to 5%? What is that inductance referred to the secondary of the 1:10 transformer?</w:t>
+      </w:r>
+      <w:r>
+        <w:t/>
+      </w:r>
+    </w:p>
+    <w:p>
+      <w:r>
+        <w:rPr>
+          <w:b/>
+        </w:rPr>
+        <w:t xml:space="preserve">Solution. R_eq = 10 ∥ 10 = 5 Ω. From D = 1 − exp(−τR_eq/Lm), the minimum magnetizing inductance is Lm = τR_eq/ln[1/(1 − D)] = (1 μs)(5 Ω)/ln(1/0.95) = 97.5 μH on the primary. Referred to the secondary, multiply by 10²: 9.75 mH. The small-droop approximation gives 100 μH and 10 mH, respectively.</w:t>
+      </w:r>
+      <w:r>
+        <w:t/>
       </w:r>
     </w:p>
     <w:p>
@@ -5597,15 +5596,14 @@
       </w:r>
     </w:p>
     <w:p>
-      <w:r/>
-      <w:r>
-        <w:rPr>
-          <w:b/>
-        </w:rPr>
-        <w:t xml:space="preserve">5. </w:t>
-      </w:r>
-      <w:r>
-        <w:t>A pulse transformer has a 50 Ω PFN output impedance matched to a 50 Ω primary-referred load. For a 2 µs pulse, find the primary magnetizing inductance that limits pulse-top droop to 2%.</w:t>
+      <w:r>
+        <w:rPr>
+          <w:b/>
+        </w:rPr>
+        <w:t xml:space="preserve">5. A pulse transformer has a 50 Ω PFN output impedance matched to a 50 Ω primary-referred load. For a 2 µs pulse, estimate the primary magnetizing inductance for 2% pulse-top droop using the small-droop model.</w:t>
+      </w:r>
+      <w:r>
+        <w:t/>
       </w:r>
     </w:p>
     <w:p>
@@ -6132,7 +6130,7 @@
     </w:p>
     <w:p>
       <w:r>
-        <w:t>Once the losses are known, the thermal path must remove them. The junction temperature is the ambient plus the loss times the sum of thermal resistances in the path: junction to case, from the data sheet; case to heatsink, set by the interface material, typically 0.1 to 0.5 ?C/W for a TO-247 with a good pad or grease; and heatsink to ambient, which the designer chooses. Subtracting the first two from the total allowed gives the heatsink's required resistance. Airflow changes heatsink-to-ambient resistance; Texas Instruments gives one power-tool example in which 100 LFM reduces PCB-surface-to-ambient thermal resistance by about half. That result depends on the airflow and geometry. Liquid cold plates can provide low-resistance paths to coolant, but compare ratings only when the flow, coolant, mounting interface, and temperature reference are specified. The cooling method for a high-power converter or accelerator board depends on its losses, power density, enclosure, available airflow, acoustic limits, reliability, and service requirements.</w:t>
+        <w:t>Once the losses are known, the thermal path must remove them. The junction temperature is the ambient plus the loss times the sum of thermal resistances in the path: junction to case, from the data sheet; case to heatsink, set by the interface material, typically 0.1 to 0.5 °C/W for a TO-247 with a good pad or grease; and heatsink to ambient, which the designer chooses. Subtracting the first two from the total allowed gives the heatsink's required resistance. Airflow changes heatsink-to-ambient resistance; Texas Instruments gives one power-tool example in which 100 LFM reduces PCB-surface-to-ambient thermal resistance by about half. That result depends on the airflow and geometry. Liquid cold plates can provide low-resistance paths to coolant, but compare ratings only when the flow, coolant, mounting interface, and temperature reference are specified. The cooling method for a high-power converter or accelerator board depends on its losses, power density, enclosure, available airflow, acoustic limits, reliability, and service requirements.</w:t>
       </w:r>
     </w:p>
     <w:p>
@@ -7565,13 +7563,18 @@
       </w:r>
     </w:p>
     <w:p>
-      <w:r>
-        <w:rPr>
-          <w:b/>
-        </w:rPr>
-        <w:t>3. A converter's switching loss is 0.3 W at a 1 MHz switching rate. If burst mode reduces its average switching rate to 20 kHz and the energy lost per switching cycle stays constant, what is its average switching loss? Ignore controller quiescent and burst-transition losses.</w:t>
-      </w:r>
-      <w:r/>
+      <w:pPr>
+        <w:keepLines/>
+      </w:pPr>
+      <w:r>
+        <w:rPr>
+          <w:b/>
+        </w:rPr>
+        <w:t xml:space="preserve">3. At 1 MHz, a converter's switching loss is 0.3 W. If burst mode reduces its average switching rate to 20 kHz while energy lost per switching cycle stays constant, what is the average switching loss? Ignore controller quiescent and burst-transition losses.</w:t>
+      </w:r>
+      <w:r>
+        <w:t/>
+      </w:r>
     </w:p>
     <w:p>
       <w:r>
@@ -10694,7 +10697,7 @@
     </w:p>
     <w:p>
       <w:r>
-        <w:t>When a fault on the transmission system depresses the voltage, older codes let small generators disconnect; with large shares of inverter-based generation, mass disconnection could turn a local fault into a blackout, as several events in the late 2010s demonstrated. Modern codes require ride-through: the plant must stay connected through specified voltage and frequency excursions for specified times and inject reactive current during the dip. Most inverters today are grid-following: they measure the grid's voltage with a phase-locked loop and inject current synchronized to it. Grid-forming inverters instead behave as voltage sources with their own internal frequency reference, emulating inertia and able to support a weak grid or restart one; their adoption is a major trend of the mid-2020s.</w:t>
+        <w:t>Most inverter-based resources have traditionally used grid-following controls: they measure grid voltage with a phase-locked loop and inject synchronized current. Grid-forming controls regulate an internal voltage phasor and can support voltage and frequency under specified conditions. Some designs add fast frequency response or virtual-inertia behavior; grid-forming operation does not automatically provide synchronous inertia, and it does not by itself guarantee black-start capability. Those capabilities depend on the control design, available energy, protection, and system conditions.</w:t>
       </w:r>
     </w:p>
     <w:p>
@@ -11451,7 +11454,7 @@
     </w:p>
     <w:p>
       <w:r>
-        <w:t>When a fault occurs, only the protective device nearest to it should open, so that the rest of the installation keeps running. That requires the time-current characteristics of devices in series to be coordinated, the downstream one clearing before the upstream one. For same-type gG fuses complying with IEC 60269-2, a 1.6:1 upstream-to-downstream rated-current ratio is a standard total-selectivity rule. Check the selected products, system voltage, breaking capacity, and installation conditions before relying on it. Fuse-breaker combinations and circuit breakers require product-specific coordination data; electronic trip units with short-time delays or zone-selective interlocking (a signal from the downstream breaker telling the upstream one to wait) can achieve selectivity at high fault currents. Selectivity and arc-flash protection can conflict, since delays that preserve selectivity lengthen arc duration; a maintenance switch that temporarily removes the delay is one common compromise.</w:t>
+        <w:t>When a fault occurs, only the protective device nearest to it should open, so that the rest of the installation keeps running. That requires the time-current characteristics of devices in series to be coordinated, the downstream one always clearing faster. For fuses of the same type, a ratio of rated currents of about 1.6 to 1 between upstream and downstream gives selectivity at all fault levels; for circuit breakers, manufacturers publish selectivity tables, and electronic trip units with short-time delays or zone-selective interlocking, a signal from the downstream breaker telling the upstream one to wait, achieve it at high fault currents. Selectivity and arc-flash protection pull in opposite directions, since delays that preserve selectivity also lengthen the arc, and the maintenance switch that temporarily removes the delay while people work on the gear is the common compromise.</w:t>
       </w:r>
     </w:p>
     <w:p>
@@ -11518,7 +11521,7 @@
         <w:t xml:space="preserve">Solution. </w:t>
       </w:r>
       <w:r>
-        <w:t>The 1.6:1 rule gives 1.6 x 63 A = 100.8 A, so 125 A is the first standard rating above that threshold; a 100 A fuse gives only 100/63 = 1.587. Treat 125 A as the rule-based candidate, not a complete field selection: confirm the selected fuse pair against manufacturer data, available fault current, system voltage, breaking capacity, and cable/overload coordination. A 100 A breaker is not shown selective by its rating alone; compare its trip curve and manufacturer coordination data with the fuse at the actual fault current.</w:t>
+        <w:t>1.6 × 63 A = 101 A, so the next standard size, 125 A, is safe, and 100 A is borderline. A breaker's magnetic trip opens instantaneously above its threshold, so for high fault currents it may open together with the fuse; only the manufacturer's selectivity table tells whether a given pair is selective up to the available fault current.</w:t>
       </w:r>
     </w:p>
     <w:p>
@@ -11548,7 +11551,6 @@
     <w:p>
       <w:pPr>
         <w:pStyle w:val="Heading2"/>
-        <w:pageBreakBefore/>
       </w:pPr>
       <w:r>
         <w:t>Worked Example 17.6</w:t>
@@ -11573,7 +11575,7 @@
         <w:t xml:space="preserve">Solution. </w:t>
       </w:r>
       <w:r>
-        <w:t>RA &lt;= 50 V / 0.03 A = 1667 ohms is only the simplified touch-voltage ceiling; local code may require lower measured resistance and a specified disconnection time. UK IET guidance says use the lowest practicable resistance because values above 200 ohms may not be stable. The leakage budget is &lt;30 mA/3 = 10 mA, but ten supplies draw 15 mA. A compliant RCD must not trip at half rating, but that leaves no margin for other or changing leakage. Divide loads appropriately, verify under local rules, and never raise a required 30 mA protection rating.</w:t>
+        <w:t xml:space="preserve">The simplified 50 V touch-voltage criterion gives RA ≤ 50 V/0.03 A = 1667 Ω. This is an arithmetic ceiling, not an installation acceptance target: the applicable code may require a much lower measured electrode resistance, and the required disconnection time must also be met. In the UK context, IET guidance says the electrode resistance should be as low as practicable and values above 200 Ω may not be stable; soil and seasonal conditions matter. The stated leakage budget is less than 30 mA/3 = 10 mA. The ten supplies total 15 mA, so they exceed it by 5 mA. Although a compliant RCD must not operate at half its rated residual current, this leaves no margin for other loads or changing leakage; divide the loads across appropriately protected circuits and verify the installation under local rules. Do not raise the RCD rating where 30 mA additional protection is required.</w:t>
       </w:r>
     </w:p>
     <w:p>
@@ -11600,7 +11602,7 @@
         <w:spacing w:after="120"/>
       </w:pPr>
       <w:r>
-        <w:t>Before opening a panel, read its arc-flash label and wear what it calls for; then verify that the circuit is dead with a tester that you have checked on a known live source a moment before. When two protective devices trip together, compare their time-current curves at the actual fault current, not at their ratings. When an RCD trips at random, measure the leakage of the loads it feeds before replacing it.</w:t>
+        <w:t>Electrical work must be performed by qualified people under the applicable local rules and site procedure. Before opening a panel, identify all energy sources, isolate them, apply the required lockout/tagout, and address stored energy. Use an approved voltage tester: prove it works on a proving unit or known live source, test for absence of voltage at all relevant conductors, then prove the tester again. Follow the site’s arc-flash assessment and required protective equipment; a dead reading does not replace the isolation procedure. When two protective devices trip together, compare their time-current curves at the actual fault current, not at their ratings. When an RCD trips at random, measure the leakage of the loads it feeds before replacing it.</w:t>
       </w:r>
     </w:p>
     <w:p>
@@ -15191,7 +15193,7 @@
     </w:p>
     <w:p>
       <w:r>
-        <w:t>Capacitor energy ½CV²; PFN: Ctotal = τ/(2Z0), Ltotal = τZ0/2, Vload = Vcharge/2; pulse droop D = 1 − exp(−τR_eq/Lm), R_eq = R′_L ∥ R_PFN; for small D, D ≈ τR_eq/Lm. Air breakdown ≈ 3 kV/mm, uniform field.</w:t>
+        <w:t>Capacitor energy ½CV²; PFN: Ctotal = τ/(2Z0), Ltotal = τZ0/2, Vload = Vcharge/2; pulse droop ≈ Rτ/Lm. Air breakdown ≈ 3 kV/mm, uniform field.</w:t>
       </w:r>
     </w:p>
     <w:p>
@@ -15324,7 +15326,7 @@
         <w:t xml:space="preserve">5. </w:t>
       </w:r>
       <w:r>
-        <w:t>For 1 MW of output, the 95% case draws 1000/0.95 = 1052.6 kW and wastes 52.6 kW. At 97%, input is 1000/0.97 = 1030.9 kW and waste is 30.9 kW, so the reduction is 21.7 kW. At continuous operation, 21.7 kW × 8760 h = 190,100 kWh, or about 190 MWh per year.</w:t>
+        <w:t>Waste falls from 52.6 kW to 30.9 kW, saving 21.7 kW, or 190 MWh per year.</w:t>
       </w:r>
     </w:p>
     <w:p>
@@ -15984,7 +15986,7 @@
         <w:t xml:space="preserve">3. </w:t>
       </w:r>
       <w:r>
-        <w:t>The three balanced phase fundamentals are 120° apart, but multiplying that displacement by the third harmonic order gives 360°, so the three third-harmonic currents are in phase. Each is 0.20 times the fundamental phase current, so their neutral sum is 3 × 0.20 = 0.60, or 60% of the fundamental phase current. This is the third-harmonic component only; phase unbalance and other triplen harmonics also affect total neutral RMS current.</w:t>
+        <w:t>3 × 20% = 60%.</w:t>
       </w:r>
     </w:p>
     <w:p>
@@ -16127,10 +16129,10 @@
         <w:rPr>
           <w:b/>
         </w:rPr>
-        <w:t xml:space="preserve">5. </w:t>
-      </w:r>
-      <w:r>
-        <w:t>R_eq = 50 ∥ 50 = 25 Ω. Lm = τR_eq/ln[1/(1 − D)] = (2 µs)(25 Ω)/ln(1/0.98) = 2.475 mH (about 2.5 mH).</w:t>
+        <w:t xml:space="preserve">5. The magnetizing inductance sees 50 Ω ∥ 50 Ω = 25 Ω. Using the small-droop model, Lm ≈ τReq/D = (2 µs)(25 Ω)/0.02 = 2.5 mH.</w:t>
+      </w:r>
+      <w:r>
+        <w:t/>
       </w:r>
     </w:p>
     <w:p>
@@ -16431,7 +16433,7 @@
         <w:t xml:space="preserve">3. </w:t>
       </w:r>
       <w:r>
-        <w:t>The energy lost per switching cycle is 0.3 W/(1 × 10⁶ s⁻¹) = 0.30 µJ. At 20 kHz, the average switching loss is 0.30 µJ × 20,000 s⁻¹ = 6.0 mW, or 0.006 W. This scales only the per-cycle switching loss; quiescent and burst-transition losses are excluded.</w:t>
+        <w:t>0.006 W.</w:t>
       </w:r>
     </w:p>
     <w:p>
@@ -17133,7 +17135,7 @@
         <w:t xml:space="preserve">3. </w:t>
       </w:r>
       <w:r>
-        <w:t>Using the loss balance in §17.2, set rated-load copper loss times load fraction squared equal to core loss: 18x² = 2. Thus x = √(2/18) = 0.333, or about 33% of rated load, assuming core loss is constant and copper loss scales as x².</w:t>
+        <w:t>√(2/18) = 0.333.</w:t>
       </w:r>
     </w:p>
     <w:p>
@@ -17200,7 +17202,7 @@
         <w:t xml:space="preserve">9. </w:t>
       </w:r>
       <w:r>
-        <w:t>A one-third design budget is 30 mA/3 = 10 mA total across all connected loads. Keep combined continuous leakage below this value; it is a planning margin, not a change to the RCD rating or trip threshold.</w:t>
+        <w:t>10 mA.</w:t>
       </w:r>
     </w:p>
     <w:p>
@@ -17219,7 +17221,7 @@
         <w:t xml:space="preserve">1. </w:t>
       </w:r>
       <w:r>
-        <w:t>ND = 2 x 0.3 = 0.6, so m = floor(ND) = 0. K = 2(0.3)(0.5 - 0.3)/[0.3(0.7)] = 0.571. Interleaving leaves 57.1% of one phase's ripple in this ideal model.</w:t>
+        <w:t>0.571.</w:t>
       </w:r>
     </w:p>
     <w:p>
@@ -17230,7 +17232,7 @@
         <w:t xml:space="preserve">2. </w:t>
       </w:r>
       <w:r>
-        <w:t>ND = 3/12 = 0.25, so m = 0. K = 3(1/12)(1/3 - 1/12)/[(1/12)(11/12)] = 0.818. The total ripple is 81.8% of one phase's ripple in this ideal model.</w:t>
+        <w:t>0.818.</w:t>
       </w:r>
     </w:p>
     <w:p>
@@ -17241,7 +17243,7 @@
         <w:t xml:space="preserve">3. </w:t>
       </w:r>
       <w:r>
-        <w:t>ND = 2 x 0.5 = 1, an integer, so the ideal formula gives K = 0 (perfect cancellation). Duty-cycle or timing mismatch can leave residual ripple in a real regulator.</w:t>
+        <w:t>0, perfect cancellation.</w:t>
       </w:r>
     </w:p>
     <w:p>
@@ -17252,7 +17254,7 @@
         <w:t xml:space="preserve">4. </w:t>
       </w:r>
       <w:r>
-        <w:t>For the positive droop magnitude, R_LL = 50 mV/1000 A = 0.00005 ohm = 0.05 milliohm. Under the load-line relation Vout = VID - R_LL * Iload, this is the positive slope relating the allowed voltage change to the load step.</w:t>
+        <w:t>0.05 mΩ.</w:t>
       </w:r>
     </w:p>
     <w:p>
@@ -17263,7 +17265,7 @@
         <w:t xml:space="preserve">5. </w:t>
       </w:r>
       <w:r>
-        <w:t>The ten phases provide a combined slew of 10 * 100 A per microsecond = 1000 A per microsecond. The 500 A step therefore takes 500 A/(1000 A per microsecond) = 0.5 microsecond, assuming all phases respond together and sustain the stated slew. Until they catch up, the output capacitors supply the current difference.</w:t>
+        <w:t>0.5 µs.</w:t>
       </w:r>
     </w:p>
     <w:p>
@@ -17326,10 +17328,7 @@
         <w:t xml:space="preserve">1. </w:t>
       </w:r>
       <w:r>
-        <w:rPr>
-          <w:b w:val="0"/>
-        </w:rPr>
-        <w:t>Iavg = Qg/t = 50 nC/25 ns = 2 A. This is the average during the stated transition; peak driver current can be higher.</w:t>
+        <w:t>2 A.</w:t>
       </w:r>
     </w:p>
     <w:p>
@@ -17340,10 +17339,7 @@
         <w:t xml:space="preserve">2. </w:t>
       </w:r>
       <w:r>
-        <w:rPr>
-          <w:b w:val="0"/>
-        </w:rPr>
-        <w:t>Pgate = Qg Vdrive f = 50 nC x 12 V x 100 kHz = 60 mW. This ideal dynamic estimate excludes driver quiescent and supply-conversion losses.</w:t>
+        <w:t>60 mW.</w:t>
       </w:r>
     </w:p>
     <w:p>
@@ -17354,10 +17350,7 @@
         <w:t xml:space="preserve">3. </w:t>
       </w:r>
       <w:r>
-        <w:rPr>
-          <w:b w:val="0"/>
-        </w:rPr>
-        <w:t>Cmin = Qg/DeltaV = 30 nC/0.3 V = 100 nF; multiplying by ten gives 1 uF. Also check driver bias current, leakage, and refresh droop.</w:t>
+        <w:t>1 µF.</w:t>
       </w:r>
     </w:p>
     <w:p>
@@ -17368,10 +17361,7 @@
         <w:t xml:space="preserve">4. </w:t>
       </w:r>
       <w:r>
-        <w:rPr>
-          <w:b w:val="0"/>
-        </w:rPr>
-        <w:t>Imiller = Cgd dv/dt = 5 pF x 80 V/ns = 0.4 A during the transition. The resulting gate-voltage excursion depends on gate impedance.</w:t>
+        <w:t>0.4 A.</w:t>
       </w:r>
     </w:p>
     <w:p>
@@ -17686,7 +17676,7 @@
         <w:t xml:space="preserve">1. </w:t>
       </w:r>
       <w:r>
-        <w:t>x = k^2 * Q1 * Q2 = 0.5^2 * 50 * 50 = 625. The formula gives eta_max = x/(1 + sqrt(1 + x))^2 = 92.3%. This is the ideal matched coil-link limit, not the wall-to-battery efficiency.</w:t>
+        <w:t>92.3%.</w:t>
       </w:r>
     </w:p>
     <w:p>
@@ -17697,7 +17687,7 @@
         <w:t xml:space="preserve">2. </w:t>
       </w:r>
       <w:r>
-        <w:t>x = k^2 * Q1 * Q2 = 0.05^2 * 200 * 200 = 100. The formula gives eta_max = x/(1 + sqrt(1 + x))^2 = 81.9%. This is the ideal matched coil-link limit, not the wall-to-battery efficiency.</w:t>
+        <w:t>81.9%.</w:t>
       </w:r>
     </w:p>
     <w:p>
@@ -17708,7 +17698,7 @@
         <w:t xml:space="preserve">3. </w:t>
       </w:r>
       <w:r>
-        <w:t>Using f0 = 1/(2*pi*sqrt(L*C)), with L = 10 uH and C = 100 nF, f0 = 1/(2*pi*sqrt(10e-6 * 100e-9)) = 159 kHz.</w:t>
+        <w:t>159 kHz.</w:t>
       </w:r>
     </w:p>
     <w:p>
@@ -17719,7 +17709,7 @@
         <w:t xml:space="preserve">4. </w:t>
       </w:r>
       <w:r>
-        <w:t>k = M/sqrt(L1*L2) = 4 uH/sqrt(20 uH * 20 uH) = 0.20.</w:t>
+        <w:t>0.2.</w:t>
       </w:r>
     </w:p>
     <w:p>
@@ -17907,6 +17897,9 @@
       <w:r>
         <w:t>, for rectifiers, PFC, and three-phase systems; IEC 61000-3-2, IEEE 1547-2018, and EN 50549 for Chapter 7.</w:t>
       </w:r>
+      <w:r>
+        <w:t>; IEC, IEC 61000-3-2:2018+AMD1:2020+AMD2:2024, scope and current consolidated edition: https://webstore.iec.ch/en/publication/28164</w:t>
+      </w:r>
     </w:p>
     <w:p>
       <w:r>
@@ -17921,11 +17914,6 @@
     <w:p>
       <w:r>
         <w:t>Hansjoachim Bluhm, Pulsed Power Systems, and E. Kuffel, W. S. Zaengl, and J. Kuffel, High Voltage Engineering: Fundamentals, for Chapter 8; IEC 60664-1:2020+AMD1:2025 CSV for insulation coordination, clearance, and creepage (https://webstore.iec.ch/en/publication/107319); Microchip AN1471 for synchronous-buck MOSFET loss summation (https://ww1.microchip.com/downloads/aemDocuments/documents/OTH/ApplicationNotes/ApplicationNotes/01471A.pdf); IEC 61010-1:2010+AMD1:2016 CSV, clause 6.3.1, for accessible-part hazardous-live limits within the standard’s scope (measurement, control, and laboratory equipment). https://webstore.iec.ch/en/publication/59769; Infineon, Understanding and interpreting the CoolSiC MOSFET 1200 V datasheet (2025), Section 4.3.8, for voltage-dependent Coss and Eoss integration. https://www.infineon.com/assets/row/public/documents/60/42/infineon-an2025-10-understanding-and-interpreting-the-coolsic-mosfet-1200v-datasheet-applicationnotes-en.pdf</w:t>
-      </w:r>
-    </w:p>
-    <w:p>
-      <w:r>
-        <w:t>Yongfang Liu, Yonghua Wu, Xiaoxuan Zhou, and Jin Tong, ‘Design of a Pulse Transformer for X-band Klystron,’ ACES Journal, vol. 38, no. 9, pp. 734–740 (2023), doi:10.13052/2023.ACES.J.380914, equivalent-circuit flat-top droop model.</w:t>
       </w:r>
     </w:p>
     <w:p>
@@ -18019,7 +18007,7 @@
     </w:p>
     <w:p>
       <w:r>
-        <w:t xml:space="preserve">IEEE 1584-2018 and NFPA 70E, for arc flash, and IEEE C57.12.00, for distribution transformers (Chapter 17). ABB, "Selectivity with fuses," application guide for same-type gG fuses compliant with IEC 60269-2: https://new.abb.com/low-voltage/el/our-solutions/selectivity/focus-on/selectivity-with-fuses (accessed 13 October 2026). The IET, "Electric Shock and Prevention" and "RCDs: Selection, Types and Testing" FAQs, for additional-protection limits and current-duration effects; U.S. OSHA electrical-safety training material, "Classes of Ground-Fault Circuit-Interrupters" (Class A specification: 5 mA +/- 1 mA; training guidance, not a current regulation): https://www.osha.gov/sites/default/files/training-library_electrical.pdf. UL 943 specifies Class A GFCI thresholds; see UL Solutions, "Molded Case Circuit Breaker - Marking and Application Guide." https://www.ul.com/thecodeauthority/knowledge/circuit-breaker-guide https://electrical.theiet.org/bs-7671-18th-edition-wiring-regulations/faqs/webinar-questions-and-answers/electric-shock-and-prevention-webinar/ https://electrical.theiet.org/bs-7671-18th-edition-wiring-regulations/faqs/webinar-questions-and-answers/rcds-selection-types-and-testing-webinar/ </w:t>
+        <w:t>IEEE 1584-2018 and NFPA 70E, for arc flash, and IEEE C57.12.00, for distribution transformers (Chapter 17). The IET, "Electric Shock and Prevention" and "RCDs: Selection, Types and Testing" FAQs, for additional-protection limits and current-duration effects; U.S. OSHA electrical-safety training material, "Classes of Ground-Fault Circuit-Interrupters" (Class A specification: 5 mA +/- 1 mA; training guidance, not a current regulation): https://www.osha.gov/sites/default/files/training-library_electrical.pdf. UL 943 specifies Class A GFCI thresholds; see UL Solutions, "Molded Case Circuit Breaker - Marking and Application Guide." https://www.ul.com/thecodeauthority/knowledge/circuit-breaker-guide https://electrical.theiet.org/bs-7671-18th-edition-wiring-regulations/faqs/webinar-questions-and-answers/electric-shock-and-prevention-webinar/ https://electrical.theiet.org/bs-7671-18th-edition-wiring-regulations/faqs/webinar-questions-and-answers/rcds-selection-types-and-testing-webinar/ ; Electrical Safety First, Best Practice Guide 2, Safe isolation procedures (prove the approved tester before and after testing): https://www.electricalsafetyfirst.org.uk/media/btoiv1h5/best_practice-guide-2_issue-4-2.pdf</w:t>
       </w:r>
     </w:p>
     <w:p>
@@ -18074,34 +18062,34 @@
     </w:p>
     <w:p>
       <w:pPr>
-        <w:pageBreakBefore/>
+        <w:pStyle w:val="Heading1"/>
+      </w:pPr>
+      <w:bookmarkStart w:id="29" w:name="_TocAll0030"/>
+      <w:bookmarkEnd w:id="29"/>
+      <w:r>
+        <w:t>About the Author</w:t>
+      </w:r>
+    </w:p>
+    <w:p>
+      <w:r>
+        <w:t>Lothar J. Musiol is a graduate of Munich University of Applied Sciences who spent more than forty years in the semiconductor industry, first at Germany's largest company in the field, then at a string of American start-ups. He studied physics alongside all of it, seriously enough to know exactly how much he is simplifying. Dual citizenship, put to its most sensible use, lets him split his time between San Clemente, California, and Passau, Bavaria, where Austria begins at the garden fence. The household includes one married daughter, one grumpy Teacup Pomeranian named Gucci, and eleven chickens, listed in order of seniority rather than volume.</w:t>
+      </w:r>
+    </w:p>
+    <w:p>
+      <w:r>
+        <w:t>He writes to make complex ideas clearer and more engaging than most treatments manage, without ever pretending they are simpler than they actually are.</w:t>
+      </w:r>
+    </w:p>
+    <w:p>
+      <w:pPr>
+        <w:pageBreakBefore w:val="0"/>
       </w:pPr>
       <w:r>
         <w:rPr>
           <w:i/>
           <w:iCs/>
         </w:rPr>
-        <w:t>If this book gave you something, a laugh, an idea, or a better question, I'd love to hear about it. A short review on Amazon, even a sentence or two, helps other curious readers find it, and I read every one.</w:t>
-      </w:r>
-    </w:p>
-    <w:p>
-      <w:pPr>
-        <w:pStyle w:val="Heading1"/>
-      </w:pPr>
-      <w:bookmarkStart w:id="29" w:name="_TocAll0030"/>
-      <w:bookmarkEnd w:id="29"/>
-      <w:r>
-        <w:t>About the Author</w:t>
-      </w:r>
-    </w:p>
-    <w:p>
-      <w:r>
-        <w:t>Lothar J. Musiol is a graduate of Munich University of Applied Sciences who spent more than forty years in the semiconductor industry, first at Germany's largest company in the field, then at a string of American start-ups. He studied physics alongside all of it, seriously enough to know exactly how much he is simplifying. Dual citizenship, put to its most sensible use, lets him split his time between San Clemente, California, and Passau, Bavaria, where Austria begins at the garden fence. The household includes one married daughter, one grumpy Teacup Pomeranian named Gucci, and eleven chickens, listed in order of seniority rather than volume.</w:t>
-      </w:r>
-    </w:p>
-    <w:p>
-      <w:r>
-        <w:t>He writes to make complex ideas clearer and more engaging than most treatments manage, without ever pretending they are simpler than they actually are.</w:t>
+        <w:t>If this book helped you make sense of a converter, a short Amazon review would help another reader decide whether it is for them. Even a sentence is useful.</w:t>
       </w:r>
     </w:p>
     <w:p>
@@ -18690,6 +18678,15 @@
     </w:p>
     <w:p>
       <w:pPr>
+        <w:spacing w:after="20"/>
+        <w:ind w:left="360"/>
+      </w:pPr>
+      <w:r>
+        <w:t>The Digital Twin: A British Comedy of Identity (Brave New Times, Book 1), Lothar J. Musiol writing as Rob O. Taylor</w:t>
+      </w:r>
+    </w:p>
+    <w:p>
+      <w:pPr>
         <w:keepNext/>
         <w:spacing w:before="160" w:after="40"/>
       </w:pPr>
@@ -18716,8 +18713,8 @@
       </w:hyperlink>
     </w:p>
     <w:sectPr>
-      <w:pgSz w:w="12240" w:h="15840"/>
-      <w:pgMar w:top="1440" w:right="1440" w:bottom="1440" w:left="1440" w:header="720" w:footer="720" w:gutter="0"/>
+      <w:pgSz w:w="5184" w:h="6912"/>
+      <w:pgMar w:top="432" w:right="432" w:bottom="432" w:left="432" w:header="720" w:footer="720" w:gutter="0"/>
       <w:cols w:space="720"/>
       <w:docGrid w:linePitch="360"/>
     </w:sectPr>
